--- a/Received/lkg/L.K.G, nepali.docx
+++ b/Received/lkg/L.K.G, nepali.docx
@@ -1,232 +1,1448 @@
 
 <file path=word/document.xml><?xml version="1.0" encoding="utf-8"?>
-<w:document xmlns:wpc="http://schemas.microsoft.com/office/word/2010/wordprocessingCanvas" xmlns:mc="http://schemas.openxmlformats.org/markup-compatibility/2006" xmlns:o="urn:schemas-microsoft-com:office:office" xmlns:r="http://schemas.openxmlformats.org/officeDocument/2006/relationships" xmlns:m="http://schemas.openxmlformats.org/officeDocument/2006/math" xmlns:v="urn:schemas-microsoft-com:vml" xmlns:wp14="http://schemas.microsoft.com/office/word/2010/wordprocessingDrawing" xmlns:wp="http://schemas.openxmlformats.org/drawingml/2006/wordprocessingDrawing" xmlns:w10="urn:schemas-microsoft-com:office:word" xmlns:w="http://schemas.openxmlformats.org/wordprocessingml/2006/main" xmlns:w14="http://schemas.microsoft.com/office/word/2010/wordml" xmlns:w15="http://schemas.microsoft.com/office/word/2012/wordml" xmlns:wpg="http://schemas.microsoft.com/office/word/2010/wordprocessingGroup" xmlns:wpi="http://schemas.microsoft.com/office/word/2010/wordprocessingInk" xmlns:wne="http://schemas.microsoft.com/office/word/2006/wordml" xmlns:wps="http://schemas.microsoft.com/office/word/2010/wordprocessingShape" mc:Ignorable="w14 w15 wp14">
+<w:document xmlns:wpc="http://schemas.microsoft.com/office/word/2010/wordprocessingCanvas" xmlns:cx="http://schemas.microsoft.com/office/drawing/2014/chartex" xmlns:cx1="http://schemas.microsoft.com/office/drawing/2015/9/8/chartex" xmlns:cx2="http://schemas.microsoft.com/office/drawing/2015/10/21/chartex" xmlns:cx3="http://schemas.microsoft.com/office/drawing/2016/5/9/chartex" xmlns:cx4="http://schemas.microsoft.com/office/drawing/2016/5/10/chartex" xmlns:cx5="http://schemas.microsoft.com/office/drawing/2016/5/11/chartex" xmlns:cx6="http://schemas.microsoft.com/office/drawing/2016/5/12/chartex" xmlns:cx7="http://schemas.microsoft.com/office/drawing/2016/5/13/chartex" xmlns:cx8="http://schemas.microsoft.com/office/drawing/2016/5/14/chartex" xmlns:mc="http://schemas.openxmlformats.org/markup-compatibility/2006" xmlns:aink="http://schemas.microsoft.com/office/drawing/2016/ink" xmlns:am3d="http://schemas.microsoft.com/office/drawing/2017/model3d" xmlns:o="urn:schemas-microsoft-com:office:office" xmlns:oel="http://schemas.microsoft.com/office/2019/extlst" xmlns:r="http://schemas.openxmlformats.org/officeDocument/2006/relationships" xmlns:m="http://schemas.openxmlformats.org/officeDocument/2006/math" xmlns:v="urn:schemas-microsoft-com:vml" xmlns:wp14="http://schemas.microsoft.com/office/word/2010/wordprocessingDrawing" xmlns:wp="http://schemas.openxmlformats.org/drawingml/2006/wordprocessingDrawing" xmlns:w10="urn:schemas-microsoft-com:office:word" xmlns:w="http://schemas.openxmlformats.org/wordprocessingml/2006/main" xmlns:w14="http://schemas.microsoft.com/office/word/2010/wordml" xmlns:w15="http://schemas.microsoft.com/office/word/2012/wordml" xmlns:w16cex="http://schemas.microsoft.com/office/word/2018/wordml/cex" xmlns:w16cid="http://schemas.microsoft.com/office/word/2016/wordml/cid" xmlns:w16="http://schemas.microsoft.com/office/word/2018/wordml" xmlns:w16du="http://schemas.microsoft.com/office/word/2023/wordml/word16du" xmlns:w16sdtdh="http://schemas.microsoft.com/office/word/2020/wordml/sdtdatahash" xmlns:w16sdtfl="http://schemas.microsoft.com/office/word/2024/wordml/sdtformatlock" xmlns:w16se="http://schemas.microsoft.com/office/word/2015/wordml/symex" xmlns:wpg="http://schemas.microsoft.com/office/word/2010/wordprocessingGroup" xmlns:wpi="http://schemas.microsoft.com/office/word/2010/wordprocessingInk" xmlns:wne="http://schemas.microsoft.com/office/word/2006/wordml" xmlns:wps="http://schemas.microsoft.com/office/word/2010/wordprocessingShape" mc:Ignorable="w14 w15 w16se w16cid w16 w16cex w16sdtdh w16sdtfl w16du wp14">
   <w:body>
     <w:p>
       <w:pPr>
         <w:tabs>
-          <w:tab w:val="center" w:pos="5220"/>
-          <w:tab w:val="right" w:pos="10530"/>
+          <w:tab w:val="left" w:pos="180"/>
         </w:tabs>
-        <w:jc w:val="both"/>
-        <w:rPr>
-          <w:rFonts w:ascii="Preeti" w:hAnsi="Preeti"/>
-          <w:b/>
-          <w:sz w:val="42"/>
-          <w:szCs w:val="42"/>
-        </w:rPr>
+        <w:spacing w:after="0" w:line="240" w:lineRule="auto"/>
       </w:pPr>
       <w:r>
         <w:rPr>
           <w:rFonts w:ascii="Preeti" w:hAnsi="Preeti"/>
           <w:b/>
-          <w:sz w:val="42"/>
-          <w:szCs w:val="42"/>
-        </w:rPr>
-        <w:t>sIff M Pn= s]= hL</w:t>
-      </w:r>
-      <w:r>
-        <w:rPr>
-          <w:rFonts w:ascii="Preeti" w:hAnsi="Preeti"/>
-          <w:b/>
-          <w:sz w:val="42"/>
-          <w:szCs w:val="42"/>
-        </w:rPr>
-        <w:tab/>
-        <w:t xml:space="preserve">;do M </w:t>
-      </w:r>
-      <w:r>
-        <w:rPr>
-          <w:rFonts w:ascii="Preeti" w:hAnsi="Preeti"/>
-          <w:b/>
-          <w:color w:val="FF0000"/>
-          <w:sz w:val="42"/>
-          <w:szCs w:val="42"/>
-        </w:rPr>
-        <w:t xml:space="preserve">@ </w:t>
-      </w:r>
-      <w:r>
-        <w:rPr>
-          <w:rFonts w:ascii="Preeti" w:hAnsi="Preeti"/>
-          <w:b/>
-          <w:color w:val="000000" w:themeColor="text1"/>
-          <w:sz w:val="42"/>
-          <w:szCs w:val="42"/>
-        </w:rPr>
-        <w:t>306f</w:t>
-      </w:r>
-      <w:r>
-        <w:rPr>
-          <w:rFonts w:ascii="Preeti" w:hAnsi="Preeti"/>
-          <w:b/>
-          <w:sz w:val="42"/>
-          <w:szCs w:val="42"/>
-        </w:rPr>
-        <w:tab/>
-        <w:t>k"0ff{ª\s M %)</w:t>
-      </w:r>
-    </w:p>
-    <w:p>
-      <w:pPr>
-        <w:tabs>
-          <w:tab w:val="right" w:pos="10530"/>
-        </w:tabs>
-        <w:jc w:val="both"/>
-        <w:rPr>
-          <w:rFonts w:ascii="Preeti" w:hAnsi="Preeti"/>
-          <w:b/>
-          <w:sz w:val="42"/>
-          <w:szCs w:val="42"/>
-        </w:rPr>
-      </w:pPr>
-      <w:r>
-        <w:rPr>
-          <w:rFonts w:ascii="Preeti" w:hAnsi="Preeti"/>
-          <w:b/>
-          <w:sz w:val="42"/>
-          <w:szCs w:val="42"/>
-        </w:rPr>
-        <w:t>ljifo M g]kfnL</w:t>
-      </w:r>
-      <w:r>
-        <w:rPr>
-          <w:rFonts w:ascii="Preeti" w:hAnsi="Preeti"/>
-          <w:b/>
-          <w:sz w:val="42"/>
-          <w:szCs w:val="42"/>
-        </w:rPr>
-        <w:tab/>
-        <w:t>pQL0ff{ªs M</w:t>
-      </w:r>
-      <w:r>
-        <w:rPr>
-          <w:rFonts w:ascii="Preeti" w:hAnsi="Preeti"/>
-          <w:sz w:val="42"/>
-          <w:szCs w:val="42"/>
-        </w:rPr>
-        <w:t xml:space="preserve"> </w:t>
-      </w:r>
-      <w:r>
-        <w:rPr>
-          <w:rFonts w:ascii="Preeti" w:hAnsi="Preeti"/>
-          <w:b/>
-          <w:sz w:val="42"/>
-          <w:szCs w:val="42"/>
-        </w:rPr>
-        <w:t>!*</w:t>
-      </w:r>
-    </w:p>
-    <w:p>
-      <w:pPr>
-        <w:tabs>
-          <w:tab w:val="right" w:pos="10530"/>
-        </w:tabs>
-        <w:jc w:val="both"/>
-        <w:rPr>
-          <w:rFonts w:ascii="Preeti" w:hAnsi="Preeti"/>
-          <w:b/>
-          <w:sz w:val="42"/>
-          <w:szCs w:val="42"/>
-        </w:rPr>
-      </w:pPr>
-      <w:r>
-        <w:rPr>
-          <w:rFonts w:ascii="Preeti" w:hAnsi="Preeti"/>
-          <w:b/>
-          <w:sz w:val="42"/>
-          <w:szCs w:val="42"/>
-        </w:rPr>
-        <w:t xml:space="preserve">gfd M ============================================================= </w:t>
-      </w:r>
-      <w:r>
-        <w:rPr>
-          <w:rFonts w:ascii="Preeti" w:hAnsi="Preeti"/>
-          <w:b/>
-          <w:sz w:val="42"/>
-          <w:szCs w:val="42"/>
-        </w:rPr>
-        <w:tab/>
-        <w:t>/f]n g+= M ================</w:t>
-      </w:r>
-    </w:p>
-    <w:p>
-      <w:pPr>
-        <w:tabs>
-          <w:tab w:val="right" w:pos="10530"/>
-        </w:tabs>
-        <w:jc w:val="both"/>
-        <w:rPr>
-          <w:rFonts w:ascii="Preeti" w:hAnsi="Preeti"/>
-          <w:sz w:val="42"/>
-          <w:szCs w:val="42"/>
-        </w:rPr>
-      </w:pPr>
-      <w:r>
-        <w:rPr>
-          <w:rFonts w:ascii="Preeti" w:hAnsi="Preeti"/>
+          <w:bCs/>
           <w:noProof/>
-          <w:sz w:val="42"/>
-          <w:szCs w:val="42"/>
+          <w:sz w:val="40"/>
+          <w:szCs w:val="40"/>
         </w:rPr>
         <mc:AlternateContent>
           <mc:Choice Requires="wps">
             <w:drawing>
-              <wp:anchor distT="0" distB="0" distL="114300" distR="114300" simplePos="0" relativeHeight="251657216" behindDoc="0" locked="0" layoutInCell="1" allowOverlap="1">
+              <wp:anchor distT="45720" distB="45720" distL="114300" distR="114300" simplePos="0" relativeHeight="251771904" behindDoc="0" locked="0" layoutInCell="1" allowOverlap="1" wp14:anchorId="658634D6" wp14:editId="68A5F2DF">
                 <wp:simplePos x="0" y="0"/>
                 <wp:positionH relativeFrom="column">
-                  <wp:posOffset>-20955</wp:posOffset>
+                  <wp:posOffset>5833110</wp:posOffset>
                 </wp:positionH>
                 <wp:positionV relativeFrom="paragraph">
-                  <wp:posOffset>125730</wp:posOffset>
+                  <wp:posOffset>328295</wp:posOffset>
                 </wp:positionV>
-                <wp:extent cx="6734175" cy="0"/>
-                <wp:effectExtent l="0" t="0" r="28575" b="19050"/>
+                <wp:extent cx="897147" cy="1404620"/>
+                <wp:effectExtent l="0" t="0" r="0" b="0"/>
                 <wp:wrapNone/>
-                <wp:docPr id="25" name="Straight Connector 25"/>
-                <wp:cNvGraphicFramePr/>
+                <wp:docPr id="217" name="Text Box 2"/>
+                <wp:cNvGraphicFramePr>
+                  <a:graphicFrameLocks xmlns:a="http://schemas.openxmlformats.org/drawingml/2006/main"/>
+                </wp:cNvGraphicFramePr>
                 <a:graphic xmlns:a="http://schemas.openxmlformats.org/drawingml/2006/main">
                   <a:graphicData uri="http://schemas.microsoft.com/office/word/2010/wordprocessingShape">
                     <wps:wsp>
-                      <wps:cNvCnPr/>
-                      <wps:spPr>
+                      <wps:cNvSpPr txBox="1">
+                        <a:spLocks noChangeArrowheads="1"/>
+                      </wps:cNvSpPr>
+                      <wps:spPr bwMode="auto">
                         <a:xfrm>
                           <a:off x="0" y="0"/>
-                          <a:ext cx="6734175" cy="0"/>
+                          <a:ext cx="897147" cy="1404620"/>
                         </a:xfrm>
-                        <a:prstGeom prst="line">
+                        <a:prstGeom prst="rect">
                           <a:avLst/>
                         </a:prstGeom>
-                        <a:ln w="12700"/>
+                        <a:noFill/>
+                        <a:ln w="9525">
+                          <a:noFill/>
+                          <a:miter lim="800000"/>
+                          <a:headEnd/>
+                          <a:tailEnd/>
+                        </a:ln>
                       </wps:spPr>
-                      <wps:style>
-                        <a:lnRef idx="1">
-                          <a:schemeClr val="dk1"/>
-                        </a:lnRef>
-                        <a:fillRef idx="0">
-                          <a:schemeClr val="dk1"/>
-                        </a:fillRef>
-                        <a:effectRef idx="0">
-                          <a:schemeClr val="dk1"/>
-                        </a:effectRef>
-                        <a:fontRef idx="minor">
-                          <a:schemeClr val="tx1"/>
-                        </a:fontRef>
-                      </wps:style>
-                      <wps:bodyPr/>
+                      <wps:txbx>
+                        <w:txbxContent>
+                          <w:p>
+                            <w:r>
+                              <w:rPr>
+                                <w:rFonts w:ascii="Times New Roman" w:hAnsi="Times New Roman" w:cs="Times New Roman"/>
+                                <w:b/>
+                                <w:bCs/>
+                                <w:sz w:val="32"/>
+                                <w:szCs w:val="32"/>
+                              </w:rPr>
+                              <w:t>D-</w:t>
+                            </w:r>
+                            <w:r>
+                              <w:rPr>
+                                <w:rFonts w:ascii="Times New Roman" w:hAnsi="Times New Roman" w:cs="Times New Roman"/>
+                                <w:b/>
+                                <w:bCs/>
+                                <w:sz w:val="32"/>
+                                <w:szCs w:val="32"/>
+                              </w:rPr>
+                              <w:t>18</w:t>
+                            </w:r>
+                          </w:p>
+                        </w:txbxContent>
+                      </wps:txbx>
+                      <wps:bodyPr rot="0" vert="horz" wrap="square" lIns="91440" tIns="45720" rIns="91440" bIns="45720" anchor="t" anchorCtr="0">
+                        <a:spAutoFit/>
+                      </wps:bodyPr>
                     </wps:wsp>
                   </a:graphicData>
                 </a:graphic>
+                <wp14:sizeRelH relativeFrom="margin">
+                  <wp14:pctWidth>0</wp14:pctWidth>
+                </wp14:sizeRelH>
+                <wp14:sizeRelV relativeFrom="margin">
+                  <wp14:pctHeight>20000</wp14:pctHeight>
+                </wp14:sizeRelV>
               </wp:anchor>
             </w:drawing>
           </mc:Choice>
           <mc:Fallback>
             <w:pict>
-              <v:line w14:anchorId="0AA26E9D" id="Straight Connector 25" o:spid="_x0000_s1026" style="position:absolute;z-index:251657216;visibility:visible;mso-wrap-style:square;mso-wrap-distance-left:9pt;mso-wrap-distance-top:0;mso-wrap-distance-right:9pt;mso-wrap-distance-bottom:0;mso-position-horizontal:absolute;mso-position-horizontal-relative:text;mso-position-vertical:absolute;mso-position-vertical-relative:text" from="-1.65pt,9.9pt" to="528.6pt,9.9pt" o:gfxdata="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" strokecolor="black [3040]" strokeweight="1pt"/>
+              <v:shapetype w14:anchorId="658634D6" id="_x0000_t202" coordsize="21600,21600" o:spt="202" path="m,l,21600r21600,l21600,xe">
+                <v:stroke joinstyle="miter"/>
+                <v:path gradientshapeok="t" o:connecttype="rect"/>
+              </v:shapetype>
+              <v:shape id="Text Box 2" o:spid="_x0000_s1026" type="#_x0000_t202" style="position:absolute;margin-left:459.3pt;margin-top:25.85pt;width:70.65pt;height:110.6pt;z-index:251771904;visibility:visible;mso-wrap-style:square;mso-width-percent:0;mso-height-percent:200;mso-wrap-distance-left:9pt;mso-wrap-distance-top:3.6pt;mso-wrap-distance-right:9pt;mso-wrap-distance-bottom:3.6pt;mso-position-horizontal:absolute;mso-position-horizontal-relative:text;mso-position-vertical:absolute;mso-position-vertical-relative:text;mso-width-percent:0;mso-height-percent:200;mso-width-relative:margin;mso-height-relative:margin;v-text-anchor:top" o:gfxdata="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" filled="f" stroked="f">
+                <v:textbox style="mso-fit-shape-to-text:t">
+                  <w:txbxContent>
+                    <w:p>
+                      <w:r>
+                        <w:rPr>
+                          <w:rFonts w:ascii="Times New Roman" w:hAnsi="Times New Roman" w:cs="Times New Roman"/>
+                          <w:b/>
+                          <w:bCs/>
+                          <w:sz w:val="32"/>
+                          <w:szCs w:val="32"/>
+                        </w:rPr>
+                        <w:t>D-</w:t>
+                      </w:r>
+                      <w:r>
+                        <w:rPr>
+                          <w:rFonts w:ascii="Times New Roman" w:hAnsi="Times New Roman" w:cs="Times New Roman"/>
+                          <w:b/>
+                          <w:bCs/>
+                          <w:sz w:val="32"/>
+                          <w:szCs w:val="32"/>
+                        </w:rPr>
+                        <w:t>18</w:t>
+                      </w:r>
+                    </w:p>
+                  </w:txbxContent>
+                </v:textbox>
+              </v:shape>
             </w:pict>
           </mc:Fallback>
         </mc:AlternateContent>
       </w:r>
+      <w:bookmarkStart w:id="0" w:name="_Hlk192071677"/>
     </w:p>
+    <w:p>
+      <w:pPr>
+        <w:tabs>
+          <w:tab w:val="left" w:pos="180"/>
+        </w:tabs>
+        <w:spacing w:after="0" w:line="240" w:lineRule="auto"/>
+        <w:jc w:val="center"/>
+        <w:rPr>
+          <w:rFonts w:ascii="Times New Roman" w:hAnsi="Times New Roman" w:cs="Times New Roman"/>
+          <w:b/>
+          <w:bCs/>
+          <w:sz w:val="32"/>
+          <w:szCs w:val="32"/>
+        </w:rPr>
+      </w:pPr>
+      <w:r>
+        <w:rPr>
+          <w:rFonts w:ascii="Preeti" w:hAnsi="Preeti"/>
+          <w:b/>
+          <w:bCs/>
+          <w:noProof/>
+          <w:sz w:val="36"/>
+        </w:rPr>
+        <w:drawing>
+          <wp:anchor distT="0" distB="0" distL="114300" distR="114300" simplePos="0" relativeHeight="251770880" behindDoc="0" locked="0" layoutInCell="1" allowOverlap="1" wp14:anchorId="41633BE3" wp14:editId="16FD5C5E">
+            <wp:simplePos x="0" y="0"/>
+            <wp:positionH relativeFrom="column">
+              <wp:posOffset>-84</wp:posOffset>
+            </wp:positionH>
+            <wp:positionV relativeFrom="paragraph">
+              <wp:posOffset>50165</wp:posOffset>
+            </wp:positionV>
+            <wp:extent cx="486410" cy="539870"/>
+            <wp:effectExtent l="0" t="0" r="8890" b="0"/>
+            <wp:wrapNone/>
+            <wp:docPr id="16" name="Picture 1"/>
+            <wp:cNvGraphicFramePr>
+              <a:graphicFrameLocks xmlns:a="http://schemas.openxmlformats.org/drawingml/2006/main" noChangeAspect="1"/>
+            </wp:cNvGraphicFramePr>
+            <a:graphic xmlns:a="http://schemas.openxmlformats.org/drawingml/2006/main">
+              <a:graphicData uri="http://schemas.openxmlformats.org/drawingml/2006/picture">
+                <pic:pic xmlns:pic="http://schemas.openxmlformats.org/drawingml/2006/picture">
+                  <pic:nvPicPr>
+                    <pic:cNvPr id="16" name="Picture 16"/>
+                    <pic:cNvPicPr/>
+                  </pic:nvPicPr>
+                  <pic:blipFill>
+                    <a:blip r:embed="rId8" cstate="print">
+                      <a:extLst>
+                        <a:ext uri="{28A0092B-C50C-407E-A947-70E740481C1C}">
+                          <a14:useLocalDpi xmlns:a14="http://schemas.microsoft.com/office/drawing/2010/main" val="0"/>
+                        </a:ext>
+                      </a:extLst>
+                    </a:blip>
+                    <a:stretch>
+                      <a:fillRect/>
+                    </a:stretch>
+                  </pic:blipFill>
+                  <pic:spPr>
+                    <a:xfrm>
+                      <a:off x="0" y="0"/>
+                      <a:ext cx="486410" cy="539870"/>
+                    </a:xfrm>
+                    <a:prstGeom prst="rect">
+                      <a:avLst/>
+                    </a:prstGeom>
+                  </pic:spPr>
+                </pic:pic>
+              </a:graphicData>
+            </a:graphic>
+            <wp14:sizeRelH relativeFrom="margin">
+              <wp14:pctWidth>0</wp14:pctWidth>
+            </wp14:sizeRelH>
+            <wp14:sizeRelV relativeFrom="margin">
+              <wp14:pctHeight>0</wp14:pctHeight>
+            </wp14:sizeRelV>
+          </wp:anchor>
+        </w:drawing>
+      </w:r>
+      <w:proofErr w:type="spellStart"/>
+      <w:r>
+        <w:rPr>
+          <w:rFonts w:ascii="Preeti" w:hAnsi="Preeti"/>
+          <w:b/>
+          <w:bCs/>
+          <w:sz w:val="40"/>
+          <w:szCs w:val="40"/>
+        </w:rPr>
+        <w:t>u|</w:t>
+      </w:r>
+      <w:proofErr w:type="gramStart"/>
+      <w:r>
+        <w:rPr>
+          <w:rFonts w:ascii="Preeti" w:hAnsi="Preeti"/>
+          <w:b/>
+          <w:bCs/>
+          <w:sz w:val="40"/>
+          <w:szCs w:val="40"/>
+        </w:rPr>
+        <w:t>Lg</w:t>
+      </w:r>
+      <w:proofErr w:type="spellEnd"/>
+      <w:r>
+        <w:rPr>
+          <w:rFonts w:ascii="Preeti" w:hAnsi="Preeti"/>
+          <w:b/>
+          <w:bCs/>
+          <w:sz w:val="40"/>
+          <w:szCs w:val="40"/>
+        </w:rPr>
+        <w:t xml:space="preserve"> ;f];fO</w:t>
+      </w:r>
+      <w:proofErr w:type="gramEnd"/>
+      <w:r>
+        <w:rPr>
+          <w:rFonts w:ascii="Preeti" w:hAnsi="Preeti"/>
+          <w:b/>
+          <w:bCs/>
+          <w:sz w:val="40"/>
+          <w:szCs w:val="40"/>
+        </w:rPr>
+        <w:t xml:space="preserve">6L </w:t>
+      </w:r>
+      <w:proofErr w:type="spellStart"/>
+      <w:proofErr w:type="gramStart"/>
+      <w:r>
+        <w:rPr>
+          <w:rFonts w:ascii="Preeti" w:hAnsi="Preeti"/>
+          <w:b/>
+          <w:bCs/>
+          <w:sz w:val="40"/>
+          <w:szCs w:val="40"/>
+        </w:rPr>
+        <w:t>klAns</w:t>
+      </w:r>
+      <w:proofErr w:type="spellEnd"/>
+      <w:r>
+        <w:rPr>
+          <w:rFonts w:ascii="Preeti" w:hAnsi="Preeti"/>
+          <w:b/>
+          <w:bCs/>
+          <w:sz w:val="40"/>
+          <w:szCs w:val="40"/>
+        </w:rPr>
+        <w:t xml:space="preserve"> :</w:t>
+      </w:r>
+      <w:proofErr w:type="spellStart"/>
+      <w:r>
+        <w:rPr>
+          <w:rFonts w:ascii="Preeti" w:hAnsi="Preeti"/>
+          <w:b/>
+          <w:bCs/>
+          <w:sz w:val="40"/>
+          <w:szCs w:val="40"/>
+        </w:rPr>
+        <w:t>s'n</w:t>
+      </w:r>
+      <w:proofErr w:type="spellEnd"/>
+      <w:proofErr w:type="gramEnd"/>
+    </w:p>
+    <w:p>
+      <w:pPr>
+        <w:tabs>
+          <w:tab w:val="left" w:pos="180"/>
+        </w:tabs>
+        <w:spacing w:after="0" w:line="240" w:lineRule="auto"/>
+        <w:jc w:val="center"/>
+      </w:pPr>
+      <w:r>
+        <w:rPr>
+          <w:rFonts w:ascii="Preeti" w:hAnsi="Preeti"/>
+          <w:b/>
+          <w:sz w:val="28"/>
+          <w:szCs w:val="28"/>
+        </w:rPr>
+        <w:t>/</w:t>
+      </w:r>
+      <w:proofErr w:type="spellStart"/>
+      <w:r>
+        <w:rPr>
+          <w:rFonts w:ascii="Preeti" w:hAnsi="Preeti"/>
+          <w:b/>
+          <w:sz w:val="28"/>
+          <w:szCs w:val="28"/>
+        </w:rPr>
+        <w:t>Tggu</w:t>
+      </w:r>
+      <w:proofErr w:type="spellEnd"/>
+      <w:r>
+        <w:rPr>
+          <w:rFonts w:ascii="Preeti" w:hAnsi="Preeti"/>
+          <w:b/>
+          <w:sz w:val="28"/>
+          <w:szCs w:val="28"/>
+        </w:rPr>
+        <w:t>/–&amp;</w:t>
+      </w:r>
+      <w:proofErr w:type="gramStart"/>
+      <w:r>
+        <w:rPr>
+          <w:rFonts w:ascii="Preeti" w:hAnsi="Preeti"/>
+          <w:b/>
+          <w:sz w:val="28"/>
+          <w:szCs w:val="28"/>
+        </w:rPr>
+        <w:t>, ;f</w:t>
+      </w:r>
+      <w:proofErr w:type="gramEnd"/>
+      <w:r>
+        <w:rPr>
+          <w:rFonts w:ascii="Preeti" w:hAnsi="Preeti"/>
+          <w:b/>
+          <w:sz w:val="28"/>
+          <w:szCs w:val="28"/>
+        </w:rPr>
+        <w:t>}/</w:t>
+      </w:r>
+      <w:proofErr w:type="spellStart"/>
+      <w:r>
+        <w:rPr>
+          <w:rFonts w:ascii="Preeti" w:hAnsi="Preeti"/>
+          <w:b/>
+          <w:sz w:val="28"/>
+          <w:szCs w:val="28"/>
+        </w:rPr>
+        <w:t>fxf</w:t>
+      </w:r>
+      <w:proofErr w:type="spellEnd"/>
+      <w:r>
+        <w:rPr>
+          <w:rFonts w:ascii="Preeti" w:hAnsi="Preeti"/>
+          <w:b/>
+          <w:sz w:val="28"/>
+          <w:szCs w:val="28"/>
+        </w:rPr>
+        <w:t xml:space="preserve"> </w:t>
+      </w:r>
+      <w:proofErr w:type="spellStart"/>
+      <w:r>
+        <w:rPr>
+          <w:rFonts w:ascii="Preeti" w:hAnsi="Preeti"/>
+          <w:b/>
+          <w:sz w:val="28"/>
+          <w:szCs w:val="28"/>
+        </w:rPr>
+        <w:t>lrtjg</w:t>
+      </w:r>
+      <w:proofErr w:type="spellEnd"/>
+    </w:p>
+    <w:p>
+      <w:pPr>
+        <w:tabs>
+          <w:tab w:val="left" w:pos="180"/>
+        </w:tabs>
+        <w:spacing w:after="0" w:line="240" w:lineRule="auto"/>
+        <w:jc w:val="center"/>
+      </w:pPr>
+      <w:proofErr w:type="gramStart"/>
+      <w:r>
+        <w:rPr>
+          <w:rFonts w:ascii="Preeti" w:hAnsi="Preeti"/>
+          <w:b/>
+          <w:sz w:val="36"/>
+          <w:szCs w:val="36"/>
+          <w:u w:val="single"/>
+        </w:rPr>
+        <w:t>t];|</w:t>
+      </w:r>
+      <w:proofErr w:type="gramEnd"/>
+      <w:r>
+        <w:rPr>
+          <w:rFonts w:ascii="Preeti" w:hAnsi="Preeti"/>
+          <w:b/>
+          <w:sz w:val="36"/>
+          <w:szCs w:val="36"/>
+          <w:u w:val="single"/>
+        </w:rPr>
+        <w:t>f]</w:t>
+      </w:r>
+      <w:r>
+        <w:rPr>
+          <w:rFonts w:ascii="Preeti" w:hAnsi="Preeti"/>
+          <w:b/>
+          <w:sz w:val="36"/>
+          <w:szCs w:val="36"/>
+          <w:u w:val="single"/>
+        </w:rPr>
+        <w:t xml:space="preserve"> </w:t>
+      </w:r>
+      <w:proofErr w:type="gramStart"/>
+      <w:r>
+        <w:rPr>
+          <w:rFonts w:ascii="Preeti" w:hAnsi="Preeti"/>
+          <w:b/>
+          <w:sz w:val="36"/>
+          <w:szCs w:val="36"/>
+          <w:u w:val="single"/>
+        </w:rPr>
+        <w:t>q}</w:t>
+      </w:r>
+      <w:proofErr w:type="spellStart"/>
+      <w:r>
+        <w:rPr>
+          <w:rFonts w:ascii="Preeti" w:hAnsi="Preeti"/>
+          <w:b/>
+          <w:sz w:val="36"/>
+          <w:szCs w:val="36"/>
+          <w:u w:val="single"/>
+        </w:rPr>
+        <w:t>dfl</w:t>
+      </w:r>
+      <w:proofErr w:type="gramEnd"/>
+      <w:r>
+        <w:rPr>
+          <w:rFonts w:ascii="Preeti" w:hAnsi="Preeti"/>
+          <w:b/>
+          <w:sz w:val="36"/>
+          <w:szCs w:val="36"/>
+          <w:u w:val="single"/>
+        </w:rPr>
+        <w:t>;s</w:t>
+      </w:r>
+      <w:proofErr w:type="spellEnd"/>
+      <w:r>
+        <w:rPr>
+          <w:rFonts w:ascii="Preeti" w:hAnsi="Preeti" w:cs="Times New Roman"/>
+          <w:bCs/>
+          <w:sz w:val="36"/>
+          <w:szCs w:val="36"/>
+          <w:u w:val="single"/>
+          <w:lang w:eastAsia="zh-CN"/>
+        </w:rPr>
+        <w:t xml:space="preserve"> </w:t>
+      </w:r>
+      <w:r>
+        <w:rPr>
+          <w:rFonts w:ascii="Mangal" w:hAnsi="Mangal" w:cs="Kokila" w:hint="cs"/>
+          <w:bCs/>
+          <w:noProof/>
+          <w:sz w:val="36"/>
+          <w:szCs w:val="36"/>
+          <w:u w:val="single"/>
+          <w:cs/>
+        </w:rPr>
+        <w:t>परीक्षा</w:t>
+      </w:r>
+      <w:r>
+        <w:rPr>
+          <w:rFonts w:ascii="Preeti" w:hAnsi="Preeti"/>
+          <w:b/>
+          <w:noProof/>
+          <w:sz w:val="36"/>
+          <w:szCs w:val="36"/>
+          <w:u w:val="single"/>
+        </w:rPr>
+        <w:t>—@)*</w:t>
+      </w:r>
+      <w:r>
+        <w:rPr>
+          <w:rFonts w:ascii="Preeti" w:hAnsi="Preeti"/>
+          <w:b/>
+          <w:noProof/>
+          <w:sz w:val="36"/>
+          <w:szCs w:val="36"/>
+          <w:u w:val="single"/>
+        </w:rPr>
+        <w:t>@</w:t>
+      </w:r>
+    </w:p>
+    <w:p>
+      <w:pPr>
+        <w:pBdr>
+          <w:bottom w:val="single" w:sz="6" w:space="1" w:color="auto"/>
+        </w:pBdr>
+        <w:tabs>
+          <w:tab w:val="left" w:pos="180"/>
+        </w:tabs>
+        <w:spacing w:after="0" w:line="240" w:lineRule="auto"/>
+        <w:jc w:val="both"/>
+        <w:rPr>
+          <w:rFonts w:ascii="Preeti" w:hAnsi="Preeti"/>
+          <w:b/>
+          <w:sz w:val="32"/>
+          <w:szCs w:val="32"/>
+        </w:rPr>
+      </w:pPr>
+      <w:proofErr w:type="spellStart"/>
+      <w:r>
+        <w:rPr>
+          <w:rFonts w:ascii="Preeti" w:hAnsi="Preeti"/>
+          <w:b/>
+          <w:bCs/>
+          <w:sz w:val="36"/>
+        </w:rPr>
+        <w:t>sIff</w:t>
+      </w:r>
+      <w:proofErr w:type="spellEnd"/>
+      <w:r>
+        <w:rPr>
+          <w:rFonts w:ascii="Preeti" w:hAnsi="Preeti"/>
+          <w:b/>
+          <w:bCs/>
+          <w:sz w:val="36"/>
+        </w:rPr>
+        <w:t xml:space="preserve"> M–</w:t>
+      </w:r>
+      <w:r>
+        <w:rPr>
+          <w:rFonts w:ascii="Preeti" w:hAnsi="Preeti"/>
+          <w:b/>
+          <w:bCs/>
+          <w:sz w:val="36"/>
+        </w:rPr>
+        <w:t xml:space="preserve"> </w:t>
+      </w:r>
+      <w:proofErr w:type="spellStart"/>
+      <w:r>
+        <w:rPr>
+          <w:rFonts w:ascii="Preeti" w:hAnsi="Preeti"/>
+          <w:b/>
+          <w:sz w:val="42"/>
+          <w:szCs w:val="42"/>
+        </w:rPr>
+        <w:t>Pn</w:t>
+      </w:r>
+      <w:proofErr w:type="spellEnd"/>
+      <w:r>
+        <w:rPr>
+          <w:rFonts w:ascii="Preeti" w:hAnsi="Preeti"/>
+          <w:b/>
+          <w:sz w:val="42"/>
+          <w:szCs w:val="42"/>
+        </w:rPr>
+        <w:t xml:space="preserve">= </w:t>
+      </w:r>
+      <w:proofErr w:type="gramStart"/>
+      <w:r>
+        <w:rPr>
+          <w:rFonts w:ascii="Preeti" w:hAnsi="Preeti"/>
+          <w:b/>
+          <w:sz w:val="42"/>
+          <w:szCs w:val="42"/>
+        </w:rPr>
+        <w:t>s]=</w:t>
+      </w:r>
+      <w:proofErr w:type="gramEnd"/>
+      <w:r>
+        <w:rPr>
+          <w:rFonts w:ascii="Preeti" w:hAnsi="Preeti"/>
+          <w:b/>
+          <w:sz w:val="42"/>
+          <w:szCs w:val="42"/>
+        </w:rPr>
+        <w:t xml:space="preserve"> </w:t>
+      </w:r>
+      <w:proofErr w:type="spellStart"/>
+      <w:r>
+        <w:rPr>
+          <w:rFonts w:ascii="Preeti" w:hAnsi="Preeti"/>
+          <w:b/>
+          <w:sz w:val="42"/>
+          <w:szCs w:val="42"/>
+        </w:rPr>
+        <w:t>hL</w:t>
+      </w:r>
+      <w:proofErr w:type="spellEnd"/>
+      <w:r>
+        <w:rPr>
+          <w:rFonts w:ascii="Times New Roman" w:hAnsi="Times New Roman"/>
+          <w:b/>
+          <w:bCs/>
+          <w:sz w:val="20"/>
+          <w:szCs w:val="16"/>
+        </w:rPr>
+        <w:tab/>
+      </w:r>
+      <w:r>
+        <w:rPr>
+          <w:rFonts w:ascii="Times New Roman" w:hAnsi="Times New Roman"/>
+          <w:b/>
+          <w:sz w:val="20"/>
+        </w:rPr>
+        <w:t xml:space="preserve">        </w:t>
+      </w:r>
+      <w:r>
+        <w:rPr>
+          <w:rFonts w:ascii="Times New Roman" w:hAnsi="Times New Roman"/>
+          <w:b/>
+          <w:sz w:val="20"/>
+        </w:rPr>
+        <w:tab/>
+      </w:r>
+      <w:r>
+        <w:rPr>
+          <w:rFonts w:ascii="Times New Roman" w:hAnsi="Times New Roman"/>
+          <w:b/>
+          <w:sz w:val="20"/>
+        </w:rPr>
+        <w:tab/>
+        <w:t xml:space="preserve">      </w:t>
+      </w:r>
+      <w:r>
+        <w:rPr>
+          <w:rFonts w:ascii="Preeti" w:hAnsi="Preeti"/>
+          <w:b/>
+          <w:cs/>
+          <w:lang w:eastAsia="zh-CN" w:bidi="hi-IN"/>
+        </w:rPr>
+        <w:t xml:space="preserve">समय </w:t>
+      </w:r>
+      <w:proofErr w:type="gramStart"/>
+      <w:r>
+        <w:rPr>
+          <w:rFonts w:ascii="Preeti" w:hAnsi="Preeti"/>
+          <w:b/>
+          <w:rtl/>
+          <w:cs/>
+          <w:lang w:eastAsia="zh-CN"/>
+        </w:rPr>
+        <w:t xml:space="preserve">- </w:t>
+      </w:r>
+      <w:r>
+        <w:rPr>
+          <w:rFonts w:ascii="Preeti" w:hAnsi="Preeti" w:hint="cs"/>
+          <w:b/>
+          <w:cs/>
+          <w:lang w:eastAsia="zh-CN" w:bidi="hi-IN"/>
+        </w:rPr>
+        <w:t xml:space="preserve"> </w:t>
+      </w:r>
+      <w:r>
+        <w:rPr>
+          <w:rFonts w:ascii="Preeti" w:hAnsi="Preeti"/>
+          <w:b/>
+          <w:lang w:eastAsia="zh-CN" w:bidi="hi-IN"/>
+        </w:rPr>
+        <w:t>@</w:t>
+      </w:r>
+      <w:proofErr w:type="gramEnd"/>
+      <w:r>
+        <w:rPr>
+          <w:rFonts w:ascii="Preeti" w:hAnsi="Preeti"/>
+          <w:b/>
+          <w:lang w:eastAsia="zh-CN" w:bidi="hi-IN"/>
+        </w:rPr>
+        <w:t xml:space="preserve"> </w:t>
+      </w:r>
+      <w:r>
+        <w:rPr>
+          <w:rFonts w:ascii="Preeti" w:hAnsi="Preeti"/>
+          <w:b/>
+          <w:sz w:val="28"/>
+          <w:szCs w:val="28"/>
+          <w:lang w:eastAsia="zh-CN" w:bidi="hi-IN"/>
+        </w:rPr>
+        <w:t>3+=</w:t>
+      </w:r>
+      <w:r>
+        <w:rPr>
+          <w:rFonts w:ascii="Preeti" w:hAnsi="Preeti"/>
+          <w:bCs/>
+          <w:sz w:val="24"/>
+          <w:szCs w:val="24"/>
+          <w:lang w:eastAsia="zh-CN" w:bidi="hi-IN"/>
+        </w:rPr>
+        <w:t xml:space="preserve">     </w:t>
+      </w:r>
+      <w:r>
+        <w:rPr>
+          <w:rFonts w:ascii="Preeti" w:hAnsi="Preeti"/>
+          <w:bCs/>
+          <w:sz w:val="24"/>
+          <w:szCs w:val="24"/>
+          <w:lang w:eastAsia="zh-CN" w:bidi="hi-IN"/>
+        </w:rPr>
+        <w:tab/>
+      </w:r>
+      <w:r>
+        <w:rPr>
+          <w:rFonts w:ascii="Preeti" w:hAnsi="Preeti"/>
+          <w:bCs/>
+          <w:sz w:val="24"/>
+          <w:szCs w:val="24"/>
+          <w:lang w:eastAsia="zh-CN" w:bidi="hi-IN"/>
+        </w:rPr>
+        <w:tab/>
+      </w:r>
+      <w:r>
+        <w:rPr>
+          <w:rFonts w:ascii="Preeti" w:hAnsi="Preeti"/>
+          <w:bCs/>
+          <w:sz w:val="24"/>
+          <w:szCs w:val="24"/>
+          <w:lang w:eastAsia="zh-CN" w:bidi="hi-IN"/>
+        </w:rPr>
+        <w:tab/>
+      </w:r>
+      <w:r>
+        <w:rPr>
+          <w:rFonts w:ascii="Preeti" w:hAnsi="Preeti"/>
+          <w:bCs/>
+          <w:sz w:val="24"/>
+          <w:szCs w:val="24"/>
+          <w:lang w:eastAsia="zh-CN" w:bidi="hi-IN"/>
+        </w:rPr>
+        <w:tab/>
+      </w:r>
+      <w:r>
+        <w:rPr>
+          <w:rFonts w:ascii="Preeti" w:hAnsi="Preeti"/>
+          <w:bCs/>
+          <w:sz w:val="24"/>
+          <w:szCs w:val="24"/>
+          <w:lang w:eastAsia="zh-CN" w:bidi="hi-IN"/>
+        </w:rPr>
+        <w:tab/>
+      </w:r>
+      <w:r>
+        <w:rPr>
+          <w:rFonts w:ascii="Preeti" w:hAnsi="Preeti"/>
+          <w:b/>
+          <w:sz w:val="32"/>
+          <w:szCs w:val="32"/>
+        </w:rPr>
+        <w:t>k"0</w:t>
+      </w:r>
+      <w:proofErr w:type="gramStart"/>
+      <w:r>
+        <w:rPr>
+          <w:rFonts w:ascii="Preeti" w:hAnsi="Preeti"/>
+          <w:b/>
+          <w:sz w:val="32"/>
+          <w:szCs w:val="32"/>
+        </w:rPr>
+        <w:t>ff{</w:t>
+      </w:r>
+      <w:proofErr w:type="gramEnd"/>
+      <w:r>
+        <w:rPr>
+          <w:rFonts w:ascii="Preeti" w:hAnsi="Preeti" w:cs="Times New Roman"/>
+          <w:b/>
+          <w:sz w:val="32"/>
+          <w:szCs w:val="32"/>
+          <w:lang w:eastAsia="zh-CN"/>
+        </w:rPr>
+        <w:t>ÍM–</w:t>
+      </w:r>
+      <w:r>
+        <w:rPr>
+          <w:rFonts w:ascii="Preeti" w:hAnsi="Preeti" w:cs="Times New Roman"/>
+          <w:b/>
+          <w:sz w:val="32"/>
+          <w:szCs w:val="32"/>
+          <w:lang w:eastAsia="zh-CN"/>
+        </w:rPr>
+        <w:t xml:space="preserve"> </w:t>
+      </w:r>
+      <w:proofErr w:type="gramStart"/>
+      <w:r>
+        <w:rPr>
+          <w:rFonts w:ascii="Preeti" w:hAnsi="Preeti" w:cs="Times New Roman"/>
+          <w:b/>
+          <w:sz w:val="32"/>
+          <w:szCs w:val="32"/>
+          <w:lang w:eastAsia="zh-CN"/>
+        </w:rPr>
+        <w:t>%)</w:t>
+      </w:r>
+      <w:r>
+        <w:rPr>
+          <w:rFonts w:ascii="Preeti" w:hAnsi="Preeti" w:cs="Times New Roman"/>
+          <w:b/>
+          <w:sz w:val="32"/>
+          <w:szCs w:val="32"/>
+          <w:lang w:eastAsia="zh-CN"/>
+        </w:rPr>
+        <w:t xml:space="preserve"> </w:t>
+      </w:r>
+      <w:r>
+        <w:rPr>
+          <w:rFonts w:ascii="Preeti" w:hAnsi="Preeti"/>
+          <w:bCs/>
+          <w:sz w:val="24"/>
+          <w:szCs w:val="24"/>
+          <w:lang w:eastAsia="zh-CN" w:bidi="hi-IN"/>
+        </w:rPr>
+        <w:t xml:space="preserve">  </w:t>
+      </w:r>
+      <w:proofErr w:type="gramEnd"/>
+      <w:r>
+        <w:rPr>
+          <w:rFonts w:ascii="Preeti" w:hAnsi="Preeti"/>
+          <w:bCs/>
+          <w:sz w:val="24"/>
+          <w:szCs w:val="24"/>
+          <w:lang w:eastAsia="zh-CN" w:bidi="hi-IN"/>
+        </w:rPr>
+        <w:t xml:space="preserve">        </w:t>
+      </w:r>
+      <w:proofErr w:type="spellStart"/>
+      <w:r>
+        <w:rPr>
+          <w:rFonts w:ascii="Preeti" w:hAnsi="Preeti" w:cs="Times New Roman"/>
+          <w:b/>
+          <w:sz w:val="36"/>
+          <w:szCs w:val="36"/>
+          <w:lang w:eastAsia="zh-CN"/>
+        </w:rPr>
+        <w:t>ljifoM</w:t>
+      </w:r>
+      <w:proofErr w:type="spellEnd"/>
+      <w:r>
+        <w:rPr>
+          <w:rFonts w:ascii="Preeti" w:hAnsi="Preeti" w:cs="Times New Roman"/>
+          <w:b/>
+          <w:sz w:val="36"/>
+          <w:szCs w:val="36"/>
+          <w:lang w:eastAsia="zh-CN"/>
+        </w:rPr>
+        <w:t>–</w:t>
+      </w:r>
+      <w:proofErr w:type="gramStart"/>
+      <w:r>
+        <w:rPr>
+          <w:rFonts w:ascii="Preeti" w:hAnsi="Preeti" w:cs="Times New Roman"/>
+          <w:b/>
+          <w:sz w:val="36"/>
+          <w:szCs w:val="36"/>
+          <w:lang w:eastAsia="zh-CN"/>
+        </w:rPr>
+        <w:t>g]</w:t>
+      </w:r>
+      <w:proofErr w:type="spellStart"/>
+      <w:r>
+        <w:rPr>
+          <w:rFonts w:ascii="Preeti" w:hAnsi="Preeti" w:cs="Times New Roman"/>
+          <w:b/>
+          <w:sz w:val="36"/>
+          <w:szCs w:val="36"/>
+          <w:lang w:eastAsia="zh-CN"/>
+        </w:rPr>
+        <w:t>kfnL</w:t>
+      </w:r>
+      <w:proofErr w:type="spellEnd"/>
+      <w:proofErr w:type="gramEnd"/>
+    </w:p>
+    <w:tbl>
+      <w:tblPr>
+        <w:tblStyle w:val="TableGrid"/>
+        <w:tblW w:w="10525" w:type="dxa"/>
+        <w:tblLook w:val="04A0" w:firstRow="1" w:lastRow="0" w:firstColumn="1" w:lastColumn="0" w:noHBand="0" w:noVBand="1"/>
+      </w:tblPr>
+      <w:tblGrid>
+        <w:gridCol w:w="10525"/>
+      </w:tblGrid>
+      <w:tr>
+        <w:tc>
+          <w:tcPr>
+            <w:tcW w:w="10525" w:type="dxa"/>
+            <w:tcBorders>
+              <w:top w:val="single" w:sz="4" w:space="0" w:color="000000" w:themeColor="text1"/>
+              <w:left w:val="single" w:sz="4" w:space="0" w:color="000000" w:themeColor="text1"/>
+              <w:bottom w:val="single" w:sz="4" w:space="0" w:color="000000" w:themeColor="text1"/>
+              <w:right w:val="single" w:sz="4" w:space="0" w:color="000000" w:themeColor="text1"/>
+            </w:tcBorders>
+          </w:tcPr>
+          <w:p>
+            <w:pPr>
+              <w:tabs>
+                <w:tab w:val="left" w:pos="180"/>
+              </w:tabs>
+              <w:rPr>
+                <w:rFonts w:ascii="Times New Roman" w:hAnsi="Times New Roman"/>
+                <w:b/>
+                <w:bCs/>
+                <w:sz w:val="24"/>
+                <w:szCs w:val="24"/>
+              </w:rPr>
+            </w:pPr>
+          </w:p>
+          <w:p>
+            <w:pPr>
+              <w:tabs>
+                <w:tab w:val="left" w:pos="180"/>
+              </w:tabs>
+              <w:rPr>
+                <w:rFonts w:ascii="Preeti" w:hAnsi="Preeti"/>
+                <w:b/>
+                <w:bCs/>
+                <w:sz w:val="40"/>
+                <w:szCs w:val="40"/>
+              </w:rPr>
+            </w:pPr>
+            <w:proofErr w:type="spellStart"/>
+            <w:proofErr w:type="gramStart"/>
+            <w:r>
+              <w:rPr>
+                <w:rFonts w:ascii="Preeti" w:hAnsi="Preeti"/>
+                <w:b/>
+                <w:bCs/>
+                <w:sz w:val="40"/>
+                <w:szCs w:val="40"/>
+              </w:rPr>
+              <w:t>gfd</w:t>
+            </w:r>
+            <w:proofErr w:type="spellEnd"/>
+            <w:r>
+              <w:rPr>
+                <w:rFonts w:ascii="Preeti" w:hAnsi="Preeti"/>
+                <w:b/>
+                <w:bCs/>
+                <w:sz w:val="40"/>
+                <w:szCs w:val="40"/>
+              </w:rPr>
+              <w:t xml:space="preserve"> </w:t>
+            </w:r>
+            <w:r>
+              <w:rPr>
+                <w:rFonts w:ascii="Times New Roman" w:hAnsi="Times New Roman"/>
+                <w:b/>
+                <w:bCs/>
+                <w:sz w:val="40"/>
+                <w:szCs w:val="40"/>
+              </w:rPr>
+              <w:t>:</w:t>
+            </w:r>
+            <w:proofErr w:type="gramEnd"/>
+            <w:r>
+              <w:rPr>
+                <w:rFonts w:ascii="Times New Roman" w:hAnsi="Times New Roman"/>
+                <w:b/>
+                <w:bCs/>
+                <w:sz w:val="40"/>
+                <w:szCs w:val="40"/>
+              </w:rPr>
+              <w:t xml:space="preserve"> </w:t>
+            </w:r>
+            <w:r>
+              <w:rPr>
+                <w:rFonts w:ascii="Preeti" w:hAnsi="Preeti"/>
+                <w:b/>
+                <w:bCs/>
+                <w:sz w:val="40"/>
+                <w:szCs w:val="40"/>
+              </w:rPr>
+              <w:t>====================================================/</w:t>
+            </w:r>
+            <w:proofErr w:type="gramStart"/>
+            <w:r>
+              <w:rPr>
+                <w:rFonts w:ascii="Preeti" w:hAnsi="Preeti"/>
+                <w:b/>
+                <w:bCs/>
+                <w:sz w:val="40"/>
+                <w:szCs w:val="40"/>
+              </w:rPr>
+              <w:t>f]n</w:t>
+            </w:r>
+            <w:proofErr w:type="gramEnd"/>
+            <w:r>
+              <w:rPr>
+                <w:rFonts w:ascii="Preeti" w:hAnsi="Preeti"/>
+                <w:b/>
+                <w:bCs/>
+                <w:sz w:val="40"/>
+                <w:szCs w:val="40"/>
+              </w:rPr>
+              <w:t xml:space="preserve"> g+=============</w:t>
+            </w:r>
+            <w:proofErr w:type="gramStart"/>
+            <w:r>
+              <w:rPr>
+                <w:rFonts w:ascii="Preeti" w:hAnsi="Preeti"/>
+                <w:b/>
+                <w:bCs/>
+                <w:sz w:val="40"/>
+                <w:szCs w:val="40"/>
+              </w:rPr>
+              <w:t>;]</w:t>
+            </w:r>
+            <w:proofErr w:type="spellStart"/>
+            <w:r>
+              <w:rPr>
+                <w:rFonts w:ascii="Preeti" w:hAnsi="Preeti"/>
+                <w:b/>
+                <w:bCs/>
+                <w:sz w:val="40"/>
+                <w:szCs w:val="40"/>
+              </w:rPr>
+              <w:t>S</w:t>
+            </w:r>
+            <w:proofErr w:type="gramEnd"/>
+            <w:r>
+              <w:rPr>
+                <w:rFonts w:ascii="Preeti" w:hAnsi="Preeti"/>
+                <w:b/>
+                <w:bCs/>
+                <w:sz w:val="40"/>
+                <w:szCs w:val="40"/>
+              </w:rPr>
+              <w:t>;g</w:t>
+            </w:r>
+            <w:proofErr w:type="spellEnd"/>
+            <w:r>
+              <w:rPr>
+                <w:rFonts w:ascii="Preeti" w:hAnsi="Preeti"/>
+                <w:b/>
+                <w:bCs/>
+                <w:sz w:val="40"/>
+                <w:szCs w:val="40"/>
+              </w:rPr>
+              <w:t xml:space="preserve"> </w:t>
+            </w:r>
+            <w:proofErr w:type="gramStart"/>
+            <w:r>
+              <w:rPr>
+                <w:rFonts w:ascii="Preeti" w:hAnsi="Preeti"/>
+                <w:b/>
+                <w:bCs/>
+                <w:sz w:val="40"/>
+                <w:szCs w:val="40"/>
+              </w:rPr>
+              <w:t>M</w:t>
+            </w:r>
+            <w:r>
+              <w:rPr>
+                <w:rFonts w:ascii="Times New Roman" w:hAnsi="Times New Roman"/>
+                <w:b/>
+                <w:bCs/>
+                <w:sz w:val="24"/>
+                <w:szCs w:val="24"/>
+              </w:rPr>
+              <w:t xml:space="preserve">  </w:t>
+            </w:r>
+            <w:r>
+              <w:rPr>
+                <w:rFonts w:ascii="Preeti" w:hAnsi="Preeti"/>
+                <w:b/>
+                <w:bCs/>
+                <w:sz w:val="40"/>
+                <w:szCs w:val="40"/>
+              </w:rPr>
+              <w:t>=</w:t>
+            </w:r>
+            <w:proofErr w:type="gramEnd"/>
+            <w:r>
+              <w:rPr>
+                <w:rFonts w:ascii="Preeti" w:hAnsi="Preeti"/>
+                <w:b/>
+                <w:bCs/>
+                <w:sz w:val="40"/>
+                <w:szCs w:val="40"/>
+              </w:rPr>
+              <w:t>===============</w:t>
+            </w:r>
+            <w:r>
+              <w:rPr>
+                <w:rFonts w:ascii="Times New Roman" w:hAnsi="Times New Roman"/>
+                <w:b/>
+                <w:bCs/>
+                <w:sz w:val="24"/>
+                <w:szCs w:val="24"/>
+              </w:rPr>
+              <w:t xml:space="preserve">                                                                                       </w:t>
+            </w:r>
+          </w:p>
+        </w:tc>
+      </w:tr>
+      <w:tr>
+        <w:tc>
+          <w:tcPr>
+            <w:tcW w:w="10525" w:type="dxa"/>
+            <w:tcBorders>
+              <w:top w:val="single" w:sz="4" w:space="0" w:color="000000" w:themeColor="text1"/>
+              <w:left w:val="single" w:sz="4" w:space="0" w:color="000000" w:themeColor="text1"/>
+              <w:bottom w:val="single" w:sz="4" w:space="0" w:color="000000" w:themeColor="text1"/>
+              <w:right w:val="single" w:sz="4" w:space="0" w:color="000000" w:themeColor="text1"/>
+            </w:tcBorders>
+            <w:hideMark/>
+          </w:tcPr>
+          <w:p>
+            <w:pPr>
+              <w:tabs>
+                <w:tab w:val="left" w:pos="180"/>
+              </w:tabs>
+              <w:rPr>
+                <w:rFonts w:ascii="Times New Roman" w:hAnsi="Times New Roman"/>
+                <w:b/>
+                <w:bCs/>
+                <w:sz w:val="24"/>
+                <w:szCs w:val="24"/>
+              </w:rPr>
+            </w:pPr>
+            <w:r>
+              <w:rPr>
+                <w:noProof/>
+              </w:rPr>
+              <mc:AlternateContent>
+                <mc:Choice Requires="wps">
+                  <w:drawing>
+                    <wp:anchor distT="0" distB="0" distL="114300" distR="114300" simplePos="0" relativeHeight="251769856" behindDoc="0" locked="0" layoutInCell="1" allowOverlap="1" wp14:anchorId="10CD4104" wp14:editId="64B93B4A">
+                      <wp:simplePos x="0" y="0"/>
+                      <wp:positionH relativeFrom="column">
+                        <wp:posOffset>5719445</wp:posOffset>
+                      </wp:positionH>
+                      <wp:positionV relativeFrom="paragraph">
+                        <wp:posOffset>59690</wp:posOffset>
+                      </wp:positionV>
+                      <wp:extent cx="866775" cy="466725"/>
+                      <wp:effectExtent l="0" t="0" r="28575" b="28575"/>
+                      <wp:wrapNone/>
+                      <wp:docPr id="5" name="Rectangle 2"/>
+                      <wp:cNvGraphicFramePr>
+                        <a:graphicFrameLocks xmlns:a="http://schemas.openxmlformats.org/drawingml/2006/main"/>
+                      </wp:cNvGraphicFramePr>
+                      <a:graphic xmlns:a="http://schemas.openxmlformats.org/drawingml/2006/main">
+                        <a:graphicData uri="http://schemas.microsoft.com/office/word/2010/wordprocessingShape">
+                          <wps:wsp>
+                            <wps:cNvSpPr>
+                              <a:spLocks noChangeArrowheads="1"/>
+                            </wps:cNvSpPr>
+                            <wps:spPr bwMode="auto">
+                              <a:xfrm>
+                                <a:off x="0" y="0"/>
+                                <a:ext cx="866775" cy="466725"/>
+                              </a:xfrm>
+                              <a:prstGeom prst="rect">
+                                <a:avLst/>
+                              </a:prstGeom>
+                              <a:solidFill>
+                                <a:srgbClr val="FFFFFF"/>
+                              </a:solidFill>
+                              <a:ln w="19050">
+                                <a:solidFill>
+                                  <a:srgbClr val="000000"/>
+                                </a:solidFill>
+                                <a:miter lim="800000"/>
+                                <a:headEnd/>
+                                <a:tailEnd/>
+                              </a:ln>
+                            </wps:spPr>
+                            <wps:bodyPr rot="0" vert="horz" wrap="square" lIns="91440" tIns="45720" rIns="91440" bIns="45720" anchor="t" anchorCtr="0" upright="1">
+                              <a:noAutofit/>
+                            </wps:bodyPr>
+                          </wps:wsp>
+                        </a:graphicData>
+                      </a:graphic>
+                      <wp14:sizeRelH relativeFrom="page">
+                        <wp14:pctWidth>0</wp14:pctWidth>
+                      </wp14:sizeRelH>
+                      <wp14:sizeRelV relativeFrom="page">
+                        <wp14:pctHeight>0</wp14:pctHeight>
+                      </wp14:sizeRelV>
+                    </wp:anchor>
+                  </w:drawing>
+                </mc:Choice>
+                <mc:Fallback>
+                  <w:pict>
+                    <v:rect w14:anchorId="2443D8A4" id="Rectangle 2" o:spid="_x0000_s1026" style="position:absolute;margin-left:450.35pt;margin-top:4.7pt;width:68.25pt;height:36.75pt;z-index:251769856;visibility:visible;mso-wrap-style:square;mso-width-percent:0;mso-height-percent:0;mso-wrap-distance-left:9pt;mso-wrap-distance-top:0;mso-wrap-distance-right:9pt;mso-wrap-distance-bottom:0;mso-position-horizontal:absolute;mso-position-horizontal-relative:text;mso-position-vertical:absolute;mso-position-vertical-relative:text;mso-width-percent:0;mso-height-percent:0;mso-width-relative:page;mso-height-relative:page;v-text-anchor:top" o:gfxdata="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" strokeweight="1.5pt"/>
+                  </w:pict>
+                </mc:Fallback>
+              </mc:AlternateContent>
+            </w:r>
+          </w:p>
+          <w:p>
+            <w:pPr>
+              <w:tabs>
+                <w:tab w:val="left" w:pos="180"/>
+              </w:tabs>
+              <w:autoSpaceDE w:val="0"/>
+              <w:autoSpaceDN w:val="0"/>
+              <w:adjustRightInd w:val="0"/>
+              <w:rPr>
+                <w:rFonts w:ascii="MS Shell Dlg 2" w:hAnsi="MS Shell Dlg 2" w:cs="MS Shell Dlg 2"/>
+                <w:sz w:val="23"/>
+                <w:szCs w:val="23"/>
+                <w:lang w:bidi="hi-IN"/>
+              </w:rPr>
+            </w:pPr>
+            <w:r>
+              <w:rPr>
+                <w:rFonts w:ascii="Times New Roman" w:hAnsi="Times New Roman"/>
+                <w:b/>
+                <w:bCs/>
+                <w:sz w:val="24"/>
+                <w:szCs w:val="24"/>
+              </w:rPr>
+              <w:t xml:space="preserve">              _________________________         ______________________        </w:t>
+            </w:r>
+            <w:proofErr w:type="spellStart"/>
+            <w:r>
+              <w:rPr>
+                <w:rFonts w:ascii="Preeti" w:hAnsi="Preeti"/>
+                <w:b/>
+                <w:bCs/>
+                <w:sz w:val="36"/>
+                <w:szCs w:val="36"/>
+              </w:rPr>
+              <w:t>s'n</w:t>
+            </w:r>
+            <w:proofErr w:type="spellEnd"/>
+            <w:r>
+              <w:rPr>
+                <w:rFonts w:ascii="Preeti" w:hAnsi="Preeti"/>
+                <w:b/>
+                <w:bCs/>
+                <w:sz w:val="36"/>
+                <w:szCs w:val="36"/>
+              </w:rPr>
+              <w:t xml:space="preserve"> </w:t>
+            </w:r>
+            <w:proofErr w:type="spellStart"/>
+            <w:r>
+              <w:rPr>
+                <w:rFonts w:ascii="Preeti" w:hAnsi="Preeti"/>
+                <w:b/>
+                <w:bCs/>
+                <w:sz w:val="36"/>
+                <w:szCs w:val="36"/>
+              </w:rPr>
+              <w:t>k|</w:t>
+            </w:r>
+            <w:proofErr w:type="gramStart"/>
+            <w:r>
+              <w:rPr>
+                <w:rFonts w:ascii="Preeti" w:hAnsi="Preeti"/>
+                <w:b/>
+                <w:bCs/>
+                <w:sz w:val="36"/>
+                <w:szCs w:val="36"/>
+              </w:rPr>
+              <w:t>fKtf</w:t>
+            </w:r>
+            <w:r>
+              <w:rPr>
+                <w:rFonts w:ascii="Preeti" w:hAnsi="Preeti" w:cs="Preeti"/>
+                <w:sz w:val="36"/>
+                <w:szCs w:val="36"/>
+                <w:lang w:bidi="hi-IN"/>
+              </w:rPr>
+              <w:t>Í</w:t>
+            </w:r>
+            <w:proofErr w:type="spellEnd"/>
+            <w:r>
+              <w:rPr>
+                <w:rFonts w:ascii="Preeti" w:hAnsi="Preeti" w:cs="Preeti"/>
+                <w:sz w:val="36"/>
+                <w:szCs w:val="36"/>
+                <w:lang w:bidi="hi-IN"/>
+              </w:rPr>
+              <w:t xml:space="preserve"> </w:t>
+            </w:r>
+            <w:r>
+              <w:rPr>
+                <w:rFonts w:ascii="Times New Roman" w:hAnsi="Times New Roman"/>
+                <w:b/>
+                <w:bCs/>
+                <w:sz w:val="24"/>
+                <w:szCs w:val="24"/>
+              </w:rPr>
+              <w:t>:</w:t>
+            </w:r>
+            <w:proofErr w:type="gramEnd"/>
+          </w:p>
+          <w:p>
+            <w:pPr>
+              <w:tabs>
+                <w:tab w:val="left" w:pos="180"/>
+              </w:tabs>
+              <w:rPr>
+                <w:rFonts w:ascii="Times New Roman" w:hAnsi="Times New Roman"/>
+                <w:b/>
+                <w:bCs/>
+                <w:sz w:val="24"/>
+                <w:szCs w:val="24"/>
+              </w:rPr>
+            </w:pPr>
+            <w:r>
+              <w:rPr>
+                <w:rFonts w:ascii="Times New Roman" w:hAnsi="Times New Roman"/>
+                <w:b/>
+                <w:bCs/>
+                <w:sz w:val="32"/>
+                <w:szCs w:val="32"/>
+              </w:rPr>
+              <w:t xml:space="preserve">                    </w:t>
+            </w:r>
+            <w:r>
+              <w:rPr>
+                <w:rFonts w:ascii="Preeti" w:hAnsi="Preeti"/>
+                <w:b/>
+                <w:bCs/>
+                <w:sz w:val="32"/>
+                <w:szCs w:val="32"/>
+              </w:rPr>
+              <w:t>lg/</w:t>
+            </w:r>
+            <w:proofErr w:type="spellStart"/>
+            <w:r>
+              <w:rPr>
+                <w:rFonts w:ascii="Preeti" w:hAnsi="Preeti"/>
+                <w:b/>
+                <w:bCs/>
+                <w:sz w:val="32"/>
+                <w:szCs w:val="32"/>
+              </w:rPr>
+              <w:t>LIfssf</w:t>
+            </w:r>
+            <w:proofErr w:type="spellEnd"/>
+            <w:proofErr w:type="gramStart"/>
+            <w:r>
+              <w:rPr>
+                <w:rFonts w:ascii="Preeti" w:hAnsi="Preeti"/>
+                <w:b/>
+                <w:bCs/>
+                <w:sz w:val="32"/>
+                <w:szCs w:val="32"/>
+              </w:rPr>
+              <w:t>] ;</w:t>
+            </w:r>
+            <w:proofErr w:type="spellStart"/>
+            <w:r>
+              <w:rPr>
+                <w:rFonts w:ascii="Preeti" w:hAnsi="Preeti"/>
+                <w:b/>
+                <w:bCs/>
+                <w:sz w:val="32"/>
+                <w:szCs w:val="32"/>
+              </w:rPr>
+              <w:t>xL</w:t>
+            </w:r>
+            <w:proofErr w:type="spellEnd"/>
+            <w:proofErr w:type="gramEnd"/>
+            <w:r>
+              <w:rPr>
+                <w:rFonts w:ascii="Times New Roman" w:hAnsi="Times New Roman"/>
+                <w:b/>
+                <w:bCs/>
+                <w:sz w:val="32"/>
+                <w:szCs w:val="32"/>
+              </w:rPr>
+              <w:t xml:space="preserve">                        </w:t>
+            </w:r>
+            <w:r>
+              <w:rPr>
+                <w:rFonts w:ascii="Preeti" w:hAnsi="Preeti"/>
+                <w:b/>
+                <w:bCs/>
+                <w:sz w:val="32"/>
+                <w:szCs w:val="32"/>
+              </w:rPr>
+              <w:t>k/</w:t>
+            </w:r>
+            <w:proofErr w:type="spellStart"/>
+            <w:r>
+              <w:rPr>
+                <w:rFonts w:ascii="Preeti" w:hAnsi="Preeti"/>
+                <w:b/>
+                <w:bCs/>
+                <w:sz w:val="32"/>
+                <w:szCs w:val="32"/>
+              </w:rPr>
+              <w:t>LIfssf</w:t>
+            </w:r>
+            <w:proofErr w:type="spellEnd"/>
+            <w:proofErr w:type="gramStart"/>
+            <w:r>
+              <w:rPr>
+                <w:rFonts w:ascii="Preeti" w:hAnsi="Preeti"/>
+                <w:b/>
+                <w:bCs/>
+                <w:sz w:val="32"/>
+                <w:szCs w:val="32"/>
+              </w:rPr>
+              <w:t>] ;</w:t>
+            </w:r>
+            <w:proofErr w:type="spellStart"/>
+            <w:r>
+              <w:rPr>
+                <w:rFonts w:ascii="Preeti" w:hAnsi="Preeti"/>
+                <w:b/>
+                <w:bCs/>
+                <w:sz w:val="32"/>
+                <w:szCs w:val="32"/>
+              </w:rPr>
+              <w:t>xL</w:t>
+            </w:r>
+            <w:proofErr w:type="spellEnd"/>
+            <w:proofErr w:type="gramEnd"/>
+            <w:r>
+              <w:rPr>
+                <w:rFonts w:ascii="Times New Roman" w:hAnsi="Times New Roman"/>
+                <w:b/>
+                <w:bCs/>
+                <w:sz w:val="32"/>
+                <w:szCs w:val="32"/>
+              </w:rPr>
+              <w:t xml:space="preserve">             </w:t>
+            </w:r>
+          </w:p>
+        </w:tc>
+      </w:tr>
+    </w:tbl>
+    <w:bookmarkEnd w:id="0"/>
     <w:p>
       <w:pPr>
         <w:tabs>
@@ -249,16 +1465,16 @@
           <w:szCs w:val="42"/>
         </w:rPr>
         <w:drawing>
-          <wp:anchor distT="0" distB="0" distL="114300" distR="114300" simplePos="0" relativeHeight="251686912" behindDoc="1" locked="0" layoutInCell="1" allowOverlap="1">
+          <wp:anchor distT="0" distB="0" distL="114300" distR="114300" simplePos="0" relativeHeight="251686912" behindDoc="0" locked="0" layoutInCell="1" allowOverlap="1" wp14:anchorId="38217A1C" wp14:editId="12C709AE">
             <wp:simplePos x="0" y="0"/>
             <wp:positionH relativeFrom="column">
-              <wp:posOffset>4389755</wp:posOffset>
+              <wp:posOffset>4581525</wp:posOffset>
             </wp:positionH>
             <wp:positionV relativeFrom="paragraph">
-              <wp:posOffset>520700</wp:posOffset>
+              <wp:posOffset>446405</wp:posOffset>
             </wp:positionV>
             <wp:extent cx="904875" cy="766445"/>
-            <wp:effectExtent l="0" t="0" r="0" b="0"/>
+            <wp:effectExtent l="0" t="0" r="9525" b="0"/>
             <wp:wrapNone/>
             <wp:docPr id="170" name="Picture 170" descr="Free Vectors | Bitter gourd line drawing"/>
             <wp:cNvGraphicFramePr>
@@ -274,7 +1490,7 @@
                     </pic:cNvPicPr>
                   </pic:nvPicPr>
                   <pic:blipFill rotWithShape="1">
-                    <a:blip r:embed="rId8" cstate="print">
+                    <a:blip r:embed="rId9" cstate="print">
                       <a:extLst>
                         <a:ext uri="{28A0092B-C50C-407E-A947-70E740481C1C}">
                           <a14:useLocalDpi xmlns:a14="http://schemas.microsoft.com/office/drawing/2010/main" val="0"/>
@@ -287,7 +1503,7 @@
                   <pic:spPr bwMode="auto">
                     <a:xfrm>
                       <a:off x="0" y="0"/>
-                      <a:ext cx="904875" cy="766445"/>
+                      <a:ext cx="908921" cy="769872"/>
                     </a:xfrm>
                     <a:prstGeom prst="rect">
                       <a:avLst/>
@@ -321,7 +1537,7 @@
           <w:szCs w:val="42"/>
         </w:rPr>
         <w:drawing>
-          <wp:anchor distT="0" distB="0" distL="114300" distR="114300" simplePos="0" relativeHeight="251685888" behindDoc="1" locked="0" layoutInCell="1" allowOverlap="1">
+          <wp:anchor distT="0" distB="0" distL="114300" distR="114300" simplePos="0" relativeHeight="251685888" behindDoc="1" locked="0" layoutInCell="1" allowOverlap="1" wp14:anchorId="4500BE21" wp14:editId="488AC5FD">
             <wp:simplePos x="0" y="0"/>
             <wp:positionH relativeFrom="column">
               <wp:posOffset>789305</wp:posOffset>
@@ -346,7 +1562,7 @@
                     </pic:cNvPicPr>
                   </pic:nvPicPr>
                   <pic:blipFill rotWithShape="1">
-                    <a:blip r:embed="rId9" cstate="print">
+                    <a:blip r:embed="rId10" cstate="print">
                       <a:extLst>
                         <a:ext uri="{28A0092B-C50C-407E-A947-70E740481C1C}">
                           <a14:useLocalDpi xmlns:a14="http://schemas.microsoft.com/office/drawing/2010/main" val="0"/>
@@ -386,6 +1602,7 @@
           </wp:anchor>
         </w:drawing>
       </w:r>
+      <w:proofErr w:type="gramStart"/>
       <w:r>
         <w:rPr>
           <w:rFonts w:ascii="Preeti" w:hAnsi="Preeti"/>
@@ -395,6 +1612,7 @@
         </w:rPr>
         <w:t>!=</w:t>
       </w:r>
+      <w:proofErr w:type="gramEnd"/>
       <w:r>
         <w:rPr>
           <w:rFonts w:ascii="Preeti" w:hAnsi="Preeti"/>
@@ -403,7 +1621,86 @@
           <w:szCs w:val="42"/>
         </w:rPr>
         <w:tab/>
-        <w:t>j|md ldnfP/ n]Vg'xf];\ M</w:t>
+      </w:r>
+      <w:proofErr w:type="spellStart"/>
+      <w:r>
+        <w:rPr>
+          <w:rFonts w:ascii="Preeti" w:hAnsi="Preeti"/>
+          <w:b/>
+          <w:sz w:val="42"/>
+          <w:szCs w:val="42"/>
+        </w:rPr>
+        <w:t>j|md</w:t>
+      </w:r>
+      <w:proofErr w:type="spellEnd"/>
+      <w:r>
+        <w:rPr>
+          <w:rFonts w:ascii="Preeti" w:hAnsi="Preeti"/>
+          <w:b/>
+          <w:sz w:val="42"/>
+          <w:szCs w:val="42"/>
+        </w:rPr>
+        <w:t xml:space="preserve"> </w:t>
+      </w:r>
+      <w:proofErr w:type="spellStart"/>
+      <w:r>
+        <w:rPr>
+          <w:rFonts w:ascii="Preeti" w:hAnsi="Preeti"/>
+          <w:b/>
+          <w:sz w:val="42"/>
+          <w:szCs w:val="42"/>
+        </w:rPr>
+        <w:t>ldnfP</w:t>
+      </w:r>
+      <w:proofErr w:type="spellEnd"/>
+      <w:r>
+        <w:rPr>
+          <w:rFonts w:ascii="Preeti" w:hAnsi="Preeti"/>
+          <w:b/>
+          <w:sz w:val="42"/>
+          <w:szCs w:val="42"/>
+        </w:rPr>
+        <w:t xml:space="preserve">/ </w:t>
+      </w:r>
+      <w:proofErr w:type="gramStart"/>
+      <w:r>
+        <w:rPr>
+          <w:rFonts w:ascii="Preeti" w:hAnsi="Preeti"/>
+          <w:b/>
+          <w:sz w:val="42"/>
+          <w:szCs w:val="42"/>
+        </w:rPr>
+        <w:t>n]</w:t>
+      </w:r>
+      <w:proofErr w:type="spellStart"/>
+      <w:r>
+        <w:rPr>
+          <w:rFonts w:ascii="Preeti" w:hAnsi="Preeti"/>
+          <w:b/>
+          <w:sz w:val="42"/>
+          <w:szCs w:val="42"/>
+        </w:rPr>
+        <w:t>Vg'xf</w:t>
+      </w:r>
+      <w:proofErr w:type="spellEnd"/>
+      <w:r>
+        <w:rPr>
+          <w:rFonts w:ascii="Preeti" w:hAnsi="Preeti"/>
+          <w:b/>
+          <w:sz w:val="42"/>
+          <w:szCs w:val="42"/>
+        </w:rPr>
+        <w:t>];\</w:t>
+      </w:r>
+      <w:proofErr w:type="gramEnd"/>
+      <w:r>
+        <w:rPr>
+          <w:rFonts w:ascii="Preeti" w:hAnsi="Preeti"/>
+          <w:b/>
+          <w:sz w:val="42"/>
+          <w:szCs w:val="42"/>
+        </w:rPr>
+        <w:t xml:space="preserve"> M</w:t>
       </w:r>
       <w:r>
         <w:rPr>
@@ -436,158 +1733,17 @@
       <w:r>
         <w:rPr>
           <w:noProof/>
-          <w:sz w:val="42"/>
+          <w:sz w:val="14"/>
           <w:szCs w:val="42"/>
         </w:rPr>
         <w:drawing>
-          <wp:anchor distT="0" distB="0" distL="114300" distR="114300" simplePos="0" relativeHeight="251688960" behindDoc="1" locked="0" layoutInCell="1" allowOverlap="1">
+          <wp:anchor distT="0" distB="0" distL="114300" distR="114300" simplePos="0" relativeHeight="251687936" behindDoc="0" locked="0" layoutInCell="1" allowOverlap="1" wp14:anchorId="0D7374B5" wp14:editId="7329EAE4">
             <wp:simplePos x="0" y="0"/>
             <wp:positionH relativeFrom="column">
-              <wp:posOffset>792935</wp:posOffset>
+              <wp:posOffset>4514850</wp:posOffset>
             </wp:positionH>
             <wp:positionV relativeFrom="paragraph">
-              <wp:posOffset>608672</wp:posOffset>
-            </wp:positionV>
-            <wp:extent cx="714375" cy="989135"/>
-            <wp:effectExtent l="0" t="0" r="0" b="1905"/>
-            <wp:wrapNone/>
-            <wp:docPr id="172" name="Picture 172" descr="Rocket outline - Free transport icons"/>
-            <wp:cNvGraphicFramePr>
-              <a:graphicFrameLocks xmlns:a="http://schemas.openxmlformats.org/drawingml/2006/main" noChangeAspect="1"/>
-            </wp:cNvGraphicFramePr>
-            <a:graphic xmlns:a="http://schemas.openxmlformats.org/drawingml/2006/main">
-              <a:graphicData uri="http://schemas.openxmlformats.org/drawingml/2006/picture">
-                <pic:pic xmlns:pic="http://schemas.openxmlformats.org/drawingml/2006/picture">
-                  <pic:nvPicPr>
-                    <pic:cNvPr id="0" name="Picture 7" descr="Rocket outline - Free transport icons"/>
-                    <pic:cNvPicPr>
-                      <a:picLocks noChangeAspect="1" noChangeArrowheads="1"/>
-                    </pic:cNvPicPr>
-                  </pic:nvPicPr>
-                  <pic:blipFill rotWithShape="1">
-                    <a:blip r:embed="rId10" cstate="print">
-                      <a:extLst>
-                        <a:ext uri="{28A0092B-C50C-407E-A947-70E740481C1C}">
-                          <a14:useLocalDpi xmlns:a14="http://schemas.microsoft.com/office/drawing/2010/main" val="0"/>
-                        </a:ext>
-                      </a:extLst>
-                    </a:blip>
-                    <a:srcRect l="19697" t="9849" r="21212" b="8333"/>
-                    <a:stretch/>
-                  </pic:blipFill>
-                  <pic:spPr bwMode="auto">
-                    <a:xfrm>
-                      <a:off x="0" y="0"/>
-                      <a:ext cx="714375" cy="989135"/>
-                    </a:xfrm>
-                    <a:prstGeom prst="rect">
-                      <a:avLst/>
-                    </a:prstGeom>
-                    <a:noFill/>
-                    <a:ln>
-                      <a:noFill/>
-                    </a:ln>
-                    <a:extLst>
-                      <a:ext uri="{53640926-AAD7-44D8-BBD7-CCE9431645EC}">
-                        <a14:shadowObscured xmlns:a14="http://schemas.microsoft.com/office/drawing/2010/main"/>
-                      </a:ext>
-                    </a:extLst>
-                  </pic:spPr>
-                </pic:pic>
-              </a:graphicData>
-            </a:graphic>
-            <wp14:sizeRelH relativeFrom="page">
-              <wp14:pctWidth>0</wp14:pctWidth>
-            </wp14:sizeRelH>
-            <wp14:sizeRelV relativeFrom="page">
-              <wp14:pctHeight>0</wp14:pctHeight>
-            </wp14:sizeRelV>
-          </wp:anchor>
-        </w:drawing>
-      </w:r>
-      <w:r>
-        <w:rPr>
-          <w:rFonts w:ascii="Preeti" w:hAnsi="Preeti"/>
-          <w:sz w:val="42"/>
-          <w:szCs w:val="42"/>
-        </w:rPr>
-        <w:tab/>
-        <w:t>/fs]</w:t>
-      </w:r>
-      <w:r>
-        <w:rPr>
-          <w:rFonts w:ascii="Preeti" w:hAnsi="Preeti"/>
-          <w:sz w:val="42"/>
-          <w:szCs w:val="42"/>
-        </w:rPr>
-        <w:tab/>
-        <w:t>Ö ====================</w:t>
-      </w:r>
-      <w:r>
-        <w:rPr>
-          <w:rFonts w:ascii="Preeti" w:hAnsi="Preeti"/>
-          <w:sz w:val="42"/>
-          <w:szCs w:val="42"/>
-        </w:rPr>
-        <w:tab/>
-        <w:t xml:space="preserve">nfs/] </w:t>
-      </w:r>
-      <w:r>
-        <w:rPr>
-          <w:rFonts w:ascii="Preeti" w:hAnsi="Preeti"/>
-          <w:sz w:val="42"/>
-          <w:szCs w:val="42"/>
-        </w:rPr>
-        <w:tab/>
-      </w:r>
-      <w:r>
-        <w:rPr>
-          <w:rFonts w:ascii="Preeti" w:hAnsi="Preeti"/>
-          <w:sz w:val="42"/>
-          <w:szCs w:val="42"/>
-        </w:rPr>
-        <w:t>Ö ============</w:t>
-      </w:r>
-      <w:r>
-        <w:rPr>
-          <w:rFonts w:ascii="Preeti" w:hAnsi="Preeti"/>
-          <w:sz w:val="42"/>
-          <w:szCs w:val="42"/>
-        </w:rPr>
-        <w:t>=======</w:t>
-      </w:r>
-    </w:p>
-    <w:p>
-      <w:pPr>
-        <w:tabs>
-          <w:tab w:val="left" w:pos="540"/>
-          <w:tab w:val="left" w:pos="2700"/>
-          <w:tab w:val="left" w:pos="6120"/>
-          <w:tab w:val="left" w:pos="8370"/>
-          <w:tab w:val="right" w:pos="10530"/>
-        </w:tabs>
-        <w:spacing w:after="0" w:line="720" w:lineRule="auto"/>
-        <w:jc w:val="both"/>
-        <w:rPr>
-          <w:rFonts w:ascii="Preeti" w:hAnsi="Preeti"/>
-          <w:sz w:val="14"/>
-          <w:szCs w:val="42"/>
-        </w:rPr>
-      </w:pPr>
-      <w:r>
-        <w:rPr>
-          <w:noProof/>
-          <w:sz w:val="14"/>
-          <w:szCs w:val="42"/>
-        </w:rPr>
-        <w:drawing>
-          <wp:anchor distT="0" distB="0" distL="114300" distR="114300" simplePos="0" relativeHeight="251687936" behindDoc="1" locked="0" layoutInCell="1" allowOverlap="1">
-            <wp:simplePos x="0" y="0"/>
-            <wp:positionH relativeFrom="column">
-              <wp:posOffset>4386343</wp:posOffset>
-            </wp:positionH>
-            <wp:positionV relativeFrom="paragraph">
-              <wp:posOffset>61197</wp:posOffset>
+              <wp:posOffset>800100</wp:posOffset>
             </wp:positionV>
             <wp:extent cx="762000" cy="720725"/>
             <wp:effectExtent l="0" t="0" r="0" b="3175"/>
@@ -658,6 +1814,190 @@
           </wp:anchor>
         </w:drawing>
       </w:r>
+      <w:r>
+        <w:rPr>
+          <w:noProof/>
+          <w:sz w:val="42"/>
+          <w:szCs w:val="42"/>
+        </w:rPr>
+        <w:drawing>
+          <wp:anchor distT="0" distB="0" distL="114300" distR="114300" simplePos="0" relativeHeight="251688960" behindDoc="0" locked="0" layoutInCell="1" allowOverlap="1" wp14:anchorId="0EDA5820" wp14:editId="6E99B3B6">
+            <wp:simplePos x="0" y="0"/>
+            <wp:positionH relativeFrom="column">
+              <wp:posOffset>789140</wp:posOffset>
+            </wp:positionH>
+            <wp:positionV relativeFrom="paragraph">
+              <wp:posOffset>480695</wp:posOffset>
+            </wp:positionV>
+            <wp:extent cx="714375" cy="989135"/>
+            <wp:effectExtent l="0" t="0" r="0" b="1905"/>
+            <wp:wrapNone/>
+            <wp:docPr id="172" name="Picture 172" descr="Rocket outline - Free transport icons"/>
+            <wp:cNvGraphicFramePr>
+              <a:graphicFrameLocks xmlns:a="http://schemas.openxmlformats.org/drawingml/2006/main" noChangeAspect="1"/>
+            </wp:cNvGraphicFramePr>
+            <a:graphic xmlns:a="http://schemas.openxmlformats.org/drawingml/2006/main">
+              <a:graphicData uri="http://schemas.openxmlformats.org/drawingml/2006/picture">
+                <pic:pic xmlns:pic="http://schemas.openxmlformats.org/drawingml/2006/picture">
+                  <pic:nvPicPr>
+                    <pic:cNvPr id="0" name="Picture 7" descr="Rocket outline - Free transport icons"/>
+                    <pic:cNvPicPr>
+                      <a:picLocks noChangeAspect="1" noChangeArrowheads="1"/>
+                    </pic:cNvPicPr>
+                  </pic:nvPicPr>
+                  <pic:blipFill rotWithShape="1">
+                    <a:blip r:embed="rId13" cstate="print">
+                      <a:extLst>
+                        <a:ext uri="{28A0092B-C50C-407E-A947-70E740481C1C}">
+                          <a14:useLocalDpi xmlns:a14="http://schemas.microsoft.com/office/drawing/2010/main" val="0"/>
+                        </a:ext>
+                      </a:extLst>
+                    </a:blip>
+                    <a:srcRect l="19697" t="9849" r="21212" b="8333"/>
+                    <a:stretch/>
+                  </pic:blipFill>
+                  <pic:spPr bwMode="auto">
+                    <a:xfrm>
+                      <a:off x="0" y="0"/>
+                      <a:ext cx="714375" cy="989135"/>
+                    </a:xfrm>
+                    <a:prstGeom prst="rect">
+                      <a:avLst/>
+                    </a:prstGeom>
+                    <a:noFill/>
+                    <a:ln>
+                      <a:noFill/>
+                    </a:ln>
+                    <a:extLst>
+                      <a:ext uri="{53640926-AAD7-44D8-BBD7-CCE9431645EC}">
+                        <a14:shadowObscured xmlns:a14="http://schemas.microsoft.com/office/drawing/2010/main"/>
+                      </a:ext>
+                    </a:extLst>
+                  </pic:spPr>
+                </pic:pic>
+              </a:graphicData>
+            </a:graphic>
+            <wp14:sizeRelH relativeFrom="page">
+              <wp14:pctWidth>0</wp14:pctWidth>
+            </wp14:sizeRelH>
+            <wp14:sizeRelV relativeFrom="page">
+              <wp14:pctHeight>0</wp14:pctHeight>
+            </wp14:sizeRelV>
+          </wp:anchor>
+        </w:drawing>
+      </w:r>
+      <w:r>
+        <w:rPr>
+          <w:rFonts w:ascii="Preeti" w:hAnsi="Preeti"/>
+          <w:sz w:val="42"/>
+          <w:szCs w:val="42"/>
+        </w:rPr>
+        <w:tab/>
+        <w:t>/</w:t>
+      </w:r>
+      <w:proofErr w:type="gramStart"/>
+      <w:r>
+        <w:rPr>
+          <w:rFonts w:ascii="Preeti" w:hAnsi="Preeti"/>
+          <w:sz w:val="42"/>
+          <w:szCs w:val="42"/>
+        </w:rPr>
+        <w:t>fs</w:t>
+      </w:r>
+      <w:proofErr w:type="gramEnd"/>
+      <w:r>
+        <w:rPr>
+          <w:rFonts w:ascii="Preeti" w:hAnsi="Preeti"/>
+          <w:sz w:val="42"/>
+          <w:szCs w:val="42"/>
+        </w:rPr>
+        <w:t>]</w:t>
+      </w:r>
+      <w:r>
+        <w:rPr>
+          <w:rFonts w:ascii="Preeti" w:hAnsi="Preeti"/>
+          <w:sz w:val="42"/>
+          <w:szCs w:val="42"/>
+        </w:rPr>
+        <w:tab/>
+        <w:t>Ö ====================</w:t>
+      </w:r>
+      <w:r>
+        <w:rPr>
+          <w:rFonts w:ascii="Preeti" w:hAnsi="Preeti"/>
+          <w:sz w:val="42"/>
+          <w:szCs w:val="42"/>
+        </w:rPr>
+        <w:tab/>
+      </w:r>
+      <w:proofErr w:type="spellStart"/>
+      <w:r>
+        <w:rPr>
+          <w:rFonts w:ascii="Preeti" w:hAnsi="Preeti"/>
+          <w:sz w:val="42"/>
+          <w:szCs w:val="42"/>
+        </w:rPr>
+        <w:t>nfs</w:t>
+      </w:r>
+      <w:proofErr w:type="spellEnd"/>
+      <w:r>
+        <w:rPr>
+          <w:rFonts w:ascii="Preeti" w:hAnsi="Preeti"/>
+          <w:sz w:val="42"/>
+          <w:szCs w:val="42"/>
+        </w:rPr>
+        <w:t xml:space="preserve">/] </w:t>
+      </w:r>
+      <w:r>
+        <w:rPr>
+          <w:rFonts w:ascii="Preeti" w:hAnsi="Preeti"/>
+          <w:sz w:val="42"/>
+          <w:szCs w:val="42"/>
+        </w:rPr>
+        <w:t xml:space="preserve">Ö </w:t>
+      </w:r>
+      <w:r>
+        <w:rPr>
+          <w:rFonts w:ascii="Preeti" w:hAnsi="Preeti"/>
+          <w:sz w:val="42"/>
+          <w:szCs w:val="42"/>
+        </w:rPr>
+        <w:t xml:space="preserve">         </w:t>
+      </w:r>
+      <w:r>
+        <w:rPr>
+          <w:rFonts w:ascii="Preeti" w:hAnsi="Preeti"/>
+          <w:sz w:val="42"/>
+          <w:szCs w:val="42"/>
+        </w:rPr>
+        <w:t>============</w:t>
+      </w:r>
+      <w:r>
+        <w:rPr>
+          <w:rFonts w:ascii="Preeti" w:hAnsi="Preeti"/>
+          <w:sz w:val="42"/>
+          <w:szCs w:val="42"/>
+        </w:rPr>
+        <w:t>=======</w:t>
+      </w:r>
+    </w:p>
+    <w:p>
+      <w:pPr>
+        <w:tabs>
+          <w:tab w:val="left" w:pos="540"/>
+          <w:tab w:val="left" w:pos="2700"/>
+          <w:tab w:val="left" w:pos="6120"/>
+          <w:tab w:val="left" w:pos="8370"/>
+          <w:tab w:val="right" w:pos="10530"/>
+        </w:tabs>
+        <w:spacing w:after="0" w:line="720" w:lineRule="auto"/>
+        <w:jc w:val="both"/>
+        <w:rPr>
+          <w:rFonts w:ascii="Preeti" w:hAnsi="Preeti"/>
+          <w:sz w:val="14"/>
+          <w:szCs w:val="42"/>
+        </w:rPr>
+      </w:pPr>
     </w:p>
     <w:p>
       <w:pPr>
@@ -670,7 +2010,7 @@
           <w:tab w:val="left" w:pos="8370"/>
           <w:tab w:val="right" w:pos="10530"/>
         </w:tabs>
-        <w:spacing w:after="0" w:line="720" w:lineRule="auto"/>
+        <w:spacing w:after="240" w:line="360" w:lineRule="auto"/>
         <w:jc w:val="both"/>
         <w:rPr>
           <w:rFonts w:ascii="Preeti" w:hAnsi="Preeti"/>
@@ -720,21 +2060,23 @@
         </w:rPr>
         <w:tab/>
       </w:r>
+      <w:proofErr w:type="spellStart"/>
       <w:r>
         <w:rPr>
           <w:rFonts w:ascii="Preeti" w:hAnsi="Preeti"/>
           <w:sz w:val="42"/>
           <w:szCs w:val="42"/>
         </w:rPr>
-        <w:t xml:space="preserve">jfd] </w:t>
-      </w:r>
+        <w:t>jfd</w:t>
+      </w:r>
+      <w:proofErr w:type="spellEnd"/>
       <w:r>
         <w:rPr>
           <w:rFonts w:ascii="Preeti" w:hAnsi="Preeti"/>
           <w:sz w:val="42"/>
           <w:szCs w:val="42"/>
         </w:rPr>
-        <w:tab/>
+        <w:t xml:space="preserve">] </w:t>
       </w:r>
       <w:r>
         <w:rPr>
@@ -742,7 +2084,31 @@
           <w:sz w:val="42"/>
           <w:szCs w:val="42"/>
         </w:rPr>
-        <w:t>Ö ==================</w:t>
+        <w:t xml:space="preserve">Ö </w:t>
+      </w:r>
+      <w:r>
+        <w:rPr>
+          <w:rFonts w:ascii="Preeti" w:hAnsi="Preeti"/>
+          <w:sz w:val="42"/>
+          <w:szCs w:val="42"/>
+        </w:rPr>
+        <w:t xml:space="preserve">      </w:t>
+      </w:r>
+      <w:r>
+        <w:rPr>
+          <w:rFonts w:ascii="Preeti" w:hAnsi="Preeti"/>
+          <w:sz w:val="42"/>
+          <w:szCs w:val="42"/>
+        </w:rPr>
+        <w:t xml:space="preserve">    </w:t>
+      </w:r>
+      <w:r>
+        <w:rPr>
+          <w:rFonts w:ascii="Preeti" w:hAnsi="Preeti"/>
+          <w:sz w:val="42"/>
+          <w:szCs w:val="42"/>
+        </w:rPr>
+        <w:t>==================</w:t>
       </w:r>
       <w:r>
         <w:rPr>
@@ -787,7 +2153,7 @@
         <mc:AlternateContent>
           <mc:Choice Requires="wpg">
             <w:drawing>
-              <wp:anchor distT="0" distB="0" distL="114300" distR="114300" simplePos="0" relativeHeight="251684864" behindDoc="1" locked="0" layoutInCell="1" allowOverlap="1">
+              <wp:anchor distT="0" distB="0" distL="114300" distR="114300" simplePos="0" relativeHeight="251684864" behindDoc="1" locked="0" layoutInCell="1" allowOverlap="1" wp14:anchorId="3AF29B0E" wp14:editId="08332D8C">
                 <wp:simplePos x="0" y="0"/>
                 <wp:positionH relativeFrom="column">
                   <wp:posOffset>4513580</wp:posOffset>
@@ -1048,7 +2414,57 @@
           <w:szCs w:val="42"/>
         </w:rPr>
         <w:tab/>
-        <w:t>zAb agfpg'xf];\ M</w:t>
+      </w:r>
+      <w:proofErr w:type="spellStart"/>
+      <w:r>
+        <w:rPr>
+          <w:rFonts w:ascii="Preeti" w:hAnsi="Preeti"/>
+          <w:b/>
+          <w:sz w:val="42"/>
+          <w:szCs w:val="42"/>
+        </w:rPr>
+        <w:t>zAb</w:t>
+      </w:r>
+      <w:proofErr w:type="spellEnd"/>
+      <w:r>
+        <w:rPr>
+          <w:rFonts w:ascii="Preeti" w:hAnsi="Preeti"/>
+          <w:b/>
+          <w:sz w:val="42"/>
+          <w:szCs w:val="42"/>
+        </w:rPr>
+        <w:t xml:space="preserve"> </w:t>
+      </w:r>
+      <w:proofErr w:type="spellStart"/>
+      <w:r>
+        <w:rPr>
+          <w:rFonts w:ascii="Preeti" w:hAnsi="Preeti"/>
+          <w:b/>
+          <w:sz w:val="42"/>
+          <w:szCs w:val="42"/>
+        </w:rPr>
+        <w:t>agfpg'xf</w:t>
+      </w:r>
+      <w:proofErr w:type="spellEnd"/>
+      <w:proofErr w:type="gramStart"/>
+      <w:r>
+        <w:rPr>
+          <w:rFonts w:ascii="Preeti" w:hAnsi="Preeti"/>
+          <w:b/>
+          <w:sz w:val="42"/>
+          <w:szCs w:val="42"/>
+        </w:rPr>
+        <w:t>];\</w:t>
+      </w:r>
+      <w:proofErr w:type="gramEnd"/>
+      <w:r>
+        <w:rPr>
+          <w:rFonts w:ascii="Preeti" w:hAnsi="Preeti"/>
+          <w:b/>
+          <w:sz w:val="42"/>
+          <w:szCs w:val="42"/>
+        </w:rPr>
+        <w:t xml:space="preserve"> M</w:t>
       </w:r>
       <w:r>
         <w:rPr>
@@ -1086,7 +2502,7 @@
         <mc:AlternateContent>
           <mc:Choice Requires="wpg">
             <w:drawing>
-              <wp:anchor distT="0" distB="0" distL="114300" distR="114300" simplePos="0" relativeHeight="251674624" behindDoc="0" locked="0" layoutInCell="1" allowOverlap="1">
+              <wp:anchor distT="0" distB="0" distL="114300" distR="114300" simplePos="0" relativeHeight="251674624" behindDoc="0" locked="0" layoutInCell="1" allowOverlap="1" wp14:anchorId="2E6715F3" wp14:editId="43C1C6B2">
                 <wp:simplePos x="0" y="0"/>
                 <wp:positionH relativeFrom="column">
                   <wp:posOffset>113030</wp:posOffset>
@@ -1648,8 +3064,8 @@
           </mc:Choice>
           <mc:Fallback>
             <w:pict>
-              <v:group id="Group 161" o:spid="_x0000_s1026" style="position:absolute;left:0;text-align:left;margin-left:8.9pt;margin-top:6.65pt;width:313.5pt;height:256.5pt;z-index:251674624;mso-width-relative:margin;mso-height-relative:margin" coordsize="34004,28098" o:gfxdata="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">
-                <v:oval id="Oval 52" o:spid="_x0000_s1027" style="position:absolute;left:10382;width:9430;height:5238;visibility:visible;mso-wrap-style:square;v-text-anchor:middle" o:gfxdata="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" fillcolor="white [3201]" strokecolor="black [3213]" strokeweight="1.5pt">
+              <v:group w14:anchorId="2E6715F3" id="Group 161" o:spid="_x0000_s1027" style="position:absolute;left:0;text-align:left;margin-left:8.9pt;margin-top:6.65pt;width:313.5pt;height:256.5pt;z-index:251674624;mso-width-relative:margin;mso-height-relative:margin" coordsize="34004,28098" o:gfxdata="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">
+                <v:oval id="Oval 52" o:spid="_x0000_s1028" style="position:absolute;left:10382;width:9430;height:5238;visibility:visible;mso-wrap-style:square;v-text-anchor:middle" o:gfxdata="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" fillcolor="white [3201]" strokecolor="black [3213]" strokeweight="1.5pt">
                   <v:textbox>
                     <w:txbxContent>
                       <w:p>
@@ -1686,7 +3102,7 @@
                     </w:txbxContent>
                   </v:textbox>
                 </v:oval>
-                <v:oval id="Oval 132" o:spid="_x0000_s1028" style="position:absolute;left:3810;top:5143;width:9429;height:5239;visibility:visible;mso-wrap-style:square;v-text-anchor:middle" o:gfxdata="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" fillcolor="white [3201]" strokecolor="black [3213]" strokeweight="1.5pt">
+                <v:oval id="Oval 132" o:spid="_x0000_s1029" style="position:absolute;left:3810;top:5143;width:9429;height:5239;visibility:visible;mso-wrap-style:square;v-text-anchor:middle" o:gfxdata="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" fillcolor="white [3201]" strokecolor="black [3213]" strokeweight="1.5pt">
                   <v:textbox>
                     <w:txbxContent>
                       <w:p>
@@ -1715,7 +3131,7 @@
                     </w:txbxContent>
                   </v:textbox>
                 </v:oval>
-                <v:oval id="Oval 133" o:spid="_x0000_s1029" style="position:absolute;left:3810;top:17621;width:9429;height:5239;visibility:visible;mso-wrap-style:square;v-text-anchor:middle" o:gfxdata="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" fillcolor="white [3201]" strokecolor="black [3213]" strokeweight="1.5pt">
+                <v:oval id="Oval 133" o:spid="_x0000_s1030" style="position:absolute;left:3810;top:17621;width:9429;height:5239;visibility:visible;mso-wrap-style:square;v-text-anchor:middle" o:gfxdata="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" fillcolor="white [3201]" strokecolor="black [3213]" strokeweight="1.5pt">
                   <v:textbox>
                     <w:txbxContent>
                       <w:p>
@@ -1739,7 +3155,7 @@
                     </w:txbxContent>
                   </v:textbox>
                 </v:oval>
-                <v:oval id="Oval 152" o:spid="_x0000_s1030" style="position:absolute;top:11525;width:9429;height:5239;visibility:visible;mso-wrap-style:square;v-text-anchor:middle" o:gfxdata="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" fillcolor="white [3201]" strokecolor="black [3213]" strokeweight="1.5pt">
+                <v:oval id="Oval 152" o:spid="_x0000_s1031" style="position:absolute;top:11525;width:9429;height:5239;visibility:visible;mso-wrap-style:square;v-text-anchor:middle" o:gfxdata="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" fillcolor="white [3201]" strokecolor="black [3213]" strokeweight="1.5pt">
                   <v:textbox>
                     <w:txbxContent>
                       <w:p>
@@ -1763,7 +3179,7 @@
                     </w:txbxContent>
                   </v:textbox>
                 </v:oval>
-                <v:oval id="Oval 153" o:spid="_x0000_s1031" style="position:absolute;left:10382;top:22860;width:9430;height:5238;visibility:visible;mso-wrap-style:square;v-text-anchor:middle" o:gfxdata="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" fillcolor="white [3201]" strokecolor="black [3213]" strokeweight="1.5pt">
+                <v:oval id="Oval 153" o:spid="_x0000_s1032" style="position:absolute;left:10382;top:22860;width:9430;height:5238;visibility:visible;mso-wrap-style:square;v-text-anchor:middle" o:gfxdata="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" fillcolor="white [3201]" strokecolor="black [3213]" strokeweight="1.5pt">
                   <v:textbox>
                     <w:txbxContent>
                       <w:p>
@@ -1787,7 +3203,7 @@
                     </w:txbxContent>
                   </v:textbox>
                 </v:oval>
-                <v:oval id="Oval 154" o:spid="_x0000_s1032" style="position:absolute;left:25146;top:9620;width:8858;height:6477;visibility:visible;mso-wrap-style:square;v-text-anchor:middle" o:gfxdata="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" fillcolor="white [3201]" strokecolor="black [3213]" strokeweight="1.5pt">
+                <v:oval id="Oval 154" o:spid="_x0000_s1033" style="position:absolute;left:25146;top:9620;width:8858;height:6477;visibility:visible;mso-wrap-style:square;v-text-anchor:middle" o:gfxdata="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" fillcolor="white [3201]" strokecolor="black [3213]" strokeweight="1.5pt">
                   <v:textbox>
                     <w:txbxContent>
                       <w:p>
@@ -1816,11 +3232,11 @@
                     </w:txbxContent>
                   </v:textbox>
                 </v:oval>
-                <v:line id="Straight Connector 155" o:spid="_x0000_s1033" style="position:absolute;visibility:visible;mso-wrap-style:square" from="17526,4762" to="26289,10477" o:connectortype="straight" o:gfxdata="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" strokecolor="black [3040]"/>
-                <v:line id="Straight Connector 157" o:spid="_x0000_s1034" style="position:absolute;visibility:visible;mso-wrap-style:square" from="12763,8572" to="25336,12287" o:connectortype="straight" o:gfxdata="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" strokecolor="black [3040]"/>
-                <v:line id="Straight Connector 158" o:spid="_x0000_s1035" style="position:absolute;visibility:visible;mso-wrap-style:square" from="9429,13716" to="25241,13716" o:connectortype="straight" o:gfxdata="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" strokecolor="black [3040]"/>
-                <v:line id="Straight Connector 159" o:spid="_x0000_s1036" style="position:absolute;flip:y;visibility:visible;mso-wrap-style:square" from="12763,14954" to="26193,19240" o:connectortype="straight" o:gfxdata="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" strokecolor="black [3040]"/>
-                <v:line id="Straight Connector 160" o:spid="_x0000_s1037" style="position:absolute;flip:y;visibility:visible;mso-wrap-style:square" from="17240,15716" to="27622,23050" o:connectortype="straight" o:gfxdata="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" strokecolor="black [3040]"/>
+                <v:line id="Straight Connector 155" o:spid="_x0000_s1034" style="position:absolute;visibility:visible;mso-wrap-style:square" from="17526,4762" to="26289,10477" o:connectortype="straight" o:gfxdata="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" strokecolor="black [3040]"/>
+                <v:line id="Straight Connector 157" o:spid="_x0000_s1035" style="position:absolute;visibility:visible;mso-wrap-style:square" from="12763,8572" to="25336,12287" o:connectortype="straight" o:gfxdata="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" strokecolor="black [3040]"/>
+                <v:line id="Straight Connector 158" o:spid="_x0000_s1036" style="position:absolute;visibility:visible;mso-wrap-style:square" from="9429,13716" to="25241,13716" o:connectortype="straight" o:gfxdata="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" strokecolor="black [3040]"/>
+                <v:line id="Straight Connector 159" o:spid="_x0000_s1037" style="position:absolute;flip:y;visibility:visible;mso-wrap-style:square" from="12763,14954" to="26193,19240" o:connectortype="straight" o:gfxdata="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" strokecolor="black [3040]"/>
+                <v:line id="Straight Connector 160" o:spid="_x0000_s1038" style="position:absolute;flip:y;visibility:visible;mso-wrap-style:square" from="17240,15716" to="27622,23050" o:connectortype="straight" o:gfxdata="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" strokecolor="black [3040]"/>
               </v:group>
             </w:pict>
           </mc:Fallback>
@@ -1980,7 +3396,7 @@
         <mc:AlternateContent>
           <mc:Choice Requires="wps">
             <w:drawing>
-              <wp:anchor distT="0" distB="0" distL="114300" distR="114300" simplePos="0" relativeHeight="251699200" behindDoc="1" locked="0" layoutInCell="1" allowOverlap="1" wp14:anchorId="4FF249B3" wp14:editId="1D02407B">
+              <wp:anchor distT="0" distB="0" distL="114300" distR="114300" simplePos="0" relativeHeight="251699200" behindDoc="1" locked="0" layoutInCell="1" allowOverlap="1" wp14:anchorId="7BF07613" wp14:editId="52EEA7D2">
                 <wp:simplePos x="0" y="0"/>
                 <wp:positionH relativeFrom="column">
                   <wp:posOffset>4617720</wp:posOffset>
@@ -2058,88 +3474,7 @@
         <mc:AlternateContent>
           <mc:Choice Requires="wps">
             <w:drawing>
-              <wp:anchor distT="0" distB="0" distL="114300" distR="114300" simplePos="0" relativeHeight="251701248" behindDoc="1" locked="0" layoutInCell="1" allowOverlap="1" wp14:anchorId="0A1EEC4E" wp14:editId="5F5C2DBF">
-                <wp:simplePos x="0" y="0"/>
-                <wp:positionH relativeFrom="column">
-                  <wp:posOffset>550545</wp:posOffset>
-                </wp:positionH>
-                <wp:positionV relativeFrom="paragraph">
-                  <wp:posOffset>1771015</wp:posOffset>
-                </wp:positionV>
-                <wp:extent cx="1800225" cy="561975"/>
-                <wp:effectExtent l="0" t="0" r="28575" b="28575"/>
-                <wp:wrapNone/>
-                <wp:docPr id="183" name="Rounded Rectangle 183"/>
-                <wp:cNvGraphicFramePr/>
-                <a:graphic xmlns:a="http://schemas.openxmlformats.org/drawingml/2006/main">
-                  <a:graphicData uri="http://schemas.microsoft.com/office/word/2010/wordprocessingShape">
-                    <wps:wsp>
-                      <wps:cNvSpPr/>
-                      <wps:spPr>
-                        <a:xfrm>
-                          <a:off x="0" y="0"/>
-                          <a:ext cx="1800225" cy="561975"/>
-                        </a:xfrm>
-                        <a:prstGeom prst="roundRect">
-                          <a:avLst/>
-                        </a:prstGeom>
-                        <a:ln w="12700">
-                          <a:solidFill>
-                            <a:schemeClr val="tx1"/>
-                          </a:solidFill>
-                        </a:ln>
-                      </wps:spPr>
-                      <wps:style>
-                        <a:lnRef idx="2">
-                          <a:schemeClr val="accent6"/>
-                        </a:lnRef>
-                        <a:fillRef idx="1">
-                          <a:schemeClr val="lt1"/>
-                        </a:fillRef>
-                        <a:effectRef idx="0">
-                          <a:schemeClr val="accent6"/>
-                        </a:effectRef>
-                        <a:fontRef idx="minor">
-                          <a:schemeClr val="dk1"/>
-                        </a:fontRef>
-                      </wps:style>
-                      <wps:bodyPr rot="0" spcFirstLastPara="0" vertOverflow="overflow" horzOverflow="overflow" vert="horz" wrap="square" lIns="91440" tIns="45720" rIns="91440" bIns="45720" numCol="1" spcCol="0" rtlCol="0" fromWordArt="0" anchor="ctr" anchorCtr="0" forceAA="0" compatLnSpc="1">
-                        <a:prstTxWarp prst="textNoShape">
-                          <a:avLst/>
-                        </a:prstTxWarp>
-                        <a:noAutofit/>
-                      </wps:bodyPr>
-                    </wps:wsp>
-                  </a:graphicData>
-                </a:graphic>
-                <wp14:sizeRelH relativeFrom="margin">
-                  <wp14:pctWidth>0</wp14:pctWidth>
-                </wp14:sizeRelH>
-                <wp14:sizeRelV relativeFrom="margin">
-                  <wp14:pctHeight>0</wp14:pctHeight>
-                </wp14:sizeRelV>
-              </wp:anchor>
-            </w:drawing>
-          </mc:Choice>
-          <mc:Fallback>
-            <w:pict>
-              <v:roundrect w14:anchorId="6232FCD4" id="Rounded Rectangle 183" o:spid="_x0000_s1026" style="position:absolute;margin-left:43.35pt;margin-top:139.45pt;width:141.75pt;height:44.25pt;z-index:-251615232;visibility:visible;mso-wrap-style:square;mso-width-percent:0;mso-height-percent:0;mso-wrap-distance-left:9pt;mso-wrap-distance-top:0;mso-wrap-distance-right:9pt;mso-wrap-distance-bottom:0;mso-position-horizontal:absolute;mso-position-horizontal-relative:text;mso-position-vertical:absolute;mso-position-vertical-relative:text;mso-width-percent:0;mso-height-percent:0;mso-width-relative:margin;mso-height-relative:margin;v-text-anchor:middle" arcsize="10923f" o:gfxdata="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" fillcolor="white [3201]" strokecolor="black [3213]" strokeweight="1pt"/>
-            </w:pict>
-          </mc:Fallback>
-        </mc:AlternateContent>
-      </w:r>
-      <w:r>
-        <w:rPr>
-          <w:rFonts w:ascii="Preeti" w:hAnsi="Preeti"/>
-          <w:b/>
-          <w:noProof/>
-          <w:sz w:val="40"/>
-          <w:szCs w:val="40"/>
-        </w:rPr>
-        <mc:AlternateContent>
-          <mc:Choice Requires="wps">
-            <w:drawing>
-              <wp:anchor distT="0" distB="0" distL="114300" distR="114300" simplePos="0" relativeHeight="251697152" behindDoc="1" locked="0" layoutInCell="1" allowOverlap="1">
+              <wp:anchor distT="0" distB="0" distL="114300" distR="114300" simplePos="0" relativeHeight="251697152" behindDoc="1" locked="0" layoutInCell="1" allowOverlap="1" wp14:anchorId="709B67A7" wp14:editId="200E8545">
                 <wp:simplePos x="0" y="0"/>
                 <wp:positionH relativeFrom="column">
                   <wp:posOffset>550545</wp:posOffset>
@@ -2201,7 +3536,7 @@
           </mc:Choice>
           <mc:Fallback>
             <w:pict>
-              <v:roundrect w14:anchorId="6D97EC82" id="Rounded Rectangle 179" o:spid="_x0000_s1026" style="position:absolute;margin-left:43.35pt;margin-top:39.7pt;width:141.75pt;height:99.75pt;z-index:-251619328;visibility:visible;mso-wrap-style:square;mso-width-percent:0;mso-wrap-distance-left:9pt;mso-wrap-distance-top:0;mso-wrap-distance-right:9pt;mso-wrap-distance-bottom:0;mso-position-horizontal:absolute;mso-position-horizontal-relative:text;mso-position-vertical:absolute;mso-position-vertical-relative:text;mso-width-percent:0;mso-width-relative:margin;v-text-anchor:middle" arcsize="10923f" o:gfxdata="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" fillcolor="white [3201]" strokecolor="black [3213]" strokeweight="1pt"/>
+              <v:roundrect w14:anchorId="44A36CEF" id="Rounded Rectangle 179" o:spid="_x0000_s1026" style="position:absolute;margin-left:43.35pt;margin-top:39.7pt;width:141.75pt;height:99.75pt;z-index:-251619328;visibility:visible;mso-wrap-style:square;mso-width-percent:0;mso-wrap-distance-left:9pt;mso-wrap-distance-top:0;mso-wrap-distance-right:9pt;mso-wrap-distance-bottom:0;mso-position-horizontal:absolute;mso-position-horizontal-relative:text;mso-position-vertical:absolute;mso-position-vertical-relative:text;mso-width-percent:0;mso-width-relative:margin;v-text-anchor:middle" arcsize="10923f" o:gfxdata="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" fillcolor="white [3201]" strokecolor="black [3213]" strokeweight="1pt"/>
             </w:pict>
           </mc:Fallback>
         </mc:AlternateContent>
@@ -2223,7 +3558,86 @@
           <w:szCs w:val="40"/>
         </w:rPr>
         <w:tab/>
-        <w:t>lrq x]/L gfd n]Vg'xf];\ M</w:t>
+      </w:r>
+      <w:proofErr w:type="spellStart"/>
+      <w:r>
+        <w:rPr>
+          <w:rFonts w:ascii="Preeti" w:hAnsi="Preeti"/>
+          <w:b/>
+          <w:sz w:val="40"/>
+          <w:szCs w:val="40"/>
+        </w:rPr>
+        <w:t>lrq</w:t>
+      </w:r>
+      <w:proofErr w:type="spellEnd"/>
+      <w:r>
+        <w:rPr>
+          <w:rFonts w:ascii="Preeti" w:hAnsi="Preeti"/>
+          <w:b/>
+          <w:sz w:val="40"/>
+          <w:szCs w:val="40"/>
+        </w:rPr>
+        <w:t xml:space="preserve"> x]/L </w:t>
+      </w:r>
+      <w:proofErr w:type="spellStart"/>
+      <w:r>
+        <w:rPr>
+          <w:rFonts w:ascii="Preeti" w:hAnsi="Preeti"/>
+          <w:b/>
+          <w:sz w:val="40"/>
+          <w:szCs w:val="40"/>
+        </w:rPr>
+        <w:t>gfd</w:t>
+      </w:r>
+      <w:proofErr w:type="spellEnd"/>
+      <w:r>
+        <w:rPr>
+          <w:rFonts w:ascii="Preeti" w:hAnsi="Preeti"/>
+          <w:b/>
+          <w:sz w:val="40"/>
+          <w:szCs w:val="40"/>
+        </w:rPr>
+        <w:t xml:space="preserve"> </w:t>
+      </w:r>
+      <w:proofErr w:type="gramStart"/>
+      <w:r>
+        <w:rPr>
+          <w:rFonts w:ascii="Preeti" w:hAnsi="Preeti"/>
+          <w:b/>
+          <w:sz w:val="40"/>
+          <w:szCs w:val="40"/>
+        </w:rPr>
+        <w:t>n]</w:t>
+      </w:r>
+      <w:proofErr w:type="spellStart"/>
+      <w:r>
+        <w:rPr>
+          <w:rFonts w:ascii="Preeti" w:hAnsi="Preeti"/>
+          <w:b/>
+          <w:sz w:val="40"/>
+          <w:szCs w:val="40"/>
+        </w:rPr>
+        <w:t>Vg'xf</w:t>
+      </w:r>
+      <w:proofErr w:type="spellEnd"/>
+      <w:r>
+        <w:rPr>
+          <w:rFonts w:ascii="Preeti" w:hAnsi="Preeti"/>
+          <w:b/>
+          <w:sz w:val="40"/>
+          <w:szCs w:val="40"/>
+        </w:rPr>
+        <w:t>];\</w:t>
+      </w:r>
+      <w:proofErr w:type="gramEnd"/>
+      <w:r>
+        <w:rPr>
+          <w:rFonts w:ascii="Preeti" w:hAnsi="Preeti"/>
+          <w:b/>
+          <w:sz w:val="40"/>
+          <w:szCs w:val="40"/>
+        </w:rPr>
+        <w:t xml:space="preserve"> M</w:t>
       </w:r>
       <w:r>
         <w:rPr>
@@ -2255,7 +3669,7 @@
           <w:noProof/>
         </w:rPr>
         <w:drawing>
-          <wp:anchor distT="0" distB="0" distL="114300" distR="114300" simplePos="0" relativeHeight="251692032" behindDoc="0" locked="0" layoutInCell="1" allowOverlap="1">
+          <wp:anchor distT="0" distB="0" distL="114300" distR="114300" simplePos="0" relativeHeight="251692032" behindDoc="0" locked="0" layoutInCell="1" allowOverlap="1" wp14:anchorId="1753B367" wp14:editId="0116470C">
             <wp:simplePos x="0" y="0"/>
             <wp:positionH relativeFrom="column">
               <wp:posOffset>4799330</wp:posOffset>
@@ -2280,7 +3694,7 @@
                     </pic:cNvPicPr>
                   </pic:nvPicPr>
                   <pic:blipFill rotWithShape="1">
-                    <a:blip r:embed="rId13">
+                    <a:blip r:embed="rId14">
                       <a:extLst>
                         <a:ext uri="{28A0092B-C50C-407E-A947-70E740481C1C}">
                           <a14:useLocalDpi xmlns:a14="http://schemas.microsoft.com/office/drawing/2010/main" val="0"/>
@@ -2325,7 +3739,7 @@
           <w:noProof/>
         </w:rPr>
         <w:drawing>
-          <wp:anchor distT="0" distB="0" distL="114300" distR="114300" simplePos="0" relativeHeight="251689984" behindDoc="0" locked="0" layoutInCell="1" allowOverlap="1">
+          <wp:anchor distT="0" distB="0" distL="114300" distR="114300" simplePos="0" relativeHeight="251689984" behindDoc="0" locked="0" layoutInCell="1" allowOverlap="1" wp14:anchorId="4EB0358E" wp14:editId="59036A24">
             <wp:simplePos x="0" y="0"/>
             <wp:positionH relativeFrom="column">
               <wp:posOffset>598170</wp:posOffset>
@@ -2350,7 +3764,7 @@
                     </pic:cNvPicPr>
                   </pic:nvPicPr>
                   <pic:blipFill rotWithShape="1">
-                    <a:blip r:embed="rId14" cstate="print">
+                    <a:blip r:embed="rId15" cstate="print">
                       <a:extLst>
                         <a:ext uri="{28A0092B-C50C-407E-A947-70E740481C1C}">
                           <a14:useLocalDpi xmlns:a14="http://schemas.microsoft.com/office/drawing/2010/main" val="0"/>
@@ -2439,13 +3853,13 @@
         <mc:AlternateContent>
           <mc:Choice Requires="wps">
             <w:drawing>
-              <wp:anchor distT="0" distB="0" distL="114300" distR="114300" simplePos="0" relativeHeight="251702272" behindDoc="1" locked="0" layoutInCell="1" allowOverlap="1" wp14:anchorId="23FF06DA" wp14:editId="09B6A075">
+              <wp:anchor distT="0" distB="0" distL="114300" distR="114300" simplePos="0" relativeHeight="251702272" behindDoc="1" locked="0" layoutInCell="1" allowOverlap="1" wp14:anchorId="730BDF69" wp14:editId="53624B14">
                 <wp:simplePos x="0" y="0"/>
                 <wp:positionH relativeFrom="column">
                   <wp:posOffset>4617720</wp:posOffset>
                 </wp:positionH>
                 <wp:positionV relativeFrom="paragraph">
-                  <wp:posOffset>213360</wp:posOffset>
+                  <wp:posOffset>270510</wp:posOffset>
                 </wp:positionV>
                 <wp:extent cx="1800225" cy="561975"/>
                 <wp:effectExtent l="0" t="0" r="28575" b="28575"/>
@@ -2504,17 +3918,98 @@
           </mc:Choice>
           <mc:Fallback>
             <w:pict>
-              <v:roundrect w14:anchorId="6A5FE367" id="Rounded Rectangle 184" o:spid="_x0000_s1026" style="position:absolute;margin-left:363.6pt;margin-top:16.8pt;width:141.75pt;height:44.25pt;z-index:-251614208;visibility:visible;mso-wrap-style:square;mso-width-percent:0;mso-height-percent:0;mso-wrap-distance-left:9pt;mso-wrap-distance-top:0;mso-wrap-distance-right:9pt;mso-wrap-distance-bottom:0;mso-position-horizontal:absolute;mso-position-horizontal-relative:text;mso-position-vertical:absolute;mso-position-vertical-relative:text;mso-width-percent:0;mso-height-percent:0;mso-width-relative:margin;mso-height-relative:margin;v-text-anchor:middle" arcsize="10923f" o:gfxdata="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" fillcolor="white [3201]" strokecolor="black [3213]" strokeweight="1pt"/>
+              <v:roundrect w14:anchorId="36CF4875" id="Rounded Rectangle 184" o:spid="_x0000_s1026" style="position:absolute;margin-left:363.6pt;margin-top:21.3pt;width:141.75pt;height:44.25pt;z-index:-251614208;visibility:visible;mso-wrap-style:square;mso-width-percent:0;mso-height-percent:0;mso-wrap-distance-left:9pt;mso-wrap-distance-top:0;mso-wrap-distance-right:9pt;mso-wrap-distance-bottom:0;mso-position-horizontal:absolute;mso-position-horizontal-relative:text;mso-position-vertical:absolute;mso-position-vertical-relative:text;mso-width-percent:0;mso-height-percent:0;mso-width-relative:margin;mso-height-relative:margin;v-text-anchor:middle" arcsize="10923f" o:gfxdata="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" fillcolor="white [3201]" strokecolor="black [3213]" strokeweight="1pt"/>
             </w:pict>
           </mc:Fallback>
         </mc:AlternateContent>
       </w:r>
       <w:r>
         <w:rPr>
+          <w:rFonts w:ascii="Preeti" w:hAnsi="Preeti"/>
+          <w:b/>
           <w:noProof/>
+          <w:sz w:val="40"/>
+          <w:szCs w:val="40"/>
+        </w:rPr>
+        <mc:AlternateContent>
+          <mc:Choice Requires="wps">
+            <w:drawing>
+              <wp:anchor distT="0" distB="0" distL="114300" distR="114300" simplePos="0" relativeHeight="251701248" behindDoc="1" locked="0" layoutInCell="1" allowOverlap="1" wp14:anchorId="28A8F2F1" wp14:editId="0CF2FA40">
+                <wp:simplePos x="0" y="0"/>
+                <wp:positionH relativeFrom="column">
+                  <wp:posOffset>550545</wp:posOffset>
+                </wp:positionH>
+                <wp:positionV relativeFrom="paragraph">
+                  <wp:posOffset>270510</wp:posOffset>
+                </wp:positionV>
+                <wp:extent cx="1800225" cy="561975"/>
+                <wp:effectExtent l="0" t="0" r="28575" b="28575"/>
+                <wp:wrapNone/>
+                <wp:docPr id="183" name="Rounded Rectangle 183"/>
+                <wp:cNvGraphicFramePr/>
+                <a:graphic xmlns:a="http://schemas.openxmlformats.org/drawingml/2006/main">
+                  <a:graphicData uri="http://schemas.microsoft.com/office/word/2010/wordprocessingShape">
+                    <wps:wsp>
+                      <wps:cNvSpPr/>
+                      <wps:spPr>
+                        <a:xfrm>
+                          <a:off x="0" y="0"/>
+                          <a:ext cx="1800225" cy="561975"/>
+                        </a:xfrm>
+                        <a:prstGeom prst="roundRect">
+                          <a:avLst/>
+                        </a:prstGeom>
+                        <a:ln w="12700">
+                          <a:solidFill>
+                            <a:schemeClr val="tx1"/>
+                          </a:solidFill>
+                        </a:ln>
+                      </wps:spPr>
+                      <wps:style>
+                        <a:lnRef idx="2">
+                          <a:schemeClr val="accent6"/>
+                        </a:lnRef>
+                        <a:fillRef idx="1">
+                          <a:schemeClr val="lt1"/>
+                        </a:fillRef>
+                        <a:effectRef idx="0">
+                          <a:schemeClr val="accent6"/>
+                        </a:effectRef>
+                        <a:fontRef idx="minor">
+                          <a:schemeClr val="dk1"/>
+                        </a:fontRef>
+                      </wps:style>
+                      <wps:bodyPr rot="0" spcFirstLastPara="0" vertOverflow="overflow" horzOverflow="overflow" vert="horz" wrap="square" lIns="91440" tIns="45720" rIns="91440" bIns="45720" numCol="1" spcCol="0" rtlCol="0" fromWordArt="0" anchor="ctr" anchorCtr="0" forceAA="0" compatLnSpc="1">
+                        <a:prstTxWarp prst="textNoShape">
+                          <a:avLst/>
+                        </a:prstTxWarp>
+                        <a:noAutofit/>
+                      </wps:bodyPr>
+                    </wps:wsp>
+                  </a:graphicData>
+                </a:graphic>
+                <wp14:sizeRelH relativeFrom="margin">
+                  <wp14:pctWidth>0</wp14:pctWidth>
+                </wp14:sizeRelH>
+                <wp14:sizeRelV relativeFrom="margin">
+                  <wp14:pctHeight>0</wp14:pctHeight>
+                </wp14:sizeRelV>
+              </wp:anchor>
+            </w:drawing>
+          </mc:Choice>
+          <mc:Fallback>
+            <w:pict>
+              <v:roundrect w14:anchorId="5F2D89A9" id="Rounded Rectangle 183" o:spid="_x0000_s1026" style="position:absolute;margin-left:43.35pt;margin-top:21.3pt;width:141.75pt;height:44.25pt;z-index:-251615232;visibility:visible;mso-wrap-style:square;mso-width-percent:0;mso-height-percent:0;mso-wrap-distance-left:9pt;mso-wrap-distance-top:0;mso-wrap-distance-right:9pt;mso-wrap-distance-bottom:0;mso-position-horizontal:absolute;mso-position-horizontal-relative:text;mso-position-vertical:absolute;mso-position-vertical-relative:text;mso-width-percent:0;mso-height-percent:0;mso-width-relative:margin;mso-height-relative:margin;v-text-anchor:middle" arcsize="10923f" o:gfxdata="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" fillcolor="white [3201]" strokecolor="black [3213]" strokeweight="1pt"/>
+            </w:pict>
+          </mc:Fallback>
+        </mc:AlternateContent>
+      </w:r>
+      <w:r>
+        <w:rPr>
+          <w:noProof/>
         </w:rPr>
         <w:drawing>
-          <wp:anchor distT="0" distB="0" distL="114300" distR="114300" simplePos="0" relativeHeight="251696128" behindDoc="0" locked="0" layoutInCell="1" allowOverlap="1" wp14:anchorId="10898909" wp14:editId="075ADAAA">
+          <wp:anchor distT="0" distB="0" distL="114300" distR="114300" simplePos="0" relativeHeight="251696128" behindDoc="0" locked="0" layoutInCell="1" allowOverlap="1" wp14:anchorId="2FC3DDF6" wp14:editId="0826FA97">
             <wp:simplePos x="0" y="0"/>
             <wp:positionH relativeFrom="column">
               <wp:posOffset>2980055</wp:posOffset>
@@ -2539,7 +4034,7 @@
                     </pic:cNvPicPr>
                   </pic:nvPicPr>
                   <pic:blipFill rotWithShape="1">
-                    <a:blip r:embed="rId15">
+                    <a:blip r:embed="rId16">
                       <a:extLst>
                         <a:ext uri="{28A0092B-C50C-407E-A947-70E740481C1C}">
                           <a14:useLocalDpi xmlns:a14="http://schemas.microsoft.com/office/drawing/2010/main" val="0"/>
@@ -2590,7 +4085,7 @@
         <mc:AlternateContent>
           <mc:Choice Requires="wps">
             <w:drawing>
-              <wp:anchor distT="0" distB="0" distL="114300" distR="114300" simplePos="0" relativeHeight="251711488" behindDoc="1" locked="0" layoutInCell="1" allowOverlap="1" wp14:anchorId="06F1C18A" wp14:editId="039A81D6">
+              <wp:anchor distT="0" distB="0" distL="114300" distR="114300" simplePos="0" relativeHeight="251711488" behindDoc="1" locked="0" layoutInCell="1" allowOverlap="1" wp14:anchorId="5A682CA0" wp14:editId="6984D1AF">
                 <wp:simplePos x="0" y="0"/>
                 <wp:positionH relativeFrom="column">
                   <wp:posOffset>2569845</wp:posOffset>
@@ -2671,7 +4166,7 @@
         <mc:AlternateContent>
           <mc:Choice Requires="wps">
             <w:drawing>
-              <wp:anchor distT="0" distB="0" distL="114300" distR="114300" simplePos="0" relativeHeight="251710464" behindDoc="1" locked="0" layoutInCell="1" allowOverlap="1" wp14:anchorId="0B78E8AE" wp14:editId="38831954">
+              <wp:anchor distT="0" distB="0" distL="114300" distR="114300" simplePos="0" relativeHeight="251710464" behindDoc="1" locked="0" layoutInCell="1" allowOverlap="1" wp14:anchorId="276D256E" wp14:editId="2141B44B">
                 <wp:simplePos x="0" y="0"/>
                 <wp:positionH relativeFrom="column">
                   <wp:posOffset>2569845</wp:posOffset>
@@ -2779,88 +4274,7 @@
         <mc:AlternateContent>
           <mc:Choice Requires="wps">
             <w:drawing>
-              <wp:anchor distT="0" distB="0" distL="114300" distR="114300" simplePos="0" relativeHeight="251707392" behindDoc="1" locked="0" layoutInCell="1" allowOverlap="1" wp14:anchorId="5EEECD8D" wp14:editId="0A50915D">
-                <wp:simplePos x="0" y="0"/>
-                <wp:positionH relativeFrom="column">
-                  <wp:posOffset>4617720</wp:posOffset>
-                </wp:positionH>
-                <wp:positionV relativeFrom="paragraph">
-                  <wp:posOffset>1447800</wp:posOffset>
-                </wp:positionV>
-                <wp:extent cx="1800225" cy="561975"/>
-                <wp:effectExtent l="0" t="0" r="28575" b="28575"/>
-                <wp:wrapNone/>
-                <wp:docPr id="188" name="Rounded Rectangle 188"/>
-                <wp:cNvGraphicFramePr/>
-                <a:graphic xmlns:a="http://schemas.openxmlformats.org/drawingml/2006/main">
-                  <a:graphicData uri="http://schemas.microsoft.com/office/word/2010/wordprocessingShape">
-                    <wps:wsp>
-                      <wps:cNvSpPr/>
-                      <wps:spPr>
-                        <a:xfrm>
-                          <a:off x="0" y="0"/>
-                          <a:ext cx="1800225" cy="561975"/>
-                        </a:xfrm>
-                        <a:prstGeom prst="roundRect">
-                          <a:avLst/>
-                        </a:prstGeom>
-                        <a:ln w="12700">
-                          <a:solidFill>
-                            <a:schemeClr val="tx1"/>
-                          </a:solidFill>
-                        </a:ln>
-                      </wps:spPr>
-                      <wps:style>
-                        <a:lnRef idx="2">
-                          <a:schemeClr val="accent6"/>
-                        </a:lnRef>
-                        <a:fillRef idx="1">
-                          <a:schemeClr val="lt1"/>
-                        </a:fillRef>
-                        <a:effectRef idx="0">
-                          <a:schemeClr val="accent6"/>
-                        </a:effectRef>
-                        <a:fontRef idx="minor">
-                          <a:schemeClr val="dk1"/>
-                        </a:fontRef>
-                      </wps:style>
-                      <wps:bodyPr rot="0" spcFirstLastPara="0" vertOverflow="overflow" horzOverflow="overflow" vert="horz" wrap="square" lIns="91440" tIns="45720" rIns="91440" bIns="45720" numCol="1" spcCol="0" rtlCol="0" fromWordArt="0" anchor="ctr" anchorCtr="0" forceAA="0" compatLnSpc="1">
-                        <a:prstTxWarp prst="textNoShape">
-                          <a:avLst/>
-                        </a:prstTxWarp>
-                        <a:noAutofit/>
-                      </wps:bodyPr>
-                    </wps:wsp>
-                  </a:graphicData>
-                </a:graphic>
-                <wp14:sizeRelH relativeFrom="margin">
-                  <wp14:pctWidth>0</wp14:pctWidth>
-                </wp14:sizeRelH>
-                <wp14:sizeRelV relativeFrom="margin">
-                  <wp14:pctHeight>0</wp14:pctHeight>
-                </wp14:sizeRelV>
-              </wp:anchor>
-            </w:drawing>
-          </mc:Choice>
-          <mc:Fallback>
-            <w:pict>
-              <v:roundrect w14:anchorId="6CA78327" id="Rounded Rectangle 188" o:spid="_x0000_s1026" style="position:absolute;margin-left:363.6pt;margin-top:114pt;width:141.75pt;height:44.25pt;z-index:-251609088;visibility:visible;mso-wrap-style:square;mso-width-percent:0;mso-height-percent:0;mso-wrap-distance-left:9pt;mso-wrap-distance-top:0;mso-wrap-distance-right:9pt;mso-wrap-distance-bottom:0;mso-position-horizontal:absolute;mso-position-horizontal-relative:text;mso-position-vertical:absolute;mso-position-vertical-relative:text;mso-width-percent:0;mso-height-percent:0;mso-width-relative:margin;mso-height-relative:margin;v-text-anchor:middle" arcsize="10923f" o:gfxdata="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" fillcolor="white [3201]" strokecolor="black [3213]" strokeweight="1pt"/>
-            </w:pict>
-          </mc:Fallback>
-        </mc:AlternateContent>
-      </w:r>
-      <w:r>
-        <w:rPr>
-          <w:rFonts w:ascii="Preeti" w:hAnsi="Preeti"/>
-          <w:b/>
-          <w:noProof/>
-          <w:sz w:val="40"/>
-          <w:szCs w:val="40"/>
-        </w:rPr>
-        <mc:AlternateContent>
-          <mc:Choice Requires="wps">
-            <w:drawing>
-              <wp:anchor distT="0" distB="0" distL="114300" distR="114300" simplePos="0" relativeHeight="251705344" behindDoc="1" locked="0" layoutInCell="1" allowOverlap="1" wp14:anchorId="29DAD177" wp14:editId="4AA28298">
+              <wp:anchor distT="0" distB="0" distL="114300" distR="114300" simplePos="0" relativeHeight="251705344" behindDoc="1" locked="0" layoutInCell="1" allowOverlap="1" wp14:anchorId="281BE3AC" wp14:editId="6C438877">
                 <wp:simplePos x="0" y="0"/>
                 <wp:positionH relativeFrom="column">
                   <wp:posOffset>4617720</wp:posOffset>
@@ -2922,7 +4336,7 @@
           </mc:Choice>
           <mc:Fallback>
             <w:pict>
-              <v:roundrect w14:anchorId="68905025" id="Rounded Rectangle 186" o:spid="_x0000_s1026" style="position:absolute;margin-left:363.6pt;margin-top:14.25pt;width:141.75pt;height:99.75pt;z-index:-251611136;visibility:visible;mso-wrap-style:square;mso-width-percent:0;mso-wrap-distance-left:9pt;mso-wrap-distance-top:0;mso-wrap-distance-right:9pt;mso-wrap-distance-bottom:0;mso-position-horizontal:absolute;mso-position-horizontal-relative:text;mso-position-vertical:absolute;mso-position-vertical-relative:text;mso-width-percent:0;mso-width-relative:margin;v-text-anchor:middle" arcsize="10923f" o:gfxdata="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" fillcolor="white [3201]" strokecolor="black [3213]" strokeweight="1pt"/>
+              <v:roundrect w14:anchorId="472F3B9D" id="Rounded Rectangle 186" o:spid="_x0000_s1026" style="position:absolute;margin-left:363.6pt;margin-top:14.25pt;width:141.75pt;height:99.75pt;z-index:-251611136;visibility:visible;mso-wrap-style:square;mso-width-percent:0;mso-wrap-distance-left:9pt;mso-wrap-distance-top:0;mso-wrap-distance-right:9pt;mso-wrap-distance-bottom:0;mso-position-horizontal:absolute;mso-position-horizontal-relative:text;mso-position-vertical:absolute;mso-position-vertical-relative:text;mso-width-percent:0;mso-width-relative:margin;v-text-anchor:middle" arcsize="10923f" o:gfxdata="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" fillcolor="white [3201]" strokecolor="black [3213]" strokeweight="1pt"/>
             </w:pict>
           </mc:Fallback>
         </mc:AlternateContent>
@@ -2932,7 +4346,7 @@
           <w:noProof/>
         </w:rPr>
         <w:drawing>
-          <wp:anchor distT="0" distB="0" distL="114300" distR="114300" simplePos="0" relativeHeight="251691008" behindDoc="0" locked="0" layoutInCell="1" allowOverlap="1">
+          <wp:anchor distT="0" distB="0" distL="114300" distR="114300" simplePos="0" relativeHeight="251691008" behindDoc="0" locked="0" layoutInCell="1" allowOverlap="1" wp14:anchorId="237AB28E" wp14:editId="3520A669">
             <wp:simplePos x="0" y="0"/>
             <wp:positionH relativeFrom="column">
               <wp:posOffset>5218430</wp:posOffset>
@@ -2957,7 +4371,7 @@
                     </pic:cNvPicPr>
                   </pic:nvPicPr>
                   <pic:blipFill rotWithShape="1">
-                    <a:blip r:embed="rId16" cstate="print">
+                    <a:blip r:embed="rId17" cstate="print">
                       <a:extLst>
                         <a:ext uri="{28A0092B-C50C-407E-A947-70E740481C1C}">
                           <a14:useLocalDpi xmlns:a14="http://schemas.microsoft.com/office/drawing/2010/main" val="0"/>
@@ -3002,7 +4416,7 @@
           <w:noProof/>
         </w:rPr>
         <w:drawing>
-          <wp:anchor distT="0" distB="0" distL="114300" distR="114300" simplePos="0" relativeHeight="251694080" behindDoc="0" locked="0" layoutInCell="1" allowOverlap="1">
+          <wp:anchor distT="0" distB="0" distL="114300" distR="114300" simplePos="0" relativeHeight="251694080" behindDoc="0" locked="0" layoutInCell="1" allowOverlap="1" wp14:anchorId="409CE628" wp14:editId="5E366877">
             <wp:simplePos x="0" y="0"/>
             <wp:positionH relativeFrom="column">
               <wp:posOffset>741680</wp:posOffset>
@@ -3027,7 +4441,7 @@
                     </pic:cNvPicPr>
                   </pic:nvPicPr>
                   <pic:blipFill>
-                    <a:blip r:embed="rId17" cstate="print">
+                    <a:blip r:embed="rId18" cstate="print">
                       <a:extLst>
                         <a:ext uri="{28A0092B-C50C-407E-A947-70E740481C1C}">
                           <a14:useLocalDpi xmlns:a14="http://schemas.microsoft.com/office/drawing/2010/main" val="0"/>
@@ -3105,7 +4519,169 @@
         <mc:AlternateContent>
           <mc:Choice Requires="wps">
             <w:drawing>
-              <wp:anchor distT="0" distB="0" distL="114300" distR="114300" simplePos="0" relativeHeight="251704320" behindDoc="1" locked="0" layoutInCell="1" allowOverlap="1" wp14:anchorId="794DBE9C" wp14:editId="369664ED">
+              <wp:anchor distT="0" distB="0" distL="114300" distR="114300" simplePos="0" relativeHeight="251707392" behindDoc="1" locked="0" layoutInCell="1" allowOverlap="1" wp14:anchorId="70AE7816" wp14:editId="631949EC">
+                <wp:simplePos x="0" y="0"/>
+                <wp:positionH relativeFrom="column">
+                  <wp:posOffset>4617720</wp:posOffset>
+                </wp:positionH>
+                <wp:positionV relativeFrom="paragraph">
+                  <wp:posOffset>495300</wp:posOffset>
+                </wp:positionV>
+                <wp:extent cx="1800225" cy="561975"/>
+                <wp:effectExtent l="0" t="0" r="28575" b="28575"/>
+                <wp:wrapNone/>
+                <wp:docPr id="188" name="Rounded Rectangle 188"/>
+                <wp:cNvGraphicFramePr/>
+                <a:graphic xmlns:a="http://schemas.openxmlformats.org/drawingml/2006/main">
+                  <a:graphicData uri="http://schemas.microsoft.com/office/word/2010/wordprocessingShape">
+                    <wps:wsp>
+                      <wps:cNvSpPr/>
+                      <wps:spPr>
+                        <a:xfrm>
+                          <a:off x="0" y="0"/>
+                          <a:ext cx="1800225" cy="561975"/>
+                        </a:xfrm>
+                        <a:prstGeom prst="roundRect">
+                          <a:avLst/>
+                        </a:prstGeom>
+                        <a:ln w="12700">
+                          <a:solidFill>
+                            <a:schemeClr val="tx1"/>
+                          </a:solidFill>
+                        </a:ln>
+                      </wps:spPr>
+                      <wps:style>
+                        <a:lnRef idx="2">
+                          <a:schemeClr val="accent6"/>
+                        </a:lnRef>
+                        <a:fillRef idx="1">
+                          <a:schemeClr val="lt1"/>
+                        </a:fillRef>
+                        <a:effectRef idx="0">
+                          <a:schemeClr val="accent6"/>
+                        </a:effectRef>
+                        <a:fontRef idx="minor">
+                          <a:schemeClr val="dk1"/>
+                        </a:fontRef>
+                      </wps:style>
+                      <wps:bodyPr rot="0" spcFirstLastPara="0" vertOverflow="overflow" horzOverflow="overflow" vert="horz" wrap="square" lIns="91440" tIns="45720" rIns="91440" bIns="45720" numCol="1" spcCol="0" rtlCol="0" fromWordArt="0" anchor="ctr" anchorCtr="0" forceAA="0" compatLnSpc="1">
+                        <a:prstTxWarp prst="textNoShape">
+                          <a:avLst/>
+                        </a:prstTxWarp>
+                        <a:noAutofit/>
+                      </wps:bodyPr>
+                    </wps:wsp>
+                  </a:graphicData>
+                </a:graphic>
+                <wp14:sizeRelH relativeFrom="margin">
+                  <wp14:pctWidth>0</wp14:pctWidth>
+                </wp14:sizeRelH>
+                <wp14:sizeRelV relativeFrom="margin">
+                  <wp14:pctHeight>0</wp14:pctHeight>
+                </wp14:sizeRelV>
+              </wp:anchor>
+            </w:drawing>
+          </mc:Choice>
+          <mc:Fallback>
+            <w:pict>
+              <v:roundrect w14:anchorId="46F70949" id="Rounded Rectangle 188" o:spid="_x0000_s1026" style="position:absolute;margin-left:363.6pt;margin-top:39pt;width:141.75pt;height:44.25pt;z-index:-251609088;visibility:visible;mso-wrap-style:square;mso-width-percent:0;mso-height-percent:0;mso-wrap-distance-left:9pt;mso-wrap-distance-top:0;mso-wrap-distance-right:9pt;mso-wrap-distance-bottom:0;mso-position-horizontal:absolute;mso-position-horizontal-relative:text;mso-position-vertical:absolute;mso-position-vertical-relative:text;mso-width-percent:0;mso-height-percent:0;mso-width-relative:margin;mso-height-relative:margin;v-text-anchor:middle" arcsize="10923f" o:gfxdata="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" fillcolor="white [3201]" strokecolor="black [3213]" strokeweight="1pt"/>
+            </w:pict>
+          </mc:Fallback>
+        </mc:AlternateContent>
+      </w:r>
+      <w:r>
+        <w:rPr>
+          <w:rFonts w:ascii="Preeti" w:hAnsi="Preeti"/>
+          <w:b/>
+          <w:noProof/>
+          <w:sz w:val="40"/>
+          <w:szCs w:val="40"/>
+        </w:rPr>
+        <mc:AlternateContent>
+          <mc:Choice Requires="wps">
+            <w:drawing>
+              <wp:anchor distT="0" distB="0" distL="114300" distR="114300" simplePos="0" relativeHeight="251706368" behindDoc="1" locked="0" layoutInCell="1" allowOverlap="1" wp14:anchorId="5DDD3922" wp14:editId="4541C403">
+                <wp:simplePos x="0" y="0"/>
+                <wp:positionH relativeFrom="column">
+                  <wp:posOffset>550545</wp:posOffset>
+                </wp:positionH>
+                <wp:positionV relativeFrom="paragraph">
+                  <wp:posOffset>485775</wp:posOffset>
+                </wp:positionV>
+                <wp:extent cx="1800225" cy="561975"/>
+                <wp:effectExtent l="0" t="0" r="28575" b="28575"/>
+                <wp:wrapNone/>
+                <wp:docPr id="187" name="Rounded Rectangle 187"/>
+                <wp:cNvGraphicFramePr/>
+                <a:graphic xmlns:a="http://schemas.openxmlformats.org/drawingml/2006/main">
+                  <a:graphicData uri="http://schemas.microsoft.com/office/word/2010/wordprocessingShape">
+                    <wps:wsp>
+                      <wps:cNvSpPr/>
+                      <wps:spPr>
+                        <a:xfrm>
+                          <a:off x="0" y="0"/>
+                          <a:ext cx="1800225" cy="561975"/>
+                        </a:xfrm>
+                        <a:prstGeom prst="roundRect">
+                          <a:avLst/>
+                        </a:prstGeom>
+                        <a:ln w="12700">
+                          <a:solidFill>
+                            <a:schemeClr val="tx1"/>
+                          </a:solidFill>
+                        </a:ln>
+                      </wps:spPr>
+                      <wps:style>
+                        <a:lnRef idx="2">
+                          <a:schemeClr val="accent6"/>
+                        </a:lnRef>
+                        <a:fillRef idx="1">
+                          <a:schemeClr val="lt1"/>
+                        </a:fillRef>
+                        <a:effectRef idx="0">
+                          <a:schemeClr val="accent6"/>
+                        </a:effectRef>
+                        <a:fontRef idx="minor">
+                          <a:schemeClr val="dk1"/>
+                        </a:fontRef>
+                      </wps:style>
+                      <wps:bodyPr rot="0" spcFirstLastPara="0" vertOverflow="overflow" horzOverflow="overflow" vert="horz" wrap="square" lIns="91440" tIns="45720" rIns="91440" bIns="45720" numCol="1" spcCol="0" rtlCol="0" fromWordArt="0" anchor="ctr" anchorCtr="0" forceAA="0" compatLnSpc="1">
+                        <a:prstTxWarp prst="textNoShape">
+                          <a:avLst/>
+                        </a:prstTxWarp>
+                        <a:noAutofit/>
+                      </wps:bodyPr>
+                    </wps:wsp>
+                  </a:graphicData>
+                </a:graphic>
+                <wp14:sizeRelH relativeFrom="margin">
+                  <wp14:pctWidth>0</wp14:pctWidth>
+                </wp14:sizeRelH>
+                <wp14:sizeRelV relativeFrom="margin">
+                  <wp14:pctHeight>0</wp14:pctHeight>
+                </wp14:sizeRelV>
+              </wp:anchor>
+            </w:drawing>
+          </mc:Choice>
+          <mc:Fallback>
+            <w:pict>
+              <v:roundrect w14:anchorId="0ED4BAC9" id="Rounded Rectangle 187" o:spid="_x0000_s1026" style="position:absolute;margin-left:43.35pt;margin-top:38.25pt;width:141.75pt;height:44.25pt;z-index:-251610112;visibility:visible;mso-wrap-style:square;mso-width-percent:0;mso-height-percent:0;mso-wrap-distance-left:9pt;mso-wrap-distance-top:0;mso-wrap-distance-right:9pt;mso-wrap-distance-bottom:0;mso-position-horizontal:absolute;mso-position-horizontal-relative:text;mso-position-vertical:absolute;mso-position-vertical-relative:text;mso-width-percent:0;mso-height-percent:0;mso-width-relative:margin;mso-height-relative:margin;v-text-anchor:middle" arcsize="10923f" o:gfxdata="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" fillcolor="white [3201]" strokecolor="black [3213]" strokeweight="1pt"/>
+            </w:pict>
+          </mc:Fallback>
+        </mc:AlternateContent>
+      </w:r>
+      <w:r>
+        <w:rPr>
+          <w:rFonts w:ascii="Preeti" w:hAnsi="Preeti"/>
+          <w:b/>
+          <w:noProof/>
+          <w:sz w:val="40"/>
+          <w:szCs w:val="40"/>
+        </w:rPr>
+        <mc:AlternateContent>
+          <mc:Choice Requires="wps">
+            <w:drawing>
+              <wp:anchor distT="0" distB="0" distL="114300" distR="114300" simplePos="0" relativeHeight="251704320" behindDoc="1" locked="0" layoutInCell="1" allowOverlap="1" wp14:anchorId="6852988F" wp14:editId="37C7B25B">
                 <wp:simplePos x="0" y="0"/>
                 <wp:positionH relativeFrom="column">
                   <wp:posOffset>550545</wp:posOffset>
@@ -3167,88 +4743,7 @@
           </mc:Choice>
           <mc:Fallback>
             <w:pict>
-              <v:roundrect w14:anchorId="3510557F" id="Rounded Rectangle 185" o:spid="_x0000_s1026" style="position:absolute;margin-left:43.35pt;margin-top:-67.5pt;width:141.75pt;height:99.75pt;z-index:-251612160;visibility:visible;mso-wrap-style:square;mso-width-percent:0;mso-wrap-distance-left:9pt;mso-wrap-distance-top:0;mso-wrap-distance-right:9pt;mso-wrap-distance-bottom:0;mso-position-horizontal:absolute;mso-position-horizontal-relative:text;mso-position-vertical:absolute;mso-position-vertical-relative:text;mso-width-percent:0;mso-width-relative:margin;v-text-anchor:middle" arcsize="10923f" o:gfxdata="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" fillcolor="white [3201]" strokecolor="black [3213]" strokeweight="1pt"/>
-            </w:pict>
-          </mc:Fallback>
-        </mc:AlternateContent>
-      </w:r>
-      <w:r>
-        <w:rPr>
-          <w:rFonts w:ascii="Preeti" w:hAnsi="Preeti"/>
-          <w:b/>
-          <w:noProof/>
-          <w:sz w:val="40"/>
-          <w:szCs w:val="40"/>
-        </w:rPr>
-        <mc:AlternateContent>
-          <mc:Choice Requires="wps">
-            <w:drawing>
-              <wp:anchor distT="0" distB="0" distL="114300" distR="114300" simplePos="0" relativeHeight="251706368" behindDoc="1" locked="0" layoutInCell="1" allowOverlap="1" wp14:anchorId="52A3BE2E" wp14:editId="6EC3D302">
-                <wp:simplePos x="0" y="0"/>
-                <wp:positionH relativeFrom="column">
-                  <wp:posOffset>550545</wp:posOffset>
-                </wp:positionH>
-                <wp:positionV relativeFrom="paragraph">
-                  <wp:posOffset>409575</wp:posOffset>
-                </wp:positionV>
-                <wp:extent cx="1800225" cy="561975"/>
-                <wp:effectExtent l="0" t="0" r="28575" b="28575"/>
-                <wp:wrapNone/>
-                <wp:docPr id="187" name="Rounded Rectangle 187"/>
-                <wp:cNvGraphicFramePr/>
-                <a:graphic xmlns:a="http://schemas.openxmlformats.org/drawingml/2006/main">
-                  <a:graphicData uri="http://schemas.microsoft.com/office/word/2010/wordprocessingShape">
-                    <wps:wsp>
-                      <wps:cNvSpPr/>
-                      <wps:spPr>
-                        <a:xfrm>
-                          <a:off x="0" y="0"/>
-                          <a:ext cx="1800225" cy="561975"/>
-                        </a:xfrm>
-                        <a:prstGeom prst="roundRect">
-                          <a:avLst/>
-                        </a:prstGeom>
-                        <a:ln w="12700">
-                          <a:solidFill>
-                            <a:schemeClr val="tx1"/>
-                          </a:solidFill>
-                        </a:ln>
-                      </wps:spPr>
-                      <wps:style>
-                        <a:lnRef idx="2">
-                          <a:schemeClr val="accent6"/>
-                        </a:lnRef>
-                        <a:fillRef idx="1">
-                          <a:schemeClr val="lt1"/>
-                        </a:fillRef>
-                        <a:effectRef idx="0">
-                          <a:schemeClr val="accent6"/>
-                        </a:effectRef>
-                        <a:fontRef idx="minor">
-                          <a:schemeClr val="dk1"/>
-                        </a:fontRef>
-                      </wps:style>
-                      <wps:bodyPr rot="0" spcFirstLastPara="0" vertOverflow="overflow" horzOverflow="overflow" vert="horz" wrap="square" lIns="91440" tIns="45720" rIns="91440" bIns="45720" numCol="1" spcCol="0" rtlCol="0" fromWordArt="0" anchor="ctr" anchorCtr="0" forceAA="0" compatLnSpc="1">
-                        <a:prstTxWarp prst="textNoShape">
-                          <a:avLst/>
-                        </a:prstTxWarp>
-                        <a:noAutofit/>
-                      </wps:bodyPr>
-                    </wps:wsp>
-                  </a:graphicData>
-                </a:graphic>
-                <wp14:sizeRelH relativeFrom="margin">
-                  <wp14:pctWidth>0</wp14:pctWidth>
-                </wp14:sizeRelH>
-                <wp14:sizeRelV relativeFrom="margin">
-                  <wp14:pctHeight>0</wp14:pctHeight>
-                </wp14:sizeRelV>
-              </wp:anchor>
-            </w:drawing>
-          </mc:Choice>
-          <mc:Fallback>
-            <w:pict>
-              <v:roundrect w14:anchorId="30A738BF" id="Rounded Rectangle 187" o:spid="_x0000_s1026" style="position:absolute;margin-left:43.35pt;margin-top:32.25pt;width:141.75pt;height:44.25pt;z-index:-251610112;visibility:visible;mso-wrap-style:square;mso-width-percent:0;mso-height-percent:0;mso-wrap-distance-left:9pt;mso-wrap-distance-top:0;mso-wrap-distance-right:9pt;mso-wrap-distance-bottom:0;mso-position-horizontal:absolute;mso-position-horizontal-relative:text;mso-position-vertical:absolute;mso-position-vertical-relative:text;mso-width-percent:0;mso-height-percent:0;mso-width-relative:margin;mso-height-relative:margin;v-text-anchor:middle" arcsize="10923f" o:gfxdata="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" fillcolor="white [3201]" strokecolor="black [3213]" strokeweight="1pt"/>
+              <v:roundrect w14:anchorId="59BA86EE" id="Rounded Rectangle 185" o:spid="_x0000_s1026" style="position:absolute;margin-left:43.35pt;margin-top:-67.5pt;width:141.75pt;height:99.75pt;z-index:-251612160;visibility:visible;mso-wrap-style:square;mso-width-percent:0;mso-wrap-distance-left:9pt;mso-wrap-distance-top:0;mso-wrap-distance-right:9pt;mso-wrap-distance-bottom:0;mso-position-horizontal:absolute;mso-position-horizontal-relative:text;mso-position-vertical:absolute;mso-position-vertical-relative:text;mso-width-percent:0;mso-width-relative:margin;v-text-anchor:middle" arcsize="10923f" o:gfxdata="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" fillcolor="white [3201]" strokecolor="black [3213]" strokeweight="1pt"/>
             </w:pict>
           </mc:Fallback>
         </mc:AlternateContent>
@@ -3296,16 +4791,16 @@
         <mc:AlternateContent>
           <mc:Choice Requires="wps">
             <w:drawing>
-              <wp:anchor distT="0" distB="0" distL="114300" distR="114300" simplePos="0" relativeHeight="251713536" behindDoc="1" locked="0" layoutInCell="1" allowOverlap="1" wp14:anchorId="38999BA1" wp14:editId="77F43B76">
+              <wp:anchor distT="0" distB="0" distL="114300" distR="114300" simplePos="0" relativeHeight="251713536" behindDoc="1" locked="0" layoutInCell="1" allowOverlap="1" wp14:anchorId="27A7D056" wp14:editId="5B440CC4">
                 <wp:simplePos x="0" y="0"/>
                 <wp:positionH relativeFrom="column">
-                  <wp:posOffset>427355</wp:posOffset>
+                  <wp:posOffset>47625</wp:posOffset>
                 </wp:positionH>
                 <wp:positionV relativeFrom="paragraph">
-                  <wp:posOffset>433070</wp:posOffset>
+                  <wp:posOffset>433705</wp:posOffset>
                 </wp:positionV>
-                <wp:extent cx="5991225" cy="2867025"/>
-                <wp:effectExtent l="19050" t="0" r="47625" b="47625"/>
+                <wp:extent cx="6572250" cy="3819525"/>
+                <wp:effectExtent l="19050" t="0" r="38100" b="47625"/>
                 <wp:wrapNone/>
                 <wp:docPr id="134" name="Cloud 134"/>
                 <wp:cNvGraphicFramePr/>
@@ -3316,7 +4811,7 @@
                       <wps:spPr>
                         <a:xfrm>
                           <a:off x="0" y="0"/>
-                          <a:ext cx="5991225" cy="2867025"/>
+                          <a:ext cx="6572250" cy="3819525"/>
                         </a:xfrm>
                         <a:prstGeom prst="cloud">
                           <a:avLst/>
@@ -3361,8 +4856,8 @@
           </mc:Choice>
           <mc:Fallback>
             <w:pict>
-              <v:shape w14:anchorId="2BCB920E" id="Cloud 134" o:spid="_x0000_s1026" style="position:absolute;margin-left:33.65pt;margin-top:34.1pt;width:471.75pt;height:225.75pt;z-index:-251602944;visibility:visible;mso-wrap-style:square;mso-width-percent:0;mso-height-percent:0;mso-wrap-distance-left:9pt;mso-wrap-distance-top:0;mso-wrap-distance-right:9pt;mso-wrap-distance-bottom:0;mso-position-horizontal:absolute;mso-position-horizontal-relative:text;mso-position-vertical:absolute;mso-position-vertical-relative:text;mso-width-percent:0;mso-height-percent:0;mso-width-relative:margin;mso-height-relative:margin;v-text-anchor:middle" coordsize="43200,43200" o:gfxdata="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" path="m3900,14370c3629,11657,4261,8921,5623,6907,7775,3726,11264,3017,14005,5202,15678,909,19914,22,22456,3432,23097,1683,24328,474,25749,200v1564,-302,3126,570,4084,2281c31215,267,33501,-460,35463,690v1495,876,2567,2710,2855,4886c40046,6218,41422,7998,41982,10318v407,1684,349,3513,-164,5142c43079,17694,43520,20590,43016,23322v-670,3632,-2888,6352,-5612,6882c37391,32471,36658,34621,35395,36101v-1919,2249,-4691,2538,-6840,714c27860,39948,25999,42343,23667,43106v-2748,899,-5616,-633,-7187,-3840c12772,42310,7956,40599,5804,35472,3690,35809,1705,34024,1110,31250,679,29243,1060,27077,2113,25551,619,24354,-213,22057,-5,19704,239,16949,1845,14791,3863,14507v12,-46,25,-91,37,-137xem4693,26177nfc3809,26271,2925,25993,2160,25380t4768,9519nfc6573,35092,6200,35220,5820,35280t10658,3810nfc16211,38544,15987,37961,15810,37350m28827,34751nfc28788,35398,28698,36038,28560,36660m34129,22954nfc36133,24282,37398,27058,37380,30090m41798,15354nfc41473,16386,40978,17302,40350,18030m38324,5426nfc38379,5843,38405,6266,38400,6690m29078,3952nfc29267,3369,29516,2826,29820,2340m22141,4720nfc22218,4238,22339,3771,22500,3330m14000,5192nfc14472,5568,14908,6021,15300,6540m4127,15789nfc4024,15325,3948,14851,3900,14370e" fillcolor="white [3201]" strokecolor="black [3213]" strokeweight="1.5pt">
-                <v:path arrowok="t" o:connecttype="custom" o:connectlocs="650852,1737271;299561,1684377;960815,2316118;807151,2341404;2285264,2594259;2192622,2478782;3997895,2306296;3960865,2432989;4733206,1523372;5184074,1996963;5796788,1018988;5595971,1196585;5314993,360104;5325533,443991;4032705,262280;4135609,155297;3070641,313249;3120430,221000;1941601,344574;2121892,434036;572356,1047858;540874,953684" o:connectangles="0,0,0,0,0,0,0,0,0,0,0,0,0,0,0,0,0,0,0,0,0,0"/>
+              <v:shape w14:anchorId="1F5B5DDA" id="Cloud 134" o:spid="_x0000_s1026" style="position:absolute;margin-left:3.75pt;margin-top:34.15pt;width:517.5pt;height:300.75pt;z-index:-251602944;visibility:visible;mso-wrap-style:square;mso-width-percent:0;mso-height-percent:0;mso-wrap-distance-left:9pt;mso-wrap-distance-top:0;mso-wrap-distance-right:9pt;mso-wrap-distance-bottom:0;mso-position-horizontal:absolute;mso-position-horizontal-relative:text;mso-position-vertical:absolute;mso-position-vertical-relative:text;mso-width-percent:0;mso-height-percent:0;mso-width-relative:margin;mso-height-relative:margin;v-text-anchor:middle" coordsize="43200,43200" o:gfxdata="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" path="m3900,14370c3629,11657,4261,8921,5623,6907,7775,3726,11264,3017,14005,5202,15678,909,19914,22,22456,3432,23097,1683,24328,474,25749,200v1564,-302,3126,570,4084,2281c31215,267,33501,-460,35463,690v1495,876,2567,2710,2855,4886c40046,6218,41422,7998,41982,10318v407,1684,349,3513,-164,5142c43079,17694,43520,20590,43016,23322v-670,3632,-2888,6352,-5612,6882c37391,32471,36658,34621,35395,36101v-1919,2249,-4691,2538,-6840,714c27860,39948,25999,42343,23667,43106v-2748,899,-5616,-633,-7187,-3840c12772,42310,7956,40599,5804,35472,3690,35809,1705,34024,1110,31250,679,29243,1060,27077,2113,25551,619,24354,-213,22057,-5,19704,239,16949,1845,14791,3863,14507v12,-46,25,-91,37,-137xem4693,26177nfc3809,26271,2925,25993,2160,25380t4768,9519nfc6573,35092,6200,35220,5820,35280t10658,3810nfc16211,38544,15987,37961,15810,37350m28827,34751nfc28788,35398,28698,36038,28560,36660m34129,22954nfc36133,24282,37398,27058,37380,30090m41798,15354nfc41473,16386,40978,17302,40350,18030m38324,5426nfc38379,5843,38405,6266,38400,6690m29078,3952nfc29267,3369,29516,2826,29820,2340m22141,4720nfc22218,4238,22339,3771,22500,3330m14000,5192nfc14472,5568,14908,6021,15300,6540m4127,15789nfc4024,15325,3948,14851,3900,14370e" fillcolor="white [3201]" strokecolor="black [3213]" strokeweight="1.5pt">
+                <v:path arrowok="t" o:connecttype="custom" o:connectlocs="713972,2314438;328613,2243971;1053994,3085593;885428,3119279;2506887,3456140;2405261,3302298;4385608,3072507;4344988,3241291;5192230,2029476;5686822,2660405;6358956,1357523;6138664,1594121;5830438,479739;5842000,591496;4423794,349416;4536678,206891;3368430,417318;3423047,294422;2129896,459050;2327672,578234;627863,1395983;593328,1270523" o:connectangles="0,0,0,0,0,0,0,0,0,0,0,0,0,0,0,0,0,0,0,0,0,0"/>
               </v:shape>
             </w:pict>
           </mc:Fallback>
@@ -3385,7 +4880,148 @@
           <w:szCs w:val="40"/>
         </w:rPr>
         <w:tab/>
-        <w:t>cf]sf/ - f] _ dfqf nfu]sf zAbx¿ n]Vg'xf];\ M</w:t>
+      </w:r>
+      <w:proofErr w:type="spellStart"/>
+      <w:proofErr w:type="gramStart"/>
+      <w:r>
+        <w:rPr>
+          <w:rFonts w:ascii="Preeti" w:hAnsi="Preeti"/>
+          <w:b/>
+          <w:sz w:val="40"/>
+          <w:szCs w:val="40"/>
+        </w:rPr>
+        <w:t>cf</w:t>
+      </w:r>
+      <w:proofErr w:type="spellEnd"/>
+      <w:r>
+        <w:rPr>
+          <w:rFonts w:ascii="Preeti" w:hAnsi="Preeti"/>
+          <w:b/>
+          <w:sz w:val="40"/>
+          <w:szCs w:val="40"/>
+        </w:rPr>
+        <w:t>]sf</w:t>
+      </w:r>
+      <w:proofErr w:type="gramEnd"/>
+      <w:r>
+        <w:rPr>
+          <w:rFonts w:ascii="Preeti" w:hAnsi="Preeti"/>
+          <w:b/>
+          <w:sz w:val="40"/>
+          <w:szCs w:val="40"/>
+        </w:rPr>
+        <w:t xml:space="preserve">/ - f] _ </w:t>
+      </w:r>
+      <w:proofErr w:type="spellStart"/>
+      <w:r>
+        <w:rPr>
+          <w:rFonts w:ascii="Preeti" w:hAnsi="Preeti"/>
+          <w:b/>
+          <w:sz w:val="40"/>
+          <w:szCs w:val="40"/>
+        </w:rPr>
+        <w:t>dfqf</w:t>
+      </w:r>
+      <w:proofErr w:type="spellEnd"/>
+      <w:r>
+        <w:rPr>
+          <w:rFonts w:ascii="Preeti" w:hAnsi="Preeti"/>
+          <w:b/>
+          <w:sz w:val="40"/>
+          <w:szCs w:val="40"/>
+        </w:rPr>
+        <w:t xml:space="preserve"> </w:t>
+      </w:r>
+      <w:proofErr w:type="spellStart"/>
+      <w:proofErr w:type="gramStart"/>
+      <w:r>
+        <w:rPr>
+          <w:rFonts w:ascii="Preeti" w:hAnsi="Preeti"/>
+          <w:b/>
+          <w:sz w:val="40"/>
+          <w:szCs w:val="40"/>
+        </w:rPr>
+        <w:t>nfu</w:t>
+      </w:r>
+      <w:proofErr w:type="spellEnd"/>
+      <w:r>
+        <w:rPr>
+          <w:rFonts w:ascii="Preeti" w:hAnsi="Preeti"/>
+          <w:b/>
+          <w:sz w:val="40"/>
+          <w:szCs w:val="40"/>
+        </w:rPr>
+        <w:t>]sf</w:t>
+      </w:r>
+      <w:proofErr w:type="gramEnd"/>
+      <w:r>
+        <w:rPr>
+          <w:rFonts w:ascii="Preeti" w:hAnsi="Preeti"/>
+          <w:b/>
+          <w:sz w:val="40"/>
+          <w:szCs w:val="40"/>
+        </w:rPr>
+        <w:t xml:space="preserve"> </w:t>
+      </w:r>
+      <w:proofErr w:type="spellStart"/>
+      <w:r>
+        <w:rPr>
+          <w:rFonts w:ascii="Preeti" w:hAnsi="Preeti"/>
+          <w:b/>
+          <w:sz w:val="40"/>
+          <w:szCs w:val="40"/>
+        </w:rPr>
+        <w:t>zAbx</w:t>
+      </w:r>
+      <w:proofErr w:type="spellEnd"/>
+      <w:r>
+        <w:rPr>
+          <w:rFonts w:ascii="Preeti" w:hAnsi="Preeti"/>
+          <w:b/>
+          <w:sz w:val="40"/>
+          <w:szCs w:val="40"/>
+        </w:rPr>
+        <w:t xml:space="preserve">¿ </w:t>
+      </w:r>
+      <w:proofErr w:type="gramStart"/>
+      <w:r>
+        <w:rPr>
+          <w:rFonts w:ascii="Preeti" w:hAnsi="Preeti"/>
+          <w:b/>
+          <w:sz w:val="40"/>
+          <w:szCs w:val="40"/>
+        </w:rPr>
+        <w:t>n]</w:t>
+      </w:r>
+      <w:proofErr w:type="spellStart"/>
+      <w:r>
+        <w:rPr>
+          <w:rFonts w:ascii="Preeti" w:hAnsi="Preeti"/>
+          <w:b/>
+          <w:sz w:val="40"/>
+          <w:szCs w:val="40"/>
+        </w:rPr>
+        <w:t>Vg'xf</w:t>
+      </w:r>
+      <w:proofErr w:type="spellEnd"/>
+      <w:r>
+        <w:rPr>
+          <w:rFonts w:ascii="Preeti" w:hAnsi="Preeti"/>
+          <w:b/>
+          <w:sz w:val="40"/>
+          <w:szCs w:val="40"/>
+        </w:rPr>
+        <w:t>];\</w:t>
+      </w:r>
+      <w:proofErr w:type="gramEnd"/>
+      <w:r>
+        <w:rPr>
+          <w:rFonts w:ascii="Preeti" w:hAnsi="Preeti"/>
+          <w:b/>
+          <w:sz w:val="40"/>
+          <w:szCs w:val="40"/>
+        </w:rPr>
+        <w:t xml:space="preserve"> M</w:t>
       </w:r>
       <w:r>
         <w:rPr>
@@ -3616,6 +5252,22 @@
           <w:szCs w:val="40"/>
         </w:rPr>
       </w:pPr>
+    </w:p>
+    <w:p>
+      <w:pPr>
+        <w:tabs>
+          <w:tab w:val="left" w:pos="540"/>
+          <w:tab w:val="right" w:pos="10530"/>
+        </w:tabs>
+        <w:spacing w:after="0" w:line="480" w:lineRule="auto"/>
+        <w:jc w:val="both"/>
+        <w:rPr>
+          <w:rFonts w:ascii="Preeti" w:hAnsi="Preeti"/>
+          <w:b/>
+          <w:sz w:val="40"/>
+          <w:szCs w:val="40"/>
+        </w:rPr>
+      </w:pPr>
       <w:r>
         <w:rPr>
           <w:rFonts w:ascii="Preeti" w:hAnsi="Preeti"/>
@@ -3628,7 +5280,7 @@
         <mc:AlternateContent>
           <mc:Choice Requires="wps">
             <w:drawing>
-              <wp:anchor distT="0" distB="0" distL="114300" distR="114300" simplePos="0" relativeHeight="251767808" behindDoc="0" locked="0" layoutInCell="1" allowOverlap="1">
+              <wp:anchor distT="0" distB="0" distL="114300" distR="114300" simplePos="0" relativeHeight="251767808" behindDoc="0" locked="0" layoutInCell="1" allowOverlap="1" wp14:anchorId="7A34CE0B" wp14:editId="56D17082">
                 <wp:simplePos x="0" y="0"/>
                 <wp:positionH relativeFrom="column">
                   <wp:posOffset>3734596</wp:posOffset>
@@ -3712,16 +5364,179 @@
           <w:szCs w:val="40"/>
         </w:rPr>
         <w:tab/>
-        <w:t>cf}sf/ - f} _ dfqf nfu]sf zAbx¿df uf]nf</w:t>
-      </w:r>
-      <w:r>
-        <w:rPr>
-          <w:rFonts w:ascii="Preeti" w:hAnsi="Preeti"/>
-          <w:b/>
-          <w:sz w:val="40"/>
-          <w:szCs w:val="40"/>
-        </w:rPr>
-        <w:t>] -   _ 3]/f nufpg'xf];\ M</w:t>
+      </w:r>
+      <w:proofErr w:type="spellStart"/>
+      <w:proofErr w:type="gramStart"/>
+      <w:r>
+        <w:rPr>
+          <w:rFonts w:ascii="Preeti" w:hAnsi="Preeti"/>
+          <w:b/>
+          <w:sz w:val="40"/>
+          <w:szCs w:val="40"/>
+        </w:rPr>
+        <w:t>cf</w:t>
+      </w:r>
+      <w:proofErr w:type="spellEnd"/>
+      <w:r>
+        <w:rPr>
+          <w:rFonts w:ascii="Preeti" w:hAnsi="Preeti"/>
+          <w:b/>
+          <w:sz w:val="40"/>
+          <w:szCs w:val="40"/>
+        </w:rPr>
+        <w:t>}sf</w:t>
+      </w:r>
+      <w:proofErr w:type="gramEnd"/>
+      <w:r>
+        <w:rPr>
+          <w:rFonts w:ascii="Preeti" w:hAnsi="Preeti"/>
+          <w:b/>
+          <w:sz w:val="40"/>
+          <w:szCs w:val="40"/>
+        </w:rPr>
+        <w:t xml:space="preserve">/ - f} _ </w:t>
+      </w:r>
+      <w:proofErr w:type="spellStart"/>
+      <w:r>
+        <w:rPr>
+          <w:rFonts w:ascii="Preeti" w:hAnsi="Preeti"/>
+          <w:b/>
+          <w:sz w:val="40"/>
+          <w:szCs w:val="40"/>
+        </w:rPr>
+        <w:t>dfqf</w:t>
+      </w:r>
+      <w:proofErr w:type="spellEnd"/>
+      <w:r>
+        <w:rPr>
+          <w:rFonts w:ascii="Preeti" w:hAnsi="Preeti"/>
+          <w:b/>
+          <w:sz w:val="40"/>
+          <w:szCs w:val="40"/>
+        </w:rPr>
+        <w:t xml:space="preserve"> </w:t>
+      </w:r>
+      <w:proofErr w:type="spellStart"/>
+      <w:proofErr w:type="gramStart"/>
+      <w:r>
+        <w:rPr>
+          <w:rFonts w:ascii="Preeti" w:hAnsi="Preeti"/>
+          <w:b/>
+          <w:sz w:val="40"/>
+          <w:szCs w:val="40"/>
+        </w:rPr>
+        <w:t>nfu</w:t>
+      </w:r>
+      <w:proofErr w:type="spellEnd"/>
+      <w:r>
+        <w:rPr>
+          <w:rFonts w:ascii="Preeti" w:hAnsi="Preeti"/>
+          <w:b/>
+          <w:sz w:val="40"/>
+          <w:szCs w:val="40"/>
+        </w:rPr>
+        <w:t>]sf</w:t>
+      </w:r>
+      <w:proofErr w:type="gramEnd"/>
+      <w:r>
+        <w:rPr>
+          <w:rFonts w:ascii="Preeti" w:hAnsi="Preeti"/>
+          <w:b/>
+          <w:sz w:val="40"/>
+          <w:szCs w:val="40"/>
+        </w:rPr>
+        <w:t xml:space="preserve"> </w:t>
+      </w:r>
+      <w:proofErr w:type="spellStart"/>
+      <w:r>
+        <w:rPr>
+          <w:rFonts w:ascii="Preeti" w:hAnsi="Preeti"/>
+          <w:b/>
+          <w:sz w:val="40"/>
+          <w:szCs w:val="40"/>
+        </w:rPr>
+        <w:t>zAbx¿df</w:t>
+      </w:r>
+      <w:proofErr w:type="spellEnd"/>
+      <w:r>
+        <w:rPr>
+          <w:rFonts w:ascii="Preeti" w:hAnsi="Preeti"/>
+          <w:b/>
+          <w:sz w:val="40"/>
+          <w:szCs w:val="40"/>
+        </w:rPr>
+        <w:t xml:space="preserve"> </w:t>
+      </w:r>
+      <w:proofErr w:type="spellStart"/>
+      <w:r>
+        <w:rPr>
+          <w:rFonts w:ascii="Preeti" w:hAnsi="Preeti"/>
+          <w:b/>
+          <w:sz w:val="40"/>
+          <w:szCs w:val="40"/>
+        </w:rPr>
+        <w:t>uf</w:t>
+      </w:r>
+      <w:proofErr w:type="spellEnd"/>
+      <w:r>
+        <w:rPr>
+          <w:rFonts w:ascii="Preeti" w:hAnsi="Preeti"/>
+          <w:b/>
+          <w:sz w:val="40"/>
+          <w:szCs w:val="40"/>
+        </w:rPr>
+        <w:t>]</w:t>
+      </w:r>
+      <w:proofErr w:type="spellStart"/>
+      <w:r>
+        <w:rPr>
+          <w:rFonts w:ascii="Preeti" w:hAnsi="Preeti"/>
+          <w:b/>
+          <w:sz w:val="40"/>
+          <w:szCs w:val="40"/>
+        </w:rPr>
+        <w:t>nf</w:t>
+      </w:r>
+      <w:proofErr w:type="spellEnd"/>
+      <w:r>
+        <w:rPr>
+          <w:rFonts w:ascii="Preeti" w:hAnsi="Preeti"/>
+          <w:b/>
+          <w:sz w:val="40"/>
+          <w:szCs w:val="40"/>
+        </w:rPr>
+        <w:t xml:space="preserve">] -   _ 3]/f </w:t>
+      </w:r>
+      <w:proofErr w:type="spellStart"/>
+      <w:r>
+        <w:rPr>
+          <w:rFonts w:ascii="Preeti" w:hAnsi="Preeti"/>
+          <w:b/>
+          <w:sz w:val="40"/>
+          <w:szCs w:val="40"/>
+        </w:rPr>
+        <w:t>nufpg'xf</w:t>
+      </w:r>
+      <w:proofErr w:type="spellEnd"/>
+      <w:proofErr w:type="gramStart"/>
+      <w:r>
+        <w:rPr>
+          <w:rFonts w:ascii="Preeti" w:hAnsi="Preeti"/>
+          <w:b/>
+          <w:sz w:val="40"/>
+          <w:szCs w:val="40"/>
+        </w:rPr>
+        <w:t>];\</w:t>
+      </w:r>
+      <w:proofErr w:type="gramEnd"/>
+      <w:r>
+        <w:rPr>
+          <w:rFonts w:ascii="Preeti" w:hAnsi="Preeti"/>
+          <w:b/>
+          <w:sz w:val="40"/>
+          <w:szCs w:val="40"/>
+        </w:rPr>
+        <w:t xml:space="preserve"> M</w:t>
       </w:r>
       <w:r>
         <w:rPr>
@@ -3753,7 +5568,7 @@
           <w:noProof/>
         </w:rPr>
         <w:drawing>
-          <wp:anchor distT="0" distB="0" distL="114300" distR="114300" simplePos="0" relativeHeight="251714560" behindDoc="1" locked="0" layoutInCell="1" allowOverlap="1">
+          <wp:anchor distT="0" distB="0" distL="114300" distR="114300" simplePos="0" relativeHeight="251714560" behindDoc="1" locked="0" layoutInCell="1" allowOverlap="1" wp14:anchorId="3BD61673" wp14:editId="56CAE454">
             <wp:simplePos x="0" y="0"/>
             <wp:positionH relativeFrom="column">
               <wp:posOffset>1208405</wp:posOffset>
@@ -3778,8 +5593,20 @@
                     </pic:cNvPicPr>
                   </pic:nvPicPr>
                   <pic:blipFill rotWithShape="1">
-                    <a:blip r:embed="rId18">
+                    <a:blip r:embed="rId19">
                       <a:extLst>
+                        <a:ext uri="{BEBA8EAE-BF5A-486C-A8C5-ECC9F3942E4B}">
+                          <a14:imgProps xmlns:a14="http://schemas.microsoft.com/office/drawing/2010/main">
+                            <a14:imgLayer r:embed="rId20">
+                              <a14:imgEffect>
+                                <a14:sharpenSoften amount="50000"/>
+                              </a14:imgEffect>
+                              <a14:imgEffect>
+                                <a14:brightnessContrast bright="40000" contrast="-40000"/>
+                              </a14:imgEffect>
+                            </a14:imgLayer>
+                          </a14:imgProps>
+                        </a:ext>
                         <a:ext uri="{28A0092B-C50C-407E-A947-70E740481C1C}">
                           <a14:useLocalDpi xmlns:a14="http://schemas.microsoft.com/office/drawing/2010/main" val="0"/>
                         </a:ext>
@@ -3850,8 +5677,17 @@
           <w:szCs w:val="40"/>
         </w:rPr>
         <w:tab/>
+      </w:r>
+      <w:proofErr w:type="gramStart"/>
+      <w:r>
+        <w:rPr>
+          <w:rFonts w:ascii="Preeti" w:hAnsi="Preeti"/>
+          <w:sz w:val="40"/>
+          <w:szCs w:val="40"/>
+        </w:rPr>
         <w:t>rf}w</w:t>
       </w:r>
+      <w:proofErr w:type="gramEnd"/>
       <w:r>
         <w:t xml:space="preserve"> </w:t>
       </w:r>
@@ -3863,13 +5699,23 @@
         </w:rPr>
         <w:tab/>
       </w:r>
-      <w:r>
-        <w:rPr>
-          <w:rFonts w:ascii="Preeti" w:hAnsi="Preeti"/>
-          <w:sz w:val="40"/>
-          <w:szCs w:val="40"/>
-        </w:rPr>
-        <w:t>efn'</w:t>
+      <w:proofErr w:type="spellStart"/>
+      <w:r>
+        <w:rPr>
+          <w:rFonts w:ascii="Preeti" w:hAnsi="Preeti"/>
+          <w:sz w:val="40"/>
+          <w:szCs w:val="40"/>
+        </w:rPr>
+        <w:t>efn</w:t>
+      </w:r>
+      <w:proofErr w:type="spellEnd"/>
+      <w:r>
+        <w:rPr>
+          <w:rFonts w:ascii="Preeti" w:hAnsi="Preeti"/>
+          <w:sz w:val="40"/>
+          <w:szCs w:val="40"/>
+        </w:rPr>
+        <w:t>'</w:t>
       </w:r>
     </w:p>
     <w:p>
@@ -3937,22 +5783,52 @@
         <w:tab/>
         <w:t xml:space="preserve">     </w:t>
       </w:r>
-      <w:r>
-        <w:rPr>
-          <w:rFonts w:ascii="Preeti" w:hAnsi="Preeti"/>
-          <w:sz w:val="40"/>
-          <w:szCs w:val="40"/>
-        </w:rPr>
-        <w:t>nf}sf</w:t>
-      </w:r>
-      <w:r>
-        <w:rPr>
-          <w:rFonts w:ascii="Preeti" w:hAnsi="Preeti"/>
-          <w:sz w:val="40"/>
-          <w:szCs w:val="40"/>
-        </w:rPr>
-        <w:tab/>
-        <w:t>8f]sf]</w:t>
+      <w:proofErr w:type="spellStart"/>
+      <w:proofErr w:type="gramStart"/>
+      <w:r>
+        <w:rPr>
+          <w:rFonts w:ascii="Preeti" w:hAnsi="Preeti"/>
+          <w:sz w:val="40"/>
+          <w:szCs w:val="40"/>
+        </w:rPr>
+        <w:t>nf</w:t>
+      </w:r>
+      <w:proofErr w:type="spellEnd"/>
+      <w:r>
+        <w:rPr>
+          <w:rFonts w:ascii="Preeti" w:hAnsi="Preeti"/>
+          <w:sz w:val="40"/>
+          <w:szCs w:val="40"/>
+        </w:rPr>
+        <w:t>}sf</w:t>
+      </w:r>
+      <w:proofErr w:type="gramEnd"/>
+      <w:r>
+        <w:rPr>
+          <w:rFonts w:ascii="Preeti" w:hAnsi="Preeti"/>
+          <w:sz w:val="40"/>
+          <w:szCs w:val="40"/>
+        </w:rPr>
+        <w:tab/>
+        <w:t>8</w:t>
+      </w:r>
+      <w:proofErr w:type="gramStart"/>
+      <w:r>
+        <w:rPr>
+          <w:rFonts w:ascii="Preeti" w:hAnsi="Preeti"/>
+          <w:sz w:val="40"/>
+          <w:szCs w:val="40"/>
+        </w:rPr>
+        <w:t>f]sf</w:t>
+      </w:r>
+      <w:proofErr w:type="gramEnd"/>
+      <w:r>
+        <w:rPr>
+          <w:rFonts w:ascii="Preeti" w:hAnsi="Preeti"/>
+          <w:sz w:val="40"/>
+          <w:szCs w:val="40"/>
+        </w:rPr>
+        <w:t>]</w:t>
       </w:r>
       <w:r>
         <w:rPr>
@@ -4018,7 +5894,7 @@
           <w:tab w:val="left" w:pos="540"/>
           <w:tab w:val="left" w:pos="2430"/>
           <w:tab w:val="left" w:pos="5130"/>
-          <w:tab w:val="right" w:pos="10530"/>
+          <w:tab w:val="left" w:pos="7140"/>
         </w:tabs>
         <w:spacing w:after="0" w:line="600" w:lineRule="auto"/>
         <w:jc w:val="both"/>
@@ -4043,16 +5919,58 @@
           <w:szCs w:val="40"/>
         </w:rPr>
         <w:tab/>
-        <w:t>srf}/f</w:t>
-      </w:r>
-      <w:r>
-        <w:rPr>
-          <w:rFonts w:ascii="Preeti" w:hAnsi="Preeti"/>
-          <w:sz w:val="40"/>
-          <w:szCs w:val="40"/>
-        </w:rPr>
-        <w:tab/>
-        <w:t>df}/L</w:t>
+      </w:r>
+      <w:proofErr w:type="spellStart"/>
+      <w:r>
+        <w:rPr>
+          <w:rFonts w:ascii="Preeti" w:hAnsi="Preeti"/>
+          <w:sz w:val="40"/>
+          <w:szCs w:val="40"/>
+        </w:rPr>
+        <w:t>srf</w:t>
+      </w:r>
+      <w:proofErr w:type="spellEnd"/>
+      <w:r>
+        <w:rPr>
+          <w:rFonts w:ascii="Preeti" w:hAnsi="Preeti"/>
+          <w:sz w:val="40"/>
+          <w:szCs w:val="40"/>
+        </w:rPr>
+        <w:t>}/f</w:t>
+      </w:r>
+      <w:r>
+        <w:rPr>
+          <w:rFonts w:ascii="Preeti" w:hAnsi="Preeti"/>
+          <w:sz w:val="40"/>
+          <w:szCs w:val="40"/>
+        </w:rPr>
+        <w:tab/>
+      </w:r>
+      <w:proofErr w:type="spellStart"/>
+      <w:r>
+        <w:rPr>
+          <w:rFonts w:ascii="Preeti" w:hAnsi="Preeti"/>
+          <w:sz w:val="40"/>
+          <w:szCs w:val="40"/>
+        </w:rPr>
+        <w:t>df</w:t>
+      </w:r>
+      <w:proofErr w:type="spellEnd"/>
+      <w:r>
+        <w:rPr>
+          <w:rFonts w:ascii="Preeti" w:hAnsi="Preeti"/>
+          <w:sz w:val="40"/>
+          <w:szCs w:val="40"/>
+        </w:rPr>
+        <w:t>}/L</w:t>
+      </w:r>
+      <w:r>
+        <w:rPr>
+          <w:rFonts w:ascii="Preeti" w:hAnsi="Preeti"/>
+          <w:sz w:val="40"/>
+          <w:szCs w:val="40"/>
+        </w:rPr>
+        <w:tab/>
       </w:r>
     </w:p>
     <w:p>
@@ -4152,7 +6070,79 @@
           <w:szCs w:val="40"/>
         </w:rPr>
         <w:tab/>
-        <w:t>ldNg] zAb;Fu hf]8f ldnfpg'xf];\ M</w:t>
+      </w:r>
+      <w:proofErr w:type="spellStart"/>
+      <w:r>
+        <w:rPr>
+          <w:rFonts w:ascii="Preeti" w:hAnsi="Preeti"/>
+          <w:b/>
+          <w:sz w:val="40"/>
+          <w:szCs w:val="40"/>
+        </w:rPr>
+        <w:t>ldNg</w:t>
+      </w:r>
+      <w:proofErr w:type="spellEnd"/>
+      <w:r>
+        <w:rPr>
+          <w:rFonts w:ascii="Preeti" w:hAnsi="Preeti"/>
+          <w:b/>
+          <w:sz w:val="40"/>
+          <w:szCs w:val="40"/>
+        </w:rPr>
+        <w:t xml:space="preserve">] </w:t>
+      </w:r>
+      <w:proofErr w:type="spellStart"/>
+      <w:proofErr w:type="gramStart"/>
+      <w:r>
+        <w:rPr>
+          <w:rFonts w:ascii="Preeti" w:hAnsi="Preeti"/>
+          <w:b/>
+          <w:sz w:val="40"/>
+          <w:szCs w:val="40"/>
+        </w:rPr>
+        <w:t>zAb;Fu</w:t>
+      </w:r>
+      <w:proofErr w:type="spellEnd"/>
+      <w:proofErr w:type="gramEnd"/>
+      <w:r>
+        <w:rPr>
+          <w:rFonts w:ascii="Preeti" w:hAnsi="Preeti"/>
+          <w:b/>
+          <w:sz w:val="40"/>
+          <w:szCs w:val="40"/>
+        </w:rPr>
+        <w:t xml:space="preserve"> hf]8f </w:t>
+      </w:r>
+      <w:proofErr w:type="spellStart"/>
+      <w:r>
+        <w:rPr>
+          <w:rFonts w:ascii="Preeti" w:hAnsi="Preeti"/>
+          <w:b/>
+          <w:sz w:val="40"/>
+          <w:szCs w:val="40"/>
+        </w:rPr>
+        <w:t>ldnfpg'xf</w:t>
+      </w:r>
+      <w:proofErr w:type="spellEnd"/>
+      <w:proofErr w:type="gramStart"/>
+      <w:r>
+        <w:rPr>
+          <w:rFonts w:ascii="Preeti" w:hAnsi="Preeti"/>
+          <w:b/>
+          <w:sz w:val="40"/>
+          <w:szCs w:val="40"/>
+        </w:rPr>
+        <w:t>];\</w:t>
+      </w:r>
+      <w:proofErr w:type="gramEnd"/>
+      <w:r>
+        <w:rPr>
+          <w:rFonts w:ascii="Preeti" w:hAnsi="Preeti"/>
+          <w:b/>
+          <w:sz w:val="40"/>
+          <w:szCs w:val="40"/>
+        </w:rPr>
+        <w:t xml:space="preserve"> M</w:t>
       </w:r>
       <w:r>
         <w:rPr>
@@ -4232,7 +6222,7 @@
               <mc:AlternateContent>
                 <mc:Choice Requires="wps">
                   <w:drawing>
-                    <wp:anchor distT="0" distB="0" distL="114300" distR="114300" simplePos="0" relativeHeight="251717632" behindDoc="0" locked="0" layoutInCell="1" allowOverlap="1" wp14:anchorId="1E2FFA4C" wp14:editId="31A1FD9E">
+                    <wp:anchor distT="0" distB="0" distL="114300" distR="114300" simplePos="0" relativeHeight="251717632" behindDoc="0" locked="0" layoutInCell="1" allowOverlap="1" wp14:anchorId="5F1B0ADB" wp14:editId="2B7C4BFA">
                       <wp:simplePos x="0" y="0"/>
                       <wp:positionH relativeFrom="column">
                         <wp:posOffset>4480560</wp:posOffset>
@@ -4306,7 +6296,7 @@
               <mc:AlternateContent>
                 <mc:Choice Requires="wps">
                   <w:drawing>
-                    <wp:anchor distT="0" distB="0" distL="114300" distR="114300" simplePos="0" relativeHeight="251715584" behindDoc="0" locked="0" layoutInCell="1" allowOverlap="1">
+                    <wp:anchor distT="0" distB="0" distL="114300" distR="114300" simplePos="0" relativeHeight="251715584" behindDoc="0" locked="0" layoutInCell="1" allowOverlap="1" wp14:anchorId="5A7B762F" wp14:editId="4D71C409">
                       <wp:simplePos x="0" y="0"/>
                       <wp:positionH relativeFrom="column">
                         <wp:posOffset>937260</wp:posOffset>
@@ -4378,21 +6368,23 @@
               </w:rPr>
               <w:t xml:space="preserve">   </w:t>
             </w:r>
+            <w:proofErr w:type="spellStart"/>
             <w:r>
               <w:rPr>
                 <w:rFonts w:ascii="Preeti" w:hAnsi="Preeti"/>
                 <w:sz w:val="40"/>
                 <w:szCs w:val="40"/>
               </w:rPr>
-              <w:t xml:space="preserve">vfhf      </w:t>
-            </w:r>
+              <w:t>vfhf</w:t>
+            </w:r>
+            <w:proofErr w:type="spellEnd"/>
             <w:r>
               <w:rPr>
                 <w:rFonts w:ascii="Preeti" w:hAnsi="Preeti"/>
                 <w:sz w:val="40"/>
                 <w:szCs w:val="40"/>
               </w:rPr>
-              <w:t xml:space="preserve">                                           </w:t>
+              <w:t xml:space="preserve">      </w:t>
             </w:r>
             <w:r>
               <w:rPr>
@@ -4400,7 +6392,7 @@
                 <w:sz w:val="40"/>
                 <w:szCs w:val="40"/>
               </w:rPr>
-              <w:t>t/</w:t>
+              <w:t xml:space="preserve">                                           </w:t>
             </w:r>
             <w:r>
               <w:rPr>
@@ -4408,8 +6400,26 @@
                 <w:sz w:val="40"/>
                 <w:szCs w:val="40"/>
               </w:rPr>
+              <w:t>t</w:t>
+            </w:r>
+            <w:proofErr w:type="gramStart"/>
+            <w:r>
+              <w:rPr>
+                <w:rFonts w:ascii="Preeti" w:hAnsi="Preeti"/>
+                <w:sz w:val="40"/>
+                <w:szCs w:val="40"/>
+              </w:rPr>
+              <w:t>/</w:t>
+            </w:r>
+            <w:r>
+              <w:rPr>
+                <w:rFonts w:ascii="Preeti" w:hAnsi="Preeti"/>
+                <w:sz w:val="40"/>
+                <w:szCs w:val="40"/>
+              </w:rPr>
               <w:t xml:space="preserve"> .</w:t>
             </w:r>
+            <w:proofErr w:type="gramEnd"/>
           </w:p>
           <w:p>
             <w:pPr>
@@ -4436,7 +6446,7 @@
               <mc:AlternateContent>
                 <mc:Choice Requires="wps">
                   <w:drawing>
-                    <wp:anchor distT="0" distB="0" distL="114300" distR="114300" simplePos="0" relativeHeight="251719680" behindDoc="0" locked="0" layoutInCell="1" allowOverlap="1" wp14:anchorId="6EAB3595" wp14:editId="39339508">
+                    <wp:anchor distT="0" distB="0" distL="114300" distR="114300" simplePos="0" relativeHeight="251719680" behindDoc="0" locked="0" layoutInCell="1" allowOverlap="1" wp14:anchorId="207A7ABE" wp14:editId="15C38CF7">
                       <wp:simplePos x="0" y="0"/>
                       <wp:positionH relativeFrom="column">
                         <wp:posOffset>937260</wp:posOffset>
@@ -4510,7 +6520,7 @@
               <mc:AlternateContent>
                 <mc:Choice Requires="wps">
                   <w:drawing>
-                    <wp:anchor distT="0" distB="0" distL="114300" distR="114300" simplePos="0" relativeHeight="251720704" behindDoc="0" locked="0" layoutInCell="1" allowOverlap="1" wp14:anchorId="2EE8C5EC" wp14:editId="32FDB757">
+                    <wp:anchor distT="0" distB="0" distL="114300" distR="114300" simplePos="0" relativeHeight="251720704" behindDoc="0" locked="0" layoutInCell="1" allowOverlap="1" wp14:anchorId="0A038D37" wp14:editId="454D3446">
                       <wp:simplePos x="0" y="0"/>
                       <wp:positionH relativeFrom="column">
                         <wp:posOffset>4480560</wp:posOffset>
@@ -4590,21 +6600,23 @@
               </w:rPr>
               <w:t xml:space="preserve"> </w:t>
             </w:r>
+            <w:proofErr w:type="spellStart"/>
             <w:r>
               <w:rPr>
                 <w:rFonts w:ascii="Preeti" w:hAnsi="Preeti"/>
                 <w:sz w:val="40"/>
                 <w:szCs w:val="40"/>
               </w:rPr>
-              <w:t xml:space="preserve">lstfa                                     </w:t>
-            </w:r>
+              <w:t>lstfa</w:t>
+            </w:r>
+            <w:proofErr w:type="spellEnd"/>
             <w:r>
               <w:rPr>
                 <w:rFonts w:ascii="Preeti" w:hAnsi="Preeti"/>
                 <w:sz w:val="40"/>
                 <w:szCs w:val="40"/>
               </w:rPr>
-              <w:t xml:space="preserve">           </w:t>
+              <w:t xml:space="preserve">                                     </w:t>
             </w:r>
             <w:r>
               <w:rPr>
@@ -4612,8 +6624,28 @@
                 <w:sz w:val="40"/>
                 <w:szCs w:val="40"/>
               </w:rPr>
-              <w:t>vfpm .</w:t>
-            </w:r>
+              <w:t xml:space="preserve">           </w:t>
+            </w:r>
+            <w:proofErr w:type="spellStart"/>
+            <w:proofErr w:type="gramStart"/>
+            <w:r>
+              <w:rPr>
+                <w:rFonts w:ascii="Preeti" w:hAnsi="Preeti"/>
+                <w:sz w:val="40"/>
+                <w:szCs w:val="40"/>
+              </w:rPr>
+              <w:t>vfpm</w:t>
+            </w:r>
+            <w:proofErr w:type="spellEnd"/>
+            <w:r>
+              <w:rPr>
+                <w:rFonts w:ascii="Preeti" w:hAnsi="Preeti"/>
+                <w:sz w:val="40"/>
+                <w:szCs w:val="40"/>
+              </w:rPr>
+              <w:t xml:space="preserve"> .</w:t>
+            </w:r>
+            <w:proofErr w:type="gramEnd"/>
           </w:p>
           <w:p>
             <w:pPr>
@@ -4640,7 +6672,7 @@
               <mc:AlternateContent>
                 <mc:Choice Requires="wps">
                   <w:drawing>
-                    <wp:anchor distT="0" distB="0" distL="114300" distR="114300" simplePos="0" relativeHeight="251722752" behindDoc="0" locked="0" layoutInCell="1" allowOverlap="1" wp14:anchorId="1D4D6B14" wp14:editId="3E11A227">
+                    <wp:anchor distT="0" distB="0" distL="114300" distR="114300" simplePos="0" relativeHeight="251722752" behindDoc="0" locked="0" layoutInCell="1" allowOverlap="1" wp14:anchorId="3DDB2B3C" wp14:editId="1C16736B">
                       <wp:simplePos x="0" y="0"/>
                       <wp:positionH relativeFrom="column">
                         <wp:posOffset>937260</wp:posOffset>
@@ -4714,7 +6746,7 @@
               <mc:AlternateContent>
                 <mc:Choice Requires="wps">
                   <w:drawing>
-                    <wp:anchor distT="0" distB="0" distL="114300" distR="114300" simplePos="0" relativeHeight="251723776" behindDoc="0" locked="0" layoutInCell="1" allowOverlap="1" wp14:anchorId="5337D71C" wp14:editId="204420B8">
+                    <wp:anchor distT="0" distB="0" distL="114300" distR="114300" simplePos="0" relativeHeight="251723776" behindDoc="0" locked="0" layoutInCell="1" allowOverlap="1" wp14:anchorId="24568273" wp14:editId="25D7408F">
                       <wp:simplePos x="0" y="0"/>
                       <wp:positionH relativeFrom="column">
                         <wp:posOffset>4480560</wp:posOffset>
@@ -4784,8 +6816,36 @@
                 <w:sz w:val="40"/>
                 <w:szCs w:val="40"/>
               </w:rPr>
-              <w:t xml:space="preserve">   gbL                                                   k9 .</w:t>
-            </w:r>
+              <w:t xml:space="preserve">   </w:t>
+            </w:r>
+            <w:proofErr w:type="spellStart"/>
+            <w:r>
+              <w:rPr>
+                <w:rFonts w:ascii="Preeti" w:hAnsi="Preeti"/>
+                <w:sz w:val="40"/>
+                <w:szCs w:val="40"/>
+              </w:rPr>
+              <w:t>gbL</w:t>
+            </w:r>
+            <w:proofErr w:type="spellEnd"/>
+            <w:r>
+              <w:rPr>
+                <w:rFonts w:ascii="Preeti" w:hAnsi="Preeti"/>
+                <w:sz w:val="40"/>
+                <w:szCs w:val="40"/>
+              </w:rPr>
+              <w:t xml:space="preserve">                                                   k</w:t>
+            </w:r>
+            <w:proofErr w:type="gramStart"/>
+            <w:r>
+              <w:rPr>
+                <w:rFonts w:ascii="Preeti" w:hAnsi="Preeti"/>
+                <w:sz w:val="40"/>
+                <w:szCs w:val="40"/>
+              </w:rPr>
+              <w:t>9 .</w:t>
+            </w:r>
+            <w:proofErr w:type="gramEnd"/>
           </w:p>
           <w:p>
             <w:pPr>
@@ -4812,7 +6872,7 @@
               <mc:AlternateContent>
                 <mc:Choice Requires="wps">
                   <w:drawing>
-                    <wp:anchor distT="0" distB="0" distL="114300" distR="114300" simplePos="0" relativeHeight="251725824" behindDoc="0" locked="0" layoutInCell="1" allowOverlap="1" wp14:anchorId="6982D487" wp14:editId="5B202193">
+                    <wp:anchor distT="0" distB="0" distL="114300" distR="114300" simplePos="0" relativeHeight="251725824" behindDoc="0" locked="0" layoutInCell="1" allowOverlap="1" wp14:anchorId="4DD46C10" wp14:editId="694291E7">
                       <wp:simplePos x="0" y="0"/>
                       <wp:positionH relativeFrom="column">
                         <wp:posOffset>937260</wp:posOffset>
@@ -4886,7 +6946,7 @@
               <mc:AlternateContent>
                 <mc:Choice Requires="wps">
                   <w:drawing>
-                    <wp:anchor distT="0" distB="0" distL="114300" distR="114300" simplePos="0" relativeHeight="251726848" behindDoc="0" locked="0" layoutInCell="1" allowOverlap="1" wp14:anchorId="06ECEBA4" wp14:editId="4A189F9C">
+                    <wp:anchor distT="0" distB="0" distL="114300" distR="114300" simplePos="0" relativeHeight="251726848" behindDoc="0" locked="0" layoutInCell="1" allowOverlap="1" wp14:anchorId="39E440EE" wp14:editId="049BC787">
                       <wp:simplePos x="0" y="0"/>
                       <wp:positionH relativeFrom="column">
                         <wp:posOffset>4480560</wp:posOffset>
@@ -4956,8 +7016,36 @@
                 <w:sz w:val="40"/>
                 <w:szCs w:val="40"/>
               </w:rPr>
-              <w:t xml:space="preserve">   n'uf                                                  p8fpm .</w:t>
-            </w:r>
+              <w:t xml:space="preserve">   </w:t>
+            </w:r>
+            <w:proofErr w:type="spellStart"/>
+            <w:r>
+              <w:rPr>
+                <w:rFonts w:ascii="Preeti" w:hAnsi="Preeti"/>
+                <w:sz w:val="40"/>
+                <w:szCs w:val="40"/>
+              </w:rPr>
+              <w:t>n'uf</w:t>
+            </w:r>
+            <w:proofErr w:type="spellEnd"/>
+            <w:r>
+              <w:rPr>
+                <w:rFonts w:ascii="Preeti" w:hAnsi="Preeti"/>
+                <w:sz w:val="40"/>
+                <w:szCs w:val="40"/>
+              </w:rPr>
+              <w:t xml:space="preserve">                                                  p8</w:t>
+            </w:r>
+            <w:proofErr w:type="gramStart"/>
+            <w:r>
+              <w:rPr>
+                <w:rFonts w:ascii="Preeti" w:hAnsi="Preeti"/>
+                <w:sz w:val="40"/>
+                <w:szCs w:val="40"/>
+              </w:rPr>
+              <w:t>fpm .</w:t>
+            </w:r>
+            <w:proofErr w:type="gramEnd"/>
           </w:p>
           <w:p>
             <w:pPr>
@@ -4984,7 +7072,7 @@
               <mc:AlternateContent>
                 <mc:Choice Requires="wps">
                   <w:drawing>
-                    <wp:anchor distT="0" distB="0" distL="114300" distR="114300" simplePos="0" relativeHeight="251728896" behindDoc="0" locked="0" layoutInCell="1" allowOverlap="1" wp14:anchorId="0376F234" wp14:editId="05367110">
+                    <wp:anchor distT="0" distB="0" distL="114300" distR="114300" simplePos="0" relativeHeight="251728896" behindDoc="0" locked="0" layoutInCell="1" allowOverlap="1" wp14:anchorId="67422A15" wp14:editId="70554FA0">
                       <wp:simplePos x="0" y="0"/>
                       <wp:positionH relativeFrom="column">
                         <wp:posOffset>937260</wp:posOffset>
@@ -5058,7 +7146,7 @@
               <mc:AlternateContent>
                 <mc:Choice Requires="wps">
                   <w:drawing>
-                    <wp:anchor distT="0" distB="0" distL="114300" distR="114300" simplePos="0" relativeHeight="251729920" behindDoc="0" locked="0" layoutInCell="1" allowOverlap="1" wp14:anchorId="44A3DFFF" wp14:editId="5DD50CF5">
+                    <wp:anchor distT="0" distB="0" distL="114300" distR="114300" simplePos="0" relativeHeight="251729920" behindDoc="0" locked="0" layoutInCell="1" allowOverlap="1" wp14:anchorId="13DCB1D3" wp14:editId="149EB981">
                       <wp:simplePos x="0" y="0"/>
                       <wp:positionH relativeFrom="column">
                         <wp:posOffset>4480560</wp:posOffset>
@@ -5128,8 +7216,46 @@
                 <w:sz w:val="40"/>
                 <w:szCs w:val="40"/>
               </w:rPr>
-              <w:t xml:space="preserve">   k"hf                                                  nufpm .</w:t>
-            </w:r>
+              <w:t xml:space="preserve">   </w:t>
+            </w:r>
+            <w:proofErr w:type="spellStart"/>
+            <w:r>
+              <w:rPr>
+                <w:rFonts w:ascii="Preeti" w:hAnsi="Preeti"/>
+                <w:sz w:val="40"/>
+                <w:szCs w:val="40"/>
+              </w:rPr>
+              <w:t>k"hf</w:t>
+            </w:r>
+            <w:proofErr w:type="spellEnd"/>
+            <w:r>
+              <w:rPr>
+                <w:rFonts w:ascii="Preeti" w:hAnsi="Preeti"/>
+                <w:sz w:val="40"/>
+                <w:szCs w:val="40"/>
+              </w:rPr>
+              <w:t xml:space="preserve">                                                  </w:t>
+            </w:r>
+            <w:proofErr w:type="spellStart"/>
+            <w:proofErr w:type="gramStart"/>
+            <w:r>
+              <w:rPr>
+                <w:rFonts w:ascii="Preeti" w:hAnsi="Preeti"/>
+                <w:sz w:val="40"/>
+                <w:szCs w:val="40"/>
+              </w:rPr>
+              <w:t>nufpm</w:t>
+            </w:r>
+            <w:proofErr w:type="spellEnd"/>
+            <w:r>
+              <w:rPr>
+                <w:rFonts w:ascii="Preeti" w:hAnsi="Preeti"/>
+                <w:sz w:val="40"/>
+                <w:szCs w:val="40"/>
+              </w:rPr>
+              <w:t xml:space="preserve"> .</w:t>
+            </w:r>
+            <w:proofErr w:type="gramEnd"/>
           </w:p>
           <w:p>
             <w:pPr>
@@ -5156,7 +7282,7 @@
               <mc:AlternateContent>
                 <mc:Choice Requires="wps">
                   <w:drawing>
-                    <wp:anchor distT="0" distB="0" distL="114300" distR="114300" simplePos="0" relativeHeight="251731968" behindDoc="0" locked="0" layoutInCell="1" allowOverlap="1" wp14:anchorId="77C9C1B8" wp14:editId="1219A81B">
+                    <wp:anchor distT="0" distB="0" distL="114300" distR="114300" simplePos="0" relativeHeight="251731968" behindDoc="0" locked="0" layoutInCell="1" allowOverlap="1" wp14:anchorId="283F5924" wp14:editId="214B744D">
                       <wp:simplePos x="0" y="0"/>
                       <wp:positionH relativeFrom="column">
                         <wp:posOffset>937260</wp:posOffset>
@@ -5230,7 +7356,7 @@
               <mc:AlternateContent>
                 <mc:Choice Requires="wps">
                   <w:drawing>
-                    <wp:anchor distT="0" distB="0" distL="114300" distR="114300" simplePos="0" relativeHeight="251732992" behindDoc="0" locked="0" layoutInCell="1" allowOverlap="1" wp14:anchorId="6EC7A9C1" wp14:editId="7CC8403B">
+                    <wp:anchor distT="0" distB="0" distL="114300" distR="114300" simplePos="0" relativeHeight="251732992" behindDoc="0" locked="0" layoutInCell="1" allowOverlap="1" wp14:anchorId="66B9669E" wp14:editId="71A2A186">
                       <wp:simplePos x="0" y="0"/>
                       <wp:positionH relativeFrom="column">
                         <wp:posOffset>4480560</wp:posOffset>
@@ -5300,24 +7426,62 @@
                 <w:sz w:val="40"/>
                 <w:szCs w:val="40"/>
               </w:rPr>
-              <w:t xml:space="preserve">   k/]jf                                                 </w:t>
-            </w:r>
+              <w:t xml:space="preserve">   k</w:t>
+            </w:r>
+            <w:proofErr w:type="gramStart"/>
             <w:r>
               <w:rPr>
                 <w:rFonts w:ascii="Preeti" w:hAnsi="Preeti"/>
                 <w:sz w:val="40"/>
                 <w:szCs w:val="40"/>
               </w:rPr>
-              <w:t xml:space="preserve"> </w:t>
-            </w:r>
+              <w:t>/]</w:t>
+            </w:r>
+            <w:proofErr w:type="spellStart"/>
             <w:r>
               <w:rPr>
                 <w:rFonts w:ascii="Preeti" w:hAnsi="Preeti"/>
                 <w:sz w:val="40"/>
                 <w:szCs w:val="40"/>
               </w:rPr>
-              <w:t>u/ .</w:t>
-            </w:r>
+              <w:t>jf</w:t>
+            </w:r>
+            <w:proofErr w:type="spellEnd"/>
+            <w:proofErr w:type="gramEnd"/>
+            <w:r>
+              <w:rPr>
+                <w:rFonts w:ascii="Preeti" w:hAnsi="Preeti"/>
+                <w:sz w:val="40"/>
+                <w:szCs w:val="40"/>
+              </w:rPr>
+              <w:t xml:space="preserve">                                                 </w:t>
+            </w:r>
+            <w:r>
+              <w:rPr>
+                <w:rFonts w:ascii="Preeti" w:hAnsi="Preeti"/>
+                <w:sz w:val="40"/>
+                <w:szCs w:val="40"/>
+              </w:rPr>
+              <w:t xml:space="preserve"> </w:t>
+            </w:r>
+            <w:r>
+              <w:rPr>
+                <w:rFonts w:ascii="Preeti" w:hAnsi="Preeti"/>
+                <w:sz w:val="40"/>
+                <w:szCs w:val="40"/>
+              </w:rPr>
+              <w:t>u</w:t>
+            </w:r>
+            <w:proofErr w:type="gramStart"/>
+            <w:r>
+              <w:rPr>
+                <w:rFonts w:ascii="Preeti" w:hAnsi="Preeti"/>
+                <w:sz w:val="40"/>
+                <w:szCs w:val="40"/>
+              </w:rPr>
+              <w:t>/ .</w:t>
+            </w:r>
+            <w:proofErr w:type="gramEnd"/>
           </w:p>
         </w:tc>
       </w:tr>
@@ -5338,6 +7502,23 @@
           <w:szCs w:val="40"/>
         </w:rPr>
       </w:pPr>
+    </w:p>
+    <w:p>
+      <w:pPr>
+        <w:tabs>
+          <w:tab w:val="left" w:pos="540"/>
+          <w:tab w:val="left" w:pos="1080"/>
+          <w:tab w:val="right" w:pos="10530"/>
+        </w:tabs>
+        <w:spacing w:after="0" w:line="480" w:lineRule="auto"/>
+        <w:jc w:val="both"/>
+        <w:rPr>
+          <w:rFonts w:ascii="Preeti" w:hAnsi="Preeti"/>
+          <w:b/>
+          <w:sz w:val="40"/>
+          <w:szCs w:val="40"/>
+        </w:rPr>
+      </w:pPr>
       <w:r>
         <w:rPr>
           <w:rFonts w:ascii="Preeti" w:hAnsi="Preeti"/>
@@ -5350,7 +7531,7 @@
         <mc:AlternateContent>
           <mc:Choice Requires="wps">
             <w:drawing>
-              <wp:anchor distT="0" distB="0" distL="114300" distR="114300" simplePos="0" relativeHeight="251734016" behindDoc="0" locked="0" layoutInCell="1" allowOverlap="1">
+              <wp:anchor distT="0" distB="0" distL="114300" distR="114300" simplePos="0" relativeHeight="251734016" behindDoc="0" locked="0" layoutInCell="1" allowOverlap="1" wp14:anchorId="071B81A0" wp14:editId="454898FD">
                 <wp:simplePos x="0" y="0"/>
                 <wp:positionH relativeFrom="column">
                   <wp:posOffset>2199005</wp:posOffset>
@@ -5434,16 +7615,126 @@
           <w:szCs w:val="40"/>
         </w:rPr>
         <w:tab/>
-        <w:t xml:space="preserve">nofTds zAbdf uf]nf] -   </w:t>
-      </w:r>
-      <w:r>
-        <w:rPr>
-          <w:rFonts w:ascii="Preeti" w:hAnsi="Preeti"/>
-          <w:b/>
-          <w:sz w:val="40"/>
-          <w:szCs w:val="40"/>
-        </w:rPr>
-        <w:t>_ 3]/f nufpg'xf];\ M</w:t>
+      </w:r>
+      <w:proofErr w:type="spellStart"/>
+      <w:r>
+        <w:rPr>
+          <w:rFonts w:ascii="Preeti" w:hAnsi="Preeti"/>
+          <w:b/>
+          <w:sz w:val="40"/>
+          <w:szCs w:val="40"/>
+        </w:rPr>
+        <w:t>nofTds</w:t>
+      </w:r>
+      <w:proofErr w:type="spellEnd"/>
+      <w:r>
+        <w:rPr>
+          <w:rFonts w:ascii="Preeti" w:hAnsi="Preeti"/>
+          <w:b/>
+          <w:sz w:val="40"/>
+          <w:szCs w:val="40"/>
+        </w:rPr>
+        <w:t xml:space="preserve"> </w:t>
+      </w:r>
+      <w:proofErr w:type="spellStart"/>
+      <w:r>
+        <w:rPr>
+          <w:rFonts w:ascii="Preeti" w:hAnsi="Preeti"/>
+          <w:b/>
+          <w:sz w:val="40"/>
+          <w:szCs w:val="40"/>
+        </w:rPr>
+        <w:t>zAbdf</w:t>
+      </w:r>
+      <w:proofErr w:type="spellEnd"/>
+      <w:r>
+        <w:rPr>
+          <w:rFonts w:ascii="Preeti" w:hAnsi="Preeti"/>
+          <w:b/>
+          <w:sz w:val="40"/>
+          <w:szCs w:val="40"/>
+        </w:rPr>
+        <w:t xml:space="preserve"> </w:t>
+      </w:r>
+      <w:proofErr w:type="spellStart"/>
+      <w:r>
+        <w:rPr>
+          <w:rFonts w:ascii="Preeti" w:hAnsi="Preeti"/>
+          <w:b/>
+          <w:sz w:val="40"/>
+          <w:szCs w:val="40"/>
+        </w:rPr>
+        <w:t>uf</w:t>
+      </w:r>
+      <w:proofErr w:type="spellEnd"/>
+      <w:r>
+        <w:rPr>
+          <w:rFonts w:ascii="Preeti" w:hAnsi="Preeti"/>
+          <w:b/>
+          <w:sz w:val="40"/>
+          <w:szCs w:val="40"/>
+        </w:rPr>
+        <w:t>]</w:t>
+      </w:r>
+      <w:proofErr w:type="spellStart"/>
+      <w:r>
+        <w:rPr>
+          <w:rFonts w:ascii="Preeti" w:hAnsi="Preeti"/>
+          <w:b/>
+          <w:sz w:val="40"/>
+          <w:szCs w:val="40"/>
+        </w:rPr>
+        <w:t>nf</w:t>
+      </w:r>
+      <w:proofErr w:type="spellEnd"/>
+      <w:r>
+        <w:rPr>
+          <w:rFonts w:ascii="Preeti" w:hAnsi="Preeti"/>
+          <w:b/>
+          <w:sz w:val="40"/>
+          <w:szCs w:val="40"/>
+        </w:rPr>
+        <w:t xml:space="preserve">] -   </w:t>
+      </w:r>
+      <w:r>
+        <w:rPr>
+          <w:rFonts w:ascii="Preeti" w:hAnsi="Preeti"/>
+          <w:b/>
+          <w:sz w:val="40"/>
+          <w:szCs w:val="40"/>
+        </w:rPr>
+        <w:t xml:space="preserve">_ 3]/f </w:t>
+      </w:r>
+      <w:proofErr w:type="spellStart"/>
+      <w:r>
+        <w:rPr>
+          <w:rFonts w:ascii="Preeti" w:hAnsi="Preeti"/>
+          <w:b/>
+          <w:sz w:val="40"/>
+          <w:szCs w:val="40"/>
+        </w:rPr>
+        <w:t>nufpg'xf</w:t>
+      </w:r>
+      <w:proofErr w:type="spellEnd"/>
+      <w:proofErr w:type="gramStart"/>
+      <w:r>
+        <w:rPr>
+          <w:rFonts w:ascii="Preeti" w:hAnsi="Preeti"/>
+          <w:b/>
+          <w:sz w:val="40"/>
+          <w:szCs w:val="40"/>
+        </w:rPr>
+        <w:t>];\</w:t>
+      </w:r>
+      <w:proofErr w:type="gramEnd"/>
+      <w:r>
+        <w:rPr>
+          <w:rFonts w:ascii="Preeti" w:hAnsi="Preeti"/>
+          <w:b/>
+          <w:sz w:val="40"/>
+          <w:szCs w:val="40"/>
+        </w:rPr>
+        <w:t xml:space="preserve"> M</w:t>
       </w:r>
       <w:r>
         <w:rPr>
@@ -5480,7 +7771,24 @@
           <w:szCs w:val="40"/>
         </w:rPr>
         <w:tab/>
-        <w:t xml:space="preserve">kfgL </w:t>
+      </w:r>
+      <w:proofErr w:type="spellStart"/>
+      <w:r>
+        <w:rPr>
+          <w:rFonts w:ascii="Preeti" w:hAnsi="Preeti"/>
+          <w:sz w:val="40"/>
+          <w:szCs w:val="40"/>
+        </w:rPr>
+        <w:t>kfgL</w:t>
+      </w:r>
+      <w:proofErr w:type="spellEnd"/>
+      <w:r>
+        <w:rPr>
+          <w:rFonts w:ascii="Preeti" w:hAnsi="Preeti"/>
+          <w:sz w:val="40"/>
+          <w:szCs w:val="40"/>
+        </w:rPr>
+        <w:t xml:space="preserve"> </w:t>
       </w:r>
       <w:r>
         <w:rPr>
@@ -5498,17 +7806,43 @@
           <w:szCs w:val="40"/>
         </w:rPr>
         <w:tab/>
-        <w:t xml:space="preserve">gbL </w:t>
-      </w:r>
-      <w:r>
-        <w:rPr>
-          <w:rFonts w:ascii="Preeti" w:hAnsi="Preeti"/>
-          <w:sz w:val="40"/>
-          <w:szCs w:val="40"/>
-        </w:rPr>
-        <w:tab/>
+      </w:r>
+      <w:proofErr w:type="spellStart"/>
+      <w:r>
+        <w:rPr>
+          <w:rFonts w:ascii="Preeti" w:hAnsi="Preeti"/>
+          <w:sz w:val="40"/>
+          <w:szCs w:val="40"/>
+        </w:rPr>
+        <w:t>gbL</w:t>
+      </w:r>
+      <w:proofErr w:type="spellEnd"/>
+      <w:r>
+        <w:rPr>
+          <w:rFonts w:ascii="Preeti" w:hAnsi="Preeti"/>
+          <w:sz w:val="40"/>
+          <w:szCs w:val="40"/>
+        </w:rPr>
+        <w:t xml:space="preserve"> </w:t>
+      </w:r>
+      <w:r>
+        <w:rPr>
+          <w:rFonts w:ascii="Preeti" w:hAnsi="Preeti"/>
+          <w:sz w:val="40"/>
+          <w:szCs w:val="40"/>
+        </w:rPr>
+        <w:tab/>
+      </w:r>
+      <w:proofErr w:type="spellStart"/>
+      <w:r>
+        <w:rPr>
+          <w:rFonts w:ascii="Preeti" w:hAnsi="Preeti"/>
+          <w:sz w:val="40"/>
+          <w:szCs w:val="40"/>
+        </w:rPr>
         <w:t>gfgL</w:t>
       </w:r>
+      <w:proofErr w:type="spellEnd"/>
     </w:p>
     <w:p>
       <w:pPr>
@@ -5534,7 +7868,24 @@
           <w:szCs w:val="40"/>
         </w:rPr>
         <w:tab/>
-        <w:t xml:space="preserve">n'uf </w:t>
+      </w:r>
+      <w:proofErr w:type="spellStart"/>
+      <w:r>
+        <w:rPr>
+          <w:rFonts w:ascii="Preeti" w:hAnsi="Preeti"/>
+          <w:sz w:val="40"/>
+          <w:szCs w:val="40"/>
+        </w:rPr>
+        <w:t>n'uf</w:t>
+      </w:r>
+      <w:proofErr w:type="spellEnd"/>
+      <w:r>
+        <w:rPr>
+          <w:rFonts w:ascii="Preeti" w:hAnsi="Preeti"/>
+          <w:sz w:val="40"/>
+          <w:szCs w:val="40"/>
+        </w:rPr>
+        <w:t xml:space="preserve"> </w:t>
       </w:r>
       <w:r>
         <w:rPr>
@@ -5552,17 +7903,44 @@
           <w:szCs w:val="40"/>
         </w:rPr>
         <w:tab/>
-        <w:t xml:space="preserve">;'uf </w:t>
-      </w:r>
-      <w:r>
-        <w:rPr>
-          <w:rFonts w:ascii="Preeti" w:hAnsi="Preeti"/>
-          <w:sz w:val="40"/>
-          <w:szCs w:val="40"/>
-        </w:rPr>
-        <w:tab/>
+        <w:t>;'</w:t>
+      </w:r>
+      <w:proofErr w:type="spellStart"/>
+      <w:r>
+        <w:rPr>
+          <w:rFonts w:ascii="Preeti" w:hAnsi="Preeti"/>
+          <w:sz w:val="40"/>
+          <w:szCs w:val="40"/>
+        </w:rPr>
+        <w:t>uf</w:t>
+      </w:r>
+      <w:proofErr w:type="spellEnd"/>
+      <w:r>
+        <w:rPr>
+          <w:rFonts w:ascii="Preeti" w:hAnsi="Preeti"/>
+          <w:sz w:val="40"/>
+          <w:szCs w:val="40"/>
+        </w:rPr>
+        <w:t xml:space="preserve"> </w:t>
+      </w:r>
+      <w:r>
+        <w:rPr>
+          <w:rFonts w:ascii="Preeti" w:hAnsi="Preeti"/>
+          <w:sz w:val="40"/>
+          <w:szCs w:val="40"/>
+        </w:rPr>
+        <w:tab/>
+      </w:r>
+      <w:proofErr w:type="spellStart"/>
+      <w:r>
+        <w:rPr>
+          <w:rFonts w:ascii="Preeti" w:hAnsi="Preeti"/>
+          <w:sz w:val="40"/>
+          <w:szCs w:val="40"/>
+        </w:rPr>
         <w:t>t'gf</w:t>
       </w:r>
+      <w:proofErr w:type="spellEnd"/>
     </w:p>
     <w:p>
       <w:pPr>
@@ -5589,6 +7967,7 @@
         </w:rPr>
         <w:tab/>
       </w:r>
+      <w:proofErr w:type="spellStart"/>
       <w:r>
         <w:rPr>
           <w:rFonts w:ascii="Preeti" w:hAnsi="Preeti"/>
@@ -5603,7 +7982,16 @@
           <w:sz w:val="40"/>
           <w:szCs w:val="40"/>
         </w:rPr>
-        <w:t xml:space="preserve">"n </w:t>
+        <w:t>"n</w:t>
+      </w:r>
+      <w:proofErr w:type="spellEnd"/>
+      <w:r>
+        <w:rPr>
+          <w:rFonts w:ascii="Preeti" w:hAnsi="Preeti"/>
+          <w:sz w:val="40"/>
+          <w:szCs w:val="40"/>
+        </w:rPr>
+        <w:t xml:space="preserve"> </w:t>
       </w:r>
       <w:r>
         <w:rPr>
@@ -5621,17 +8009,43 @@
           <w:szCs w:val="40"/>
         </w:rPr>
         <w:tab/>
-        <w:t xml:space="preserve">e"t </w:t>
-      </w:r>
-      <w:r>
-        <w:rPr>
-          <w:rFonts w:ascii="Preeti" w:hAnsi="Preeti"/>
-          <w:sz w:val="40"/>
-          <w:szCs w:val="40"/>
-        </w:rPr>
-        <w:tab/>
+      </w:r>
+      <w:proofErr w:type="spellStart"/>
+      <w:r>
+        <w:rPr>
+          <w:rFonts w:ascii="Preeti" w:hAnsi="Preeti"/>
+          <w:sz w:val="40"/>
+          <w:szCs w:val="40"/>
+        </w:rPr>
+        <w:t>e"t</w:t>
+      </w:r>
+      <w:proofErr w:type="spellEnd"/>
+      <w:r>
+        <w:rPr>
+          <w:rFonts w:ascii="Preeti" w:hAnsi="Preeti"/>
+          <w:sz w:val="40"/>
+          <w:szCs w:val="40"/>
+        </w:rPr>
+        <w:t xml:space="preserve"> </w:t>
+      </w:r>
+      <w:r>
+        <w:rPr>
+          <w:rFonts w:ascii="Preeti" w:hAnsi="Preeti"/>
+          <w:sz w:val="40"/>
+          <w:szCs w:val="40"/>
+        </w:rPr>
+        <w:tab/>
+      </w:r>
+      <w:proofErr w:type="spellStart"/>
+      <w:r>
+        <w:rPr>
+          <w:rFonts w:ascii="Preeti" w:hAnsi="Preeti"/>
+          <w:sz w:val="40"/>
+          <w:szCs w:val="40"/>
+        </w:rPr>
         <w:t>d"n</w:t>
       </w:r>
+      <w:proofErr w:type="spellEnd"/>
     </w:p>
     <w:p>
       <w:pPr>
@@ -5684,8 +8098,17 @@
           <w:szCs w:val="40"/>
         </w:rPr>
         <w:tab/>
+      </w:r>
+      <w:proofErr w:type="gramStart"/>
+      <w:r>
+        <w:rPr>
+          <w:rFonts w:ascii="Preeti" w:hAnsi="Preeti"/>
+          <w:sz w:val="40"/>
+          <w:szCs w:val="40"/>
+        </w:rPr>
         <w:t>d]r</w:t>
       </w:r>
+      <w:proofErr w:type="gramEnd"/>
     </w:p>
     <w:p>
       <w:pPr>
@@ -5765,7 +8188,24 @@
           <w:szCs w:val="40"/>
         </w:rPr>
         <w:tab/>
-        <w:t xml:space="preserve">uf]7 </w:t>
+      </w:r>
+      <w:proofErr w:type="spellStart"/>
+      <w:r>
+        <w:rPr>
+          <w:rFonts w:ascii="Preeti" w:hAnsi="Preeti"/>
+          <w:sz w:val="40"/>
+          <w:szCs w:val="40"/>
+        </w:rPr>
+        <w:t>uf</w:t>
+      </w:r>
+      <w:proofErr w:type="spellEnd"/>
+      <w:r>
+        <w:rPr>
+          <w:rFonts w:ascii="Preeti" w:hAnsi="Preeti"/>
+          <w:sz w:val="40"/>
+          <w:szCs w:val="40"/>
+        </w:rPr>
+        <w:t xml:space="preserve">]7 </w:t>
       </w:r>
       <w:r>
         <w:rPr>
@@ -5783,17 +8223,53 @@
           <w:szCs w:val="40"/>
         </w:rPr>
         <w:tab/>
-        <w:t xml:space="preserve">cf]7 </w:t>
-      </w:r>
-      <w:r>
-        <w:rPr>
-          <w:rFonts w:ascii="Preeti" w:hAnsi="Preeti"/>
-          <w:sz w:val="40"/>
-          <w:szCs w:val="40"/>
-        </w:rPr>
-        <w:tab/>
-        <w:t>df]hf</w:t>
-      </w:r>
+      </w:r>
+      <w:proofErr w:type="spellStart"/>
+      <w:r>
+        <w:rPr>
+          <w:rFonts w:ascii="Preeti" w:hAnsi="Preeti"/>
+          <w:sz w:val="40"/>
+          <w:szCs w:val="40"/>
+        </w:rPr>
+        <w:t>cf</w:t>
+      </w:r>
+      <w:proofErr w:type="spellEnd"/>
+      <w:r>
+        <w:rPr>
+          <w:rFonts w:ascii="Preeti" w:hAnsi="Preeti"/>
+          <w:sz w:val="40"/>
+          <w:szCs w:val="40"/>
+        </w:rPr>
+        <w:t xml:space="preserve">]7 </w:t>
+      </w:r>
+      <w:r>
+        <w:rPr>
+          <w:rFonts w:ascii="Preeti" w:hAnsi="Preeti"/>
+          <w:sz w:val="40"/>
+          <w:szCs w:val="40"/>
+        </w:rPr>
+        <w:tab/>
+      </w:r>
+      <w:proofErr w:type="spellStart"/>
+      <w:proofErr w:type="gramStart"/>
+      <w:r>
+        <w:rPr>
+          <w:rFonts w:ascii="Preeti" w:hAnsi="Preeti"/>
+          <w:sz w:val="40"/>
+          <w:szCs w:val="40"/>
+        </w:rPr>
+        <w:t>df</w:t>
+      </w:r>
+      <w:proofErr w:type="spellEnd"/>
+      <w:r>
+        <w:rPr>
+          <w:rFonts w:ascii="Preeti" w:hAnsi="Preeti"/>
+          <w:sz w:val="40"/>
+          <w:szCs w:val="40"/>
+        </w:rPr>
+        <w:t>]hf</w:t>
+      </w:r>
+      <w:proofErr w:type="gramEnd"/>
     </w:p>
     <w:p>
       <w:pPr>
@@ -5848,16 +8324,107 @@
           <w:szCs w:val="40"/>
         </w:rPr>
         <w:tab/>
-        <w:t>p:t}</w:t>
-      </w:r>
-      <w:r>
-        <w:rPr>
-          <w:rFonts w:ascii="Preeti" w:hAnsi="Preeti"/>
-          <w:b/>
-          <w:sz w:val="40"/>
-          <w:szCs w:val="40"/>
-        </w:rPr>
-        <w:t xml:space="preserve"> ;'lgg] zAbx¿sf] hf]8f ldnfpg'xf];\ M</w:t>
+        <w:t>p:t</w:t>
+      </w:r>
+      <w:proofErr w:type="gramStart"/>
+      <w:r>
+        <w:rPr>
+          <w:rFonts w:ascii="Preeti" w:hAnsi="Preeti"/>
+          <w:b/>
+          <w:sz w:val="40"/>
+          <w:szCs w:val="40"/>
+        </w:rPr>
+        <w:t>}</w:t>
+      </w:r>
+      <w:r>
+        <w:rPr>
+          <w:rFonts w:ascii="Preeti" w:hAnsi="Preeti"/>
+          <w:b/>
+          <w:sz w:val="40"/>
+          <w:szCs w:val="40"/>
+        </w:rPr>
+        <w:t xml:space="preserve"> ;</w:t>
+      </w:r>
+      <w:proofErr w:type="gramEnd"/>
+      <w:r>
+        <w:rPr>
+          <w:rFonts w:ascii="Preeti" w:hAnsi="Preeti"/>
+          <w:b/>
+          <w:sz w:val="40"/>
+          <w:szCs w:val="40"/>
+        </w:rPr>
+        <w:t>'</w:t>
+      </w:r>
+      <w:proofErr w:type="spellStart"/>
+      <w:r>
+        <w:rPr>
+          <w:rFonts w:ascii="Preeti" w:hAnsi="Preeti"/>
+          <w:b/>
+          <w:sz w:val="40"/>
+          <w:szCs w:val="40"/>
+        </w:rPr>
+        <w:t>lgg</w:t>
+      </w:r>
+      <w:proofErr w:type="spellEnd"/>
+      <w:r>
+        <w:rPr>
+          <w:rFonts w:ascii="Preeti" w:hAnsi="Preeti"/>
+          <w:b/>
+          <w:sz w:val="40"/>
+          <w:szCs w:val="40"/>
+        </w:rPr>
+        <w:t xml:space="preserve">] </w:t>
+      </w:r>
+      <w:proofErr w:type="spellStart"/>
+      <w:r>
+        <w:rPr>
+          <w:rFonts w:ascii="Preeti" w:hAnsi="Preeti"/>
+          <w:b/>
+          <w:sz w:val="40"/>
+          <w:szCs w:val="40"/>
+        </w:rPr>
+        <w:t>zAbx¿sf</w:t>
+      </w:r>
+      <w:proofErr w:type="spellEnd"/>
+      <w:r>
+        <w:rPr>
+          <w:rFonts w:ascii="Preeti" w:hAnsi="Preeti"/>
+          <w:b/>
+          <w:sz w:val="40"/>
+          <w:szCs w:val="40"/>
+        </w:rPr>
+        <w:t xml:space="preserve">] hf]8f </w:t>
+      </w:r>
+      <w:proofErr w:type="spellStart"/>
+      <w:r>
+        <w:rPr>
+          <w:rFonts w:ascii="Preeti" w:hAnsi="Preeti"/>
+          <w:b/>
+          <w:sz w:val="40"/>
+          <w:szCs w:val="40"/>
+        </w:rPr>
+        <w:t>ldnfpg'xf</w:t>
+      </w:r>
+      <w:proofErr w:type="spellEnd"/>
+      <w:proofErr w:type="gramStart"/>
+      <w:r>
+        <w:rPr>
+          <w:rFonts w:ascii="Preeti" w:hAnsi="Preeti"/>
+          <w:b/>
+          <w:sz w:val="40"/>
+          <w:szCs w:val="40"/>
+        </w:rPr>
+        <w:t>];\</w:t>
+      </w:r>
+      <w:proofErr w:type="gramEnd"/>
+      <w:r>
+        <w:rPr>
+          <w:rFonts w:ascii="Preeti" w:hAnsi="Preeti"/>
+          <w:b/>
+          <w:sz w:val="40"/>
+          <w:szCs w:val="40"/>
+        </w:rPr>
+        <w:t xml:space="preserve"> M</w:t>
       </w:r>
       <w:r>
         <w:rPr>
@@ -5882,7 +8449,7 @@
       </w:tblGrid>
       <w:tr>
         <w:trPr>
-          <w:trHeight w:val="928"/>
+          <w:trHeight w:val="6938"/>
         </w:trPr>
         <w:tc>
           <w:tcPr>
@@ -5913,7 +8480,7 @@
               <mc:AlternateContent>
                 <mc:Choice Requires="wps">
                   <w:drawing>
-                    <wp:anchor distT="0" distB="0" distL="114300" distR="114300" simplePos="0" relativeHeight="251761664" behindDoc="1" locked="0" layoutInCell="1" allowOverlap="1" wp14:anchorId="2FE5F776" wp14:editId="24534595">
+                    <wp:anchor distT="0" distB="0" distL="114300" distR="114300" simplePos="0" relativeHeight="251761664" behindDoc="1" locked="0" layoutInCell="1" allowOverlap="1" wp14:anchorId="0D21EECA" wp14:editId="69D27CCB">
                       <wp:simplePos x="0" y="0"/>
                       <wp:positionH relativeFrom="column">
                         <wp:posOffset>4253865</wp:posOffset>
@@ -5984,7 +8551,7 @@
                 </mc:Choice>
                 <mc:Fallback>
                   <w:pict>
-                    <v:shapetype w14:anchorId="2FE5F776" id="_x0000_t63" coordsize="21600,21600" o:spt="63" adj="1350,25920" path="wr,,21600,21600@15@16@17@18l@21@22xe">
+                    <v:shapetype w14:anchorId="0D21EECA" id="_x0000_t63" coordsize="21600,21600" o:spt="63" adj="1350,25920" path="wr,,21600,21600@15@16@17@18l@21@22xe">
                       <v:stroke joinstyle="miter"/>
                       <v:formulas>
                         <v:f eqn="val #0"/>
@@ -6016,7 +8583,7 @@
                         <v:h position="#0,#1"/>
                       </v:handles>
                     </v:shapetype>
-                    <v:shape id="Oval Callout 427" o:spid="_x0000_s1038" type="#_x0000_t63" style="position:absolute;left:0;text-align:left;margin-left:334.95pt;margin-top:5.05pt;width:75.75pt;height:34.5pt;z-index:-251554816;visibility:visible;mso-wrap-style:square;mso-width-percent:0;mso-wrap-distance-left:9pt;mso-wrap-distance-top:0;mso-wrap-distance-right:9pt;mso-wrap-distance-bottom:0;mso-position-horizontal:absolute;mso-position-horizontal-relative:text;mso-position-vertical:absolute;mso-position-vertical-relative:text;mso-width-percent:0;mso-width-relative:margin;v-text-anchor:middle" o:gfxdata="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" adj="6300,24300" fillcolor="white [3201]" strokecolor="black [3213]" strokeweight="1.5pt">
+                    <v:shape id="Oval Callout 427" o:spid="_x0000_s1039" type="#_x0000_t63" style="position:absolute;left:0;text-align:left;margin-left:334.95pt;margin-top:5.05pt;width:75.75pt;height:34.5pt;z-index:-251554816;visibility:visible;mso-wrap-style:square;mso-width-percent:0;mso-wrap-distance-left:9pt;mso-wrap-distance-top:0;mso-wrap-distance-right:9pt;mso-wrap-distance-bottom:0;mso-position-horizontal:absolute;mso-position-horizontal-relative:text;mso-position-vertical:absolute;mso-position-vertical-relative:text;mso-width-percent:0;mso-width-relative:margin;v-text-anchor:middle" o:gfxdata="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" adj="6300,24300" fillcolor="white [3201]" strokecolor="black [3213]" strokeweight="1.5pt">
                       <v:textbox>
                         <w:txbxContent>
                           <w:p>
@@ -6041,7 +8608,7 @@
               <mc:AlternateContent>
                 <mc:Choice Requires="wps">
                   <w:drawing>
-                    <wp:anchor distT="0" distB="0" distL="114300" distR="114300" simplePos="0" relativeHeight="251751424" behindDoc="1" locked="0" layoutInCell="1" allowOverlap="1">
+                    <wp:anchor distT="0" distB="0" distL="114300" distR="114300" simplePos="0" relativeHeight="251751424" behindDoc="1" locked="0" layoutInCell="1" allowOverlap="1" wp14:anchorId="4B0A678A" wp14:editId="6932F345">
                       <wp:simplePos x="0" y="0"/>
                       <wp:positionH relativeFrom="column">
                         <wp:posOffset>-22225</wp:posOffset>
@@ -6112,7 +8679,7 @@
                 </mc:Choice>
                 <mc:Fallback>
                   <w:pict>
-                    <v:shape id="Oval Callout 421" o:spid="_x0000_s1039" type="#_x0000_t63" style="position:absolute;left:0;text-align:left;margin-left:-1.75pt;margin-top:5.05pt;width:75pt;height:34.5pt;flip:x;z-index:-251565056;visibility:visible;mso-wrap-style:square;mso-width-percent:0;mso-wrap-distance-left:9pt;mso-wrap-distance-top:0;mso-wrap-distance-right:9pt;mso-wrap-distance-bottom:0;mso-position-horizontal:absolute;mso-position-horizontal-relative:text;mso-position-vertical:absolute;mso-position-vertical-relative:text;mso-width-percent:0;mso-width-relative:margin;v-text-anchor:middle" o:gfxdata="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" adj="6300,24300" fillcolor="white [3201]" strokecolor="black [3213]" strokeweight="1.5pt">
+                    <v:shape w14:anchorId="4B0A678A" id="Oval Callout 421" o:spid="_x0000_s1040" type="#_x0000_t63" style="position:absolute;left:0;text-align:left;margin-left:-1.75pt;margin-top:5.05pt;width:75pt;height:34.5pt;flip:x;z-index:-251565056;visibility:visible;mso-wrap-style:square;mso-width-percent:0;mso-wrap-distance-left:9pt;mso-wrap-distance-top:0;mso-wrap-distance-right:9pt;mso-wrap-distance-bottom:0;mso-position-horizontal:absolute;mso-position-horizontal-relative:text;mso-position-vertical:absolute;mso-position-vertical-relative:text;mso-width-percent:0;mso-width-relative:margin;v-text-anchor:middle" o:gfxdata="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" adj="6300,24300" fillcolor="white [3201]" strokecolor="black [3213]" strokeweight="1.5pt">
                       <v:textbox>
                         <w:txbxContent>
                           <w:p>
@@ -6161,16 +8728,16 @@
               <mc:AlternateContent>
                 <mc:Choice Requires="wps">
                   <w:drawing>
-                    <wp:anchor distT="0" distB="0" distL="114300" distR="114300" simplePos="0" relativeHeight="251737088" behindDoc="0" locked="0" layoutInCell="1" allowOverlap="1" wp14:anchorId="7826AFE0" wp14:editId="7F362F5D">
+                    <wp:anchor distT="0" distB="0" distL="114300" distR="114300" simplePos="0" relativeHeight="251737088" behindDoc="0" locked="0" layoutInCell="1" allowOverlap="1" wp14:anchorId="62AB8B9C" wp14:editId="5C6F2A28">
                       <wp:simplePos x="0" y="0"/>
                       <wp:positionH relativeFrom="column">
-                        <wp:posOffset>4478020</wp:posOffset>
+                        <wp:posOffset>4055746</wp:posOffset>
                       </wp:positionH>
                       <wp:positionV relativeFrom="paragraph">
-                        <wp:posOffset>267335</wp:posOffset>
+                        <wp:posOffset>292734</wp:posOffset>
                       </wp:positionV>
-                      <wp:extent cx="45085" cy="133350"/>
-                      <wp:effectExtent l="0" t="0" r="12065" b="19050"/>
+                      <wp:extent cx="92710" cy="104775"/>
+                      <wp:effectExtent l="0" t="0" r="21590" b="28575"/>
                       <wp:wrapNone/>
                       <wp:docPr id="410" name="Oval 410"/>
                       <wp:cNvGraphicFramePr/>
@@ -6181,7 +8748,7 @@
                             <wps:spPr>
                               <a:xfrm>
                                 <a:off x="0" y="0"/>
-                                <a:ext cx="45085" cy="133350"/>
+                                <a:ext cx="92710" cy="104775"/>
                               </a:xfrm>
                               <a:prstGeom prst="ellipse">
                                 <a:avLst/>
@@ -6212,12 +8779,18 @@
                           </wps:wsp>
                         </a:graphicData>
                       </a:graphic>
+                      <wp14:sizeRelH relativeFrom="margin">
+                        <wp14:pctWidth>0</wp14:pctWidth>
+                      </wp14:sizeRelH>
+                      <wp14:sizeRelV relativeFrom="margin">
+                        <wp14:pctHeight>0</wp14:pctHeight>
+                      </wp14:sizeRelV>
                     </wp:anchor>
                   </w:drawing>
                 </mc:Choice>
                 <mc:Fallback>
                   <w:pict>
-                    <v:oval w14:anchorId="5841BD04" id="Oval 410" o:spid="_x0000_s1026" style="position:absolute;margin-left:352.6pt;margin-top:21.05pt;width:3.55pt;height:10.5pt;z-index:251737088;visibility:visible;mso-wrap-style:square;mso-wrap-distance-left:9pt;mso-wrap-distance-top:0;mso-wrap-distance-right:9pt;mso-wrap-distance-bottom:0;mso-position-horizontal:absolute;mso-position-horizontal-relative:text;mso-position-vertical:absolute;mso-position-vertical-relative:text;v-text-anchor:middle" o:gfxdata="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" fillcolor="black [3200]" strokecolor="black [1600]" strokeweight="2pt"/>
+                    <v:oval w14:anchorId="2119D903" id="Oval 410" o:spid="_x0000_s1026" style="position:absolute;margin-left:319.35pt;margin-top:23.05pt;width:7.3pt;height:8.25pt;z-index:251737088;visibility:visible;mso-wrap-style:square;mso-width-percent:0;mso-height-percent:0;mso-wrap-distance-left:9pt;mso-wrap-distance-top:0;mso-wrap-distance-right:9pt;mso-wrap-distance-bottom:0;mso-position-horizontal:absolute;mso-position-horizontal-relative:text;mso-position-vertical:absolute;mso-position-vertical-relative:text;mso-width-percent:0;mso-height-percent:0;mso-width-relative:margin;mso-height-relative:margin;v-text-anchor:middle" o:gfxdata="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" fillcolor="black [3200]" strokecolor="black [1600]" strokeweight="2pt"/>
                   </w:pict>
                 </mc:Fallback>
               </mc:AlternateContent>
@@ -6232,7 +8805,84 @@
               <mc:AlternateContent>
                 <mc:Choice Requires="wps">
                   <w:drawing>
-                    <wp:anchor distT="0" distB="0" distL="114300" distR="114300" simplePos="0" relativeHeight="251762688" behindDoc="1" locked="0" layoutInCell="1" allowOverlap="1" wp14:anchorId="261CAE41" wp14:editId="3555CB35">
+                    <wp:anchor distT="0" distB="0" distL="114300" distR="114300" simplePos="0" relativeHeight="251735040" behindDoc="0" locked="0" layoutInCell="1" allowOverlap="1" wp14:anchorId="2BCCCD27" wp14:editId="77C65C20">
+                      <wp:simplePos x="0" y="0"/>
+                      <wp:positionH relativeFrom="column">
+                        <wp:posOffset>922020</wp:posOffset>
+                      </wp:positionH>
+                      <wp:positionV relativeFrom="paragraph">
+                        <wp:posOffset>254635</wp:posOffset>
+                      </wp:positionV>
+                      <wp:extent cx="104775" cy="85725"/>
+                      <wp:effectExtent l="0" t="0" r="28575" b="28575"/>
+                      <wp:wrapNone/>
+                      <wp:docPr id="409" name="Oval 409"/>
+                      <wp:cNvGraphicFramePr/>
+                      <a:graphic xmlns:a="http://schemas.openxmlformats.org/drawingml/2006/main">
+                        <a:graphicData uri="http://schemas.microsoft.com/office/word/2010/wordprocessingShape">
+                          <wps:wsp>
+                            <wps:cNvSpPr/>
+                            <wps:spPr>
+                              <a:xfrm>
+                                <a:off x="0" y="0"/>
+                                <a:ext cx="104775" cy="85725"/>
+                              </a:xfrm>
+                              <a:prstGeom prst="ellipse">
+                                <a:avLst/>
+                              </a:prstGeom>
+                            </wps:spPr>
+                            <wps:style>
+                              <a:lnRef idx="2">
+                                <a:schemeClr val="dk1">
+                                  <a:shade val="50000"/>
+                                </a:schemeClr>
+                              </a:lnRef>
+                              <a:fillRef idx="1">
+                                <a:schemeClr val="dk1"/>
+                              </a:fillRef>
+                              <a:effectRef idx="0">
+                                <a:schemeClr val="dk1"/>
+                              </a:effectRef>
+                              <a:fontRef idx="minor">
+                                <a:schemeClr val="lt1"/>
+                              </a:fontRef>
+                            </wps:style>
+                            <wps:bodyPr rot="0" spcFirstLastPara="0" vertOverflow="overflow" horzOverflow="overflow" vert="horz" wrap="square" lIns="91440" tIns="45720" rIns="91440" bIns="45720" numCol="1" spcCol="0" rtlCol="0" fromWordArt="0" anchor="ctr" anchorCtr="0" forceAA="0" compatLnSpc="1">
+                              <a:prstTxWarp prst="textNoShape">
+                                <a:avLst/>
+                              </a:prstTxWarp>
+                              <a:noAutofit/>
+                            </wps:bodyPr>
+                          </wps:wsp>
+                        </a:graphicData>
+                      </a:graphic>
+                      <wp14:sizeRelH relativeFrom="margin">
+                        <wp14:pctWidth>0</wp14:pctWidth>
+                      </wp14:sizeRelH>
+                      <wp14:sizeRelV relativeFrom="margin">
+                        <wp14:pctHeight>0</wp14:pctHeight>
+                      </wp14:sizeRelV>
+                    </wp:anchor>
+                  </w:drawing>
+                </mc:Choice>
+                <mc:Fallback>
+                  <w:pict>
+                    <v:oval w14:anchorId="1B802F47" id="Oval 409" o:spid="_x0000_s1026" style="position:absolute;margin-left:72.6pt;margin-top:20.05pt;width:8.25pt;height:6.75pt;z-index:251735040;visibility:visible;mso-wrap-style:square;mso-width-percent:0;mso-height-percent:0;mso-wrap-distance-left:9pt;mso-wrap-distance-top:0;mso-wrap-distance-right:9pt;mso-wrap-distance-bottom:0;mso-position-horizontal:absolute;mso-position-horizontal-relative:text;mso-position-vertical:absolute;mso-position-vertical-relative:text;mso-width-percent:0;mso-height-percent:0;mso-width-relative:margin;mso-height-relative:margin;v-text-anchor:middle" o:gfxdata="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" fillcolor="black [3200]" strokecolor="black [1600]" strokeweight="2pt"/>
+                  </w:pict>
+                </mc:Fallback>
+              </mc:AlternateContent>
+            </w:r>
+            <w:r>
+              <w:rPr>
+                <w:rFonts w:ascii="Preeti" w:hAnsi="Preeti"/>
+                <w:noProof/>
+                <w:sz w:val="40"/>
+                <w:szCs w:val="40"/>
+              </w:rPr>
+              <mc:AlternateContent>
+                <mc:Choice Requires="wps">
+                  <w:drawing>
+                    <wp:anchor distT="0" distB="0" distL="114300" distR="114300" simplePos="0" relativeHeight="251762688" behindDoc="1" locked="0" layoutInCell="1" allowOverlap="1" wp14:anchorId="2E6AC347" wp14:editId="0FC93EA6">
                       <wp:simplePos x="0" y="0"/>
                       <wp:positionH relativeFrom="column">
                         <wp:posOffset>4253865</wp:posOffset>
@@ -6303,7 +8953,7 @@
                 </mc:Choice>
                 <mc:Fallback>
                   <w:pict>
-                    <v:shape w14:anchorId="261CAE41" id="Oval Callout 428" o:spid="_x0000_s1040" type="#_x0000_t63" style="position:absolute;left:0;text-align:left;margin-left:334.95pt;margin-top:40.4pt;width:75.75pt;height:34.5pt;z-index:-251553792;visibility:visible;mso-wrap-style:square;mso-width-percent:0;mso-wrap-distance-left:9pt;mso-wrap-distance-top:0;mso-wrap-distance-right:9pt;mso-wrap-distance-bottom:0;mso-position-horizontal:absolute;mso-position-horizontal-relative:text;mso-position-vertical:absolute;mso-position-vertical-relative:text;mso-width-percent:0;mso-width-relative:margin;v-text-anchor:middle" o:gfxdata="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" adj="6300,24300" fillcolor="white [3201]" strokecolor="black [3213]" strokeweight="1.5pt">
+                    <v:shape w14:anchorId="2E6AC347" id="Oval Callout 428" o:spid="_x0000_s1041" type="#_x0000_t63" style="position:absolute;left:0;text-align:left;margin-left:334.95pt;margin-top:40.4pt;width:75.75pt;height:34.5pt;z-index:-251553792;visibility:visible;mso-wrap-style:square;mso-width-percent:0;mso-wrap-distance-left:9pt;mso-wrap-distance-top:0;mso-wrap-distance-right:9pt;mso-wrap-distance-bottom:0;mso-position-horizontal:absolute;mso-position-horizontal-relative:text;mso-position-vertical:absolute;mso-position-vertical-relative:text;mso-width-percent:0;mso-width-relative:margin;v-text-anchor:middle" o:gfxdata="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" adj="6300,24300" fillcolor="white [3201]" strokecolor="black [3213]" strokeweight="1.5pt">
                       <v:textbox>
                         <w:txbxContent>
                           <w:p>
@@ -6328,78 +8978,7 @@
               <mc:AlternateContent>
                 <mc:Choice Requires="wps">
                   <w:drawing>
-                    <wp:anchor distT="0" distB="0" distL="114300" distR="114300" simplePos="0" relativeHeight="251735040" behindDoc="0" locked="0" layoutInCell="1" allowOverlap="1">
-                      <wp:simplePos x="0" y="0"/>
-                      <wp:positionH relativeFrom="column">
-                        <wp:posOffset>658495</wp:posOffset>
-                      </wp:positionH>
-                      <wp:positionV relativeFrom="paragraph">
-                        <wp:posOffset>256540</wp:posOffset>
-                      </wp:positionV>
-                      <wp:extent cx="45085" cy="133350"/>
-                      <wp:effectExtent l="0" t="0" r="12065" b="19050"/>
-                      <wp:wrapNone/>
-                      <wp:docPr id="409" name="Oval 409"/>
-                      <wp:cNvGraphicFramePr/>
-                      <a:graphic xmlns:a="http://schemas.openxmlformats.org/drawingml/2006/main">
-                        <a:graphicData uri="http://schemas.microsoft.com/office/word/2010/wordprocessingShape">
-                          <wps:wsp>
-                            <wps:cNvSpPr/>
-                            <wps:spPr>
-                              <a:xfrm>
-                                <a:off x="0" y="0"/>
-                                <a:ext cx="45085" cy="133350"/>
-                              </a:xfrm>
-                              <a:prstGeom prst="ellipse">
-                                <a:avLst/>
-                              </a:prstGeom>
-                            </wps:spPr>
-                            <wps:style>
-                              <a:lnRef idx="2">
-                                <a:schemeClr val="dk1">
-                                  <a:shade val="50000"/>
-                                </a:schemeClr>
-                              </a:lnRef>
-                              <a:fillRef idx="1">
-                                <a:schemeClr val="dk1"/>
-                              </a:fillRef>
-                              <a:effectRef idx="0">
-                                <a:schemeClr val="dk1"/>
-                              </a:effectRef>
-                              <a:fontRef idx="minor">
-                                <a:schemeClr val="lt1"/>
-                              </a:fontRef>
-                            </wps:style>
-                            <wps:bodyPr rot="0" spcFirstLastPara="0" vertOverflow="overflow" horzOverflow="overflow" vert="horz" wrap="square" lIns="91440" tIns="45720" rIns="91440" bIns="45720" numCol="1" spcCol="0" rtlCol="0" fromWordArt="0" anchor="ctr" anchorCtr="0" forceAA="0" compatLnSpc="1">
-                              <a:prstTxWarp prst="textNoShape">
-                                <a:avLst/>
-                              </a:prstTxWarp>
-                              <a:noAutofit/>
-                            </wps:bodyPr>
-                          </wps:wsp>
-                        </a:graphicData>
-                      </a:graphic>
-                    </wp:anchor>
-                  </w:drawing>
-                </mc:Choice>
-                <mc:Fallback>
-                  <w:pict>
-                    <v:oval w14:anchorId="44DADA34" id="Oval 409" o:spid="_x0000_s1026" style="position:absolute;margin-left:51.85pt;margin-top:20.2pt;width:3.55pt;height:10.5pt;z-index:251735040;visibility:visible;mso-wrap-style:square;mso-wrap-distance-left:9pt;mso-wrap-distance-top:0;mso-wrap-distance-right:9pt;mso-wrap-distance-bottom:0;mso-position-horizontal:absolute;mso-position-horizontal-relative:text;mso-position-vertical:absolute;mso-position-vertical-relative:text;v-text-anchor:middle" o:gfxdata="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" fillcolor="black [3200]" strokecolor="black [1600]" strokeweight="2pt"/>
-                  </w:pict>
-                </mc:Fallback>
-              </mc:AlternateContent>
-            </w:r>
-            <w:r>
-              <w:rPr>
-                <w:rFonts w:ascii="Preeti" w:hAnsi="Preeti"/>
-                <w:noProof/>
-                <w:sz w:val="40"/>
-                <w:szCs w:val="40"/>
-              </w:rPr>
-              <mc:AlternateContent>
-                <mc:Choice Requires="wps">
-                  <w:drawing>
-                    <wp:anchor distT="0" distB="0" distL="114300" distR="114300" simplePos="0" relativeHeight="251753472" behindDoc="1" locked="0" layoutInCell="1" allowOverlap="1" wp14:anchorId="7F69A6D1" wp14:editId="13319CFC">
+                    <wp:anchor distT="0" distB="0" distL="114300" distR="114300" simplePos="0" relativeHeight="251753472" behindDoc="1" locked="0" layoutInCell="1" allowOverlap="1" wp14:anchorId="3DD7A686" wp14:editId="36752612">
                       <wp:simplePos x="0" y="0"/>
                       <wp:positionH relativeFrom="column">
                         <wp:posOffset>-22225</wp:posOffset>
@@ -6470,7 +9049,7 @@
                 </mc:Choice>
                 <mc:Fallback>
                   <w:pict>
-                    <v:shape w14:anchorId="7F69A6D1" id="Oval Callout 422" o:spid="_x0000_s1041" type="#_x0000_t63" style="position:absolute;left:0;text-align:left;margin-left:-1.75pt;margin-top:40.25pt;width:75pt;height:34.5pt;flip:x;z-index:-251563008;visibility:visible;mso-wrap-style:square;mso-width-percent:0;mso-wrap-distance-left:9pt;mso-wrap-distance-top:0;mso-wrap-distance-right:9pt;mso-wrap-distance-bottom:0;mso-position-horizontal:absolute;mso-position-horizontal-relative:text;mso-position-vertical:absolute;mso-position-vertical-relative:text;mso-width-percent:0;mso-width-relative:margin;v-text-anchor:middle" o:gfxdata="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" adj="6300,24300" fillcolor="white [3201]" strokecolor="black [3213]" strokeweight="1.5pt">
+                    <v:shape w14:anchorId="3DD7A686" id="Oval Callout 422" o:spid="_x0000_s1042" type="#_x0000_t63" style="position:absolute;left:0;text-align:left;margin-left:-1.75pt;margin-top:40.25pt;width:75pt;height:34.5pt;flip:x;z-index:-251563008;visibility:visible;mso-wrap-style:square;mso-width-percent:0;mso-wrap-distance-left:9pt;mso-wrap-distance-top:0;mso-wrap-distance-right:9pt;mso-wrap-distance-bottom:0;mso-position-horizontal:absolute;mso-position-horizontal-relative:text;mso-position-vertical:absolute;mso-position-vertical-relative:text;mso-width-percent:0;mso-width-relative:margin;v-text-anchor:middle" o:gfxdata="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" adj="6300,24300" fillcolor="white [3201]" strokecolor="black [3213]" strokeweight="1.5pt">
                       <v:textbox>
                         <w:txbxContent>
                           <w:p>
@@ -6499,17 +9078,45 @@
                 <w:sz w:val="40"/>
                 <w:szCs w:val="40"/>
               </w:rPr>
-              <w:t xml:space="preserve">3}nf </w:t>
-            </w:r>
+              <w:t>3}</w:t>
+            </w:r>
+            <w:proofErr w:type="spellStart"/>
             <w:r>
               <w:rPr>
                 <w:rFonts w:ascii="Preeti" w:hAnsi="Preeti"/>
                 <w:sz w:val="40"/>
                 <w:szCs w:val="40"/>
               </w:rPr>
+              <w:t>nf</w:t>
+            </w:r>
+            <w:proofErr w:type="spellEnd"/>
+            <w:r>
+              <w:rPr>
+                <w:rFonts w:ascii="Preeti" w:hAnsi="Preeti"/>
+                <w:sz w:val="40"/>
+                <w:szCs w:val="40"/>
+              </w:rPr>
+              <w:t xml:space="preserve"> </w:t>
+            </w:r>
+            <w:r>
+              <w:rPr>
+                <w:rFonts w:ascii="Preeti" w:hAnsi="Preeti"/>
+                <w:sz w:val="40"/>
+                <w:szCs w:val="40"/>
+              </w:rPr>
               <w:tab/>
-              <w:t xml:space="preserve">                                             n}hf</w:t>
-            </w:r>
+              <w:t xml:space="preserve">                                             </w:t>
+            </w:r>
+            <w:proofErr w:type="gramStart"/>
+            <w:r>
+              <w:rPr>
+                <w:rFonts w:ascii="Preeti" w:hAnsi="Preeti"/>
+                <w:sz w:val="40"/>
+                <w:szCs w:val="40"/>
+              </w:rPr>
+              <w:t>n}hf</w:t>
+            </w:r>
+            <w:proofErr w:type="gramEnd"/>
           </w:p>
           <w:p>
             <w:pPr>
@@ -6536,16 +9143,16 @@
               <mc:AlternateContent>
                 <mc:Choice Requires="wps">
                   <w:drawing>
-                    <wp:anchor distT="0" distB="0" distL="114300" distR="114300" simplePos="0" relativeHeight="251740160" behindDoc="0" locked="0" layoutInCell="1" allowOverlap="1" wp14:anchorId="7C527F7D" wp14:editId="03F1CD9C">
+                    <wp:anchor distT="0" distB="0" distL="114300" distR="114300" simplePos="0" relativeHeight="251740160" behindDoc="0" locked="0" layoutInCell="1" allowOverlap="1" wp14:anchorId="78250228" wp14:editId="2FB12AB5">
                       <wp:simplePos x="0" y="0"/>
                       <wp:positionH relativeFrom="column">
-                        <wp:posOffset>4478020</wp:posOffset>
+                        <wp:posOffset>4055746</wp:posOffset>
                       </wp:positionH>
                       <wp:positionV relativeFrom="paragraph">
-                        <wp:posOffset>286385</wp:posOffset>
+                        <wp:posOffset>320039</wp:posOffset>
                       </wp:positionV>
-                      <wp:extent cx="45085" cy="133350"/>
-                      <wp:effectExtent l="0" t="0" r="12065" b="19050"/>
+                      <wp:extent cx="92710" cy="104775"/>
+                      <wp:effectExtent l="0" t="0" r="21590" b="28575"/>
                       <wp:wrapNone/>
                       <wp:docPr id="412" name="Oval 412"/>
                       <wp:cNvGraphicFramePr/>
@@ -6556,7 +9163,7 @@
                             <wps:spPr>
                               <a:xfrm>
                                 <a:off x="0" y="0"/>
-                                <a:ext cx="45085" cy="133350"/>
+                                <a:ext cx="92710" cy="104775"/>
                               </a:xfrm>
                               <a:prstGeom prst="ellipse">
                                 <a:avLst/>
@@ -6587,12 +9194,18 @@
                           </wps:wsp>
                         </a:graphicData>
                       </a:graphic>
+                      <wp14:sizeRelH relativeFrom="margin">
+                        <wp14:pctWidth>0</wp14:pctWidth>
+                      </wp14:sizeRelH>
+                      <wp14:sizeRelV relativeFrom="margin">
+                        <wp14:pctHeight>0</wp14:pctHeight>
+                      </wp14:sizeRelV>
                     </wp:anchor>
                   </w:drawing>
                 </mc:Choice>
                 <mc:Fallback>
                   <w:pict>
-                    <v:oval w14:anchorId="68BED2F2" id="Oval 412" o:spid="_x0000_s1026" style="position:absolute;margin-left:352.6pt;margin-top:22.55pt;width:3.55pt;height:10.5pt;z-index:251740160;visibility:visible;mso-wrap-style:square;mso-wrap-distance-left:9pt;mso-wrap-distance-top:0;mso-wrap-distance-right:9pt;mso-wrap-distance-bottom:0;mso-position-horizontal:absolute;mso-position-horizontal-relative:text;mso-position-vertical:absolute;mso-position-vertical-relative:text;v-text-anchor:middle" o:gfxdata="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" fillcolor="black [3200]" strokecolor="black [1600]" strokeweight="2pt"/>
+                    <v:oval w14:anchorId="7438B185" id="Oval 412" o:spid="_x0000_s1026" style="position:absolute;margin-left:319.35pt;margin-top:25.2pt;width:7.3pt;height:8.25pt;z-index:251740160;visibility:visible;mso-wrap-style:square;mso-width-percent:0;mso-height-percent:0;mso-wrap-distance-left:9pt;mso-wrap-distance-top:0;mso-wrap-distance-right:9pt;mso-wrap-distance-bottom:0;mso-position-horizontal:absolute;mso-position-horizontal-relative:text;mso-position-vertical:absolute;mso-position-vertical-relative:text;mso-width-percent:0;mso-height-percent:0;mso-width-relative:margin;mso-height-relative:margin;v-text-anchor:middle" o:gfxdata="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" fillcolor="black [3200]" strokecolor="black [1600]" strokeweight="2pt"/>
                   </w:pict>
                 </mc:Fallback>
               </mc:AlternateContent>
@@ -6607,7 +9220,84 @@
               <mc:AlternateContent>
                 <mc:Choice Requires="wps">
                   <w:drawing>
-                    <wp:anchor distT="0" distB="0" distL="114300" distR="114300" simplePos="0" relativeHeight="251763712" behindDoc="1" locked="0" layoutInCell="1" allowOverlap="1" wp14:anchorId="302D183C" wp14:editId="4D0778C8">
+                    <wp:anchor distT="0" distB="0" distL="114300" distR="114300" simplePos="0" relativeHeight="251739136" behindDoc="0" locked="0" layoutInCell="1" allowOverlap="1" wp14:anchorId="78F9EEE9" wp14:editId="552248F9">
+                      <wp:simplePos x="0" y="0"/>
+                      <wp:positionH relativeFrom="column">
+                        <wp:posOffset>922020</wp:posOffset>
+                      </wp:positionH>
+                      <wp:positionV relativeFrom="paragraph">
+                        <wp:posOffset>272415</wp:posOffset>
+                      </wp:positionV>
+                      <wp:extent cx="104775" cy="85725"/>
+                      <wp:effectExtent l="0" t="0" r="28575" b="28575"/>
+                      <wp:wrapNone/>
+                      <wp:docPr id="411" name="Oval 411"/>
+                      <wp:cNvGraphicFramePr/>
+                      <a:graphic xmlns:a="http://schemas.openxmlformats.org/drawingml/2006/main">
+                        <a:graphicData uri="http://schemas.microsoft.com/office/word/2010/wordprocessingShape">
+                          <wps:wsp>
+                            <wps:cNvSpPr/>
+                            <wps:spPr>
+                              <a:xfrm>
+                                <a:off x="0" y="0"/>
+                                <a:ext cx="104775" cy="85725"/>
+                              </a:xfrm>
+                              <a:prstGeom prst="ellipse">
+                                <a:avLst/>
+                              </a:prstGeom>
+                            </wps:spPr>
+                            <wps:style>
+                              <a:lnRef idx="2">
+                                <a:schemeClr val="dk1">
+                                  <a:shade val="50000"/>
+                                </a:schemeClr>
+                              </a:lnRef>
+                              <a:fillRef idx="1">
+                                <a:schemeClr val="dk1"/>
+                              </a:fillRef>
+                              <a:effectRef idx="0">
+                                <a:schemeClr val="dk1"/>
+                              </a:effectRef>
+                              <a:fontRef idx="minor">
+                                <a:schemeClr val="lt1"/>
+                              </a:fontRef>
+                            </wps:style>
+                            <wps:bodyPr rot="0" spcFirstLastPara="0" vertOverflow="overflow" horzOverflow="overflow" vert="horz" wrap="square" lIns="91440" tIns="45720" rIns="91440" bIns="45720" numCol="1" spcCol="0" rtlCol="0" fromWordArt="0" anchor="ctr" anchorCtr="0" forceAA="0" compatLnSpc="1">
+                              <a:prstTxWarp prst="textNoShape">
+                                <a:avLst/>
+                              </a:prstTxWarp>
+                              <a:noAutofit/>
+                            </wps:bodyPr>
+                          </wps:wsp>
+                        </a:graphicData>
+                      </a:graphic>
+                      <wp14:sizeRelH relativeFrom="margin">
+                        <wp14:pctWidth>0</wp14:pctWidth>
+                      </wp14:sizeRelH>
+                      <wp14:sizeRelV relativeFrom="margin">
+                        <wp14:pctHeight>0</wp14:pctHeight>
+                      </wp14:sizeRelV>
+                    </wp:anchor>
+                  </w:drawing>
+                </mc:Choice>
+                <mc:Fallback>
+                  <w:pict>
+                    <v:oval w14:anchorId="5EA028A0" id="Oval 411" o:spid="_x0000_s1026" style="position:absolute;margin-left:72.6pt;margin-top:21.45pt;width:8.25pt;height:6.75pt;z-index:251739136;visibility:visible;mso-wrap-style:square;mso-width-percent:0;mso-height-percent:0;mso-wrap-distance-left:9pt;mso-wrap-distance-top:0;mso-wrap-distance-right:9pt;mso-wrap-distance-bottom:0;mso-position-horizontal:absolute;mso-position-horizontal-relative:text;mso-position-vertical:absolute;mso-position-vertical-relative:text;mso-width-percent:0;mso-height-percent:0;mso-width-relative:margin;mso-height-relative:margin;v-text-anchor:middle" o:gfxdata="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" fillcolor="black [3200]" strokecolor="black [1600]" strokeweight="2pt"/>
+                  </w:pict>
+                </mc:Fallback>
+              </mc:AlternateContent>
+            </w:r>
+            <w:r>
+              <w:rPr>
+                <w:rFonts w:ascii="Preeti" w:hAnsi="Preeti"/>
+                <w:noProof/>
+                <w:sz w:val="40"/>
+                <w:szCs w:val="40"/>
+              </w:rPr>
+              <mc:AlternateContent>
+                <mc:Choice Requires="wps">
+                  <w:drawing>
+                    <wp:anchor distT="0" distB="0" distL="114300" distR="114300" simplePos="0" relativeHeight="251763712" behindDoc="1" locked="0" layoutInCell="1" allowOverlap="1" wp14:anchorId="674921AE" wp14:editId="1F565DC3">
                       <wp:simplePos x="0" y="0"/>
                       <wp:positionH relativeFrom="column">
                         <wp:posOffset>4253865</wp:posOffset>
@@ -6678,7 +9368,7 @@
                 </mc:Choice>
                 <mc:Fallback>
                   <w:pict>
-                    <v:shape w14:anchorId="302D183C" id="Oval Callout 429" o:spid="_x0000_s1042" type="#_x0000_t63" style="position:absolute;left:0;text-align:left;margin-left:334.95pt;margin-top:44.05pt;width:75.75pt;height:34.5pt;z-index:-251552768;visibility:visible;mso-wrap-style:square;mso-width-percent:0;mso-wrap-distance-left:9pt;mso-wrap-distance-top:0;mso-wrap-distance-right:9pt;mso-wrap-distance-bottom:0;mso-position-horizontal:absolute;mso-position-horizontal-relative:text;mso-position-vertical:absolute;mso-position-vertical-relative:text;mso-width-percent:0;mso-width-relative:margin;v-text-anchor:middle" o:gfxdata="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" adj="6300,24300" fillcolor="white [3201]" strokecolor="black [3213]" strokeweight="1.5pt">
+                    <v:shape w14:anchorId="674921AE" id="Oval Callout 429" o:spid="_x0000_s1043" type="#_x0000_t63" style="position:absolute;left:0;text-align:left;margin-left:334.95pt;margin-top:44.05pt;width:75.75pt;height:34.5pt;z-index:-251552768;visibility:visible;mso-wrap-style:square;mso-width-percent:0;mso-wrap-distance-left:9pt;mso-wrap-distance-top:0;mso-wrap-distance-right:9pt;mso-wrap-distance-bottom:0;mso-position-horizontal:absolute;mso-position-horizontal-relative:text;mso-position-vertical:absolute;mso-position-vertical-relative:text;mso-width-percent:0;mso-width-relative:margin;v-text-anchor:middle" o:gfxdata="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" adj="6300,24300" fillcolor="white [3201]" strokecolor="black [3213]" strokeweight="1.5pt">
                       <v:textbox>
                         <w:txbxContent>
                           <w:p>
@@ -6703,78 +9393,7 @@
               <mc:AlternateContent>
                 <mc:Choice Requires="wps">
                   <w:drawing>
-                    <wp:anchor distT="0" distB="0" distL="114300" distR="114300" simplePos="0" relativeHeight="251739136" behindDoc="0" locked="0" layoutInCell="1" allowOverlap="1" wp14:anchorId="116EEB17" wp14:editId="673D8B6C">
-                      <wp:simplePos x="0" y="0"/>
-                      <wp:positionH relativeFrom="column">
-                        <wp:posOffset>658495</wp:posOffset>
-                      </wp:positionH>
-                      <wp:positionV relativeFrom="paragraph">
-                        <wp:posOffset>275590</wp:posOffset>
-                      </wp:positionV>
-                      <wp:extent cx="45085" cy="133350"/>
-                      <wp:effectExtent l="0" t="0" r="12065" b="19050"/>
-                      <wp:wrapNone/>
-                      <wp:docPr id="411" name="Oval 411"/>
-                      <wp:cNvGraphicFramePr/>
-                      <a:graphic xmlns:a="http://schemas.openxmlformats.org/drawingml/2006/main">
-                        <a:graphicData uri="http://schemas.microsoft.com/office/word/2010/wordprocessingShape">
-                          <wps:wsp>
-                            <wps:cNvSpPr/>
-                            <wps:spPr>
-                              <a:xfrm>
-                                <a:off x="0" y="0"/>
-                                <a:ext cx="45085" cy="133350"/>
-                              </a:xfrm>
-                              <a:prstGeom prst="ellipse">
-                                <a:avLst/>
-                              </a:prstGeom>
-                            </wps:spPr>
-                            <wps:style>
-                              <a:lnRef idx="2">
-                                <a:schemeClr val="dk1">
-                                  <a:shade val="50000"/>
-                                </a:schemeClr>
-                              </a:lnRef>
-                              <a:fillRef idx="1">
-                                <a:schemeClr val="dk1"/>
-                              </a:fillRef>
-                              <a:effectRef idx="0">
-                                <a:schemeClr val="dk1"/>
-                              </a:effectRef>
-                              <a:fontRef idx="minor">
-                                <a:schemeClr val="lt1"/>
-                              </a:fontRef>
-                            </wps:style>
-                            <wps:bodyPr rot="0" spcFirstLastPara="0" vertOverflow="overflow" horzOverflow="overflow" vert="horz" wrap="square" lIns="91440" tIns="45720" rIns="91440" bIns="45720" numCol="1" spcCol="0" rtlCol="0" fromWordArt="0" anchor="ctr" anchorCtr="0" forceAA="0" compatLnSpc="1">
-                              <a:prstTxWarp prst="textNoShape">
-                                <a:avLst/>
-                              </a:prstTxWarp>
-                              <a:noAutofit/>
-                            </wps:bodyPr>
-                          </wps:wsp>
-                        </a:graphicData>
-                      </a:graphic>
-                    </wp:anchor>
-                  </w:drawing>
-                </mc:Choice>
-                <mc:Fallback>
-                  <w:pict>
-                    <v:oval w14:anchorId="6D81969B" id="Oval 411" o:spid="_x0000_s1026" style="position:absolute;margin-left:51.85pt;margin-top:21.7pt;width:3.55pt;height:10.5pt;z-index:251739136;visibility:visible;mso-wrap-style:square;mso-wrap-distance-left:9pt;mso-wrap-distance-top:0;mso-wrap-distance-right:9pt;mso-wrap-distance-bottom:0;mso-position-horizontal:absolute;mso-position-horizontal-relative:text;mso-position-vertical:absolute;mso-position-vertical-relative:text;v-text-anchor:middle" o:gfxdata="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" fillcolor="black [3200]" strokecolor="black [1600]" strokeweight="2pt"/>
-                  </w:pict>
-                </mc:Fallback>
-              </mc:AlternateContent>
-            </w:r>
-            <w:r>
-              <w:rPr>
-                <w:rFonts w:ascii="Preeti" w:hAnsi="Preeti"/>
-                <w:noProof/>
-                <w:sz w:val="40"/>
-                <w:szCs w:val="40"/>
-              </w:rPr>
-              <mc:AlternateContent>
-                <mc:Choice Requires="wps">
-                  <w:drawing>
-                    <wp:anchor distT="0" distB="0" distL="114300" distR="114300" simplePos="0" relativeHeight="251755520" behindDoc="1" locked="0" layoutInCell="1" allowOverlap="1" wp14:anchorId="0DE8567E" wp14:editId="254AE77B">
+                    <wp:anchor distT="0" distB="0" distL="114300" distR="114300" simplePos="0" relativeHeight="251755520" behindDoc="1" locked="0" layoutInCell="1" allowOverlap="1" wp14:anchorId="2AB93CCA" wp14:editId="4F57CB7E">
                       <wp:simplePos x="0" y="0"/>
                       <wp:positionH relativeFrom="column">
                         <wp:posOffset>-22225</wp:posOffset>
@@ -6845,7 +9464,7 @@
                 </mc:Choice>
                 <mc:Fallback>
                   <w:pict>
-                    <v:shape w14:anchorId="0DE8567E" id="Oval Callout 423" o:spid="_x0000_s1043" type="#_x0000_t63" style="position:absolute;left:0;text-align:left;margin-left:-1.75pt;margin-top:43.9pt;width:75pt;height:34.5pt;flip:x;z-index:-251560960;visibility:visible;mso-wrap-style:square;mso-width-percent:0;mso-wrap-distance-left:9pt;mso-wrap-distance-top:0;mso-wrap-distance-right:9pt;mso-wrap-distance-bottom:0;mso-position-horizontal:absolute;mso-position-horizontal-relative:text;mso-position-vertical:absolute;mso-position-vertical-relative:text;mso-width-percent:0;mso-width-relative:margin;v-text-anchor:middle" o:gfxdata="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" adj="6300,24300" fillcolor="white [3201]" strokecolor="black [3213]" strokeweight="1.5pt">
+                    <v:shape w14:anchorId="2AB93CCA" id="Oval Callout 423" o:spid="_x0000_s1044" type="#_x0000_t63" style="position:absolute;left:0;text-align:left;margin-left:-1.75pt;margin-top:43.9pt;width:75pt;height:34.5pt;flip:x;z-index:-251560960;visibility:visible;mso-wrap-style:square;mso-width-percent:0;mso-wrap-distance-left:9pt;mso-wrap-distance-top:0;mso-wrap-distance-right:9pt;mso-wrap-distance-bottom:0;mso-position-horizontal:absolute;mso-position-horizontal-relative:text;mso-position-vertical:absolute;mso-position-vertical-relative:text;mso-width-percent:0;mso-width-relative:margin;v-text-anchor:middle" o:gfxdata="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" adj="6300,24300" fillcolor="white [3201]" strokecolor="black [3213]" strokeweight="1.5pt">
                       <v:textbox>
                         <w:txbxContent>
                           <w:p>
@@ -6870,7 +9489,7 @@
               <mc:AlternateContent>
                 <mc:Choice Requires="wps">
                   <w:drawing>
-                    <wp:anchor distT="0" distB="0" distL="114300" distR="114300" simplePos="0" relativeHeight="251756544" behindDoc="1" locked="0" layoutInCell="1" allowOverlap="1" wp14:anchorId="068E589B" wp14:editId="1DE9F299">
+                    <wp:anchor distT="0" distB="0" distL="114300" distR="114300" simplePos="0" relativeHeight="251756544" behindDoc="1" locked="0" layoutInCell="1" allowOverlap="1" wp14:anchorId="6D3607FE" wp14:editId="76268FD0">
                       <wp:simplePos x="0" y="0"/>
                       <wp:positionH relativeFrom="column">
                         <wp:posOffset>-22225</wp:posOffset>
@@ -6941,7 +9560,7 @@
                 </mc:Choice>
                 <mc:Fallback>
                   <w:pict>
-                    <v:shape w14:anchorId="068E589B" id="Oval Callout 424" o:spid="_x0000_s1044" type="#_x0000_t63" style="position:absolute;left:0;text-align:left;margin-left:-1.75pt;margin-top:93.45pt;width:75pt;height:34.5pt;flip:x;z-index:-251559936;visibility:visible;mso-wrap-style:square;mso-width-percent:0;mso-wrap-distance-left:9pt;mso-wrap-distance-top:0;mso-wrap-distance-right:9pt;mso-wrap-distance-bottom:0;mso-position-horizontal:absolute;mso-position-horizontal-relative:text;mso-position-vertical:absolute;mso-position-vertical-relative:text;mso-width-percent:0;mso-width-relative:margin;v-text-anchor:middle" o:gfxdata="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" adj="6300,24300" fillcolor="white [3201]" strokecolor="black [3213]" strokeweight="1.5pt">
+                    <v:shape w14:anchorId="6D3607FE" id="Oval Callout 424" o:spid="_x0000_s1045" type="#_x0000_t63" style="position:absolute;left:0;text-align:left;margin-left:-1.75pt;margin-top:93.45pt;width:75pt;height:34.5pt;flip:x;z-index:-251559936;visibility:visible;mso-wrap-style:square;mso-width-percent:0;mso-wrap-distance-left:9pt;mso-wrap-distance-top:0;mso-wrap-distance-right:9pt;mso-wrap-distance-bottom:0;mso-position-horizontal:absolute;mso-position-horizontal-relative:text;mso-position-vertical:absolute;mso-position-vertical-relative:text;mso-width-percent:0;mso-width-relative:margin;v-text-anchor:middle" o:gfxdata="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" adj="6300,24300" fillcolor="white [3201]" strokecolor="black [3213]" strokeweight="1.5pt">
                       <v:textbox>
                         <w:txbxContent>
                           <w:p>
@@ -6971,8 +9590,18 @@
                 <w:szCs w:val="40"/>
               </w:rPr>
               <w:tab/>
-              <w:t xml:space="preserve">                                             d}nf</w:t>
-            </w:r>
+              <w:t xml:space="preserve">                                             d}</w:t>
+            </w:r>
+            <w:proofErr w:type="spellStart"/>
+            <w:r>
+              <w:rPr>
+                <w:rFonts w:ascii="Preeti" w:hAnsi="Preeti"/>
+                <w:sz w:val="40"/>
+                <w:szCs w:val="40"/>
+              </w:rPr>
+              <w:t>nf</w:t>
+            </w:r>
+            <w:proofErr w:type="spellEnd"/>
           </w:p>
           <w:p>
             <w:pPr>
@@ -6999,16 +9628,16 @@
               <mc:AlternateContent>
                 <mc:Choice Requires="wps">
                   <w:drawing>
-                    <wp:anchor distT="0" distB="0" distL="114300" distR="114300" simplePos="0" relativeHeight="251743232" behindDoc="0" locked="0" layoutInCell="1" allowOverlap="1" wp14:anchorId="6F49D518" wp14:editId="7E80FCB1">
+                    <wp:anchor distT="0" distB="0" distL="114300" distR="114300" simplePos="0" relativeHeight="251743232" behindDoc="0" locked="0" layoutInCell="1" allowOverlap="1" wp14:anchorId="6CEA45C2" wp14:editId="3AC023FE">
                       <wp:simplePos x="0" y="0"/>
                       <wp:positionH relativeFrom="column">
-                        <wp:posOffset>4478020</wp:posOffset>
+                        <wp:posOffset>4055746</wp:posOffset>
                       </wp:positionH>
                       <wp:positionV relativeFrom="paragraph">
-                        <wp:posOffset>285115</wp:posOffset>
+                        <wp:posOffset>318769</wp:posOffset>
                       </wp:positionV>
-                      <wp:extent cx="45085" cy="133350"/>
-                      <wp:effectExtent l="0" t="0" r="12065" b="19050"/>
+                      <wp:extent cx="92710" cy="104775"/>
+                      <wp:effectExtent l="0" t="0" r="21590" b="28575"/>
                       <wp:wrapNone/>
                       <wp:docPr id="414" name="Oval 414"/>
                       <wp:cNvGraphicFramePr/>
@@ -7019,7 +9648,7 @@
                             <wps:spPr>
                               <a:xfrm>
                                 <a:off x="0" y="0"/>
-                                <a:ext cx="45085" cy="133350"/>
+                                <a:ext cx="92710" cy="104775"/>
                               </a:xfrm>
                               <a:prstGeom prst="ellipse">
                                 <a:avLst/>
@@ -7050,12 +9679,18 @@
                           </wps:wsp>
                         </a:graphicData>
                       </a:graphic>
+                      <wp14:sizeRelH relativeFrom="margin">
+                        <wp14:pctWidth>0</wp14:pctWidth>
+                      </wp14:sizeRelH>
+                      <wp14:sizeRelV relativeFrom="margin">
+                        <wp14:pctHeight>0</wp14:pctHeight>
+                      </wp14:sizeRelV>
                     </wp:anchor>
                   </w:drawing>
                 </mc:Choice>
                 <mc:Fallback>
                   <w:pict>
-                    <v:oval w14:anchorId="6E2C8F88" id="Oval 414" o:spid="_x0000_s1026" style="position:absolute;margin-left:352.6pt;margin-top:22.45pt;width:3.55pt;height:10.5pt;z-index:251743232;visibility:visible;mso-wrap-style:square;mso-wrap-distance-left:9pt;mso-wrap-distance-top:0;mso-wrap-distance-right:9pt;mso-wrap-distance-bottom:0;mso-position-horizontal:absolute;mso-position-horizontal-relative:text;mso-position-vertical:absolute;mso-position-vertical-relative:text;v-text-anchor:middle" o:gfxdata="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" fillcolor="black [3200]" strokecolor="black [1600]" strokeweight="2pt"/>
+                    <v:oval w14:anchorId="4E4F3C7B" id="Oval 414" o:spid="_x0000_s1026" style="position:absolute;margin-left:319.35pt;margin-top:25.1pt;width:7.3pt;height:8.25pt;z-index:251743232;visibility:visible;mso-wrap-style:square;mso-width-percent:0;mso-height-percent:0;mso-wrap-distance-left:9pt;mso-wrap-distance-top:0;mso-wrap-distance-right:9pt;mso-wrap-distance-bottom:0;mso-position-horizontal:absolute;mso-position-horizontal-relative:text;mso-position-vertical:absolute;mso-position-vertical-relative:text;mso-width-percent:0;mso-height-percent:0;mso-width-relative:margin;mso-height-relative:margin;v-text-anchor:middle" o:gfxdata="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" fillcolor="black [3200]" strokecolor="black [1600]" strokeweight="2pt"/>
                   </w:pict>
                 </mc:Fallback>
               </mc:AlternateContent>
@@ -7070,7 +9705,84 @@
               <mc:AlternateContent>
                 <mc:Choice Requires="wps">
                   <w:drawing>
-                    <wp:anchor distT="0" distB="0" distL="114300" distR="114300" simplePos="0" relativeHeight="251764736" behindDoc="1" locked="0" layoutInCell="1" allowOverlap="1" wp14:anchorId="5D888233" wp14:editId="58F7D3F0">
+                    <wp:anchor distT="0" distB="0" distL="114300" distR="114300" simplePos="0" relativeHeight="251742208" behindDoc="0" locked="0" layoutInCell="1" allowOverlap="1" wp14:anchorId="5A2AB943" wp14:editId="768ACA46">
+                      <wp:simplePos x="0" y="0"/>
+                      <wp:positionH relativeFrom="column">
+                        <wp:posOffset>922020</wp:posOffset>
+                      </wp:positionH>
+                      <wp:positionV relativeFrom="paragraph">
+                        <wp:posOffset>271145</wp:posOffset>
+                      </wp:positionV>
+                      <wp:extent cx="104775" cy="85725"/>
+                      <wp:effectExtent l="0" t="0" r="28575" b="28575"/>
+                      <wp:wrapNone/>
+                      <wp:docPr id="413" name="Oval 413"/>
+                      <wp:cNvGraphicFramePr/>
+                      <a:graphic xmlns:a="http://schemas.openxmlformats.org/drawingml/2006/main">
+                        <a:graphicData uri="http://schemas.microsoft.com/office/word/2010/wordprocessingShape">
+                          <wps:wsp>
+                            <wps:cNvSpPr/>
+                            <wps:spPr>
+                              <a:xfrm>
+                                <a:off x="0" y="0"/>
+                                <a:ext cx="104775" cy="85725"/>
+                              </a:xfrm>
+                              <a:prstGeom prst="ellipse">
+                                <a:avLst/>
+                              </a:prstGeom>
+                            </wps:spPr>
+                            <wps:style>
+                              <a:lnRef idx="2">
+                                <a:schemeClr val="dk1">
+                                  <a:shade val="50000"/>
+                                </a:schemeClr>
+                              </a:lnRef>
+                              <a:fillRef idx="1">
+                                <a:schemeClr val="dk1"/>
+                              </a:fillRef>
+                              <a:effectRef idx="0">
+                                <a:schemeClr val="dk1"/>
+                              </a:effectRef>
+                              <a:fontRef idx="minor">
+                                <a:schemeClr val="lt1"/>
+                              </a:fontRef>
+                            </wps:style>
+                            <wps:bodyPr rot="0" spcFirstLastPara="0" vertOverflow="overflow" horzOverflow="overflow" vert="horz" wrap="square" lIns="91440" tIns="45720" rIns="91440" bIns="45720" numCol="1" spcCol="0" rtlCol="0" fromWordArt="0" anchor="ctr" anchorCtr="0" forceAA="0" compatLnSpc="1">
+                              <a:prstTxWarp prst="textNoShape">
+                                <a:avLst/>
+                              </a:prstTxWarp>
+                              <a:noAutofit/>
+                            </wps:bodyPr>
+                          </wps:wsp>
+                        </a:graphicData>
+                      </a:graphic>
+                      <wp14:sizeRelH relativeFrom="margin">
+                        <wp14:pctWidth>0</wp14:pctWidth>
+                      </wp14:sizeRelH>
+                      <wp14:sizeRelV relativeFrom="margin">
+                        <wp14:pctHeight>0</wp14:pctHeight>
+                      </wp14:sizeRelV>
+                    </wp:anchor>
+                  </w:drawing>
+                </mc:Choice>
+                <mc:Fallback>
+                  <w:pict>
+                    <v:oval w14:anchorId="4480D0DE" id="Oval 413" o:spid="_x0000_s1026" style="position:absolute;margin-left:72.6pt;margin-top:21.35pt;width:8.25pt;height:6.75pt;z-index:251742208;visibility:visible;mso-wrap-style:square;mso-width-percent:0;mso-height-percent:0;mso-wrap-distance-left:9pt;mso-wrap-distance-top:0;mso-wrap-distance-right:9pt;mso-wrap-distance-bottom:0;mso-position-horizontal:absolute;mso-position-horizontal-relative:text;mso-position-vertical:absolute;mso-position-vertical-relative:text;mso-width-percent:0;mso-height-percent:0;mso-width-relative:margin;mso-height-relative:margin;v-text-anchor:middle" o:gfxdata="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" fillcolor="black [3200]" strokecolor="black [1600]" strokeweight="2pt"/>
+                  </w:pict>
+                </mc:Fallback>
+              </mc:AlternateContent>
+            </w:r>
+            <w:r>
+              <w:rPr>
+                <w:rFonts w:ascii="Preeti" w:hAnsi="Preeti"/>
+                <w:noProof/>
+                <w:sz w:val="40"/>
+                <w:szCs w:val="40"/>
+              </w:rPr>
+              <mc:AlternateContent>
+                <mc:Choice Requires="wps">
+                  <w:drawing>
+                    <wp:anchor distT="0" distB="0" distL="114300" distR="114300" simplePos="0" relativeHeight="251764736" behindDoc="1" locked="0" layoutInCell="1" allowOverlap="1" wp14:anchorId="27FA6A34" wp14:editId="457ED1EC">
                       <wp:simplePos x="0" y="0"/>
                       <wp:positionH relativeFrom="column">
                         <wp:posOffset>4253865</wp:posOffset>
@@ -7141,7 +9853,7 @@
                 </mc:Choice>
                 <mc:Fallback>
                   <w:pict>
-                    <v:shape w14:anchorId="5D888233" id="Oval Callout 430" o:spid="_x0000_s1045" type="#_x0000_t63" style="position:absolute;left:0;text-align:left;margin-left:334.95pt;margin-top:42.45pt;width:75.75pt;height:34.5pt;z-index:-251551744;visibility:visible;mso-wrap-style:square;mso-width-percent:0;mso-wrap-distance-left:9pt;mso-wrap-distance-top:0;mso-wrap-distance-right:9pt;mso-wrap-distance-bottom:0;mso-position-horizontal:absolute;mso-position-horizontal-relative:text;mso-position-vertical:absolute;mso-position-vertical-relative:text;mso-width-percent:0;mso-width-relative:margin;v-text-anchor:middle" o:gfxdata="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" adj="6300,24300" fillcolor="white [3201]" strokecolor="black [3213]" strokeweight="1.5pt">
+                    <v:shape w14:anchorId="27FA6A34" id="Oval Callout 430" o:spid="_x0000_s1046" type="#_x0000_t63" style="position:absolute;left:0;text-align:left;margin-left:334.95pt;margin-top:42.45pt;width:75.75pt;height:34.5pt;z-index:-251551744;visibility:visible;mso-wrap-style:square;mso-width-percent:0;mso-wrap-distance-left:9pt;mso-wrap-distance-top:0;mso-wrap-distance-right:9pt;mso-wrap-distance-bottom:0;mso-position-horizontal:absolute;mso-position-horizontal-relative:text;mso-position-vertical:absolute;mso-position-vertical-relative:text;mso-width-percent:0;mso-width-relative:margin;v-text-anchor:middle" o:gfxdata="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" adj="6300,24300" fillcolor="white [3201]" strokecolor="black [3213]" strokeweight="1.5pt">
                       <v:textbox>
                         <w:txbxContent>
                           <w:p>
@@ -7159,6 +9871,49 @@
             <w:r>
               <w:rPr>
                 <w:rFonts w:ascii="Preeti" w:hAnsi="Preeti"/>
+                <w:sz w:val="40"/>
+                <w:szCs w:val="40"/>
+              </w:rPr>
+              <w:t xml:space="preserve">    x}hf</w:t>
+            </w:r>
+            <w:r>
+              <w:rPr>
+                <w:rFonts w:ascii="Preeti" w:hAnsi="Preeti"/>
+                <w:sz w:val="40"/>
+                <w:szCs w:val="40"/>
+              </w:rPr>
+              <w:tab/>
+              <w:t xml:space="preserve">                                             </w:t>
+            </w:r>
+            <w:proofErr w:type="gramStart"/>
+            <w:r>
+              <w:rPr>
+                <w:rFonts w:ascii="Preeti" w:hAnsi="Preeti"/>
+                <w:sz w:val="40"/>
+                <w:szCs w:val="40"/>
+              </w:rPr>
+              <w:t>5}g</w:t>
+            </w:r>
+            <w:proofErr w:type="gramEnd"/>
+          </w:p>
+          <w:p>
+            <w:pPr>
+              <w:tabs>
+                <w:tab w:val="left" w:pos="1260"/>
+                <w:tab w:val="left" w:pos="7200"/>
+                <w:tab w:val="right" w:pos="10530"/>
+              </w:tabs>
+              <w:spacing w:line="600" w:lineRule="auto"/>
+              <w:jc w:val="both"/>
+              <w:rPr>
+                <w:rFonts w:ascii="Preeti" w:hAnsi="Preeti"/>
+                <w:sz w:val="40"/>
+                <w:szCs w:val="40"/>
+              </w:rPr>
+            </w:pPr>
+            <w:r>
+              <w:rPr>
+                <w:rFonts w:ascii="Preeti" w:hAnsi="Preeti"/>
                 <w:noProof/>
                 <w:sz w:val="40"/>
                 <w:szCs w:val="40"/>
@@ -7166,18 +9921,18 @@
               <mc:AlternateContent>
                 <mc:Choice Requires="wps">
                   <w:drawing>
-                    <wp:anchor distT="0" distB="0" distL="114300" distR="114300" simplePos="0" relativeHeight="251742208" behindDoc="0" locked="0" layoutInCell="1" allowOverlap="1" wp14:anchorId="4CF60DAF" wp14:editId="1677C79F">
+                    <wp:anchor distT="0" distB="0" distL="114300" distR="114300" simplePos="0" relativeHeight="251745280" behindDoc="0" locked="0" layoutInCell="1" allowOverlap="1" wp14:anchorId="372E766F" wp14:editId="783190A0">
                       <wp:simplePos x="0" y="0"/>
                       <wp:positionH relativeFrom="column">
-                        <wp:posOffset>658495</wp:posOffset>
+                        <wp:posOffset>4055746</wp:posOffset>
                       </wp:positionH>
                       <wp:positionV relativeFrom="paragraph">
-                        <wp:posOffset>274320</wp:posOffset>
+                        <wp:posOffset>336549</wp:posOffset>
                       </wp:positionV>
-                      <wp:extent cx="45085" cy="133350"/>
-                      <wp:effectExtent l="0" t="0" r="12065" b="19050"/>
+                      <wp:extent cx="92710" cy="104775"/>
+                      <wp:effectExtent l="0" t="0" r="21590" b="28575"/>
                       <wp:wrapNone/>
-                      <wp:docPr id="413" name="Oval 413"/>
+                      <wp:docPr id="416" name="Oval 416"/>
                       <wp:cNvGraphicFramePr/>
                       <a:graphic xmlns:a="http://schemas.openxmlformats.org/drawingml/2006/main">
                         <a:graphicData uri="http://schemas.microsoft.com/office/word/2010/wordprocessingShape">
@@ -7186,7 +9941,7 @@
                             <wps:spPr>
                               <a:xfrm>
                                 <a:off x="0" y="0"/>
-                                <a:ext cx="45085" cy="133350"/>
+                                <a:ext cx="92710" cy="104775"/>
                               </a:xfrm>
                               <a:prstGeom prst="ellipse">
                                 <a:avLst/>
@@ -7217,12 +9972,18 @@
                           </wps:wsp>
                         </a:graphicData>
                       </a:graphic>
+                      <wp14:sizeRelH relativeFrom="margin">
+                        <wp14:pctWidth>0</wp14:pctWidth>
+                      </wp14:sizeRelH>
+                      <wp14:sizeRelV relativeFrom="margin">
+                        <wp14:pctHeight>0</wp14:pctHeight>
+                      </wp14:sizeRelV>
                     </wp:anchor>
                   </w:drawing>
                 </mc:Choice>
                 <mc:Fallback>
                   <w:pict>
-                    <v:oval w14:anchorId="65A88CD9" id="Oval 413" o:spid="_x0000_s1026" style="position:absolute;margin-left:51.85pt;margin-top:21.6pt;width:3.55pt;height:10.5pt;z-index:251742208;visibility:visible;mso-wrap-style:square;mso-wrap-distance-left:9pt;mso-wrap-distance-top:0;mso-wrap-distance-right:9pt;mso-wrap-distance-bottom:0;mso-position-horizontal:absolute;mso-position-horizontal-relative:text;mso-position-vertical:absolute;mso-position-vertical-relative:text;v-text-anchor:middle" o:gfxdata="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" fillcolor="black [3200]" strokecolor="black [1600]" strokeweight="2pt"/>
+                    <v:oval w14:anchorId="0304323B" id="Oval 416" o:spid="_x0000_s1026" style="position:absolute;margin-left:319.35pt;margin-top:26.5pt;width:7.3pt;height:8.25pt;z-index:251745280;visibility:visible;mso-wrap-style:square;mso-width-percent:0;mso-height-percent:0;mso-wrap-distance-left:9pt;mso-wrap-distance-top:0;mso-wrap-distance-right:9pt;mso-wrap-distance-bottom:0;mso-position-horizontal:absolute;mso-position-horizontal-relative:text;mso-position-vertical:absolute;mso-position-vertical-relative:text;mso-width-percent:0;mso-height-percent:0;mso-width-relative:margin;mso-height-relative:margin;v-text-anchor:middle" o:gfxdata="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" fillcolor="black [3200]" strokecolor="black [1600]" strokeweight="2pt"/>
                   </w:pict>
                 </mc:Fallback>
               </mc:AlternateContent>
@@ -7230,39 +9991,6 @@
             <w:r>
               <w:rPr>
                 <w:rFonts w:ascii="Preeti" w:hAnsi="Preeti"/>
-                <w:sz w:val="40"/>
-                <w:szCs w:val="40"/>
-              </w:rPr>
-              <w:t xml:space="preserve">    x}hf</w:t>
-            </w:r>
-            <w:r>
-              <w:rPr>
-                <w:rFonts w:ascii="Preeti" w:hAnsi="Preeti"/>
-                <w:sz w:val="40"/>
-                <w:szCs w:val="40"/>
-              </w:rPr>
-              <w:tab/>
-              <w:t xml:space="preserve">                                             5}g</w:t>
-            </w:r>
-          </w:p>
-          <w:p>
-            <w:pPr>
-              <w:tabs>
-                <w:tab w:val="left" w:pos="1260"/>
-                <w:tab w:val="left" w:pos="7200"/>
-                <w:tab w:val="right" w:pos="10530"/>
-              </w:tabs>
-              <w:spacing w:line="600" w:lineRule="auto"/>
-              <w:jc w:val="both"/>
-              <w:rPr>
-                <w:rFonts w:ascii="Preeti" w:hAnsi="Preeti"/>
-                <w:sz w:val="40"/>
-                <w:szCs w:val="40"/>
-              </w:rPr>
-            </w:pPr>
-            <w:r>
-              <w:rPr>
-                <w:rFonts w:ascii="Preeti" w:hAnsi="Preeti"/>
                 <w:noProof/>
                 <w:sz w:val="40"/>
                 <w:szCs w:val="40"/>
@@ -7270,18 +9998,18 @@
               <mc:AlternateContent>
                 <mc:Choice Requires="wps">
                   <w:drawing>
-                    <wp:anchor distT="0" distB="0" distL="114300" distR="114300" simplePos="0" relativeHeight="251745280" behindDoc="0" locked="0" layoutInCell="1" allowOverlap="1" wp14:anchorId="76C8A03A" wp14:editId="09B7CD62">
+                    <wp:anchor distT="0" distB="0" distL="114300" distR="114300" simplePos="0" relativeHeight="251744256" behindDoc="0" locked="0" layoutInCell="1" allowOverlap="1" wp14:anchorId="1863479E" wp14:editId="41150B14">
                       <wp:simplePos x="0" y="0"/>
                       <wp:positionH relativeFrom="column">
-                        <wp:posOffset>4478020</wp:posOffset>
+                        <wp:posOffset>922020</wp:posOffset>
                       </wp:positionH>
                       <wp:positionV relativeFrom="paragraph">
-                        <wp:posOffset>303530</wp:posOffset>
+                        <wp:posOffset>298450</wp:posOffset>
                       </wp:positionV>
-                      <wp:extent cx="45085" cy="133350"/>
-                      <wp:effectExtent l="0" t="0" r="12065" b="19050"/>
+                      <wp:extent cx="104775" cy="85725"/>
+                      <wp:effectExtent l="0" t="0" r="28575" b="28575"/>
                       <wp:wrapNone/>
-                      <wp:docPr id="416" name="Oval 416"/>
+                      <wp:docPr id="415" name="Oval 415"/>
                       <wp:cNvGraphicFramePr/>
                       <a:graphic xmlns:a="http://schemas.openxmlformats.org/drawingml/2006/main">
                         <a:graphicData uri="http://schemas.microsoft.com/office/word/2010/wordprocessingShape">
@@ -7290,7 +10018,7 @@
                             <wps:spPr>
                               <a:xfrm>
                                 <a:off x="0" y="0"/>
-                                <a:ext cx="45085" cy="133350"/>
+                                <a:ext cx="104775" cy="85725"/>
                               </a:xfrm>
                               <a:prstGeom prst="ellipse">
                                 <a:avLst/>
@@ -7321,12 +10049,18 @@
                           </wps:wsp>
                         </a:graphicData>
                       </a:graphic>
+                      <wp14:sizeRelH relativeFrom="margin">
+                        <wp14:pctWidth>0</wp14:pctWidth>
+                      </wp14:sizeRelH>
+                      <wp14:sizeRelV relativeFrom="margin">
+                        <wp14:pctHeight>0</wp14:pctHeight>
+                      </wp14:sizeRelV>
                     </wp:anchor>
                   </w:drawing>
                 </mc:Choice>
                 <mc:Fallback>
                   <w:pict>
-                    <v:oval w14:anchorId="57402FA3" id="Oval 416" o:spid="_x0000_s1026" style="position:absolute;margin-left:352.6pt;margin-top:23.9pt;width:3.55pt;height:10.5pt;z-index:251745280;visibility:visible;mso-wrap-style:square;mso-wrap-distance-left:9pt;mso-wrap-distance-top:0;mso-wrap-distance-right:9pt;mso-wrap-distance-bottom:0;mso-position-horizontal:absolute;mso-position-horizontal-relative:text;mso-position-vertical:absolute;mso-position-vertical-relative:text;v-text-anchor:middle" o:gfxdata="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" fillcolor="black [3200]" strokecolor="black [1600]" strokeweight="2pt"/>
+                    <v:oval w14:anchorId="3AEE7B7C" id="Oval 415" o:spid="_x0000_s1026" style="position:absolute;margin-left:72.6pt;margin-top:23.5pt;width:8.25pt;height:6.75pt;z-index:251744256;visibility:visible;mso-wrap-style:square;mso-width-percent:0;mso-height-percent:0;mso-wrap-distance-left:9pt;mso-wrap-distance-top:0;mso-wrap-distance-right:9pt;mso-wrap-distance-bottom:0;mso-position-horizontal:absolute;mso-position-horizontal-relative:text;mso-position-vertical:absolute;mso-position-vertical-relative:text;mso-width-percent:0;mso-height-percent:0;mso-width-relative:margin;mso-height-relative:margin;v-text-anchor:middle" o:gfxdata="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" fillcolor="black [3200]" strokecolor="black [1600]" strokeweight="2pt"/>
                   </w:pict>
                 </mc:Fallback>
               </mc:AlternateContent>
@@ -7341,7 +10075,7 @@
               <mc:AlternateContent>
                 <mc:Choice Requires="wps">
                   <w:drawing>
-                    <wp:anchor distT="0" distB="0" distL="114300" distR="114300" simplePos="0" relativeHeight="251766784" behindDoc="1" locked="0" layoutInCell="1" allowOverlap="1" wp14:anchorId="66FAD999" wp14:editId="407AA26A">
+                    <wp:anchor distT="0" distB="0" distL="114300" distR="114300" simplePos="0" relativeHeight="251766784" behindDoc="1" locked="0" layoutInCell="1" allowOverlap="1" wp14:anchorId="7D686A58" wp14:editId="5F56D4A8">
                       <wp:simplePos x="0" y="0"/>
                       <wp:positionH relativeFrom="column">
                         <wp:posOffset>4253865</wp:posOffset>
@@ -7412,7 +10146,7 @@
                 </mc:Choice>
                 <mc:Fallback>
                   <w:pict>
-                    <v:shape w14:anchorId="66FAD999" id="Oval Callout 432" o:spid="_x0000_s1046" type="#_x0000_t63" style="position:absolute;left:0;text-align:left;margin-left:334.95pt;margin-top:93.35pt;width:75.75pt;height:34.5pt;z-index:-251549696;visibility:visible;mso-wrap-style:square;mso-width-percent:0;mso-wrap-distance-left:9pt;mso-wrap-distance-top:0;mso-wrap-distance-right:9pt;mso-wrap-distance-bottom:0;mso-position-horizontal:absolute;mso-position-horizontal-relative:text;mso-position-vertical:absolute;mso-position-vertical-relative:text;mso-width-percent:0;mso-width-relative:margin;v-text-anchor:middle" o:gfxdata="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" adj="6300,24300" fillcolor="white [3201]" strokecolor="black [3213]" strokeweight="1.5pt">
+                    <v:shape w14:anchorId="7D686A58" id="Oval Callout 432" o:spid="_x0000_s1047" type="#_x0000_t63" style="position:absolute;left:0;text-align:left;margin-left:334.95pt;margin-top:93.35pt;width:75.75pt;height:34.5pt;z-index:-251549696;visibility:visible;mso-wrap-style:square;mso-width-percent:0;mso-wrap-distance-left:9pt;mso-wrap-distance-top:0;mso-wrap-distance-right:9pt;mso-wrap-distance-bottom:0;mso-position-horizontal:absolute;mso-position-horizontal-relative:text;mso-position-vertical:absolute;mso-position-vertical-relative:text;mso-width-percent:0;mso-width-relative:margin;v-text-anchor:middle" o:gfxdata="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" adj="6300,24300" fillcolor="white [3201]" strokecolor="black [3213]" strokeweight="1.5pt">
                       <v:textbox>
                         <w:txbxContent>
                           <w:p>
@@ -7437,7 +10171,7 @@
               <mc:AlternateContent>
                 <mc:Choice Requires="wps">
                   <w:drawing>
-                    <wp:anchor distT="0" distB="0" distL="114300" distR="114300" simplePos="0" relativeHeight="251765760" behindDoc="1" locked="0" layoutInCell="1" allowOverlap="1" wp14:anchorId="7CCBEC70" wp14:editId="363A900E">
+                    <wp:anchor distT="0" distB="0" distL="114300" distR="114300" simplePos="0" relativeHeight="251765760" behindDoc="1" locked="0" layoutInCell="1" allowOverlap="1" wp14:anchorId="78956381" wp14:editId="21291B6E">
                       <wp:simplePos x="0" y="0"/>
                       <wp:positionH relativeFrom="column">
                         <wp:posOffset>4253865</wp:posOffset>
@@ -7508,7 +10242,7 @@
                 </mc:Choice>
                 <mc:Fallback>
                   <w:pict>
-                    <v:shape w14:anchorId="7CCBEC70" id="Oval Callout 431" o:spid="_x0000_s1047" type="#_x0000_t63" style="position:absolute;left:0;text-align:left;margin-left:334.95pt;margin-top:43.85pt;width:75.75pt;height:34.5pt;z-index:-251550720;visibility:visible;mso-wrap-style:square;mso-width-percent:0;mso-wrap-distance-left:9pt;mso-wrap-distance-top:0;mso-wrap-distance-right:9pt;mso-wrap-distance-bottom:0;mso-position-horizontal:absolute;mso-position-horizontal-relative:text;mso-position-vertical:absolute;mso-position-vertical-relative:text;mso-width-percent:0;mso-width-relative:margin;v-text-anchor:middle" o:gfxdata="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" adj="6300,24300" fillcolor="white [3201]" strokecolor="black [3213]" strokeweight="1.5pt">
+                    <v:shape w14:anchorId="78956381" id="Oval Callout 431" o:spid="_x0000_s1048" type="#_x0000_t63" style="position:absolute;left:0;text-align:left;margin-left:334.95pt;margin-top:43.85pt;width:75.75pt;height:34.5pt;z-index:-251550720;visibility:visible;mso-wrap-style:square;mso-width-percent:0;mso-wrap-distance-left:9pt;mso-wrap-distance-top:0;mso-wrap-distance-right:9pt;mso-wrap-distance-bottom:0;mso-position-horizontal:absolute;mso-position-horizontal-relative:text;mso-position-vertical:absolute;mso-position-vertical-relative:text;mso-width-percent:0;mso-width-relative:margin;v-text-anchor:middle" o:gfxdata="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" adj="6300,24300" fillcolor="white [3201]" strokecolor="black [3213]" strokeweight="1.5pt">
                       <v:textbox>
                         <w:txbxContent>
                           <w:p>
@@ -7533,78 +10267,7 @@
               <mc:AlternateContent>
                 <mc:Choice Requires="wps">
                   <w:drawing>
-                    <wp:anchor distT="0" distB="0" distL="114300" distR="114300" simplePos="0" relativeHeight="251744256" behindDoc="0" locked="0" layoutInCell="1" allowOverlap="1" wp14:anchorId="64DD5133" wp14:editId="1980F496">
-                      <wp:simplePos x="0" y="0"/>
-                      <wp:positionH relativeFrom="column">
-                        <wp:posOffset>658495</wp:posOffset>
-                      </wp:positionH>
-                      <wp:positionV relativeFrom="paragraph">
-                        <wp:posOffset>292735</wp:posOffset>
-                      </wp:positionV>
-                      <wp:extent cx="45085" cy="133350"/>
-                      <wp:effectExtent l="0" t="0" r="12065" b="19050"/>
-                      <wp:wrapNone/>
-                      <wp:docPr id="415" name="Oval 415"/>
-                      <wp:cNvGraphicFramePr/>
-                      <a:graphic xmlns:a="http://schemas.openxmlformats.org/drawingml/2006/main">
-                        <a:graphicData uri="http://schemas.microsoft.com/office/word/2010/wordprocessingShape">
-                          <wps:wsp>
-                            <wps:cNvSpPr/>
-                            <wps:spPr>
-                              <a:xfrm>
-                                <a:off x="0" y="0"/>
-                                <a:ext cx="45085" cy="133350"/>
-                              </a:xfrm>
-                              <a:prstGeom prst="ellipse">
-                                <a:avLst/>
-                              </a:prstGeom>
-                            </wps:spPr>
-                            <wps:style>
-                              <a:lnRef idx="2">
-                                <a:schemeClr val="dk1">
-                                  <a:shade val="50000"/>
-                                </a:schemeClr>
-                              </a:lnRef>
-                              <a:fillRef idx="1">
-                                <a:schemeClr val="dk1"/>
-                              </a:fillRef>
-                              <a:effectRef idx="0">
-                                <a:schemeClr val="dk1"/>
-                              </a:effectRef>
-                              <a:fontRef idx="minor">
-                                <a:schemeClr val="lt1"/>
-                              </a:fontRef>
-                            </wps:style>
-                            <wps:bodyPr rot="0" spcFirstLastPara="0" vertOverflow="overflow" horzOverflow="overflow" vert="horz" wrap="square" lIns="91440" tIns="45720" rIns="91440" bIns="45720" numCol="1" spcCol="0" rtlCol="0" fromWordArt="0" anchor="ctr" anchorCtr="0" forceAA="0" compatLnSpc="1">
-                              <a:prstTxWarp prst="textNoShape">
-                                <a:avLst/>
-                              </a:prstTxWarp>
-                              <a:noAutofit/>
-                            </wps:bodyPr>
-                          </wps:wsp>
-                        </a:graphicData>
-                      </a:graphic>
-                    </wp:anchor>
-                  </w:drawing>
-                </mc:Choice>
-                <mc:Fallback>
-                  <w:pict>
-                    <v:oval w14:anchorId="42786ADE" id="Oval 415" o:spid="_x0000_s1026" style="position:absolute;margin-left:51.85pt;margin-top:23.05pt;width:3.55pt;height:10.5pt;z-index:251744256;visibility:visible;mso-wrap-style:square;mso-wrap-distance-left:9pt;mso-wrap-distance-top:0;mso-wrap-distance-right:9pt;mso-wrap-distance-bottom:0;mso-position-horizontal:absolute;mso-position-horizontal-relative:text;mso-position-vertical:absolute;mso-position-vertical-relative:text;v-text-anchor:middle" o:gfxdata="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" fillcolor="black [3200]" strokecolor="black [1600]" strokeweight="2pt"/>
-                  </w:pict>
-                </mc:Fallback>
-              </mc:AlternateContent>
-            </w:r>
-            <w:r>
-              <w:rPr>
-                <w:rFonts w:ascii="Preeti" w:hAnsi="Preeti"/>
-                <w:noProof/>
-                <w:sz w:val="40"/>
-                <w:szCs w:val="40"/>
-              </w:rPr>
-              <mc:AlternateContent>
-                <mc:Choice Requires="wps">
-                  <w:drawing>
-                    <wp:anchor distT="0" distB="0" distL="114300" distR="114300" simplePos="0" relativeHeight="251758592" behindDoc="1" locked="0" layoutInCell="1" allowOverlap="1" wp14:anchorId="73BC75A7" wp14:editId="1FFA754A">
+                    <wp:anchor distT="0" distB="0" distL="114300" distR="114300" simplePos="0" relativeHeight="251758592" behindDoc="1" locked="0" layoutInCell="1" allowOverlap="1" wp14:anchorId="471A2C86" wp14:editId="410E221A">
                       <wp:simplePos x="0" y="0"/>
                       <wp:positionH relativeFrom="column">
                         <wp:posOffset>-22225</wp:posOffset>
@@ -7675,7 +10338,7 @@
                 </mc:Choice>
                 <mc:Fallback>
                   <w:pict>
-                    <v:shape w14:anchorId="73BC75A7" id="Oval Callout 425" o:spid="_x0000_s1048" type="#_x0000_t63" style="position:absolute;left:0;text-align:left;margin-left:-1.75pt;margin-top:43.75pt;width:75pt;height:34.5pt;flip:x;z-index:-251557888;visibility:visible;mso-wrap-style:square;mso-width-percent:0;mso-wrap-distance-left:9pt;mso-wrap-distance-top:0;mso-wrap-distance-right:9pt;mso-wrap-distance-bottom:0;mso-position-horizontal:absolute;mso-position-horizontal-relative:text;mso-position-vertical:absolute;mso-position-vertical-relative:text;mso-width-percent:0;mso-width-relative:margin;v-text-anchor:middle" o:gfxdata="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" adj="6300,24300" fillcolor="white [3201]" strokecolor="black [3213]" strokeweight="1.5pt">
+                    <v:shape w14:anchorId="471A2C86" id="Oval Callout 425" o:spid="_x0000_s1049" type="#_x0000_t63" style="position:absolute;left:0;text-align:left;margin-left:-1.75pt;margin-top:43.75pt;width:75pt;height:34.5pt;flip:x;z-index:-251557888;visibility:visible;mso-wrap-style:square;mso-width-percent:0;mso-wrap-distance-left:9pt;mso-wrap-distance-top:0;mso-wrap-distance-right:9pt;mso-wrap-distance-bottom:0;mso-position-horizontal:absolute;mso-position-horizontal-relative:text;mso-position-vertical:absolute;mso-position-vertical-relative:text;mso-width-percent:0;mso-width-relative:margin;v-text-anchor:middle" o:gfxdata="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" adj="6300,24300" fillcolor="white [3201]" strokecolor="black [3213]" strokeweight="1.5pt">
                       <v:textbox>
                         <w:txbxContent>
                           <w:p>
@@ -7700,7 +10363,7 @@
               <mc:AlternateContent>
                 <mc:Choice Requires="wps">
                   <w:drawing>
-                    <wp:anchor distT="0" distB="0" distL="114300" distR="114300" simplePos="0" relativeHeight="251759616" behindDoc="1" locked="0" layoutInCell="1" allowOverlap="1" wp14:anchorId="4E0628F3" wp14:editId="5D5DD28F">
+                    <wp:anchor distT="0" distB="0" distL="114300" distR="114300" simplePos="0" relativeHeight="251759616" behindDoc="1" locked="0" layoutInCell="1" allowOverlap="1" wp14:anchorId="51AAB68D" wp14:editId="563F22CD">
                       <wp:simplePos x="0" y="0"/>
                       <wp:positionH relativeFrom="column">
                         <wp:posOffset>-22225</wp:posOffset>
@@ -7771,7 +10434,7 @@
                 </mc:Choice>
                 <mc:Fallback>
                   <w:pict>
-                    <v:shape w14:anchorId="4E0628F3" id="Oval Callout 426" o:spid="_x0000_s1049" type="#_x0000_t63" style="position:absolute;left:0;text-align:left;margin-left:-1.75pt;margin-top:93.3pt;width:75pt;height:34.5pt;flip:x;z-index:-251556864;visibility:visible;mso-wrap-style:square;mso-width-percent:0;mso-wrap-distance-left:9pt;mso-wrap-distance-top:0;mso-wrap-distance-right:9pt;mso-wrap-distance-bottom:0;mso-position-horizontal:absolute;mso-position-horizontal-relative:text;mso-position-vertical:absolute;mso-position-vertical-relative:text;mso-width-percent:0;mso-width-relative:margin;v-text-anchor:middle" o:gfxdata="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" adj="6300,24300" fillcolor="white [3201]" strokecolor="black [3213]" strokeweight="1.5pt">
+                    <v:shape w14:anchorId="51AAB68D" id="Oval Callout 426" o:spid="_x0000_s1050" type="#_x0000_t63" style="position:absolute;left:0;text-align:left;margin-left:-1.75pt;margin-top:93.3pt;width:75pt;height:34.5pt;flip:x;z-index:-251556864;visibility:visible;mso-wrap-style:square;mso-width-percent:0;mso-wrap-distance-left:9pt;mso-wrap-distance-top:0;mso-wrap-distance-right:9pt;mso-wrap-distance-bottom:0;mso-position-horizontal:absolute;mso-position-horizontal-relative:text;mso-position-vertical:absolute;mso-position-vertical-relative:text;mso-width-percent:0;mso-width-relative:margin;v-text-anchor:middle" o:gfxdata="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" adj="6300,24300" fillcolor="white [3201]" strokecolor="black [3213]" strokeweight="1.5pt">
                       <v:textbox>
                         <w:txbxContent>
                           <w:p>
@@ -7792,8 +10455,28 @@
                 <w:sz w:val="40"/>
                 <w:szCs w:val="40"/>
               </w:rPr>
-              <w:t xml:space="preserve">    z}nL</w:t>
-            </w:r>
+              <w:t xml:space="preserve">    </w:t>
+            </w:r>
+            <w:proofErr w:type="gramStart"/>
+            <w:r>
+              <w:rPr>
+                <w:rFonts w:ascii="Preeti" w:hAnsi="Preeti"/>
+                <w:sz w:val="40"/>
+                <w:szCs w:val="40"/>
+              </w:rPr>
+              <w:t>z}</w:t>
+            </w:r>
+            <w:proofErr w:type="spellStart"/>
+            <w:r>
+              <w:rPr>
+                <w:rFonts w:ascii="Preeti" w:hAnsi="Preeti"/>
+                <w:sz w:val="40"/>
+                <w:szCs w:val="40"/>
+              </w:rPr>
+              <w:t>nL</w:t>
+            </w:r>
+            <w:proofErr w:type="spellEnd"/>
+            <w:proofErr w:type="gramEnd"/>
             <w:r>
               <w:rPr>
                 <w:rFonts w:ascii="Preeti" w:hAnsi="Preeti"/>
@@ -7829,16 +10512,16 @@
               <mc:AlternateContent>
                 <mc:Choice Requires="wps">
                   <w:drawing>
-                    <wp:anchor distT="0" distB="0" distL="114300" distR="114300" simplePos="0" relativeHeight="251748352" behindDoc="0" locked="0" layoutInCell="1" allowOverlap="1" wp14:anchorId="18F31E16" wp14:editId="41D5F13B">
+                    <wp:anchor distT="0" distB="0" distL="114300" distR="114300" simplePos="0" relativeHeight="251748352" behindDoc="0" locked="0" layoutInCell="1" allowOverlap="1" wp14:anchorId="7374E7F5" wp14:editId="208643A9">
                       <wp:simplePos x="0" y="0"/>
                       <wp:positionH relativeFrom="column">
-                        <wp:posOffset>4478020</wp:posOffset>
+                        <wp:posOffset>4055746</wp:posOffset>
                       </wp:positionH>
                       <wp:positionV relativeFrom="paragraph">
-                        <wp:posOffset>292735</wp:posOffset>
+                        <wp:posOffset>325754</wp:posOffset>
                       </wp:positionV>
-                      <wp:extent cx="45085" cy="133350"/>
-                      <wp:effectExtent l="0" t="0" r="12065" b="19050"/>
+                      <wp:extent cx="92710" cy="104775"/>
+                      <wp:effectExtent l="0" t="0" r="21590" b="28575"/>
                       <wp:wrapNone/>
                       <wp:docPr id="418" name="Oval 418"/>
                       <wp:cNvGraphicFramePr/>
@@ -7849,7 +10532,7 @@
                             <wps:spPr>
                               <a:xfrm>
                                 <a:off x="0" y="0"/>
-                                <a:ext cx="45085" cy="133350"/>
+                                <a:ext cx="92710" cy="104775"/>
                               </a:xfrm>
                               <a:prstGeom prst="ellipse">
                                 <a:avLst/>
@@ -7880,12 +10563,18 @@
                           </wps:wsp>
                         </a:graphicData>
                       </a:graphic>
+                      <wp14:sizeRelH relativeFrom="margin">
+                        <wp14:pctWidth>0</wp14:pctWidth>
+                      </wp14:sizeRelH>
+                      <wp14:sizeRelV relativeFrom="margin">
+                        <wp14:pctHeight>0</wp14:pctHeight>
+                      </wp14:sizeRelV>
                     </wp:anchor>
                   </w:drawing>
                 </mc:Choice>
                 <mc:Fallback>
                   <w:pict>
-                    <v:oval w14:anchorId="343CFE20" id="Oval 418" o:spid="_x0000_s1026" style="position:absolute;margin-left:352.6pt;margin-top:23.05pt;width:3.55pt;height:10.5pt;z-index:251748352;visibility:visible;mso-wrap-style:square;mso-wrap-distance-left:9pt;mso-wrap-distance-top:0;mso-wrap-distance-right:9pt;mso-wrap-distance-bottom:0;mso-position-horizontal:absolute;mso-position-horizontal-relative:text;mso-position-vertical:absolute;mso-position-vertical-relative:text;v-text-anchor:middle" o:gfxdata="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" fillcolor="black [3200]" strokecolor="black [1600]" strokeweight="2pt"/>
+                    <v:oval w14:anchorId="541BD0F3" id="Oval 418" o:spid="_x0000_s1026" style="position:absolute;margin-left:319.35pt;margin-top:25.65pt;width:7.3pt;height:8.25pt;z-index:251748352;visibility:visible;mso-wrap-style:square;mso-width-percent:0;mso-height-percent:0;mso-wrap-distance-left:9pt;mso-wrap-distance-top:0;mso-wrap-distance-right:9pt;mso-wrap-distance-bottom:0;mso-position-horizontal:absolute;mso-position-horizontal-relative:text;mso-position-vertical:absolute;mso-position-vertical-relative:text;mso-width-percent:0;mso-height-percent:0;mso-width-relative:margin;mso-height-relative:margin;v-text-anchor:middle" o:gfxdata="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" fillcolor="black [3200]" strokecolor="black [1600]" strokeweight="2pt"/>
                   </w:pict>
                 </mc:Fallback>
               </mc:AlternateContent>
@@ -7900,16 +10589,16 @@
               <mc:AlternateContent>
                 <mc:Choice Requires="wps">
                   <w:drawing>
-                    <wp:anchor distT="0" distB="0" distL="114300" distR="114300" simplePos="0" relativeHeight="251747328" behindDoc="0" locked="0" layoutInCell="1" allowOverlap="1" wp14:anchorId="4C9E4C25" wp14:editId="6FDBF537">
+                    <wp:anchor distT="0" distB="0" distL="114300" distR="114300" simplePos="0" relativeHeight="251747328" behindDoc="0" locked="0" layoutInCell="1" allowOverlap="1" wp14:anchorId="27333003" wp14:editId="226FD44E">
                       <wp:simplePos x="0" y="0"/>
                       <wp:positionH relativeFrom="column">
-                        <wp:posOffset>658495</wp:posOffset>
+                        <wp:posOffset>922020</wp:posOffset>
                       </wp:positionH>
                       <wp:positionV relativeFrom="paragraph">
-                        <wp:posOffset>281940</wp:posOffset>
+                        <wp:posOffset>287655</wp:posOffset>
                       </wp:positionV>
-                      <wp:extent cx="45085" cy="133350"/>
-                      <wp:effectExtent l="0" t="0" r="12065" b="19050"/>
+                      <wp:extent cx="104775" cy="85725"/>
+                      <wp:effectExtent l="0" t="0" r="28575" b="28575"/>
                       <wp:wrapNone/>
                       <wp:docPr id="417" name="Oval 417"/>
                       <wp:cNvGraphicFramePr/>
@@ -7920,7 +10609,7 @@
                             <wps:spPr>
                               <a:xfrm>
                                 <a:off x="0" y="0"/>
-                                <a:ext cx="45085" cy="133350"/>
+                                <a:ext cx="104775" cy="85725"/>
                               </a:xfrm>
                               <a:prstGeom prst="ellipse">
                                 <a:avLst/>
@@ -7951,12 +10640,18 @@
                           </wps:wsp>
                         </a:graphicData>
                       </a:graphic>
+                      <wp14:sizeRelH relativeFrom="margin">
+                        <wp14:pctWidth>0</wp14:pctWidth>
+                      </wp14:sizeRelH>
+                      <wp14:sizeRelV relativeFrom="margin">
+                        <wp14:pctHeight>0</wp14:pctHeight>
+                      </wp14:sizeRelV>
                     </wp:anchor>
                   </w:drawing>
                 </mc:Choice>
                 <mc:Fallback>
                   <w:pict>
-                    <v:oval w14:anchorId="4AE9046A" id="Oval 417" o:spid="_x0000_s1026" style="position:absolute;margin-left:51.85pt;margin-top:22.2pt;width:3.55pt;height:10.5pt;z-index:251747328;visibility:visible;mso-wrap-style:square;mso-wrap-distance-left:9pt;mso-wrap-distance-top:0;mso-wrap-distance-right:9pt;mso-wrap-distance-bottom:0;mso-position-horizontal:absolute;mso-position-horizontal-relative:text;mso-position-vertical:absolute;mso-position-vertical-relative:text;v-text-anchor:middle" o:gfxdata="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" fillcolor="black [3200]" strokecolor="black [1600]" strokeweight="2pt"/>
+                    <v:oval w14:anchorId="311895CA" id="Oval 417" o:spid="_x0000_s1026" style="position:absolute;margin-left:72.6pt;margin-top:22.65pt;width:8.25pt;height:6.75pt;z-index:251747328;visibility:visible;mso-wrap-style:square;mso-width-percent:0;mso-height-percent:0;mso-wrap-distance-left:9pt;mso-wrap-distance-top:0;mso-wrap-distance-right:9pt;mso-wrap-distance-bottom:0;mso-position-horizontal:absolute;mso-position-horizontal-relative:text;mso-position-vertical:absolute;mso-position-vertical-relative:text;mso-width-percent:0;mso-height-percent:0;mso-width-relative:margin;mso-height-relative:margin;v-text-anchor:middle" o:gfxdata="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" fillcolor="black [3200]" strokecolor="black [1600]" strokeweight="2pt"/>
                   </w:pict>
                 </mc:Fallback>
               </mc:AlternateContent>
@@ -7967,17 +10662,64 @@
                 <w:sz w:val="40"/>
                 <w:szCs w:val="40"/>
               </w:rPr>
-              <w:t xml:space="preserve">    a}hgL     </w:t>
-            </w:r>
+              <w:t xml:space="preserve">    </w:t>
+            </w:r>
+            <w:proofErr w:type="gramStart"/>
             <w:r>
               <w:rPr>
                 <w:rFonts w:ascii="Preeti" w:hAnsi="Preeti"/>
                 <w:sz w:val="40"/>
                 <w:szCs w:val="40"/>
               </w:rPr>
+              <w:t>a}</w:t>
+            </w:r>
+            <w:proofErr w:type="spellStart"/>
+            <w:r>
+              <w:rPr>
+                <w:rFonts w:ascii="Preeti" w:hAnsi="Preeti"/>
+                <w:sz w:val="40"/>
+                <w:szCs w:val="40"/>
+              </w:rPr>
+              <w:t>hgL</w:t>
+            </w:r>
+            <w:proofErr w:type="spellEnd"/>
+            <w:proofErr w:type="gramEnd"/>
+            <w:r>
+              <w:rPr>
+                <w:rFonts w:ascii="Preeti" w:hAnsi="Preeti"/>
+                <w:sz w:val="40"/>
+                <w:szCs w:val="40"/>
+              </w:rPr>
+              <w:t xml:space="preserve">     </w:t>
+            </w:r>
+            <w:r>
+              <w:rPr>
+                <w:rFonts w:ascii="Preeti" w:hAnsi="Preeti"/>
+                <w:sz w:val="40"/>
+                <w:szCs w:val="40"/>
+              </w:rPr>
               <w:tab/>
-              <w:t>y}nL</w:t>
-            </w:r>
+            </w:r>
+            <w:proofErr w:type="gramStart"/>
+            <w:r>
+              <w:rPr>
+                <w:rFonts w:ascii="Preeti" w:hAnsi="Preeti"/>
+                <w:sz w:val="40"/>
+                <w:szCs w:val="40"/>
+              </w:rPr>
+              <w:t>y}</w:t>
+            </w:r>
+            <w:proofErr w:type="spellStart"/>
+            <w:r>
+              <w:rPr>
+                <w:rFonts w:ascii="Preeti" w:hAnsi="Preeti"/>
+                <w:sz w:val="40"/>
+                <w:szCs w:val="40"/>
+              </w:rPr>
+              <w:t>nL</w:t>
+            </w:r>
+            <w:proofErr w:type="spellEnd"/>
+            <w:proofErr w:type="gramEnd"/>
           </w:p>
           <w:p>
             <w:pPr>
@@ -8004,16 +10746,16 @@
               <mc:AlternateContent>
                 <mc:Choice Requires="wps">
                   <w:drawing>
-                    <wp:anchor distT="0" distB="0" distL="114300" distR="114300" simplePos="0" relativeHeight="251750400" behindDoc="0" locked="0" layoutInCell="1" allowOverlap="1" wp14:anchorId="3B2C8D6A" wp14:editId="3739E038">
+                    <wp:anchor distT="0" distB="0" distL="114300" distR="114300" simplePos="0" relativeHeight="251750400" behindDoc="0" locked="0" layoutInCell="1" allowOverlap="1" wp14:anchorId="46980E8B" wp14:editId="59DE75D9">
                       <wp:simplePos x="0" y="0"/>
                       <wp:positionH relativeFrom="column">
-                        <wp:posOffset>4478020</wp:posOffset>
+                        <wp:posOffset>4055746</wp:posOffset>
                       </wp:positionH>
                       <wp:positionV relativeFrom="paragraph">
-                        <wp:posOffset>292735</wp:posOffset>
+                        <wp:posOffset>324484</wp:posOffset>
                       </wp:positionV>
-                      <wp:extent cx="45085" cy="133350"/>
-                      <wp:effectExtent l="0" t="0" r="12065" b="19050"/>
+                      <wp:extent cx="92710" cy="104775"/>
+                      <wp:effectExtent l="0" t="0" r="21590" b="28575"/>
                       <wp:wrapNone/>
                       <wp:docPr id="420" name="Oval 420"/>
                       <wp:cNvGraphicFramePr/>
@@ -8024,7 +10766,7 @@
                             <wps:spPr>
                               <a:xfrm>
                                 <a:off x="0" y="0"/>
-                                <a:ext cx="45085" cy="133350"/>
+                                <a:ext cx="92710" cy="104775"/>
                               </a:xfrm>
                               <a:prstGeom prst="ellipse">
                                 <a:avLst/>
@@ -8055,12 +10797,18 @@
                           </wps:wsp>
                         </a:graphicData>
                       </a:graphic>
+                      <wp14:sizeRelH relativeFrom="margin">
+                        <wp14:pctWidth>0</wp14:pctWidth>
+                      </wp14:sizeRelH>
+                      <wp14:sizeRelV relativeFrom="margin">
+                        <wp14:pctHeight>0</wp14:pctHeight>
+                      </wp14:sizeRelV>
                     </wp:anchor>
                   </w:drawing>
                 </mc:Choice>
                 <mc:Fallback>
                   <w:pict>
-                    <v:oval w14:anchorId="51CD35C8" id="Oval 420" o:spid="_x0000_s1026" style="position:absolute;margin-left:352.6pt;margin-top:23.05pt;width:3.55pt;height:10.5pt;z-index:251750400;visibility:visible;mso-wrap-style:square;mso-wrap-distance-left:9pt;mso-wrap-distance-top:0;mso-wrap-distance-right:9pt;mso-wrap-distance-bottom:0;mso-position-horizontal:absolute;mso-position-horizontal-relative:text;mso-position-vertical:absolute;mso-position-vertical-relative:text;v-text-anchor:middle" o:gfxdata="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" fillcolor="black [3200]" strokecolor="black [1600]" strokeweight="2pt"/>
+                    <v:oval w14:anchorId="359C72B2" id="Oval 420" o:spid="_x0000_s1026" style="position:absolute;margin-left:319.35pt;margin-top:25.55pt;width:7.3pt;height:8.25pt;z-index:251750400;visibility:visible;mso-wrap-style:square;mso-width-percent:0;mso-height-percent:0;mso-wrap-distance-left:9pt;mso-wrap-distance-top:0;mso-wrap-distance-right:9pt;mso-wrap-distance-bottom:0;mso-position-horizontal:absolute;mso-position-horizontal-relative:text;mso-position-vertical:absolute;mso-position-vertical-relative:text;mso-width-percent:0;mso-height-percent:0;mso-width-relative:margin;mso-height-relative:margin;v-text-anchor:middle" o:gfxdata="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" fillcolor="black [3200]" strokecolor="black [1600]" strokeweight="2pt"/>
                   </w:pict>
                 </mc:Fallback>
               </mc:AlternateContent>
@@ -8075,16 +10823,16 @@
               <mc:AlternateContent>
                 <mc:Choice Requires="wps">
                   <w:drawing>
-                    <wp:anchor distT="0" distB="0" distL="114300" distR="114300" simplePos="0" relativeHeight="251749376" behindDoc="0" locked="0" layoutInCell="1" allowOverlap="1" wp14:anchorId="1EE640EE" wp14:editId="0255A6C8">
+                    <wp:anchor distT="0" distB="0" distL="114300" distR="114300" simplePos="0" relativeHeight="251749376" behindDoc="0" locked="0" layoutInCell="1" allowOverlap="1" wp14:anchorId="1747AFE7" wp14:editId="75D7D7DF">
                       <wp:simplePos x="0" y="0"/>
                       <wp:positionH relativeFrom="column">
-                        <wp:posOffset>658495</wp:posOffset>
+                        <wp:posOffset>922020</wp:posOffset>
                       </wp:positionH>
                       <wp:positionV relativeFrom="paragraph">
-                        <wp:posOffset>281940</wp:posOffset>
+                        <wp:posOffset>286385</wp:posOffset>
                       </wp:positionV>
-                      <wp:extent cx="45085" cy="133350"/>
-                      <wp:effectExtent l="0" t="0" r="12065" b="19050"/>
+                      <wp:extent cx="104775" cy="85725"/>
+                      <wp:effectExtent l="0" t="0" r="28575" b="28575"/>
                       <wp:wrapNone/>
                       <wp:docPr id="419" name="Oval 419"/>
                       <wp:cNvGraphicFramePr/>
@@ -8095,7 +10843,7 @@
                             <wps:spPr>
                               <a:xfrm>
                                 <a:off x="0" y="0"/>
-                                <a:ext cx="45085" cy="133350"/>
+                                <a:ext cx="104775" cy="85725"/>
                               </a:xfrm>
                               <a:prstGeom prst="ellipse">
                                 <a:avLst/>
@@ -8126,12 +10874,18 @@
                           </wps:wsp>
                         </a:graphicData>
                       </a:graphic>
+                      <wp14:sizeRelH relativeFrom="margin">
+                        <wp14:pctWidth>0</wp14:pctWidth>
+                      </wp14:sizeRelH>
+                      <wp14:sizeRelV relativeFrom="margin">
+                        <wp14:pctHeight>0</wp14:pctHeight>
+                      </wp14:sizeRelV>
                     </wp:anchor>
                   </w:drawing>
                 </mc:Choice>
                 <mc:Fallback>
                   <w:pict>
-                    <v:oval w14:anchorId="57B9800C" id="Oval 419" o:spid="_x0000_s1026" style="position:absolute;margin-left:51.85pt;margin-top:22.2pt;width:3.55pt;height:10.5pt;z-index:251749376;visibility:visible;mso-wrap-style:square;mso-wrap-distance-left:9pt;mso-wrap-distance-top:0;mso-wrap-distance-right:9pt;mso-wrap-distance-bottom:0;mso-position-horizontal:absolute;mso-position-horizontal-relative:text;mso-position-vertical:absolute;mso-position-vertical-relative:text;v-text-anchor:middle" o:gfxdata="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" fillcolor="black [3200]" strokecolor="black [1600]" strokeweight="2pt"/>
+                    <v:oval w14:anchorId="7DFD664B" id="Oval 419" o:spid="_x0000_s1026" style="position:absolute;margin-left:72.6pt;margin-top:22.55pt;width:8.25pt;height:6.75pt;z-index:251749376;visibility:visible;mso-wrap-style:square;mso-width-percent:0;mso-height-percent:0;mso-wrap-distance-left:9pt;mso-wrap-distance-top:0;mso-wrap-distance-right:9pt;mso-wrap-distance-bottom:0;mso-position-horizontal:absolute;mso-position-horizontal-relative:text;mso-position-vertical:absolute;mso-position-vertical-relative:text;mso-width-percent:0;mso-height-percent:0;mso-width-relative:margin;mso-height-relative:margin;v-text-anchor:middle" o:gfxdata="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" fillcolor="black [3200]" strokecolor="black [1600]" strokeweight="2pt"/>
                   </w:pict>
                 </mc:Fallback>
               </mc:AlternateContent>
@@ -8151,8 +10905,28 @@
                 <w:szCs w:val="40"/>
               </w:rPr>
               <w:tab/>
-              <w:t xml:space="preserve">                                             k}hgL</w:t>
-            </w:r>
+              <w:t xml:space="preserve">                                             </w:t>
+            </w:r>
+            <w:proofErr w:type="gramStart"/>
+            <w:r>
+              <w:rPr>
+                <w:rFonts w:ascii="Preeti" w:hAnsi="Preeti"/>
+                <w:sz w:val="40"/>
+                <w:szCs w:val="40"/>
+              </w:rPr>
+              <w:t>k}</w:t>
+            </w:r>
+            <w:proofErr w:type="spellStart"/>
+            <w:r>
+              <w:rPr>
+                <w:rFonts w:ascii="Preeti" w:hAnsi="Preeti"/>
+                <w:sz w:val="40"/>
+                <w:szCs w:val="40"/>
+              </w:rPr>
+              <w:t>hgL</w:t>
+            </w:r>
+            <w:proofErr w:type="spellEnd"/>
+            <w:proofErr w:type="gramEnd"/>
           </w:p>
         </w:tc>
       </w:tr>
@@ -8206,7 +10980,77 @@
           <w:szCs w:val="40"/>
         </w:rPr>
         <w:tab/>
-        <w:t>vfnL 7fpF eg'{xf];\ M</w:t>
+      </w:r>
+      <w:proofErr w:type="spellStart"/>
+      <w:r>
+        <w:rPr>
+          <w:rFonts w:ascii="Preeti" w:hAnsi="Preeti"/>
+          <w:b/>
+          <w:sz w:val="40"/>
+          <w:szCs w:val="40"/>
+        </w:rPr>
+        <w:t>vfnL</w:t>
+      </w:r>
+      <w:proofErr w:type="spellEnd"/>
+      <w:r>
+        <w:rPr>
+          <w:rFonts w:ascii="Preeti" w:hAnsi="Preeti"/>
+          <w:b/>
+          <w:sz w:val="40"/>
+          <w:szCs w:val="40"/>
+        </w:rPr>
+        <w:t xml:space="preserve"> 7fpF </w:t>
+      </w:r>
+      <w:proofErr w:type="spellStart"/>
+      <w:r>
+        <w:rPr>
+          <w:rFonts w:ascii="Preeti" w:hAnsi="Preeti"/>
+          <w:b/>
+          <w:sz w:val="40"/>
+          <w:szCs w:val="40"/>
+        </w:rPr>
+        <w:t>eg</w:t>
+      </w:r>
+      <w:proofErr w:type="spellEnd"/>
+      <w:r>
+        <w:rPr>
+          <w:rFonts w:ascii="Preeti" w:hAnsi="Preeti"/>
+          <w:b/>
+          <w:sz w:val="40"/>
+          <w:szCs w:val="40"/>
+        </w:rPr>
+        <w:t>'{</w:t>
+      </w:r>
+      <w:proofErr w:type="spellStart"/>
+      <w:r>
+        <w:rPr>
+          <w:rFonts w:ascii="Preeti" w:hAnsi="Preeti"/>
+          <w:b/>
+          <w:sz w:val="40"/>
+          <w:szCs w:val="40"/>
+        </w:rPr>
+        <w:t>xf</w:t>
+      </w:r>
+      <w:proofErr w:type="spellEnd"/>
+      <w:proofErr w:type="gramStart"/>
+      <w:r>
+        <w:rPr>
+          <w:rFonts w:ascii="Preeti" w:hAnsi="Preeti"/>
+          <w:b/>
+          <w:sz w:val="40"/>
+          <w:szCs w:val="40"/>
+        </w:rPr>
+        <w:t>];\</w:t>
+      </w:r>
+      <w:proofErr w:type="gramEnd"/>
+      <w:r>
+        <w:rPr>
+          <w:rFonts w:ascii="Preeti" w:hAnsi="Preeti"/>
+          <w:b/>
+          <w:sz w:val="40"/>
+          <w:szCs w:val="40"/>
+        </w:rPr>
+        <w:t xml:space="preserve"> M</w:t>
       </w:r>
       <w:r>
         <w:rPr>
@@ -8278,7 +11122,24 @@
           <w:szCs w:val="40"/>
         </w:rPr>
         <w:tab/>
-        <w:t xml:space="preserve">uf} </w:t>
+      </w:r>
+      <w:proofErr w:type="spellStart"/>
+      <w:r>
+        <w:rPr>
+          <w:rFonts w:ascii="Preeti" w:hAnsi="Preeti"/>
+          <w:sz w:val="40"/>
+          <w:szCs w:val="40"/>
+        </w:rPr>
+        <w:t>uf</w:t>
+      </w:r>
+      <w:proofErr w:type="spellEnd"/>
+      <w:r>
+        <w:rPr>
+          <w:rFonts w:ascii="Preeti" w:hAnsi="Preeti"/>
+          <w:sz w:val="40"/>
+          <w:szCs w:val="40"/>
+        </w:rPr>
+        <w:t xml:space="preserve">} </w:t>
       </w:r>
       <w:r>
         <w:rPr>
@@ -8548,24 +11409,58 @@
           <w:szCs w:val="40"/>
         </w:rPr>
         <w:tab/>
-        <w:t>tf}</w:t>
-      </w:r>
-      <w:r>
-        <w:rPr>
-          <w:rFonts w:ascii="Preeti" w:hAnsi="Preeti"/>
-          <w:sz w:val="40"/>
-          <w:szCs w:val="40"/>
-        </w:rPr>
-        <w:tab/>
-      </w:r>
-      <w:r>
-        <w:rPr>
-          <w:rFonts w:ascii="Preeti" w:hAnsi="Preeti"/>
-          <w:sz w:val="40"/>
-          <w:szCs w:val="40"/>
-        </w:rPr>
-        <w:tab/>
-        <w:t>yf}</w:t>
+      </w:r>
+      <w:proofErr w:type="spellStart"/>
+      <w:r>
+        <w:rPr>
+          <w:rFonts w:ascii="Preeti" w:hAnsi="Preeti"/>
+          <w:sz w:val="40"/>
+          <w:szCs w:val="40"/>
+        </w:rPr>
+        <w:t>tf</w:t>
+      </w:r>
+      <w:proofErr w:type="spellEnd"/>
+      <w:r>
+        <w:rPr>
+          <w:rFonts w:ascii="Preeti" w:hAnsi="Preeti"/>
+          <w:sz w:val="40"/>
+          <w:szCs w:val="40"/>
+        </w:rPr>
+        <w:t>}</w:t>
+      </w:r>
+      <w:r>
+        <w:rPr>
+          <w:rFonts w:ascii="Preeti" w:hAnsi="Preeti"/>
+          <w:sz w:val="40"/>
+          <w:szCs w:val="40"/>
+        </w:rPr>
+        <w:tab/>
+      </w:r>
+      <w:r>
+        <w:rPr>
+          <w:rFonts w:ascii="Preeti" w:hAnsi="Preeti"/>
+          <w:sz w:val="40"/>
+          <w:szCs w:val="40"/>
+        </w:rPr>
+        <w:tab/>
+      </w:r>
+      <w:proofErr w:type="spellStart"/>
+      <w:r>
+        <w:rPr>
+          <w:rFonts w:ascii="Preeti" w:hAnsi="Preeti"/>
+          <w:sz w:val="40"/>
+          <w:szCs w:val="40"/>
+        </w:rPr>
+        <w:t>yf</w:t>
+      </w:r>
+      <w:proofErr w:type="spellEnd"/>
+      <w:r>
+        <w:rPr>
+          <w:rFonts w:ascii="Preeti" w:hAnsi="Preeti"/>
+          <w:sz w:val="40"/>
+          <w:szCs w:val="40"/>
+        </w:rPr>
+        <w:t>}</w:t>
       </w:r>
       <w:r>
         <w:rPr>
@@ -8599,7 +11494,24 @@
           <w:szCs w:val="40"/>
         </w:rPr>
         <w:tab/>
-        <w:t>wf}</w:t>
+      </w:r>
+      <w:proofErr w:type="spellStart"/>
+      <w:r>
+        <w:rPr>
+          <w:rFonts w:ascii="Preeti" w:hAnsi="Preeti"/>
+          <w:sz w:val="40"/>
+          <w:szCs w:val="40"/>
+        </w:rPr>
+        <w:t>wf</w:t>
+      </w:r>
+      <w:proofErr w:type="spellEnd"/>
+      <w:r>
+        <w:rPr>
+          <w:rFonts w:ascii="Preeti" w:hAnsi="Preeti"/>
+          <w:sz w:val="40"/>
+          <w:szCs w:val="40"/>
+        </w:rPr>
+        <w:t>}</w:t>
       </w:r>
       <w:r>
         <w:rPr>
@@ -8664,7 +11576,24 @@
           <w:szCs w:val="40"/>
         </w:rPr>
         <w:tab/>
-        <w:t>kmf}</w:t>
+      </w:r>
+      <w:proofErr w:type="spellStart"/>
+      <w:r>
+        <w:rPr>
+          <w:rFonts w:ascii="Preeti" w:hAnsi="Preeti"/>
+          <w:sz w:val="40"/>
+          <w:szCs w:val="40"/>
+        </w:rPr>
+        <w:t>kmf</w:t>
+      </w:r>
+      <w:proofErr w:type="spellEnd"/>
+      <w:r>
+        <w:rPr>
+          <w:rFonts w:ascii="Preeti" w:hAnsi="Preeti"/>
+          <w:sz w:val="40"/>
+          <w:szCs w:val="40"/>
+        </w:rPr>
+        <w:t>}</w:t>
       </w:r>
       <w:r>
         <w:rPr>
@@ -8682,7 +11611,24 @@
           <w:szCs w:val="40"/>
         </w:rPr>
         <w:tab/>
-        <w:t>ef}</w:t>
+      </w:r>
+      <w:proofErr w:type="spellStart"/>
+      <w:r>
+        <w:rPr>
+          <w:rFonts w:ascii="Preeti" w:hAnsi="Preeti"/>
+          <w:sz w:val="40"/>
+          <w:szCs w:val="40"/>
+        </w:rPr>
+        <w:t>ef</w:t>
+      </w:r>
+      <w:proofErr w:type="spellEnd"/>
+      <w:r>
+        <w:rPr>
+          <w:rFonts w:ascii="Preeti" w:hAnsi="Preeti"/>
+          <w:sz w:val="40"/>
+          <w:szCs w:val="40"/>
+        </w:rPr>
+        <w:t>}</w:t>
       </w:r>
       <w:r>
         <w:rPr>
@@ -8772,13 +11718,23 @@
         </w:rPr>
         <w:tab/>
       </w:r>
-      <w:r>
-        <w:rPr>
-          <w:rFonts w:ascii="Preeti" w:hAnsi="Preeti"/>
-          <w:sz w:val="40"/>
-          <w:szCs w:val="40"/>
-        </w:rPr>
-        <w:t>nf}</w:t>
+      <w:proofErr w:type="spellStart"/>
+      <w:r>
+        <w:rPr>
+          <w:rFonts w:ascii="Preeti" w:hAnsi="Preeti"/>
+          <w:sz w:val="40"/>
+          <w:szCs w:val="40"/>
+        </w:rPr>
+        <w:t>nf</w:t>
+      </w:r>
+      <w:proofErr w:type="spellEnd"/>
+      <w:r>
+        <w:rPr>
+          <w:rFonts w:ascii="Preeti" w:hAnsi="Preeti"/>
+          <w:sz w:val="40"/>
+          <w:szCs w:val="40"/>
+        </w:rPr>
+        <w:t>}</w:t>
       </w:r>
       <w:r>
         <w:rPr>
@@ -8812,6 +11768,14 @@
           <w:szCs w:val="40"/>
         </w:rPr>
         <w:tab/>
+      </w:r>
+      <w:proofErr w:type="spellStart"/>
+      <w:r>
+        <w:rPr>
+          <w:rFonts w:ascii="Preeti" w:hAnsi="Preeti"/>
+          <w:sz w:val="40"/>
+          <w:szCs w:val="40"/>
+        </w:rPr>
         <w:t>z</w:t>
       </w:r>
       <w:r>
@@ -8820,7 +11784,16 @@
           <w:sz w:val="40"/>
           <w:szCs w:val="40"/>
         </w:rPr>
-        <w:t>f}</w:t>
+        <w:t>f</w:t>
+      </w:r>
+      <w:proofErr w:type="spellEnd"/>
+      <w:r>
+        <w:rPr>
+          <w:rFonts w:ascii="Preeti" w:hAnsi="Preeti"/>
+          <w:sz w:val="40"/>
+          <w:szCs w:val="40"/>
+        </w:rPr>
+        <w:t>}</w:t>
       </w:r>
     </w:p>
     <w:p>
@@ -8860,6 +11833,7 @@
         </w:rPr>
         <w:tab/>
       </w:r>
+      <w:proofErr w:type="spellStart"/>
       <w:r>
         <w:rPr>
           <w:rFonts w:ascii="Preeti" w:hAnsi="Preeti"/>
@@ -8874,24 +11848,43 @@
           <w:sz w:val="40"/>
           <w:szCs w:val="40"/>
         </w:rPr>
-        <w:t>f}</w:t>
-      </w:r>
-      <w:r>
-        <w:rPr>
-          <w:rFonts w:ascii="Preeti" w:hAnsi="Preeti"/>
-          <w:sz w:val="40"/>
-          <w:szCs w:val="40"/>
-        </w:rPr>
-        <w:tab/>
-      </w:r>
-      <w:r>
-        <w:rPr>
-          <w:rFonts w:ascii="Preeti" w:hAnsi="Preeti"/>
-          <w:sz w:val="40"/>
-          <w:szCs w:val="40"/>
-        </w:rPr>
-        <w:tab/>
-        <w:t>;f}</w:t>
+        <w:t>f</w:t>
+      </w:r>
+      <w:proofErr w:type="spellEnd"/>
+      <w:r>
+        <w:rPr>
+          <w:rFonts w:ascii="Preeti" w:hAnsi="Preeti"/>
+          <w:sz w:val="40"/>
+          <w:szCs w:val="40"/>
+        </w:rPr>
+        <w:t>}</w:t>
+      </w:r>
+      <w:r>
+        <w:rPr>
+          <w:rFonts w:ascii="Preeti" w:hAnsi="Preeti"/>
+          <w:sz w:val="40"/>
+          <w:szCs w:val="40"/>
+        </w:rPr>
+        <w:tab/>
+      </w:r>
+      <w:proofErr w:type="gramStart"/>
+      <w:r>
+        <w:rPr>
+          <w:rFonts w:ascii="Preeti" w:hAnsi="Preeti"/>
+          <w:sz w:val="40"/>
+          <w:szCs w:val="40"/>
+        </w:rPr>
+        <w:tab/>
+        <w:t>;f</w:t>
+      </w:r>
+      <w:proofErr w:type="gramEnd"/>
+      <w:r>
+        <w:rPr>
+          <w:rFonts w:ascii="Preeti" w:hAnsi="Preeti"/>
+          <w:sz w:val="40"/>
+          <w:szCs w:val="40"/>
+        </w:rPr>
+        <w:t>}</w:t>
       </w:r>
       <w:r>
         <w:rPr>
@@ -8932,7 +11925,24 @@
           <w:szCs w:val="40"/>
         </w:rPr>
         <w:tab/>
-        <w:t>Iff}</w:t>
+      </w:r>
+      <w:proofErr w:type="spellStart"/>
+      <w:r>
+        <w:rPr>
+          <w:rFonts w:ascii="Preeti" w:hAnsi="Preeti"/>
+          <w:sz w:val="40"/>
+          <w:szCs w:val="40"/>
+        </w:rPr>
+        <w:t>Iff</w:t>
+      </w:r>
+      <w:proofErr w:type="spellEnd"/>
+      <w:r>
+        <w:rPr>
+          <w:rFonts w:ascii="Preeti" w:hAnsi="Preeti"/>
+          <w:sz w:val="40"/>
+          <w:szCs w:val="40"/>
+        </w:rPr>
+        <w:t>}</w:t>
       </w:r>
       <w:r>
         <w:rPr>
@@ -9005,8 +12015,6 @@
           <w:szCs w:val="40"/>
         </w:rPr>
       </w:pPr>
-      <w:bookmarkStart w:id="0" w:name="_GoBack"/>
-      <w:bookmarkEnd w:id="0"/>
     </w:p>
     <w:p>
       <w:pPr>
@@ -9031,6 +12039,7 @@
           <w:szCs w:val="40"/>
         </w:rPr>
       </w:pPr>
+      <w:proofErr w:type="gramStart"/>
       <w:r>
         <w:rPr>
           <w:rFonts w:ascii="Preeti" w:hAnsi="Preeti"/>
@@ -9039,8 +12048,21 @@
           <w:sz w:val="40"/>
           <w:szCs w:val="40"/>
         </w:rPr>
-        <w:t>;dfKt</w:t>
-      </w:r>
+        <w:t>;</w:t>
+      </w:r>
+      <w:proofErr w:type="spellStart"/>
+      <w:r>
+        <w:rPr>
+          <w:rFonts w:ascii="Preeti" w:hAnsi="Preeti"/>
+          <w:b/>
+          <w:i/>
+          <w:sz w:val="40"/>
+          <w:szCs w:val="40"/>
+        </w:rPr>
+        <w:t>dfKt</w:t>
+      </w:r>
+      <w:proofErr w:type="spellEnd"/>
+      <w:proofErr w:type="gramEnd"/>
     </w:p>
     <w:p>
       <w:pPr>
@@ -9184,7 +12206,7 @@
     </w:p>
     <w:sectPr>
       <w:pgSz w:w="11909" w:h="16834" w:code="9"/>
-      <w:pgMar w:top="1021" w:right="677" w:bottom="792" w:left="677" w:header="720" w:footer="720" w:gutter="0"/>
+      <w:pgMar w:top="720" w:right="720" w:bottom="720" w:left="720" w:header="720" w:footer="720" w:gutter="0"/>
       <w:pgBorders w:offsetFrom="page">
         <w:top w:val="triple" w:sz="4" w:space="24" w:color="auto"/>
         <w:left w:val="triple" w:sz="4" w:space="24" w:color="auto"/>
@@ -9199,7 +12221,7 @@
 </file>
 
 <file path=word/endnotes.xml><?xml version="1.0" encoding="utf-8"?>
-<w:endnotes xmlns:wpc="http://schemas.microsoft.com/office/word/2010/wordprocessingCanvas" xmlns:mc="http://schemas.openxmlformats.org/markup-compatibility/2006" xmlns:o="urn:schemas-microsoft-com:office:office" xmlns:r="http://schemas.openxmlformats.org/officeDocument/2006/relationships" xmlns:m="http://schemas.openxmlformats.org/officeDocument/2006/math" xmlns:v="urn:schemas-microsoft-com:vml" xmlns:wp14="http://schemas.microsoft.com/office/word/2010/wordprocessingDrawing" xmlns:wp="http://schemas.openxmlformats.org/drawingml/2006/wordprocessingDrawing" xmlns:w10="urn:schemas-microsoft-com:office:word" xmlns:w="http://schemas.openxmlformats.org/wordprocessingml/2006/main" xmlns:w14="http://schemas.microsoft.com/office/word/2010/wordml" xmlns:w15="http://schemas.microsoft.com/office/word/2012/wordml" xmlns:wpg="http://schemas.microsoft.com/office/word/2010/wordprocessingGroup" xmlns:wpi="http://schemas.microsoft.com/office/word/2010/wordprocessingInk" xmlns:wne="http://schemas.microsoft.com/office/word/2006/wordml" xmlns:wps="http://schemas.microsoft.com/office/word/2010/wordprocessingShape" mc:Ignorable="w14 w15 wp14">
+<w:endnotes xmlns:wpc="http://schemas.microsoft.com/office/word/2010/wordprocessingCanvas" xmlns:cx="http://schemas.microsoft.com/office/drawing/2014/chartex" xmlns:cx1="http://schemas.microsoft.com/office/drawing/2015/9/8/chartex" xmlns:cx2="http://schemas.microsoft.com/office/drawing/2015/10/21/chartex" xmlns:cx3="http://schemas.microsoft.com/office/drawing/2016/5/9/chartex" xmlns:cx4="http://schemas.microsoft.com/office/drawing/2016/5/10/chartex" xmlns:cx5="http://schemas.microsoft.com/office/drawing/2016/5/11/chartex" xmlns:cx6="http://schemas.microsoft.com/office/drawing/2016/5/12/chartex" xmlns:cx7="http://schemas.microsoft.com/office/drawing/2016/5/13/chartex" xmlns:cx8="http://schemas.microsoft.com/office/drawing/2016/5/14/chartex" xmlns:mc="http://schemas.openxmlformats.org/markup-compatibility/2006" xmlns:aink="http://schemas.microsoft.com/office/drawing/2016/ink" xmlns:am3d="http://schemas.microsoft.com/office/drawing/2017/model3d" xmlns:o="urn:schemas-microsoft-com:office:office" xmlns:oel="http://schemas.microsoft.com/office/2019/extlst" xmlns:r="http://schemas.openxmlformats.org/officeDocument/2006/relationships" xmlns:m="http://schemas.openxmlformats.org/officeDocument/2006/math" xmlns:v="urn:schemas-microsoft-com:vml" xmlns:wp14="http://schemas.microsoft.com/office/word/2010/wordprocessingDrawing" xmlns:wp="http://schemas.openxmlformats.org/drawingml/2006/wordprocessingDrawing" xmlns:w10="urn:schemas-microsoft-com:office:word" xmlns:w="http://schemas.openxmlformats.org/wordprocessingml/2006/main" xmlns:w14="http://schemas.microsoft.com/office/word/2010/wordml" xmlns:w15="http://schemas.microsoft.com/office/word/2012/wordml" xmlns:w16cex="http://schemas.microsoft.com/office/word/2018/wordml/cex" xmlns:w16cid="http://schemas.microsoft.com/office/word/2016/wordml/cid" xmlns:w16="http://schemas.microsoft.com/office/word/2018/wordml" xmlns:w16du="http://schemas.microsoft.com/office/word/2023/wordml/word16du" xmlns:w16sdtdh="http://schemas.microsoft.com/office/word/2020/wordml/sdtdatahash" xmlns:w16sdtfl="http://schemas.microsoft.com/office/word/2024/wordml/sdtformatlock" xmlns:w16se="http://schemas.microsoft.com/office/word/2015/wordml/symex" xmlns:wpg="http://schemas.microsoft.com/office/word/2010/wordprocessingGroup" xmlns:wpi="http://schemas.microsoft.com/office/word/2010/wordprocessingInk" xmlns:wne="http://schemas.microsoft.com/office/word/2006/wordml" xmlns:wps="http://schemas.microsoft.com/office/word/2010/wordprocessingShape" mc:Ignorable="w14 w15 w16se w16cid w16 w16cex w16sdtdh w16sdtfl w16du wp14">
   <w:endnote w:type="separator" w:id="-1">
     <w:p>
       <w:pPr>
@@ -9224,7 +12246,7 @@
 </file>
 
 <file path=word/footnotes.xml><?xml version="1.0" encoding="utf-8"?>
-<w:footnotes xmlns:wpc="http://schemas.microsoft.com/office/word/2010/wordprocessingCanvas" xmlns:mc="http://schemas.openxmlformats.org/markup-compatibility/2006" xmlns:o="urn:schemas-microsoft-com:office:office" xmlns:r="http://schemas.openxmlformats.org/officeDocument/2006/relationships" xmlns:m="http://schemas.openxmlformats.org/officeDocument/2006/math" xmlns:v="urn:schemas-microsoft-com:vml" xmlns:wp14="http://schemas.microsoft.com/office/word/2010/wordprocessingDrawing" xmlns:wp="http://schemas.openxmlformats.org/drawingml/2006/wordprocessingDrawing" xmlns:w10="urn:schemas-microsoft-com:office:word" xmlns:w="http://schemas.openxmlformats.org/wordprocessingml/2006/main" xmlns:w14="http://schemas.microsoft.com/office/word/2010/wordml" xmlns:w15="http://schemas.microsoft.com/office/word/2012/wordml" xmlns:wpg="http://schemas.microsoft.com/office/word/2010/wordprocessingGroup" xmlns:wpi="http://schemas.microsoft.com/office/word/2010/wordprocessingInk" xmlns:wne="http://schemas.microsoft.com/office/word/2006/wordml" xmlns:wps="http://schemas.microsoft.com/office/word/2010/wordprocessingShape" mc:Ignorable="w14 w15 wp14">
+<w:footnotes xmlns:wpc="http://schemas.microsoft.com/office/word/2010/wordprocessingCanvas" xmlns:cx="http://schemas.microsoft.com/office/drawing/2014/chartex" xmlns:cx1="http://schemas.microsoft.com/office/drawing/2015/9/8/chartex" xmlns:cx2="http://schemas.microsoft.com/office/drawing/2015/10/21/chartex" xmlns:cx3="http://schemas.microsoft.com/office/drawing/2016/5/9/chartex" xmlns:cx4="http://schemas.microsoft.com/office/drawing/2016/5/10/chartex" xmlns:cx5="http://schemas.microsoft.com/office/drawing/2016/5/11/chartex" xmlns:cx6="http://schemas.microsoft.com/office/drawing/2016/5/12/chartex" xmlns:cx7="http://schemas.microsoft.com/office/drawing/2016/5/13/chartex" xmlns:cx8="http://schemas.microsoft.com/office/drawing/2016/5/14/chartex" xmlns:mc="http://schemas.openxmlformats.org/markup-compatibility/2006" xmlns:aink="http://schemas.microsoft.com/office/drawing/2016/ink" xmlns:am3d="http://schemas.microsoft.com/office/drawing/2017/model3d" xmlns:o="urn:schemas-microsoft-com:office:office" xmlns:oel="http://schemas.microsoft.com/office/2019/extlst" xmlns:r="http://schemas.openxmlformats.org/officeDocument/2006/relationships" xmlns:m="http://schemas.openxmlformats.org/officeDocument/2006/math" xmlns:v="urn:schemas-microsoft-com:vml" xmlns:wp14="http://schemas.microsoft.com/office/word/2010/wordprocessingDrawing" xmlns:wp="http://schemas.openxmlformats.org/drawingml/2006/wordprocessingDrawing" xmlns:w10="urn:schemas-microsoft-com:office:word" xmlns:w="http://schemas.openxmlformats.org/wordprocessingml/2006/main" xmlns:w14="http://schemas.microsoft.com/office/word/2010/wordml" xmlns:w15="http://schemas.microsoft.com/office/word/2012/wordml" xmlns:w16cex="http://schemas.microsoft.com/office/word/2018/wordml/cex" xmlns:w16cid="http://schemas.microsoft.com/office/word/2016/wordml/cid" xmlns:w16="http://schemas.microsoft.com/office/word/2018/wordml" xmlns:w16du="http://schemas.microsoft.com/office/word/2023/wordml/word16du" xmlns:w16sdtdh="http://schemas.microsoft.com/office/word/2020/wordml/sdtdatahash" xmlns:w16sdtfl="http://schemas.microsoft.com/office/word/2024/wordml/sdtformatlock" xmlns:w16se="http://schemas.microsoft.com/office/word/2015/wordml/symex" xmlns:wpg="http://schemas.microsoft.com/office/word/2010/wordprocessingGroup" xmlns:wpi="http://schemas.microsoft.com/office/word/2010/wordprocessingInk" xmlns:wne="http://schemas.microsoft.com/office/word/2006/wordml" xmlns:wps="http://schemas.microsoft.com/office/word/2010/wordprocessingShape" mc:Ignorable="w14 w15 w16se w16cid w16 w16cex w16sdtdh w16sdtfl w16du wp14">
   <w:footnote w:type="separator" w:id="-1">
     <w:p>
       <w:pPr>
@@ -9249,7 +12271,7 @@
 </file>
 
 <file path=word/numbering.xml><?xml version="1.0" encoding="utf-8"?>
-<w:numbering xmlns:wpc="http://schemas.microsoft.com/office/word/2010/wordprocessingCanvas" xmlns:mc="http://schemas.openxmlformats.org/markup-compatibility/2006" xmlns:o="urn:schemas-microsoft-com:office:office" xmlns:r="http://schemas.openxmlformats.org/officeDocument/2006/relationships" xmlns:m="http://schemas.openxmlformats.org/officeDocument/2006/math" xmlns:v="urn:schemas-microsoft-com:vml" xmlns:wp14="http://schemas.microsoft.com/office/word/2010/wordprocessingDrawing" xmlns:wp="http://schemas.openxmlformats.org/drawingml/2006/wordprocessingDrawing" xmlns:w10="urn:schemas-microsoft-com:office:word" xmlns:w="http://schemas.openxmlformats.org/wordprocessingml/2006/main" xmlns:w14="http://schemas.microsoft.com/office/word/2010/wordml" xmlns:w15="http://schemas.microsoft.com/office/word/2012/wordml" xmlns:wpg="http://schemas.microsoft.com/office/word/2010/wordprocessingGroup" xmlns:wpi="http://schemas.microsoft.com/office/word/2010/wordprocessingInk" xmlns:wne="http://schemas.microsoft.com/office/word/2006/wordml" xmlns:wps="http://schemas.microsoft.com/office/word/2010/wordprocessingShape" mc:Ignorable="w14 w15 wp14">
+<w:numbering xmlns:wpc="http://schemas.microsoft.com/office/word/2010/wordprocessingCanvas" xmlns:cx="http://schemas.microsoft.com/office/drawing/2014/chartex" xmlns:cx1="http://schemas.microsoft.com/office/drawing/2015/9/8/chartex" xmlns:cx2="http://schemas.microsoft.com/office/drawing/2015/10/21/chartex" xmlns:cx3="http://schemas.microsoft.com/office/drawing/2016/5/9/chartex" xmlns:cx4="http://schemas.microsoft.com/office/drawing/2016/5/10/chartex" xmlns:cx5="http://schemas.microsoft.com/office/drawing/2016/5/11/chartex" xmlns:cx6="http://schemas.microsoft.com/office/drawing/2016/5/12/chartex" xmlns:cx7="http://schemas.microsoft.com/office/drawing/2016/5/13/chartex" xmlns:cx8="http://schemas.microsoft.com/office/drawing/2016/5/14/chartex" xmlns:mc="http://schemas.openxmlformats.org/markup-compatibility/2006" xmlns:aink="http://schemas.microsoft.com/office/drawing/2016/ink" xmlns:am3d="http://schemas.microsoft.com/office/drawing/2017/model3d" xmlns:o="urn:schemas-microsoft-com:office:office" xmlns:oel="http://schemas.microsoft.com/office/2019/extlst" xmlns:r="http://schemas.openxmlformats.org/officeDocument/2006/relationships" xmlns:m="http://schemas.openxmlformats.org/officeDocument/2006/math" xmlns:v="urn:schemas-microsoft-com:vml" xmlns:wp14="http://schemas.microsoft.com/office/word/2010/wordprocessingDrawing" xmlns:wp="http://schemas.openxmlformats.org/drawingml/2006/wordprocessingDrawing" xmlns:w10="urn:schemas-microsoft-com:office:word" xmlns:w="http://schemas.openxmlformats.org/wordprocessingml/2006/main" xmlns:w14="http://schemas.microsoft.com/office/word/2010/wordml" xmlns:w15="http://schemas.microsoft.com/office/word/2012/wordml" xmlns:w16cex="http://schemas.microsoft.com/office/word/2018/wordml/cex" xmlns:w16cid="http://schemas.microsoft.com/office/word/2016/wordml/cid" xmlns:w16="http://schemas.microsoft.com/office/word/2018/wordml" xmlns:w16du="http://schemas.microsoft.com/office/word/2023/wordml/word16du" xmlns:w16sdtdh="http://schemas.microsoft.com/office/word/2020/wordml/sdtdatahash" xmlns:w16sdtfl="http://schemas.microsoft.com/office/word/2024/wordml/sdtformatlock" xmlns:w16se="http://schemas.microsoft.com/office/word/2015/wordml/symex" xmlns:wpg="http://schemas.microsoft.com/office/word/2010/wordprocessingGroup" xmlns:wpi="http://schemas.microsoft.com/office/word/2010/wordprocessingInk" xmlns:wne="http://schemas.microsoft.com/office/word/2006/wordml" xmlns:wps="http://schemas.microsoft.com/office/word/2010/wordprocessingShape" mc:Ignorable="w14 w15 w16se w16cid w16 w16cex w16sdtdh w16sdtfl w16du wp14">
   <w:abstractNum w:abstractNumId="0" w15:restartNumberingAfterBreak="0">
     <w:nsid w:val="4325310E"/>
     <w:multiLevelType w:val="hybridMultilevel"/>
@@ -9428,17 +12450,17 @@
       </w:pPr>
     </w:lvl>
   </w:abstractNum>
-  <w:num w:numId="1">
+  <w:num w:numId="1" w16cid:durableId="935557862">
     <w:abstractNumId w:val="1"/>
   </w:num>
-  <w:num w:numId="2">
+  <w:num w:numId="2" w16cid:durableId="564607762">
     <w:abstractNumId w:val="0"/>
   </w:num>
 </w:numbering>
 </file>
 
 <file path=word/styles.xml><?xml version="1.0" encoding="utf-8"?>
-<w:styles xmlns:mc="http://schemas.openxmlformats.org/markup-compatibility/2006" xmlns:r="http://schemas.openxmlformats.org/officeDocument/2006/relationships" xmlns:w="http://schemas.openxmlformats.org/wordprocessingml/2006/main" xmlns:w14="http://schemas.microsoft.com/office/word/2010/wordml" xmlns:w15="http://schemas.microsoft.com/office/word/2012/wordml" mc:Ignorable="w14 w15">
+<w:styles xmlns:mc="http://schemas.openxmlformats.org/markup-compatibility/2006" xmlns:r="http://schemas.openxmlformats.org/officeDocument/2006/relationships" xmlns:w="http://schemas.openxmlformats.org/wordprocessingml/2006/main" xmlns:w14="http://schemas.microsoft.com/office/word/2010/wordml" xmlns:w15="http://schemas.microsoft.com/office/word/2012/wordml" xmlns:w16cex="http://schemas.microsoft.com/office/word/2018/wordml/cex" xmlns:w16cid="http://schemas.microsoft.com/office/word/2016/wordml/cid" xmlns:w16="http://schemas.microsoft.com/office/word/2018/wordml" xmlns:w16du="http://schemas.microsoft.com/office/word/2023/wordml/word16du" xmlns:w16sdtdh="http://schemas.microsoft.com/office/word/2020/wordml/sdtdatahash" xmlns:w16sdtfl="http://schemas.microsoft.com/office/word/2024/wordml/sdtformatlock" xmlns:w16se="http://schemas.microsoft.com/office/word/2015/wordml/symex" mc:Ignorable="w14 w15 w16se w16cid w16 w16cex w16sdtdh w16sdtfl w16du">
   <w:docDefaults>
     <w:rPrDefault>
       <w:rPr>
@@ -9454,7 +12476,7 @@
       </w:pPr>
     </w:pPrDefault>
   </w:docDefaults>
-  <w:latentStyles w:defLockedState="0" w:defUIPriority="99" w:defSemiHidden="0" w:defUnhideWhenUsed="0" w:defQFormat="0" w:count="371">
+  <w:latentStyles w:defLockedState="0" w:defUIPriority="99" w:defSemiHidden="0" w:defUnhideWhenUsed="0" w:defQFormat="0" w:count="376">
     <w:lsdException w:name="Normal" w:uiPriority="0" w:qFormat="1"/>
     <w:lsdException w:name="heading 1" w:uiPriority="9" w:qFormat="1"/>
     <w:lsdException w:name="heading 2" w:semiHidden="1" w:uiPriority="9" w:unhideWhenUsed="1" w:qFormat="1"/>
@@ -9826,6 +12848,11 @@
     <w:lsdException w:name="List Table 5 Dark Accent 6" w:uiPriority="50"/>
     <w:lsdException w:name="List Table 6 Colorful Accent 6" w:uiPriority="51"/>
     <w:lsdException w:name="List Table 7 Colorful Accent 6" w:uiPriority="52"/>
+    <w:lsdException w:name="Mention" w:semiHidden="1" w:unhideWhenUsed="1"/>
+    <w:lsdException w:name="Smart Hyperlink" w:semiHidden="1" w:unhideWhenUsed="1"/>
+    <w:lsdException w:name="Hashtag" w:semiHidden="1" w:unhideWhenUsed="1"/>
+    <w:lsdException w:name="Unresolved Mention" w:semiHidden="1" w:unhideWhenUsed="1"/>
+    <w:lsdException w:name="Smart Link" w:semiHidden="1" w:unhideWhenUsed="1"/>
   </w:latentStyles>
   <w:style w:type="paragraph" w:default="1" w:styleId="Normal">
     <w:name w:val="Normal"/>

--- a/Received/lkg/L.K.G, nepali.docx
+++ b/Received/lkg/L.K.G, nepali.docx
@@ -9,6 +9,23 @@
         </w:tabs>
         <w:spacing w:after="0" w:line="240" w:lineRule="auto"/>
       </w:pPr>
+      <w:bookmarkStart w:id="0" w:name="_Hlk192071677"/>
+    </w:p>
+    <w:p>
+      <w:pPr>
+        <w:tabs>
+          <w:tab w:val="left" w:pos="180"/>
+        </w:tabs>
+        <w:spacing w:after="0" w:line="240" w:lineRule="auto"/>
+        <w:jc w:val="center"/>
+        <w:rPr>
+          <w:rFonts w:ascii="Times New Roman" w:hAnsi="Times New Roman" w:cs="Times New Roman"/>
+          <w:b/>
+          <w:bCs/>
+          <w:sz w:val="32"/>
+          <w:szCs w:val="32"/>
+        </w:rPr>
+      </w:pPr>
       <w:r>
         <w:rPr>
           <w:rFonts w:ascii="Preeti" w:hAnsi="Preeti"/>
@@ -21,15 +38,15 @@
         <mc:AlternateContent>
           <mc:Choice Requires="wps">
             <w:drawing>
-              <wp:anchor distT="45720" distB="45720" distL="114300" distR="114300" simplePos="0" relativeHeight="251771904" behindDoc="0" locked="0" layoutInCell="1" allowOverlap="1" wp14:anchorId="658634D6" wp14:editId="68A5F2DF">
+              <wp:anchor distT="45720" distB="45720" distL="114300" distR="114300" simplePos="0" relativeHeight="251771904" behindDoc="0" locked="0" layoutInCell="1" allowOverlap="1" wp14:anchorId="658634D6" wp14:editId="1A481DED">
                 <wp:simplePos x="0" y="0"/>
                 <wp:positionH relativeFrom="column">
-                  <wp:posOffset>5833110</wp:posOffset>
+                  <wp:posOffset>6105525</wp:posOffset>
                 </wp:positionH>
                 <wp:positionV relativeFrom="paragraph">
-                  <wp:posOffset>328295</wp:posOffset>
+                  <wp:posOffset>153035</wp:posOffset>
                 </wp:positionV>
-                <wp:extent cx="897147" cy="1404620"/>
+                <wp:extent cx="657225" cy="1404620"/>
                 <wp:effectExtent l="0" t="0" r="0" b="0"/>
                 <wp:wrapNone/>
                 <wp:docPr id="217" name="Text Box 2"/>
@@ -45,7 +62,7 @@
                       <wps:spPr bwMode="auto">
                         <a:xfrm>
                           <a:off x="0" y="0"/>
-                          <a:ext cx="897147" cy="1404620"/>
+                          <a:ext cx="657225" cy="1404620"/>
                         </a:xfrm>
                         <a:prstGeom prst="rect">
                           <a:avLst/>
@@ -105,7 +122,7 @@
                 <v:stroke joinstyle="miter"/>
                 <v:path gradientshapeok="t" o:connecttype="rect"/>
               </v:shapetype>
-              <v:shape id="Text Box 2" o:spid="_x0000_s1026" type="#_x0000_t202" style="position:absolute;margin-left:459.3pt;margin-top:25.85pt;width:70.65pt;height:110.6pt;z-index:251771904;visibility:visible;mso-wrap-style:square;mso-width-percent:0;mso-height-percent:200;mso-wrap-distance-left:9pt;mso-wrap-distance-top:3.6pt;mso-wrap-distance-right:9pt;mso-wrap-distance-bottom:3.6pt;mso-position-horizontal:absolute;mso-position-horizontal-relative:text;mso-position-vertical:absolute;mso-position-vertical-relative:text;mso-width-percent:0;mso-height-percent:200;mso-width-relative:margin;mso-height-relative:margin;v-text-anchor:top" o:gfxdata="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" filled="f" stroked="f">
+              <v:shape id="Text Box 2" o:spid="_x0000_s1026" type="#_x0000_t202" style="position:absolute;left:0;text-align:left;margin-left:480.75pt;margin-top:12.05pt;width:51.75pt;height:110.6pt;z-index:251771904;visibility:visible;mso-wrap-style:square;mso-width-percent:0;mso-height-percent:200;mso-wrap-distance-left:9pt;mso-wrap-distance-top:3.6pt;mso-wrap-distance-right:9pt;mso-wrap-distance-bottom:3.6pt;mso-position-horizontal:absolute;mso-position-horizontal-relative:text;mso-position-vertical:absolute;mso-position-vertical-relative:text;mso-width-percent:0;mso-height-percent:200;mso-width-relative:margin;mso-height-relative:margin;v-text-anchor:top" o:gfxdata="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" filled="f" stroked="f">
                 <v:textbox style="mso-fit-shape-to-text:t">
                   <w:txbxContent>
                     <w:p>
@@ -137,23 +154,6 @@
           </mc:Fallback>
         </mc:AlternateContent>
       </w:r>
-      <w:bookmarkStart w:id="0" w:name="_Hlk192071677"/>
-    </w:p>
-    <w:p>
-      <w:pPr>
-        <w:tabs>
-          <w:tab w:val="left" w:pos="180"/>
-        </w:tabs>
-        <w:spacing w:after="0" w:line="240" w:lineRule="auto"/>
-        <w:jc w:val="center"/>
-        <w:rPr>
-          <w:rFonts w:ascii="Times New Roman" w:hAnsi="Times New Roman" w:cs="Times New Roman"/>
-          <w:b/>
-          <w:bCs/>
-          <w:sz w:val="32"/>
-          <w:szCs w:val="32"/>
-        </w:rPr>
-      </w:pPr>
       <w:r>
         <w:rPr>
           <w:rFonts w:ascii="Preeti" w:hAnsi="Preeti"/>
@@ -227,9 +227,9 @@
           <w:sz w:val="40"/>
           <w:szCs w:val="40"/>
         </w:rPr>
-        <w:t>u|</w:t>
-      </w:r>
-      <w:proofErr w:type="gramStart"/>
+        <w:t>u|Lg</w:t>
+      </w:r>
+      <w:proofErr w:type="spellEnd"/>
       <w:r>
         <w:rPr>
           <w:rFonts w:ascii="Preeti" w:hAnsi="Preeti"/>
@@ -238,7 +238,18 @@
           <w:sz w:val="40"/>
           <w:szCs w:val="40"/>
         </w:rPr>
-        <w:t>Lg</w:t>
+        <w:t xml:space="preserve"> ;f];fO6L </w:t>
+      </w:r>
+      <w:proofErr w:type="spellStart"/>
+      <w:r>
+        <w:rPr>
+          <w:rFonts w:ascii="Preeti" w:hAnsi="Preeti"/>
+          <w:b/>
+          <w:bCs/>
+          <w:sz w:val="40"/>
+          <w:szCs w:val="40"/>
+        </w:rPr>
+        <w:t>klAns</w:t>
       </w:r>
       <w:proofErr w:type="spellEnd"/>
       <w:r>
@@ -249,9 +260,9 @@
           <w:sz w:val="40"/>
           <w:szCs w:val="40"/>
         </w:rPr>
-        <w:t xml:space="preserve"> ;f];fO</w:t>
-      </w:r>
-      <w:proofErr w:type="gramEnd"/>
+        <w:t xml:space="preserve"> :</w:t>
+      </w:r>
+      <w:proofErr w:type="spellStart"/>
       <w:r>
         <w:rPr>
           <w:rFonts w:ascii="Preeti" w:hAnsi="Preeti"/>
@@ -260,131 +271,7 @@
           <w:sz w:val="40"/>
           <w:szCs w:val="40"/>
         </w:rPr>
-        <w:t xml:space="preserve">6L </w:t>
-      </w:r>
-      <w:proofErr w:type="spellStart"/>
-      <w:proofErr w:type="gramStart"/>
-      <w:r>
-        <w:rPr>
-          <w:rFonts w:ascii="Preeti" w:hAnsi="Preeti"/>
-          <w:b/>
-          <w:bCs/>
-          <w:sz w:val="40"/>
-          <w:szCs w:val="40"/>
-        </w:rPr>
-        <w:t>klAns</w:t>
-      </w:r>
-      <w:proofErr w:type="spellEnd"/>
-      <w:r>
-        <w:rPr>
-          <w:rFonts w:ascii="Preeti" w:hAnsi="Preeti"/>
-          <w:b/>
-          <w:bCs/>
-          <w:sz w:val="40"/>
-          <w:szCs w:val="40"/>
-        </w:rPr>
-        <w:t xml:space="preserve"> :</w:t>
-      </w:r>
-      <w:proofErr w:type="spellStart"/>
-      <w:r>
-        <w:rPr>
-          <w:rFonts w:ascii="Preeti" w:hAnsi="Preeti"/>
-          <w:b/>
-          <w:bCs/>
-          <w:sz w:val="40"/>
-          <w:szCs w:val="40"/>
-        </w:rPr>
         <w:t>s'n</w:t>
-      </w:r>
-      <w:proofErr w:type="spellEnd"/>
-      <w:proofErr w:type="gramEnd"/>
-    </w:p>
-    <w:p>
-      <w:pPr>
-        <w:tabs>
-          <w:tab w:val="left" w:pos="180"/>
-        </w:tabs>
-        <w:spacing w:after="0" w:line="240" w:lineRule="auto"/>
-        <w:jc w:val="center"/>
-      </w:pPr>
-      <w:r>
-        <w:rPr>
-          <w:rFonts w:ascii="Preeti" w:hAnsi="Preeti"/>
-          <w:b/>
-          <w:sz w:val="28"/>
-          <w:szCs w:val="28"/>
-        </w:rPr>
-        <w:t>/</w:t>
-      </w:r>
-      <w:proofErr w:type="spellStart"/>
-      <w:r>
-        <w:rPr>
-          <w:rFonts w:ascii="Preeti" w:hAnsi="Preeti"/>
-          <w:b/>
-          <w:sz w:val="28"/>
-          <w:szCs w:val="28"/>
-        </w:rPr>
-        <w:t>Tggu</w:t>
-      </w:r>
-      <w:proofErr w:type="spellEnd"/>
-      <w:r>
-        <w:rPr>
-          <w:rFonts w:ascii="Preeti" w:hAnsi="Preeti"/>
-          <w:b/>
-          <w:sz w:val="28"/>
-          <w:szCs w:val="28"/>
-        </w:rPr>
-        <w:t>/–&amp;</w:t>
-      </w:r>
-      <w:proofErr w:type="gramStart"/>
-      <w:r>
-        <w:rPr>
-          <w:rFonts w:ascii="Preeti" w:hAnsi="Preeti"/>
-          <w:b/>
-          <w:sz w:val="28"/>
-          <w:szCs w:val="28"/>
-        </w:rPr>
-        <w:t>, ;f</w:t>
-      </w:r>
-      <w:proofErr w:type="gramEnd"/>
-      <w:r>
-        <w:rPr>
-          <w:rFonts w:ascii="Preeti" w:hAnsi="Preeti"/>
-          <w:b/>
-          <w:sz w:val="28"/>
-          <w:szCs w:val="28"/>
-        </w:rPr>
-        <w:t>}/</w:t>
-      </w:r>
-      <w:proofErr w:type="spellStart"/>
-      <w:r>
-        <w:rPr>
-          <w:rFonts w:ascii="Preeti" w:hAnsi="Preeti"/>
-          <w:b/>
-          <w:sz w:val="28"/>
-          <w:szCs w:val="28"/>
-        </w:rPr>
-        <w:t>fxf</w:t>
-      </w:r>
-      <w:proofErr w:type="spellEnd"/>
-      <w:r>
-        <w:rPr>
-          <w:rFonts w:ascii="Preeti" w:hAnsi="Preeti"/>
-          <w:b/>
-          <w:sz w:val="28"/>
-          <w:szCs w:val="28"/>
-        </w:rPr>
-        <w:t xml:space="preserve"> </w:t>
-      </w:r>
-      <w:proofErr w:type="spellStart"/>
-      <w:r>
-        <w:rPr>
-          <w:rFonts w:ascii="Preeti" w:hAnsi="Preeti"/>
-          <w:b/>
-          <w:sz w:val="28"/>
-          <w:szCs w:val="28"/>
-        </w:rPr>
-        <w:t>lrtjg</w:t>
       </w:r>
       <w:proofErr w:type="spellEnd"/>
     </w:p>
@@ -396,7 +283,75 @@
         <w:spacing w:after="0" w:line="240" w:lineRule="auto"/>
         <w:jc w:val="center"/>
       </w:pPr>
-      <w:proofErr w:type="gramStart"/>
+      <w:r>
+        <w:rPr>
+          <w:rFonts w:ascii="Preeti" w:hAnsi="Preeti"/>
+          <w:b/>
+          <w:sz w:val="28"/>
+          <w:szCs w:val="28"/>
+        </w:rPr>
+        <w:t>/</w:t>
+      </w:r>
+      <w:proofErr w:type="spellStart"/>
+      <w:r>
+        <w:rPr>
+          <w:rFonts w:ascii="Preeti" w:hAnsi="Preeti"/>
+          <w:b/>
+          <w:sz w:val="28"/>
+          <w:szCs w:val="28"/>
+        </w:rPr>
+        <w:t>Tggu</w:t>
+      </w:r>
+      <w:proofErr w:type="spellEnd"/>
+      <w:r>
+        <w:rPr>
+          <w:rFonts w:ascii="Preeti" w:hAnsi="Preeti"/>
+          <w:b/>
+          <w:sz w:val="28"/>
+          <w:szCs w:val="28"/>
+        </w:rPr>
+        <w:t>/–&amp;, ;f}/</w:t>
+      </w:r>
+      <w:proofErr w:type="spellStart"/>
+      <w:r>
+        <w:rPr>
+          <w:rFonts w:ascii="Preeti" w:hAnsi="Preeti"/>
+          <w:b/>
+          <w:sz w:val="28"/>
+          <w:szCs w:val="28"/>
+        </w:rPr>
+        <w:t>fxf</w:t>
+      </w:r>
+      <w:proofErr w:type="spellEnd"/>
+      <w:r>
+        <w:rPr>
+          <w:rFonts w:ascii="Preeti" w:hAnsi="Preeti"/>
+          <w:b/>
+          <w:sz w:val="28"/>
+          <w:szCs w:val="28"/>
+        </w:rPr>
+        <w:t xml:space="preserve"> </w:t>
+      </w:r>
+      <w:proofErr w:type="spellStart"/>
+      <w:r>
+        <w:rPr>
+          <w:rFonts w:ascii="Preeti" w:hAnsi="Preeti"/>
+          <w:b/>
+          <w:sz w:val="28"/>
+          <w:szCs w:val="28"/>
+        </w:rPr>
+        <w:t>lrtjg</w:t>
+      </w:r>
+      <w:proofErr w:type="spellEnd"/>
+    </w:p>
+    <w:p>
+      <w:pPr>
+        <w:tabs>
+          <w:tab w:val="left" w:pos="180"/>
+        </w:tabs>
+        <w:spacing w:after="0" w:line="240" w:lineRule="auto"/>
+        <w:jc w:val="center"/>
+      </w:pPr>
       <w:r>
         <w:rPr>
           <w:rFonts w:ascii="Preeti" w:hAnsi="Preeti"/>
@@ -405,9 +360,8 @@
           <w:szCs w:val="36"/>
           <w:u w:val="single"/>
         </w:rPr>
-        <w:t>t];|</w:t>
-      </w:r>
-      <w:proofErr w:type="gramEnd"/>
+        <w:t>t];|f]</w:t>
+      </w:r>
       <w:r>
         <w:rPr>
           <w:rFonts w:ascii="Preeti" w:hAnsi="Preeti"/>
@@ -416,8 +370,9 @@
           <w:szCs w:val="36"/>
           <w:u w:val="single"/>
         </w:rPr>
-        <w:t>f]</w:t>
-      </w:r>
+        <w:t xml:space="preserve"> q}</w:t>
+      </w:r>
+      <w:proofErr w:type="spellStart"/>
       <w:r>
         <w:rPr>
           <w:rFonts w:ascii="Preeti" w:hAnsi="Preeti"/>
@@ -426,40 +381,7 @@
           <w:szCs w:val="36"/>
           <w:u w:val="single"/>
         </w:rPr>
-        <w:t xml:space="preserve"> </w:t>
-      </w:r>
-      <w:proofErr w:type="gramStart"/>
-      <w:r>
-        <w:rPr>
-          <w:rFonts w:ascii="Preeti" w:hAnsi="Preeti"/>
-          <w:b/>
-          <w:sz w:val="36"/>
-          <w:szCs w:val="36"/>
-          <w:u w:val="single"/>
-        </w:rPr>
-        <w:t>q}</w:t>
-      </w:r>
-      <w:proofErr w:type="spellStart"/>
-      <w:r>
-        <w:rPr>
-          <w:rFonts w:ascii="Preeti" w:hAnsi="Preeti"/>
-          <w:b/>
-          <w:sz w:val="36"/>
-          <w:szCs w:val="36"/>
-          <w:u w:val="single"/>
-        </w:rPr>
-        <w:t>dfl</w:t>
-      </w:r>
-      <w:proofErr w:type="gramEnd"/>
-      <w:r>
-        <w:rPr>
-          <w:rFonts w:ascii="Preeti" w:hAnsi="Preeti"/>
-          <w:b/>
-          <w:sz w:val="36"/>
-          <w:szCs w:val="36"/>
-          <w:u w:val="single"/>
-        </w:rPr>
-        <w:t>;s</w:t>
+        <w:t>dfl;s</w:t>
       </w:r>
       <w:proofErr w:type="spellEnd"/>
       <w:r>
@@ -543,16 +465,7 @@
           <w:bCs/>
           <w:sz w:val="36"/>
         </w:rPr>
-        <w:t xml:space="preserve"> M–</w:t>
-      </w:r>
-      <w:r>
-        <w:rPr>
-          <w:rFonts w:ascii="Preeti" w:hAnsi="Preeti"/>
-          <w:b/>
-          <w:bCs/>
-          <w:sz w:val="36"/>
-        </w:rPr>
-        <w:t xml:space="preserve"> </w:t>
+        <w:t xml:space="preserve"> M– </w:t>
       </w:r>
       <w:proofErr w:type="spellStart"/>
       <w:r>
@@ -572,27 +485,7 @@
           <w:sz w:val="42"/>
           <w:szCs w:val="42"/>
         </w:rPr>
-        <w:t xml:space="preserve">= </w:t>
-      </w:r>
-      <w:proofErr w:type="gramStart"/>
-      <w:r>
-        <w:rPr>
-          <w:rFonts w:ascii="Preeti" w:hAnsi="Preeti"/>
-          <w:b/>
-          <w:sz w:val="42"/>
-          <w:szCs w:val="42"/>
-        </w:rPr>
-        <w:t>s]=</w:t>
-      </w:r>
-      <w:proofErr w:type="gramEnd"/>
-      <w:r>
-        <w:rPr>
-          <w:rFonts w:ascii="Preeti" w:hAnsi="Preeti"/>
-          <w:b/>
-          <w:sz w:val="42"/>
-          <w:szCs w:val="42"/>
-        </w:rPr>
-        <w:t xml:space="preserve"> </w:t>
+        <w:t xml:space="preserve">= s]= </w:t>
       </w:r>
       <w:proofErr w:type="spellStart"/>
       <w:r>
@@ -649,7 +542,6 @@
         </w:rPr>
         <w:t xml:space="preserve">समय </w:t>
       </w:r>
-      <w:proofErr w:type="gramStart"/>
       <w:r>
         <w:rPr>
           <w:rFonts w:ascii="Preeti" w:hAnsi="Preeti"/>
@@ -675,16 +567,7 @@
           <w:b/>
           <w:lang w:eastAsia="zh-CN" w:bidi="hi-IN"/>
         </w:rPr>
-        <w:t>@</w:t>
-      </w:r>
-      <w:proofErr w:type="gramEnd"/>
-      <w:r>
-        <w:rPr>
-          <w:rFonts w:ascii="Preeti" w:hAnsi="Preeti"/>
-          <w:b/>
-          <w:lang w:eastAsia="zh-CN" w:bidi="hi-IN"/>
-        </w:rPr>
-        <w:t xml:space="preserve"> </w:t>
+        <w:t xml:space="preserve">@ </w:t>
       </w:r>
       <w:r>
         <w:rPr>
@@ -763,19 +646,8 @@
           <w:sz w:val="32"/>
           <w:szCs w:val="32"/>
         </w:rPr>
-        <w:t>k"0</w:t>
-      </w:r>
-      <w:proofErr w:type="gramStart"/>
-      <w:r>
-        <w:rPr>
-          <w:rFonts w:ascii="Preeti" w:hAnsi="Preeti"/>
-          <w:b/>
-          <w:sz w:val="32"/>
-          <w:szCs w:val="32"/>
-        </w:rPr>
-        <w:t>ff{</w:t>
-      </w:r>
-      <w:proofErr w:type="gramEnd"/>
+        <w:t>k"0ff{</w:t>
+      </w:r>
       <w:r>
         <w:rPr>
           <w:rFonts w:ascii="Preeti" w:hAnsi="Preeti" w:cs="Times New Roman"/>
@@ -784,38 +656,7 @@
           <w:szCs w:val="32"/>
           <w:lang w:eastAsia="zh-CN"/>
         </w:rPr>
-        <w:t>ÍM–</w:t>
-      </w:r>
-      <w:r>
-        <w:rPr>
-          <w:rFonts w:ascii="Preeti" w:hAnsi="Preeti" w:cs="Times New Roman"/>
-          <w:b/>
-          <w:sz w:val="32"/>
-          <w:szCs w:val="32"/>
-          <w:lang w:eastAsia="zh-CN"/>
-        </w:rPr>
-        <w:t xml:space="preserve"> </w:t>
-      </w:r>
-      <w:proofErr w:type="gramStart"/>
-      <w:r>
-        <w:rPr>
-          <w:rFonts w:ascii="Preeti" w:hAnsi="Preeti" w:cs="Times New Roman"/>
-          <w:b/>
-          <w:sz w:val="32"/>
-          <w:szCs w:val="32"/>
-          <w:lang w:eastAsia="zh-CN"/>
-        </w:rPr>
-        <w:t>%)</w:t>
-      </w:r>
-      <w:r>
-        <w:rPr>
-          <w:rFonts w:ascii="Preeti" w:hAnsi="Preeti" w:cs="Times New Roman"/>
-          <w:b/>
-          <w:sz w:val="32"/>
-          <w:szCs w:val="32"/>
-          <w:lang w:eastAsia="zh-CN"/>
-        </w:rPr>
-        <w:t xml:space="preserve"> </w:t>
+        <w:t xml:space="preserve">ÍM– %) </w:t>
       </w:r>
       <w:r>
         <w:rPr>
@@ -825,18 +666,7 @@
           <w:szCs w:val="24"/>
           <w:lang w:eastAsia="zh-CN" w:bidi="hi-IN"/>
         </w:rPr>
-        <w:t xml:space="preserve">  </w:t>
-      </w:r>
-      <w:proofErr w:type="gramEnd"/>
-      <w:r>
-        <w:rPr>
-          <w:rFonts w:ascii="Preeti" w:hAnsi="Preeti"/>
-          <w:bCs/>
-          <w:sz w:val="24"/>
-          <w:szCs w:val="24"/>
-          <w:lang w:eastAsia="zh-CN" w:bidi="hi-IN"/>
-        </w:rPr>
-        <w:t xml:space="preserve">        </w:t>
+        <w:t xml:space="preserve">          </w:t>
       </w:r>
       <w:proofErr w:type="spellStart"/>
       <w:r>
@@ -860,7 +690,6 @@
         </w:rPr>
         <w:t>–</w:t>
       </w:r>
-      <w:proofErr w:type="gramStart"/>
       <w:r>
         <w:rPr>
           <w:rFonts w:ascii="Preeti" w:hAnsi="Preeti" w:cs="Times New Roman"/>
@@ -883,7 +712,6 @@
         <w:t>kfnL</w:t>
       </w:r>
       <w:proofErr w:type="spellEnd"/>
-      <w:proofErr w:type="gramEnd"/>
     </w:p>
     <w:tbl>
       <w:tblPr>
@@ -933,7 +761,6 @@
               </w:rPr>
             </w:pPr>
             <w:proofErr w:type="spellStart"/>
-            <w:proofErr w:type="gramStart"/>
             <w:r>
               <w:rPr>
                 <w:rFonts w:ascii="Preeti" w:hAnsi="Preeti"/>
@@ -963,18 +790,7 @@
                 <w:sz w:val="40"/>
                 <w:szCs w:val="40"/>
               </w:rPr>
-              <w:t>:</w:t>
-            </w:r>
-            <w:proofErr w:type="gramEnd"/>
-            <w:r>
-              <w:rPr>
-                <w:rFonts w:ascii="Times New Roman" w:hAnsi="Times New Roman"/>
-                <w:b/>
-                <w:bCs/>
-                <w:sz w:val="40"/>
-                <w:szCs w:val="40"/>
-              </w:rPr>
-              <w:t xml:space="preserve"> </w:t>
+              <w:t xml:space="preserve">: </w:t>
             </w:r>
             <w:r>
               <w:rPr>
@@ -984,9 +800,9 @@
                 <w:sz w:val="40"/>
                 <w:szCs w:val="40"/>
               </w:rPr>
-              <w:t>====================================================/</w:t>
+              <w:t>====================================================/f]n g+=============;]</w:t>
             </w:r>
-            <w:proofErr w:type="gramStart"/>
+            <w:proofErr w:type="spellStart"/>
             <w:r>
               <w:rPr>
                 <w:rFonts w:ascii="Preeti" w:hAnsi="Preeti"/>
@@ -995,9 +811,9 @@
                 <w:sz w:val="40"/>
                 <w:szCs w:val="40"/>
               </w:rPr>
-              <w:t>f]n</w:t>
+              <w:t>S;g</w:t>
             </w:r>
-            <w:proofErr w:type="gramEnd"/>
+            <w:proofErr w:type="spellEnd"/>
             <w:r>
               <w:rPr>
                 <w:rFonts w:ascii="Preeti" w:hAnsi="Preeti"/>
@@ -1006,9 +822,18 @@
                 <w:sz w:val="40"/>
                 <w:szCs w:val="40"/>
               </w:rPr>
-              <w:t xml:space="preserve"> g+=============</w:t>
+              <w:t xml:space="preserve"> M</w:t>
             </w:r>
-            <w:proofErr w:type="gramStart"/>
+            <w:r>
+              <w:rPr>
+                <w:rFonts w:ascii="Times New Roman" w:hAnsi="Times New Roman"/>
+                <w:b/>
+                <w:bCs/>
+                <w:sz w:val="24"/>
+                <w:szCs w:val="24"/>
+              </w:rPr>
+              <w:t xml:space="preserve">  </w:t>
+            </w:r>
             <w:r>
               <w:rPr>
                 <w:rFonts w:ascii="Preeti" w:hAnsi="Preeti"/>
@@ -1017,82 +842,7 @@
                 <w:sz w:val="40"/>
                 <w:szCs w:val="40"/>
               </w:rPr>
-              <w:t>;]</w:t>
-            </w:r>
-            <w:proofErr w:type="spellStart"/>
-            <w:r>
-              <w:rPr>
-                <w:rFonts w:ascii="Preeti" w:hAnsi="Preeti"/>
-                <w:b/>
-                <w:bCs/>
-                <w:sz w:val="40"/>
-                <w:szCs w:val="40"/>
-              </w:rPr>
-              <w:t>S</w:t>
-            </w:r>
-            <w:proofErr w:type="gramEnd"/>
-            <w:r>
-              <w:rPr>
-                <w:rFonts w:ascii="Preeti" w:hAnsi="Preeti"/>
-                <w:b/>
-                <w:bCs/>
-                <w:sz w:val="40"/>
-                <w:szCs w:val="40"/>
-              </w:rPr>
-              <w:t>;g</w:t>
-            </w:r>
-            <w:proofErr w:type="spellEnd"/>
-            <w:r>
-              <w:rPr>
-                <w:rFonts w:ascii="Preeti" w:hAnsi="Preeti"/>
-                <w:b/>
-                <w:bCs/>
-                <w:sz w:val="40"/>
-                <w:szCs w:val="40"/>
-              </w:rPr>
-              <w:t xml:space="preserve"> </w:t>
-            </w:r>
-            <w:proofErr w:type="gramStart"/>
-            <w:r>
-              <w:rPr>
-                <w:rFonts w:ascii="Preeti" w:hAnsi="Preeti"/>
-                <w:b/>
-                <w:bCs/>
-                <w:sz w:val="40"/>
-                <w:szCs w:val="40"/>
-              </w:rPr>
-              <w:t>M</w:t>
-            </w:r>
-            <w:r>
-              <w:rPr>
-                <w:rFonts w:ascii="Times New Roman" w:hAnsi="Times New Roman"/>
-                <w:b/>
-                <w:bCs/>
-                <w:sz w:val="24"/>
-                <w:szCs w:val="24"/>
-              </w:rPr>
-              <w:t xml:space="preserve">  </w:t>
-            </w:r>
-            <w:r>
-              <w:rPr>
-                <w:rFonts w:ascii="Preeti" w:hAnsi="Preeti"/>
-                <w:b/>
-                <w:bCs/>
-                <w:sz w:val="40"/>
-                <w:szCs w:val="40"/>
-              </w:rPr>
-              <w:t>=</w:t>
-            </w:r>
-            <w:proofErr w:type="gramEnd"/>
-            <w:r>
-              <w:rPr>
-                <w:rFonts w:ascii="Preeti" w:hAnsi="Preeti"/>
-                <w:b/>
-                <w:bCs/>
-                <w:sz w:val="40"/>
-                <w:szCs w:val="40"/>
-              </w:rPr>
-              <w:t>===============</w:t>
+              <w:t>================</w:t>
             </w:r>
             <w:r>
               <w:rPr>
@@ -1259,18 +1009,7 @@
                 <w:sz w:val="36"/>
                 <w:szCs w:val="36"/>
               </w:rPr>
-              <w:t>k|</w:t>
-            </w:r>
-            <w:proofErr w:type="gramStart"/>
-            <w:r>
-              <w:rPr>
-                <w:rFonts w:ascii="Preeti" w:hAnsi="Preeti"/>
-                <w:b/>
-                <w:bCs/>
-                <w:sz w:val="36"/>
-                <w:szCs w:val="36"/>
-              </w:rPr>
-              <w:t>fKtf</w:t>
+              <w:t>k|fKtf</w:t>
             </w:r>
             <w:r>
               <w:rPr>
@@ -1301,7 +1040,6 @@
               </w:rPr>
               <w:t>:</w:t>
             </w:r>
-            <w:proofErr w:type="gramEnd"/>
           </w:p>
           <w:p>
             <w:pPr>
@@ -1348,7 +1086,6 @@
               <w:t>LIfssf</w:t>
             </w:r>
             <w:proofErr w:type="spellEnd"/>
-            <w:proofErr w:type="gramStart"/>
             <w:r>
               <w:rPr>
                 <w:rFonts w:ascii="Preeti" w:hAnsi="Preeti"/>
@@ -1357,9 +1094,18 @@
                 <w:sz w:val="32"/>
                 <w:szCs w:val="32"/>
               </w:rPr>
-              <w:t>] ;</w:t>
+              <w:t>] ;xL</w:t>
             </w:r>
-            <w:proofErr w:type="spellStart"/>
+            <w:r>
+              <w:rPr>
+                <w:rFonts w:ascii="Times New Roman" w:hAnsi="Times New Roman"/>
+                <w:b/>
+                <w:bCs/>
+                <w:sz w:val="32"/>
+                <w:szCs w:val="32"/>
+              </w:rPr>
+              <w:t xml:space="preserve">                        </w:t>
+            </w:r>
             <w:r>
               <w:rPr>
                 <w:rFonts w:ascii="Preeti" w:hAnsi="Preeti"/>
@@ -1368,20 +1114,9 @@
                 <w:sz w:val="32"/>
                 <w:szCs w:val="32"/>
               </w:rPr>
-              <w:t>xL</w:t>
+              <w:t>k/</w:t>
             </w:r>
-            <w:proofErr w:type="spellEnd"/>
-            <w:proofErr w:type="gramEnd"/>
-            <w:r>
-              <w:rPr>
-                <w:rFonts w:ascii="Times New Roman" w:hAnsi="Times New Roman"/>
-                <w:b/>
-                <w:bCs/>
-                <w:sz w:val="32"/>
-                <w:szCs w:val="32"/>
-              </w:rPr>
-              <w:t xml:space="preserve">                        </w:t>
-            </w:r>
+            <w:proofErr w:type="spellStart"/>
             <w:r>
               <w:rPr>
                 <w:rFonts w:ascii="Preeti" w:hAnsi="Preeti"/>
@@ -1390,9 +1125,9 @@
                 <w:sz w:val="32"/>
                 <w:szCs w:val="32"/>
               </w:rPr>
-              <w:t>k/</w:t>
+              <w:t>LIfssf</w:t>
             </w:r>
-            <w:proofErr w:type="spellStart"/>
+            <w:proofErr w:type="spellEnd"/>
             <w:r>
               <w:rPr>
                 <w:rFonts w:ascii="Preeti" w:hAnsi="Preeti"/>
@@ -1401,10 +1136,9 @@
                 <w:sz w:val="32"/>
                 <w:szCs w:val="32"/>
               </w:rPr>
-              <w:t>LIfssf</w:t>
+              <w:t>] ;</w:t>
             </w:r>
-            <w:proofErr w:type="spellEnd"/>
-            <w:proofErr w:type="gramStart"/>
+            <w:proofErr w:type="spellStart"/>
             <w:r>
               <w:rPr>
                 <w:rFonts w:ascii="Preeti" w:hAnsi="Preeti"/>
@@ -1413,21 +1147,9 @@
                 <w:sz w:val="32"/>
                 <w:szCs w:val="32"/>
               </w:rPr>
-              <w:t>] ;</w:t>
-            </w:r>
-            <w:proofErr w:type="spellStart"/>
-            <w:r>
-              <w:rPr>
-                <w:rFonts w:ascii="Preeti" w:hAnsi="Preeti"/>
-                <w:b/>
-                <w:bCs/>
-                <w:sz w:val="32"/>
-                <w:szCs w:val="32"/>
-              </w:rPr>
               <w:t>xL</w:t>
             </w:r>
             <w:proofErr w:type="spellEnd"/>
-            <w:proofErr w:type="gramEnd"/>
             <w:r>
               <w:rPr>
                 <w:rFonts w:ascii="Times New Roman" w:hAnsi="Times New Roman"/>
@@ -1602,7 +1324,6 @@
           </wp:anchor>
         </w:drawing>
       </w:r>
-      <w:proofErr w:type="gramStart"/>
       <w:r>
         <w:rPr>
           <w:rFonts w:ascii="Preeti" w:hAnsi="Preeti"/>
@@ -1612,7 +1333,6 @@
         </w:rPr>
         <w:t>!=</w:t>
       </w:r>
-      <w:proofErr w:type="gramEnd"/>
       <w:r>
         <w:rPr>
           <w:rFonts w:ascii="Preeti" w:hAnsi="Preeti"/>
@@ -1660,9 +1380,9 @@
           <w:sz w:val="42"/>
           <w:szCs w:val="42"/>
         </w:rPr>
-        <w:t xml:space="preserve">/ </w:t>
-      </w:r>
-      <w:proofErr w:type="gramStart"/>
+        <w:t>/ n]</w:t>
+      </w:r>
+      <w:proofErr w:type="spellStart"/>
       <w:r>
         <w:rPr>
           <w:rFonts w:ascii="Preeti" w:hAnsi="Preeti"/>
@@ -1670,9 +1390,9 @@
           <w:sz w:val="42"/>
           <w:szCs w:val="42"/>
         </w:rPr>
-        <w:t>n]</w:t>
-      </w:r>
-      <w:proofErr w:type="spellStart"/>
+        <w:t>Vg'xf</w:t>
+      </w:r>
+      <w:proofErr w:type="spellEnd"/>
       <w:r>
         <w:rPr>
           <w:rFonts w:ascii="Preeti" w:hAnsi="Preeti"/>
@@ -1680,27 +1400,7 @@
           <w:sz w:val="42"/>
           <w:szCs w:val="42"/>
         </w:rPr>
-        <w:t>Vg'xf</w:t>
-      </w:r>
-      <w:proofErr w:type="spellEnd"/>
-      <w:r>
-        <w:rPr>
-          <w:rFonts w:ascii="Preeti" w:hAnsi="Preeti"/>
-          <w:b/>
-          <w:sz w:val="42"/>
-          <w:szCs w:val="42"/>
-        </w:rPr>
-        <w:t>];\</w:t>
-      </w:r>
-      <w:proofErr w:type="gramEnd"/>
-      <w:r>
-        <w:rPr>
-          <w:rFonts w:ascii="Preeti" w:hAnsi="Preeti"/>
-          <w:b/>
-          <w:sz w:val="42"/>
-          <w:szCs w:val="42"/>
-        </w:rPr>
-        <w:t xml:space="preserve"> M</w:t>
+        <w:t>];\ M</w:t>
       </w:r>
       <w:r>
         <w:rPr>
@@ -1737,7 +1437,7 @@
           <w:szCs w:val="42"/>
         </w:rPr>
         <w:drawing>
-          <wp:anchor distT="0" distB="0" distL="114300" distR="114300" simplePos="0" relativeHeight="251687936" behindDoc="0" locked="0" layoutInCell="1" allowOverlap="1" wp14:anchorId="0D7374B5" wp14:editId="7329EAE4">
+          <wp:anchor distT="0" distB="0" distL="114300" distR="114300" simplePos="0" relativeHeight="251687936" behindDoc="0" locked="0" layoutInCell="1" allowOverlap="1" wp14:anchorId="0D7374B5" wp14:editId="44C69F3E">
             <wp:simplePos x="0" y="0"/>
             <wp:positionH relativeFrom="column">
               <wp:posOffset>4514850</wp:posOffset>
@@ -1893,25 +1593,7 @@
           <w:szCs w:val="42"/>
         </w:rPr>
         <w:tab/>
-        <w:t>/</w:t>
-      </w:r>
-      <w:proofErr w:type="gramStart"/>
-      <w:r>
-        <w:rPr>
-          <w:rFonts w:ascii="Preeti" w:hAnsi="Preeti"/>
-          <w:sz w:val="42"/>
-          <w:szCs w:val="42"/>
-        </w:rPr>
-        <w:t>fs</w:t>
-      </w:r>
-      <w:proofErr w:type="gramEnd"/>
-      <w:r>
-        <w:rPr>
-          <w:rFonts w:ascii="Preeti" w:hAnsi="Preeti"/>
-          <w:sz w:val="42"/>
-          <w:szCs w:val="42"/>
-        </w:rPr>
-        <w:t>]</w:t>
+        <w:t>/fs]</w:t>
       </w:r>
       <w:r>
         <w:rPr>
@@ -2446,7 +2128,6 @@
         <w:t>agfpg'xf</w:t>
       </w:r>
       <w:proofErr w:type="spellEnd"/>
-      <w:proofErr w:type="gramStart"/>
       <w:r>
         <w:rPr>
           <w:rFonts w:ascii="Preeti" w:hAnsi="Preeti"/>
@@ -2454,17 +2135,7 @@
           <w:sz w:val="42"/>
           <w:szCs w:val="42"/>
         </w:rPr>
-        <w:t>];\</w:t>
-      </w:r>
-      <w:proofErr w:type="gramEnd"/>
-      <w:r>
-        <w:rPr>
-          <w:rFonts w:ascii="Preeti" w:hAnsi="Preeti"/>
-          <w:b/>
-          <w:sz w:val="42"/>
-          <w:szCs w:val="42"/>
-        </w:rPr>
-        <w:t xml:space="preserve"> M</w:t>
+        <w:t>];\ M</w:t>
       </w:r>
       <w:r>
         <w:rPr>
@@ -3597,17 +3268,7 @@
           <w:sz w:val="40"/>
           <w:szCs w:val="40"/>
         </w:rPr>
-        <w:t xml:space="preserve"> </w:t>
-      </w:r>
-      <w:proofErr w:type="gramStart"/>
-      <w:r>
-        <w:rPr>
-          <w:rFonts w:ascii="Preeti" w:hAnsi="Preeti"/>
-          <w:b/>
-          <w:sz w:val="40"/>
-          <w:szCs w:val="40"/>
-        </w:rPr>
-        <w:t>n]</w:t>
+        <w:t xml:space="preserve"> n]</w:t>
       </w:r>
       <w:proofErr w:type="spellStart"/>
       <w:r>
@@ -3627,17 +3288,7 @@
           <w:sz w:val="40"/>
           <w:szCs w:val="40"/>
         </w:rPr>
-        <w:t>];\</w:t>
-      </w:r>
-      <w:proofErr w:type="gramEnd"/>
-      <w:r>
-        <w:rPr>
-          <w:rFonts w:ascii="Preeti" w:hAnsi="Preeti"/>
-          <w:b/>
-          <w:sz w:val="40"/>
-          <w:szCs w:val="40"/>
-        </w:rPr>
-        <w:t xml:space="preserve"> M</w:t>
+        <w:t>];\ M</w:t>
       </w:r>
       <w:r>
         <w:rPr>
@@ -4882,7 +4533,6 @@
         <w:tab/>
       </w:r>
       <w:proofErr w:type="spellStart"/>
-      <w:proofErr w:type="gramStart"/>
       <w:r>
         <w:rPr>
           <w:rFonts w:ascii="Preeti" w:hAnsi="Preeti"/>
@@ -4900,17 +4550,7 @@
           <w:sz w:val="40"/>
           <w:szCs w:val="40"/>
         </w:rPr>
-        <w:t>]sf</w:t>
-      </w:r>
-      <w:proofErr w:type="gramEnd"/>
-      <w:r>
-        <w:rPr>
-          <w:rFonts w:ascii="Preeti" w:hAnsi="Preeti"/>
-          <w:b/>
-          <w:sz w:val="40"/>
-          <w:szCs w:val="40"/>
-        </w:rPr>
-        <w:t xml:space="preserve">/ - f] _ </w:t>
+        <w:t xml:space="preserve">]sf/ - f] _ </w:t>
       </w:r>
       <w:proofErr w:type="spellStart"/>
       <w:r>
@@ -4933,7 +4573,6 @@
         <w:t xml:space="preserve"> </w:t>
       </w:r>
       <w:proofErr w:type="spellStart"/>
-      <w:proofErr w:type="gramStart"/>
       <w:r>
         <w:rPr>
           <w:rFonts w:ascii="Preeti" w:hAnsi="Preeti"/>
@@ -4951,17 +4590,7 @@
           <w:sz w:val="40"/>
           <w:szCs w:val="40"/>
         </w:rPr>
-        <w:t>]sf</w:t>
-      </w:r>
-      <w:proofErr w:type="gramEnd"/>
-      <w:r>
-        <w:rPr>
-          <w:rFonts w:ascii="Preeti" w:hAnsi="Preeti"/>
-          <w:b/>
-          <w:sz w:val="40"/>
-          <w:szCs w:val="40"/>
-        </w:rPr>
-        <w:t xml:space="preserve"> </w:t>
+        <w:t xml:space="preserve">]sf </w:t>
       </w:r>
       <w:proofErr w:type="spellStart"/>
       <w:r>
@@ -4981,17 +4610,7 @@
           <w:sz w:val="40"/>
           <w:szCs w:val="40"/>
         </w:rPr>
-        <w:t xml:space="preserve">¿ </w:t>
-      </w:r>
-      <w:proofErr w:type="gramStart"/>
-      <w:r>
-        <w:rPr>
-          <w:rFonts w:ascii="Preeti" w:hAnsi="Preeti"/>
-          <w:b/>
-          <w:sz w:val="40"/>
-          <w:szCs w:val="40"/>
-        </w:rPr>
-        <w:t>n]</w:t>
+        <w:t>¿ n]</w:t>
       </w:r>
       <w:proofErr w:type="spellStart"/>
       <w:r>
@@ -5011,17 +4630,7 @@
           <w:sz w:val="40"/>
           <w:szCs w:val="40"/>
         </w:rPr>
-        <w:t>];\</w:t>
-      </w:r>
-      <w:proofErr w:type="gramEnd"/>
-      <w:r>
-        <w:rPr>
-          <w:rFonts w:ascii="Preeti" w:hAnsi="Preeti"/>
-          <w:b/>
-          <w:sz w:val="40"/>
-          <w:szCs w:val="40"/>
-        </w:rPr>
-        <w:t xml:space="preserve"> M</w:t>
+        <w:t>];\ M</w:t>
       </w:r>
       <w:r>
         <w:rPr>
@@ -5280,10 +4889,10 @@
         <mc:AlternateContent>
           <mc:Choice Requires="wps">
             <w:drawing>
-              <wp:anchor distT="0" distB="0" distL="114300" distR="114300" simplePos="0" relativeHeight="251767808" behindDoc="0" locked="0" layoutInCell="1" allowOverlap="1" wp14:anchorId="7A34CE0B" wp14:editId="56D17082">
+              <wp:anchor distT="0" distB="0" distL="114300" distR="114300" simplePos="0" relativeHeight="251767808" behindDoc="0" locked="0" layoutInCell="1" allowOverlap="1" wp14:anchorId="7A34CE0B" wp14:editId="2DD16FC6">
                 <wp:simplePos x="0" y="0"/>
                 <wp:positionH relativeFrom="column">
-                  <wp:posOffset>3734596</wp:posOffset>
+                  <wp:posOffset>4020185</wp:posOffset>
                 </wp:positionH>
                 <wp:positionV relativeFrom="paragraph">
                   <wp:posOffset>56515</wp:posOffset>
@@ -5342,7 +4951,7 @@
           </mc:Choice>
           <mc:Fallback>
             <w:pict>
-              <v:oval w14:anchorId="2715D5AD" id="Oval 433" o:spid="_x0000_s1026" style="position:absolute;margin-left:294.05pt;margin-top:4.45pt;width:14.25pt;height:13.5pt;z-index:251767808;visibility:visible;mso-wrap-style:square;mso-width-percent:0;mso-wrap-distance-left:9pt;mso-wrap-distance-top:0;mso-wrap-distance-right:9pt;mso-wrap-distance-bottom:0;mso-position-horizontal:absolute;mso-position-horizontal-relative:text;mso-position-vertical:absolute;mso-position-vertical-relative:text;mso-width-percent:0;mso-width-relative:margin;v-text-anchor:middle" o:gfxdata="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" fillcolor="white [3201]" strokecolor="black [3213]" strokeweight="1.5pt"/>
+              <v:oval w14:anchorId="2A98E045" id="Oval 433" o:spid="_x0000_s1026" style="position:absolute;margin-left:316.55pt;margin-top:4.45pt;width:14.25pt;height:13.5pt;z-index:251767808;visibility:visible;mso-wrap-style:square;mso-width-percent:0;mso-wrap-distance-left:9pt;mso-wrap-distance-top:0;mso-wrap-distance-right:9pt;mso-wrap-distance-bottom:0;mso-position-horizontal:absolute;mso-position-horizontal-relative:text;mso-position-vertical:absolute;mso-position-vertical-relative:text;mso-width-percent:0;mso-width-relative:margin;v-text-anchor:middle" o:gfxdata="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" fillcolor="white [3201]" strokecolor="black [3213]" strokeweight="1.5pt"/>
             </w:pict>
           </mc:Fallback>
         </mc:AlternateContent>
@@ -5365,16 +4974,33 @@
         </w:rPr>
         <w:tab/>
       </w:r>
+      <w:r>
+        <w:rPr>
+          <w:rFonts w:ascii="Preeti" w:hAnsi="Preeti"/>
+          <w:b/>
+          <w:sz w:val="40"/>
+          <w:szCs w:val="40"/>
+        </w:rPr>
+        <w:t xml:space="preserve">x|:j </w:t>
+      </w:r>
       <w:proofErr w:type="spellStart"/>
-      <w:proofErr w:type="gramStart"/>
-      <w:r>
-        <w:rPr>
-          <w:rFonts w:ascii="Preeti" w:hAnsi="Preeti"/>
-          <w:b/>
-          <w:sz w:val="40"/>
-          <w:szCs w:val="40"/>
-        </w:rPr>
-        <w:t>cf</w:t>
+      <w:r>
+        <w:rPr>
+          <w:rFonts w:ascii="Preeti" w:hAnsi="Preeti"/>
+          <w:b/>
+          <w:sz w:val="40"/>
+          <w:szCs w:val="40"/>
+        </w:rPr>
+        <w:t>p</w:t>
+      </w:r>
+      <w:r>
+        <w:rPr>
+          <w:rFonts w:ascii="Preeti" w:hAnsi="Preeti"/>
+          <w:b/>
+          <w:sz w:val="40"/>
+          <w:szCs w:val="40"/>
+        </w:rPr>
+        <w:t>sf</w:t>
       </w:r>
       <w:proofErr w:type="spellEnd"/>
       <w:r>
@@ -5384,17 +5010,25 @@
           <w:sz w:val="40"/>
           <w:szCs w:val="40"/>
         </w:rPr>
-        <w:t>}sf</w:t>
-      </w:r>
-      <w:proofErr w:type="gramEnd"/>
-      <w:r>
-        <w:rPr>
-          <w:rFonts w:ascii="Preeti" w:hAnsi="Preeti"/>
-          <w:b/>
-          <w:sz w:val="40"/>
-          <w:szCs w:val="40"/>
-        </w:rPr>
-        <w:t xml:space="preserve">/ - f} _ </w:t>
+        <w:t xml:space="preserve">/ - </w:t>
+      </w:r>
+      <w:r>
+        <w:rPr>
+          <w:rFonts w:ascii="Preeti" w:hAnsi="Preeti"/>
+          <w:b/>
+          <w:sz w:val="40"/>
+          <w:szCs w:val="40"/>
+        </w:rPr>
+        <w:t>'</w:t>
+      </w:r>
+      <w:r>
+        <w:rPr>
+          <w:rFonts w:ascii="Preeti" w:hAnsi="Preeti"/>
+          <w:b/>
+          <w:sz w:val="40"/>
+          <w:szCs w:val="40"/>
+        </w:rPr>
+        <w:t xml:space="preserve"> _ </w:t>
       </w:r>
       <w:proofErr w:type="spellStart"/>
       <w:r>
@@ -5417,7 +5051,6 @@
         <w:t xml:space="preserve"> </w:t>
       </w:r>
       <w:proofErr w:type="spellStart"/>
-      <w:proofErr w:type="gramStart"/>
       <w:r>
         <w:rPr>
           <w:rFonts w:ascii="Preeti" w:hAnsi="Preeti"/>
@@ -5435,9 +5068,19 @@
           <w:sz w:val="40"/>
           <w:szCs w:val="40"/>
         </w:rPr>
-        <w:t>]sf</w:t>
-      </w:r>
-      <w:proofErr w:type="gramEnd"/>
+        <w:t xml:space="preserve">]sf </w:t>
+      </w:r>
+      <w:proofErr w:type="spellStart"/>
+      <w:r>
+        <w:rPr>
+          <w:rFonts w:ascii="Preeti" w:hAnsi="Preeti"/>
+          <w:b/>
+          <w:sz w:val="40"/>
+          <w:szCs w:val="40"/>
+        </w:rPr>
+        <w:t>zAbx¿df</w:t>
+      </w:r>
+      <w:proofErr w:type="spellEnd"/>
       <w:r>
         <w:rPr>
           <w:rFonts w:ascii="Preeti" w:hAnsi="Preeti"/>
@@ -5455,7 +5098,7 @@
           <w:sz w:val="40"/>
           <w:szCs w:val="40"/>
         </w:rPr>
-        <w:t>zAbx¿df</w:t>
+        <w:t>uf</w:t>
       </w:r>
       <w:proofErr w:type="spellEnd"/>
       <w:r>
@@ -5465,7 +5108,7 @@
           <w:sz w:val="40"/>
           <w:szCs w:val="40"/>
         </w:rPr>
-        <w:t xml:space="preserve"> </w:t>
+        <w:t>]</w:t>
       </w:r>
       <w:proofErr w:type="spellStart"/>
       <w:r>
@@ -5475,7 +5118,7 @@
           <w:sz w:val="40"/>
           <w:szCs w:val="40"/>
         </w:rPr>
-        <w:t>uf</w:t>
+        <w:t>nf</w:t>
       </w:r>
       <w:proofErr w:type="spellEnd"/>
       <w:r>
@@ -5485,7 +5128,7 @@
           <w:sz w:val="40"/>
           <w:szCs w:val="40"/>
         </w:rPr>
-        <w:t>]</w:t>
+        <w:t xml:space="preserve">] -   _ 3]/f </w:t>
       </w:r>
       <w:proofErr w:type="spellStart"/>
       <w:r>
@@ -5495,7 +5138,7 @@
           <w:sz w:val="40"/>
           <w:szCs w:val="40"/>
         </w:rPr>
-        <w:t>nf</w:t>
+        <w:t>nufpg'xf</w:t>
       </w:r>
       <w:proofErr w:type="spellEnd"/>
       <w:r>
@@ -5505,38 +5148,7 @@
           <w:sz w:val="40"/>
           <w:szCs w:val="40"/>
         </w:rPr>
-        <w:t xml:space="preserve">] -   _ 3]/f </w:t>
-      </w:r>
-      <w:proofErr w:type="spellStart"/>
-      <w:r>
-        <w:rPr>
-          <w:rFonts w:ascii="Preeti" w:hAnsi="Preeti"/>
-          <w:b/>
-          <w:sz w:val="40"/>
-          <w:szCs w:val="40"/>
-        </w:rPr>
-        <w:t>nufpg'xf</w:t>
-      </w:r>
-      <w:proofErr w:type="spellEnd"/>
-      <w:proofErr w:type="gramStart"/>
-      <w:r>
-        <w:rPr>
-          <w:rFonts w:ascii="Preeti" w:hAnsi="Preeti"/>
-          <w:b/>
-          <w:sz w:val="40"/>
-          <w:szCs w:val="40"/>
-        </w:rPr>
-        <w:t>];\</w:t>
-      </w:r>
-      <w:proofErr w:type="gramEnd"/>
-      <w:r>
-        <w:rPr>
-          <w:rFonts w:ascii="Preeti" w:hAnsi="Preeti"/>
-          <w:b/>
-          <w:sz w:val="40"/>
-          <w:szCs w:val="40"/>
-        </w:rPr>
-        <w:t xml:space="preserve"> M</w:t>
+        <w:t>];\ M</w:t>
       </w:r>
       <w:r>
         <w:rPr>
@@ -5677,17 +5289,8 @@
           <w:szCs w:val="40"/>
         </w:rPr>
         <w:tab/>
-      </w:r>
-      <w:proofErr w:type="gramStart"/>
-      <w:r>
-        <w:rPr>
-          <w:rFonts w:ascii="Preeti" w:hAnsi="Preeti"/>
-          <w:sz w:val="40"/>
-          <w:szCs w:val="40"/>
-        </w:rPr>
         <w:t>rf}w</w:t>
       </w:r>
-      <w:proofErr w:type="gramEnd"/>
       <w:r>
         <w:t xml:space="preserve"> </w:t>
       </w:r>
@@ -5784,14 +5387,13 @@
         <w:t xml:space="preserve">     </w:t>
       </w:r>
       <w:proofErr w:type="spellStart"/>
-      <w:proofErr w:type="gramStart"/>
-      <w:r>
-        <w:rPr>
-          <w:rFonts w:ascii="Preeti" w:hAnsi="Preeti"/>
-          <w:sz w:val="40"/>
-          <w:szCs w:val="40"/>
-        </w:rPr>
-        <w:t>nf</w:t>
+      <w:r>
+        <w:rPr>
+          <w:rFonts w:ascii="Preeti" w:hAnsi="Preeti"/>
+          <w:sz w:val="40"/>
+          <w:szCs w:val="40"/>
+        </w:rPr>
+        <w:t>cfn</w:t>
       </w:r>
       <w:proofErr w:type="spellEnd"/>
       <w:r>
@@ -5800,36 +5402,34 @@
           <w:sz w:val="40"/>
           <w:szCs w:val="40"/>
         </w:rPr>
-        <w:t>}sf</w:t>
-      </w:r>
-      <w:proofErr w:type="gramEnd"/>
-      <w:r>
-        <w:rPr>
-          <w:rFonts w:ascii="Preeti" w:hAnsi="Preeti"/>
-          <w:sz w:val="40"/>
-          <w:szCs w:val="40"/>
-        </w:rPr>
-        <w:tab/>
-        <w:t>8</w:t>
-      </w:r>
-      <w:proofErr w:type="gramStart"/>
-      <w:r>
-        <w:rPr>
-          <w:rFonts w:ascii="Preeti" w:hAnsi="Preeti"/>
-          <w:sz w:val="40"/>
-          <w:szCs w:val="40"/>
-        </w:rPr>
-        <w:t>f]sf</w:t>
-      </w:r>
-      <w:proofErr w:type="gramEnd"/>
-      <w:r>
-        <w:rPr>
-          <w:rFonts w:ascii="Preeti" w:hAnsi="Preeti"/>
-          <w:sz w:val="40"/>
-          <w:szCs w:val="40"/>
-        </w:rPr>
-        <w:t>]</w:t>
-      </w:r>
+        <w:t>'</w:t>
+      </w:r>
+      <w:r>
+        <w:rPr>
+          <w:rFonts w:ascii="Preeti" w:hAnsi="Preeti"/>
+          <w:sz w:val="40"/>
+          <w:szCs w:val="40"/>
+        </w:rPr>
+        <w:tab/>
+      </w:r>
+      <w:r>
+        <w:rPr>
+          <w:rFonts w:ascii="Preeti" w:hAnsi="Preeti"/>
+          <w:sz w:val="40"/>
+          <w:szCs w:val="40"/>
+        </w:rPr>
+        <w:t>;'</w:t>
+      </w:r>
+      <w:proofErr w:type="spellStart"/>
+      <w:r>
+        <w:rPr>
+          <w:rFonts w:ascii="Preeti" w:hAnsi="Preeti"/>
+          <w:sz w:val="40"/>
+          <w:szCs w:val="40"/>
+        </w:rPr>
+        <w:t>uf</w:t>
+      </w:r>
+      <w:proofErr w:type="spellEnd"/>
       <w:r>
         <w:rPr>
           <w:rFonts w:ascii="Preeti" w:hAnsi="Preeti"/>
@@ -5848,7 +5448,6 @@
           <w:tab w:val="right" w:pos="10530"/>
         </w:tabs>
         <w:spacing w:after="0" w:line="600" w:lineRule="auto"/>
-        <w:jc w:val="both"/>
         <w:rPr>
           <w:rFonts w:ascii="Preeti" w:hAnsi="Preeti"/>
           <w:sz w:val="40"/>
@@ -5869,23 +5468,93 @@
           <w:sz w:val="40"/>
           <w:szCs w:val="40"/>
         </w:rPr>
-        <w:tab/>
-      </w:r>
-      <w:r>
-        <w:rPr>
-          <w:rFonts w:ascii="Preeti" w:hAnsi="Preeti"/>
-          <w:sz w:val="40"/>
-          <w:szCs w:val="40"/>
-        </w:rPr>
-        <w:t xml:space="preserve">   d]n              </w:t>
-      </w:r>
-      <w:r>
-        <w:rPr>
-          <w:rFonts w:ascii="Preeti" w:hAnsi="Preeti"/>
-          <w:sz w:val="40"/>
-          <w:szCs w:val="40"/>
-        </w:rPr>
-        <w:t>bf}8</w:t>
+        <w:t xml:space="preserve">             </w:t>
+      </w:r>
+      <w:r>
+        <w:rPr>
+          <w:rFonts w:ascii="Preeti" w:hAnsi="Preeti"/>
+          <w:sz w:val="40"/>
+          <w:szCs w:val="40"/>
+        </w:rPr>
+        <w:t xml:space="preserve">   </w:t>
+      </w:r>
+      <w:proofErr w:type="spellStart"/>
+      <w:r>
+        <w:rPr>
+          <w:rFonts w:ascii="Preeti" w:hAnsi="Preeti"/>
+          <w:sz w:val="40"/>
+          <w:szCs w:val="40"/>
+        </w:rPr>
+        <w:t>lh</w:t>
+      </w:r>
+      <w:proofErr w:type="spellEnd"/>
+      <w:r>
+        <w:rPr>
+          <w:rFonts w:ascii="Preeti" w:hAnsi="Preeti"/>
+          <w:sz w:val="40"/>
+          <w:szCs w:val="40"/>
+        </w:rPr>
+        <w:t>/</w:t>
+      </w:r>
+      <w:proofErr w:type="spellStart"/>
+      <w:r>
+        <w:rPr>
+          <w:rFonts w:ascii="Preeti" w:hAnsi="Preeti"/>
+          <w:sz w:val="40"/>
+          <w:szCs w:val="40"/>
+        </w:rPr>
+        <w:t>fkm</w:t>
+      </w:r>
+      <w:proofErr w:type="spellEnd"/>
+      <w:r>
+        <w:rPr>
+          <w:rFonts w:ascii="Preeti" w:hAnsi="Preeti"/>
+          <w:sz w:val="40"/>
+          <w:szCs w:val="40"/>
+        </w:rPr>
+        <w:t xml:space="preserve"> </w:t>
+      </w:r>
+      <w:r>
+        <w:rPr>
+          <w:rFonts w:ascii="Preeti" w:hAnsi="Preeti"/>
+          <w:sz w:val="40"/>
+          <w:szCs w:val="40"/>
+        </w:rPr>
+        <w:t xml:space="preserve">   </w:t>
+      </w:r>
+      <w:r>
+        <w:rPr>
+          <w:rFonts w:ascii="Preeti" w:hAnsi="Preeti"/>
+          <w:sz w:val="40"/>
+          <w:szCs w:val="40"/>
+        </w:rPr>
+        <w:t xml:space="preserve">  </w:t>
+      </w:r>
+      <w:r>
+        <w:rPr>
+          <w:rFonts w:ascii="Preeti" w:hAnsi="Preeti"/>
+          <w:sz w:val="40"/>
+          <w:szCs w:val="40"/>
+        </w:rPr>
+        <w:t xml:space="preserve">d]n         </w:t>
+      </w:r>
+      <w:proofErr w:type="spellStart"/>
+      <w:r>
+        <w:rPr>
+          <w:rFonts w:ascii="Preeti" w:hAnsi="Preeti"/>
+          <w:sz w:val="40"/>
+          <w:szCs w:val="40"/>
+        </w:rPr>
+        <w:t>s'v</w:t>
+      </w:r>
+      <w:proofErr w:type="spellEnd"/>
+      <w:r>
+        <w:rPr>
+          <w:rFonts w:ascii="Preeti" w:hAnsi="Preeti"/>
+          <w:sz w:val="40"/>
+          <w:szCs w:val="40"/>
+        </w:rPr>
+        <w:t>'/f</w:t>
       </w:r>
     </w:p>
     <w:p>
@@ -5920,49 +5589,29 @@
         </w:rPr>
         <w:tab/>
       </w:r>
-      <w:proofErr w:type="spellStart"/>
-      <w:r>
-        <w:rPr>
-          <w:rFonts w:ascii="Preeti" w:hAnsi="Preeti"/>
-          <w:sz w:val="40"/>
-          <w:szCs w:val="40"/>
-        </w:rPr>
-        <w:t>srf</w:t>
-      </w:r>
-      <w:proofErr w:type="spellEnd"/>
-      <w:r>
-        <w:rPr>
-          <w:rFonts w:ascii="Preeti" w:hAnsi="Preeti"/>
-          <w:sz w:val="40"/>
-          <w:szCs w:val="40"/>
-        </w:rPr>
-        <w:t>}/f</w:t>
-      </w:r>
-      <w:r>
-        <w:rPr>
-          <w:rFonts w:ascii="Preeti" w:hAnsi="Preeti"/>
-          <w:sz w:val="40"/>
-          <w:szCs w:val="40"/>
-        </w:rPr>
-        <w:tab/>
-      </w:r>
-      <w:proofErr w:type="spellStart"/>
-      <w:r>
-        <w:rPr>
-          <w:rFonts w:ascii="Preeti" w:hAnsi="Preeti"/>
-          <w:sz w:val="40"/>
-          <w:szCs w:val="40"/>
-        </w:rPr>
-        <w:t>df</w:t>
-      </w:r>
-      <w:proofErr w:type="spellEnd"/>
-      <w:r>
-        <w:rPr>
-          <w:rFonts w:ascii="Preeti" w:hAnsi="Preeti"/>
-          <w:sz w:val="40"/>
-          <w:szCs w:val="40"/>
-        </w:rPr>
-        <w:t>}/L</w:t>
+      <w:r>
+        <w:rPr>
+          <w:rFonts w:ascii="Preeti" w:hAnsi="Preeti"/>
+          <w:sz w:val="40"/>
+          <w:szCs w:val="40"/>
+        </w:rPr>
+        <w:t>s5'jf</w:t>
+      </w:r>
+      <w:r>
+        <w:rPr>
+          <w:rFonts w:ascii="Preeti" w:hAnsi="Preeti"/>
+          <w:sz w:val="40"/>
+          <w:szCs w:val="40"/>
+        </w:rPr>
+        <w:tab/>
+      </w:r>
+      <w:r>
+        <w:rPr>
+          <w:rFonts w:ascii="Preeti" w:hAnsi="Preeti"/>
+          <w:sz w:val="40"/>
+          <w:szCs w:val="40"/>
+        </w:rPr>
+        <w:t>v]n</w:t>
       </w:r>
       <w:r>
         <w:rPr>
@@ -6092,7 +5741,6 @@
         <w:t xml:space="preserve">] </w:t>
       </w:r>
       <w:proofErr w:type="spellStart"/>
-      <w:proofErr w:type="gramStart"/>
       <w:r>
         <w:rPr>
           <w:rFonts w:ascii="Preeti" w:hAnsi="Preeti"/>
@@ -6103,7 +5751,6 @@
         <w:t>zAb;Fu</w:t>
       </w:r>
       <w:proofErr w:type="spellEnd"/>
-      <w:proofErr w:type="gramEnd"/>
       <w:r>
         <w:rPr>
           <w:rFonts w:ascii="Preeti" w:hAnsi="Preeti"/>
@@ -6124,25 +5771,14 @@
         <w:t>ldnfpg'xf</w:t>
       </w:r>
       <w:proofErr w:type="spellEnd"/>
-      <w:proofErr w:type="gramStart"/>
-      <w:r>
-        <w:rPr>
-          <w:rFonts w:ascii="Preeti" w:hAnsi="Preeti"/>
-          <w:b/>
-          <w:sz w:val="40"/>
-          <w:szCs w:val="40"/>
-        </w:rPr>
-        <w:t>];\</w:t>
-      </w:r>
-      <w:proofErr w:type="gramEnd"/>
-      <w:r>
-        <w:rPr>
-          <w:rFonts w:ascii="Preeti" w:hAnsi="Preeti"/>
-          <w:b/>
-          <w:sz w:val="40"/>
-          <w:szCs w:val="40"/>
-        </w:rPr>
-        <w:t xml:space="preserve"> M</w:t>
+      <w:r>
+        <w:rPr>
+          <w:rFonts w:ascii="Preeti" w:hAnsi="Preeti"/>
+          <w:b/>
+          <w:sz w:val="40"/>
+          <w:szCs w:val="40"/>
+        </w:rPr>
+        <w:t>];\ M</w:t>
       </w:r>
       <w:r>
         <w:rPr>
@@ -6400,26 +6036,16 @@
                 <w:sz w:val="40"/>
                 <w:szCs w:val="40"/>
               </w:rPr>
-              <w:t>t</w:t>
+              <w:t>t/</w:t>
             </w:r>
-            <w:proofErr w:type="gramStart"/>
             <w:r>
               <w:rPr>
                 <w:rFonts w:ascii="Preeti" w:hAnsi="Preeti"/>
                 <w:sz w:val="40"/>
                 <w:szCs w:val="40"/>
               </w:rPr>
-              <w:t>/</w:t>
-            </w:r>
-            <w:r>
-              <w:rPr>
-                <w:rFonts w:ascii="Preeti" w:hAnsi="Preeti"/>
-                <w:sz w:val="40"/>
-                <w:szCs w:val="40"/>
-              </w:rPr>
               <w:t xml:space="preserve"> .</w:t>
             </w:r>
-            <w:proofErr w:type="gramEnd"/>
           </w:p>
           <w:p>
             <w:pPr>
@@ -6627,7 +6253,6 @@
               <w:t xml:space="preserve">           </w:t>
             </w:r>
             <w:proofErr w:type="spellStart"/>
-            <w:proofErr w:type="gramStart"/>
             <w:r>
               <w:rPr>
                 <w:rFonts w:ascii="Preeti" w:hAnsi="Preeti"/>
@@ -6645,7 +6270,6 @@
               </w:rPr>
               <w:t xml:space="preserve"> .</w:t>
             </w:r>
-            <w:proofErr w:type="gramEnd"/>
           </w:p>
           <w:p>
             <w:pPr>
@@ -6834,18 +6458,8 @@
                 <w:sz w:val="40"/>
                 <w:szCs w:val="40"/>
               </w:rPr>
-              <w:t xml:space="preserve">                                                   k</w:t>
+              <w:t xml:space="preserve">                                                   k9 .</w:t>
             </w:r>
-            <w:proofErr w:type="gramStart"/>
-            <w:r>
-              <w:rPr>
-                <w:rFonts w:ascii="Preeti" w:hAnsi="Preeti"/>
-                <w:sz w:val="40"/>
-                <w:szCs w:val="40"/>
-              </w:rPr>
-              <w:t>9 .</w:t>
-            </w:r>
-            <w:proofErr w:type="gramEnd"/>
           </w:p>
           <w:p>
             <w:pPr>
@@ -7034,18 +6648,8 @@
                 <w:sz w:val="40"/>
                 <w:szCs w:val="40"/>
               </w:rPr>
-              <w:t xml:space="preserve">                                                  p8</w:t>
+              <w:t xml:space="preserve">                                                  p8fpm .</w:t>
             </w:r>
-            <w:proofErr w:type="gramStart"/>
-            <w:r>
-              <w:rPr>
-                <w:rFonts w:ascii="Preeti" w:hAnsi="Preeti"/>
-                <w:sz w:val="40"/>
-                <w:szCs w:val="40"/>
-              </w:rPr>
-              <w:t>fpm .</w:t>
-            </w:r>
-            <w:proofErr w:type="gramEnd"/>
           </w:p>
           <w:p>
             <w:pPr>
@@ -7237,7 +6841,6 @@
               <w:t xml:space="preserve">                                                  </w:t>
             </w:r>
             <w:proofErr w:type="spellStart"/>
-            <w:proofErr w:type="gramStart"/>
             <w:r>
               <w:rPr>
                 <w:rFonts w:ascii="Preeti" w:hAnsi="Preeti"/>
@@ -7255,7 +6858,6 @@
               </w:rPr>
               <w:t xml:space="preserve"> .</w:t>
             </w:r>
-            <w:proofErr w:type="gramEnd"/>
           </w:p>
           <w:p>
             <w:pPr>
@@ -7426,35 +7028,33 @@
                 <w:sz w:val="40"/>
                 <w:szCs w:val="40"/>
               </w:rPr>
-              <w:t xml:space="preserve">   k</w:t>
+              <w:t xml:space="preserve">   k/]</w:t>
             </w:r>
-            <w:proofErr w:type="gramStart"/>
+            <w:proofErr w:type="spellStart"/>
             <w:r>
               <w:rPr>
                 <w:rFonts w:ascii="Preeti" w:hAnsi="Preeti"/>
                 <w:sz w:val="40"/>
                 <w:szCs w:val="40"/>
               </w:rPr>
-              <w:t>/]</w:t>
+              <w:t>jf</w:t>
             </w:r>
-            <w:proofErr w:type="spellStart"/>
+            <w:proofErr w:type="spellEnd"/>
             <w:r>
               <w:rPr>
                 <w:rFonts w:ascii="Preeti" w:hAnsi="Preeti"/>
                 <w:sz w:val="40"/>
                 <w:szCs w:val="40"/>
               </w:rPr>
-              <w:t>jf</w:t>
+              <w:t xml:space="preserve">                                                 </w:t>
             </w:r>
-            <w:proofErr w:type="spellEnd"/>
-            <w:proofErr w:type="gramEnd"/>
             <w:r>
               <w:rPr>
                 <w:rFonts w:ascii="Preeti" w:hAnsi="Preeti"/>
                 <w:sz w:val="40"/>
                 <w:szCs w:val="40"/>
               </w:rPr>
-              <w:t xml:space="preserve">                                                 </w:t>
+              <w:t xml:space="preserve"> </w:t>
             </w:r>
             <w:r>
               <w:rPr>
@@ -7462,26 +7062,8 @@
                 <w:sz w:val="40"/>
                 <w:szCs w:val="40"/>
               </w:rPr>
-              <w:t xml:space="preserve"> </w:t>
+              <w:t>u/ .</w:t>
             </w:r>
-            <w:r>
-              <w:rPr>
-                <w:rFonts w:ascii="Preeti" w:hAnsi="Preeti"/>
-                <w:sz w:val="40"/>
-                <w:szCs w:val="40"/>
-              </w:rPr>
-              <w:t>u</w:t>
-            </w:r>
-            <w:proofErr w:type="gramStart"/>
-            <w:r>
-              <w:rPr>
-                <w:rFonts w:ascii="Preeti" w:hAnsi="Preeti"/>
-                <w:sz w:val="40"/>
-                <w:szCs w:val="40"/>
-              </w:rPr>
-              <w:t>/ .</w:t>
-            </w:r>
-            <w:proofErr w:type="gramEnd"/>
           </w:p>
         </w:tc>
       </w:tr>
@@ -7716,25 +7298,14 @@
         <w:t>nufpg'xf</w:t>
       </w:r>
       <w:proofErr w:type="spellEnd"/>
-      <w:proofErr w:type="gramStart"/>
-      <w:r>
-        <w:rPr>
-          <w:rFonts w:ascii="Preeti" w:hAnsi="Preeti"/>
-          <w:b/>
-          <w:sz w:val="40"/>
-          <w:szCs w:val="40"/>
-        </w:rPr>
-        <w:t>];\</w:t>
-      </w:r>
-      <w:proofErr w:type="gramEnd"/>
-      <w:r>
-        <w:rPr>
-          <w:rFonts w:ascii="Preeti" w:hAnsi="Preeti"/>
-          <w:b/>
-          <w:sz w:val="40"/>
-          <w:szCs w:val="40"/>
-        </w:rPr>
-        <w:t xml:space="preserve"> M</w:t>
+      <w:r>
+        <w:rPr>
+          <w:rFonts w:ascii="Preeti" w:hAnsi="Preeti"/>
+          <w:b/>
+          <w:sz w:val="40"/>
+          <w:szCs w:val="40"/>
+        </w:rPr>
+        <w:t>];\ M</w:t>
       </w:r>
       <w:r>
         <w:rPr>
@@ -8098,17 +7669,8 @@
           <w:szCs w:val="40"/>
         </w:rPr>
         <w:tab/>
-      </w:r>
-      <w:proofErr w:type="gramStart"/>
-      <w:r>
-        <w:rPr>
-          <w:rFonts w:ascii="Preeti" w:hAnsi="Preeti"/>
-          <w:sz w:val="40"/>
-          <w:szCs w:val="40"/>
-        </w:rPr>
         <w:t>d]r</w:t>
       </w:r>
-      <w:proofErr w:type="gramEnd"/>
     </w:p>
     <w:p>
       <w:pPr>
@@ -8251,7 +7813,6 @@
         <w:tab/>
       </w:r>
       <w:proofErr w:type="spellStart"/>
-      <w:proofErr w:type="gramStart"/>
       <w:r>
         <w:rPr>
           <w:rFonts w:ascii="Preeti" w:hAnsi="Preeti"/>
@@ -8269,7 +7830,6 @@
         </w:rPr>
         <w:t>]hf</w:t>
       </w:r>
-      <w:proofErr w:type="gramEnd"/>
     </w:p>
     <w:p>
       <w:pPr>
@@ -8324,36 +7884,16 @@
           <w:szCs w:val="40"/>
         </w:rPr>
         <w:tab/>
-        <w:t>p:t</w:t>
-      </w:r>
-      <w:proofErr w:type="gramStart"/>
-      <w:r>
-        <w:rPr>
-          <w:rFonts w:ascii="Preeti" w:hAnsi="Preeti"/>
-          <w:b/>
-          <w:sz w:val="40"/>
-          <w:szCs w:val="40"/>
-        </w:rPr>
-        <w:t>}</w:t>
-      </w:r>
-      <w:r>
-        <w:rPr>
-          <w:rFonts w:ascii="Preeti" w:hAnsi="Preeti"/>
-          <w:b/>
-          <w:sz w:val="40"/>
-          <w:szCs w:val="40"/>
-        </w:rPr>
-        <w:t xml:space="preserve"> ;</w:t>
-      </w:r>
-      <w:proofErr w:type="gramEnd"/>
-      <w:r>
-        <w:rPr>
-          <w:rFonts w:ascii="Preeti" w:hAnsi="Preeti"/>
-          <w:b/>
-          <w:sz w:val="40"/>
-          <w:szCs w:val="40"/>
-        </w:rPr>
-        <w:t>'</w:t>
+        <w:t>p:t}</w:t>
+      </w:r>
+      <w:r>
+        <w:rPr>
+          <w:rFonts w:ascii="Preeti" w:hAnsi="Preeti"/>
+          <w:b/>
+          <w:sz w:val="40"/>
+          <w:szCs w:val="40"/>
+        </w:rPr>
+        <w:t xml:space="preserve"> ;'</w:t>
       </w:r>
       <w:proofErr w:type="spellStart"/>
       <w:r>
@@ -8406,25 +7946,14 @@
         <w:t>ldnfpg'xf</w:t>
       </w:r>
       <w:proofErr w:type="spellEnd"/>
-      <w:proofErr w:type="gramStart"/>
-      <w:r>
-        <w:rPr>
-          <w:rFonts w:ascii="Preeti" w:hAnsi="Preeti"/>
-          <w:b/>
-          <w:sz w:val="40"/>
-          <w:szCs w:val="40"/>
-        </w:rPr>
-        <w:t>];\</w:t>
-      </w:r>
-      <w:proofErr w:type="gramEnd"/>
-      <w:r>
-        <w:rPr>
-          <w:rFonts w:ascii="Preeti" w:hAnsi="Preeti"/>
-          <w:b/>
-          <w:sz w:val="40"/>
-          <w:szCs w:val="40"/>
-        </w:rPr>
-        <w:t xml:space="preserve"> M</w:t>
+      <w:r>
+        <w:rPr>
+          <w:rFonts w:ascii="Preeti" w:hAnsi="Preeti"/>
+          <w:b/>
+          <w:sz w:val="40"/>
+          <w:szCs w:val="40"/>
+        </w:rPr>
+        <w:t>];\ M</w:t>
       </w:r>
       <w:r>
         <w:rPr>
@@ -9105,18 +8634,8 @@
                 <w:szCs w:val="40"/>
               </w:rPr>
               <w:tab/>
-              <w:t xml:space="preserve">                                             </w:t>
+              <w:t xml:space="preserve">                                             n}hf</w:t>
             </w:r>
-            <w:proofErr w:type="gramStart"/>
-            <w:r>
-              <w:rPr>
-                <w:rFonts w:ascii="Preeti" w:hAnsi="Preeti"/>
-                <w:sz w:val="40"/>
-                <w:szCs w:val="40"/>
-              </w:rPr>
-              <w:t>n}hf</w:t>
-            </w:r>
-            <w:proofErr w:type="gramEnd"/>
           </w:p>
           <w:p>
             <w:pPr>
@@ -9883,18 +9402,8 @@
                 <w:szCs w:val="40"/>
               </w:rPr>
               <w:tab/>
-              <w:t xml:space="preserve">                                             </w:t>
+              <w:t xml:space="preserve">                                             5}g</w:t>
             </w:r>
-            <w:proofErr w:type="gramStart"/>
-            <w:r>
-              <w:rPr>
-                <w:rFonts w:ascii="Preeti" w:hAnsi="Preeti"/>
-                <w:sz w:val="40"/>
-                <w:szCs w:val="40"/>
-              </w:rPr>
-              <w:t>5}g</w:t>
-            </w:r>
-            <w:proofErr w:type="gramEnd"/>
           </w:p>
           <w:p>
             <w:pPr>
@@ -10455,28 +9964,18 @@
                 <w:sz w:val="40"/>
                 <w:szCs w:val="40"/>
               </w:rPr>
-              <w:t xml:space="preserve">    </w:t>
+              <w:t xml:space="preserve">    z}</w:t>
             </w:r>
-            <w:proofErr w:type="gramStart"/>
+            <w:proofErr w:type="spellStart"/>
             <w:r>
               <w:rPr>
                 <w:rFonts w:ascii="Preeti" w:hAnsi="Preeti"/>
                 <w:sz w:val="40"/>
                 <w:szCs w:val="40"/>
               </w:rPr>
-              <w:t>z}</w:t>
-            </w:r>
-            <w:proofErr w:type="spellStart"/>
-            <w:r>
-              <w:rPr>
-                <w:rFonts w:ascii="Preeti" w:hAnsi="Preeti"/>
-                <w:sz w:val="40"/>
-                <w:szCs w:val="40"/>
-              </w:rPr>
               <w:t>nL</w:t>
             </w:r>
             <w:proofErr w:type="spellEnd"/>
-            <w:proofErr w:type="gramEnd"/>
             <w:r>
               <w:rPr>
                 <w:rFonts w:ascii="Preeti" w:hAnsi="Preeti"/>
@@ -10662,51 +10161,33 @@
                 <w:sz w:val="40"/>
                 <w:szCs w:val="40"/>
               </w:rPr>
-              <w:t xml:space="preserve">    </w:t>
+              <w:t xml:space="preserve">    a}</w:t>
             </w:r>
-            <w:proofErr w:type="gramStart"/>
+            <w:proofErr w:type="spellStart"/>
             <w:r>
               <w:rPr>
                 <w:rFonts w:ascii="Preeti" w:hAnsi="Preeti"/>
                 <w:sz w:val="40"/>
                 <w:szCs w:val="40"/>
               </w:rPr>
-              <w:t>a}</w:t>
+              <w:t>hgL</w:t>
             </w:r>
-            <w:proofErr w:type="spellStart"/>
+            <w:proofErr w:type="spellEnd"/>
             <w:r>
               <w:rPr>
                 <w:rFonts w:ascii="Preeti" w:hAnsi="Preeti"/>
                 <w:sz w:val="40"/>
                 <w:szCs w:val="40"/>
               </w:rPr>
-              <w:t>hgL</w:t>
+              <w:t xml:space="preserve">     </w:t>
             </w:r>
-            <w:proofErr w:type="spellEnd"/>
-            <w:proofErr w:type="gramEnd"/>
             <w:r>
               <w:rPr>
                 <w:rFonts w:ascii="Preeti" w:hAnsi="Preeti"/>
                 <w:sz w:val="40"/>
                 <w:szCs w:val="40"/>
               </w:rPr>
-              <w:t xml:space="preserve">     </w:t>
-            </w:r>
-            <w:r>
-              <w:rPr>
-                <w:rFonts w:ascii="Preeti" w:hAnsi="Preeti"/>
-                <w:sz w:val="40"/>
-                <w:szCs w:val="40"/>
-              </w:rPr>
               <w:tab/>
-            </w:r>
-            <w:proofErr w:type="gramStart"/>
-            <w:r>
-              <w:rPr>
-                <w:rFonts w:ascii="Preeti" w:hAnsi="Preeti"/>
-                <w:sz w:val="40"/>
-                <w:szCs w:val="40"/>
-              </w:rPr>
               <w:t>y}</w:t>
             </w:r>
             <w:proofErr w:type="spellStart"/>
@@ -10719,7 +10200,6 @@
               <w:t>nL</w:t>
             </w:r>
             <w:proofErr w:type="spellEnd"/>
-            <w:proofErr w:type="gramEnd"/>
           </w:p>
           <w:p>
             <w:pPr>
@@ -10905,28 +10385,18 @@
                 <w:szCs w:val="40"/>
               </w:rPr>
               <w:tab/>
-              <w:t xml:space="preserve">                                             </w:t>
+              <w:t xml:space="preserve">                                             k}</w:t>
             </w:r>
-            <w:proofErr w:type="gramStart"/>
+            <w:proofErr w:type="spellStart"/>
             <w:r>
               <w:rPr>
                 <w:rFonts w:ascii="Preeti" w:hAnsi="Preeti"/>
                 <w:sz w:val="40"/>
                 <w:szCs w:val="40"/>
               </w:rPr>
-              <w:t>k}</w:t>
-            </w:r>
-            <w:proofErr w:type="spellStart"/>
-            <w:r>
-              <w:rPr>
-                <w:rFonts w:ascii="Preeti" w:hAnsi="Preeti"/>
-                <w:sz w:val="40"/>
-                <w:szCs w:val="40"/>
-              </w:rPr>
               <w:t>hgL</w:t>
             </w:r>
             <w:proofErr w:type="spellEnd"/>
-            <w:proofErr w:type="gramEnd"/>
           </w:p>
         </w:tc>
       </w:tr>
@@ -11032,25 +10502,14 @@
         <w:t>xf</w:t>
       </w:r>
       <w:proofErr w:type="spellEnd"/>
-      <w:proofErr w:type="gramStart"/>
-      <w:r>
-        <w:rPr>
-          <w:rFonts w:ascii="Preeti" w:hAnsi="Preeti"/>
-          <w:b/>
-          <w:sz w:val="40"/>
-          <w:szCs w:val="40"/>
-        </w:rPr>
-        <w:t>];\</w:t>
-      </w:r>
-      <w:proofErr w:type="gramEnd"/>
-      <w:r>
-        <w:rPr>
-          <w:rFonts w:ascii="Preeti" w:hAnsi="Preeti"/>
-          <w:b/>
-          <w:sz w:val="40"/>
-          <w:szCs w:val="40"/>
-        </w:rPr>
-        <w:t xml:space="preserve"> M</w:t>
+      <w:r>
+        <w:rPr>
+          <w:rFonts w:ascii="Preeti" w:hAnsi="Preeti"/>
+          <w:b/>
+          <w:sz w:val="40"/>
+          <w:szCs w:val="40"/>
+        </w:rPr>
+        <w:t>];\ M</w:t>
       </w:r>
       <w:r>
         <w:rPr>
@@ -11867,17 +11326,65 @@
         </w:rPr>
         <w:tab/>
       </w:r>
-      <w:proofErr w:type="gramStart"/>
-      <w:r>
-        <w:rPr>
-          <w:rFonts w:ascii="Preeti" w:hAnsi="Preeti"/>
-          <w:sz w:val="40"/>
-          <w:szCs w:val="40"/>
-        </w:rPr>
-        <w:tab/>
-        <w:t>;f</w:t>
-      </w:r>
-      <w:proofErr w:type="gramEnd"/>
+      <w:r>
+        <w:rPr>
+          <w:rFonts w:ascii="Preeti" w:hAnsi="Preeti"/>
+          <w:sz w:val="40"/>
+          <w:szCs w:val="40"/>
+        </w:rPr>
+        <w:tab/>
+        <w:t>;f}</w:t>
+      </w:r>
+      <w:r>
+        <w:rPr>
+          <w:rFonts w:ascii="Preeti" w:hAnsi="Preeti"/>
+          <w:sz w:val="40"/>
+          <w:szCs w:val="40"/>
+        </w:rPr>
+        <w:tab/>
+      </w:r>
+      <w:r>
+        <w:rPr>
+          <w:rFonts w:ascii="Preeti" w:hAnsi="Preeti"/>
+          <w:sz w:val="40"/>
+          <w:szCs w:val="40"/>
+        </w:rPr>
+        <w:t>=======</w:t>
+      </w:r>
+      <w:r>
+        <w:rPr>
+          <w:rFonts w:ascii="Preeti" w:hAnsi="Preeti"/>
+          <w:sz w:val="40"/>
+          <w:szCs w:val="40"/>
+        </w:rPr>
+        <w:t>======</w:t>
+      </w:r>
+      <w:r>
+        <w:rPr>
+          <w:rFonts w:ascii="Preeti" w:hAnsi="Preeti"/>
+          <w:sz w:val="40"/>
+          <w:szCs w:val="40"/>
+        </w:rPr>
+        <w:t>=====</w:t>
+      </w:r>
+      <w:r>
+        <w:rPr>
+          <w:rFonts w:ascii="Preeti" w:hAnsi="Preeti"/>
+          <w:sz w:val="40"/>
+          <w:szCs w:val="40"/>
+        </w:rPr>
+        <w:tab/>
+      </w:r>
+      <w:proofErr w:type="spellStart"/>
+      <w:r>
+        <w:rPr>
+          <w:rFonts w:ascii="Preeti" w:hAnsi="Preeti"/>
+          <w:sz w:val="40"/>
+          <w:szCs w:val="40"/>
+        </w:rPr>
+        <w:t>Iff</w:t>
+      </w:r>
+      <w:proofErr w:type="spellEnd"/>
       <w:r>
         <w:rPr>
           <w:rFonts w:ascii="Preeti" w:hAnsi="Preeti"/>
@@ -11893,13 +11400,6 @@
           <w:szCs w:val="40"/>
         </w:rPr>
         <w:tab/>
-      </w:r>
-      <w:r>
-        <w:rPr>
-          <w:rFonts w:ascii="Preeti" w:hAnsi="Preeti"/>
-          <w:sz w:val="40"/>
-          <w:szCs w:val="40"/>
-        </w:rPr>
         <w:t>=======</w:t>
       </w:r>
       <w:r>
@@ -11908,57 +11408,6 @@
           <w:sz w:val="40"/>
           <w:szCs w:val="40"/>
         </w:rPr>
-        <w:t>======</w:t>
-      </w:r>
-      <w:r>
-        <w:rPr>
-          <w:rFonts w:ascii="Preeti" w:hAnsi="Preeti"/>
-          <w:sz w:val="40"/>
-          <w:szCs w:val="40"/>
-        </w:rPr>
-        <w:t>=====</w:t>
-      </w:r>
-      <w:r>
-        <w:rPr>
-          <w:rFonts w:ascii="Preeti" w:hAnsi="Preeti"/>
-          <w:sz w:val="40"/>
-          <w:szCs w:val="40"/>
-        </w:rPr>
-        <w:tab/>
-      </w:r>
-      <w:proofErr w:type="spellStart"/>
-      <w:r>
-        <w:rPr>
-          <w:rFonts w:ascii="Preeti" w:hAnsi="Preeti"/>
-          <w:sz w:val="40"/>
-          <w:szCs w:val="40"/>
-        </w:rPr>
-        <w:t>Iff</w:t>
-      </w:r>
-      <w:proofErr w:type="spellEnd"/>
-      <w:r>
-        <w:rPr>
-          <w:rFonts w:ascii="Preeti" w:hAnsi="Preeti"/>
-          <w:sz w:val="40"/>
-          <w:szCs w:val="40"/>
-        </w:rPr>
-        <w:t>}</w:t>
-      </w:r>
-      <w:r>
-        <w:rPr>
-          <w:rFonts w:ascii="Preeti" w:hAnsi="Preeti"/>
-          <w:sz w:val="40"/>
-          <w:szCs w:val="40"/>
-        </w:rPr>
-        <w:tab/>
-        <w:t>=======</w:t>
-      </w:r>
-      <w:r>
-        <w:rPr>
-          <w:rFonts w:ascii="Preeti" w:hAnsi="Preeti"/>
-          <w:sz w:val="40"/>
-          <w:szCs w:val="40"/>
-        </w:rPr>
         <w:t>===</w:t>
       </w:r>
       <w:r>
@@ -11992,6 +11441,14 @@
           <w:szCs w:val="40"/>
         </w:rPr>
         <w:t xml:space="preserve"> </w:t>
+      </w:r>
+      <w:r>
+        <w:rPr>
+          <w:rFonts w:ascii="Preeti" w:hAnsi="Preeti"/>
+          <w:sz w:val="40"/>
+          <w:szCs w:val="40"/>
+        </w:rPr>
+        <w:t>.</w:t>
       </w:r>
     </w:p>
     <w:p>
@@ -12039,7 +11496,6 @@
           <w:szCs w:val="40"/>
         </w:rPr>
       </w:pPr>
-      <w:proofErr w:type="gramStart"/>
       <w:r>
         <w:rPr>
           <w:rFonts w:ascii="Preeti" w:hAnsi="Preeti"/>
@@ -12062,7 +11518,6 @@
         <w:t>dfKt</w:t>
       </w:r>
       <w:proofErr w:type="spellEnd"/>
-      <w:proofErr w:type="gramEnd"/>
     </w:p>
     <w:p>
       <w:pPr>
